--- a/06-学生侧材料/讲义/学生专用版/3-物理化学/沉淀溶解平衡-超级充实版（学生专用版）.docx
+++ b/06-学生侧材料/讲义/学生专用版/3-物理化学/沉淀溶解平衡-超级充实版（学生专用版）.docx
@@ -14002,935 +14002,7 @@
     <w:p>
       <w:pPr>
         <w:pStyle w:val="BodyText"/>
-        <w:ind w:firstLine="420"/>
       </w:pPr>
-      <w:r>
-        <w:rPr>
-          <w:rFonts w:hint="eastAsia" w:ascii="Times New Roman" w:hAnsi="Times New Roman" w:eastAsia="FangSong" w:cs="Times New Roman"/>
-          <w:b/>
-          <w:bCs/>
-        </w:rPr>
-        <w:t xml:space="preserve">解</w:t>
-      </w:r>
-      <w:r>
-        <w:rPr>
-          <w:rFonts w:hint="eastAsia" w:ascii="Times New Roman" w:hAnsi="Times New Roman" w:eastAsia="Times New Roman" w:cs="Times New Roman"/>
-        </w:rPr>
-        <w:t>：</w:t>
-      </w:r>
-      <w:r>
-        <w:rPr>
-          <w:rFonts w:hint="eastAsia" w:ascii="Times New Roman" w:hAnsi="Times New Roman" w:eastAsia="FangSong" w:cs="Times New Roman"/>
-        </w:rPr>
-        <w:t>等体积混合</w:t>
-      </w:r>
-      <w:r>
-        <w:rPr>
-          <w:rFonts w:hint="eastAsia" w:ascii="Times New Roman" w:hAnsi="Times New Roman" w:eastAsia="Times New Roman" w:cs="Times New Roman"/>
-        </w:rPr>
-        <w:t>，</w:t>
-      </w:r>
-      <w:r>
-        <w:rPr>
-          <w:rFonts w:hint="eastAsia" w:ascii="Times New Roman" w:hAnsi="Times New Roman" w:eastAsia="FangSong" w:cs="Times New Roman"/>
-        </w:rPr>
-        <w:t>各物质浓度均减半</w:t>
-      </w:r>
-      <w:r>
-        <w:rPr>
-          <w:rFonts w:hint="eastAsia" w:ascii="Times New Roman" w:hAnsi="Times New Roman" w:eastAsia="Times New Roman" w:cs="Times New Roman"/>
-        </w:rPr>
-        <w:t>：</w:t>
-      </w:r>
-    </w:p>
-    <w:p>
-      <w:pPr>
-        <w:pStyle w:val="BodyText"/>
-      </w:pPr>
-      <m:oMathPara>
-        <m:oMathParaPr>
-          <m:jc m:val="center"/>
-          <m:ctrlPr>
-            <w:rPr>
-              <w:sz w:val="28"/>
-              <w:szCs w:val="28"/>
-            </w:rPr>
-          </m:ctrlPr>
-        </m:oMathParaPr>
-        <m:oMath>
-          <m:r>
-            <m:rPr>
-              <m:sty m:val="p"/>
-            </m:rPr>
-            <m:t>[</m:t>
-          </m:r>
-          <m:r>
-            <m:rPr>
-              <m:sty m:val="p"/>
-            </m:rPr>
-            <m:t>C</m:t>
-          </m:r>
-          <m:sSup>
-            <m:e>
-              <m:r>
-                <m:rPr>
-                  <m:sty m:val="p"/>
-                </m:rPr>
-                <m:t>a</m:t>
-              </m:r>
-            </m:e>
-            <m:sup>
-              <m:r>
-                <m:rPr>
-                  <m:sty m:val="p"/>
-                </m:rPr>
-                <m:t>2</m:t>
-              </m:r>
-              <m:r>
-                <m:rPr>
-                  <m:sty m:val="p"/>
-                </m:rPr>
-                <m:t>+</m:t>
-              </m:r>
-            </m:sup>
-          </m:sSup>
-          <m:r>
-            <m:rPr>
-              <m:sty m:val="p"/>
-            </m:rPr>
-            <m:t>]</m:t>
-          </m:r>
-          <m:r>
-            <m:rPr>
-              <m:sty m:val="p"/>
-            </m:rPr>
-            <m:t>=</m:t>
-          </m:r>
-          <m:r>
-            <m:t>0.010</m:t>
-          </m:r>
-          <m:r>
-            <m:t> </m:t>
-          </m:r>
-          <m:r>
-            <m:rPr>
-              <m:sty m:val="p"/>
-            </m:rPr>
-            <m:t>m</m:t>
-          </m:r>
-          <m:r>
-            <m:rPr>
-              <m:sty m:val="p"/>
-            </m:rPr>
-            <m:t>o</m:t>
-          </m:r>
-          <m:r>
-            <m:rPr>
-              <m:sty m:val="p"/>
-            </m:rPr>
-            <m:t>l</m:t>
-          </m:r>
-          <m:r>
-            <m:rPr>
-              <m:sty m:val="p"/>
-            </m:rPr>
-            <m:t>⋅</m:t>
-          </m:r>
-          <m:sSup>
-            <m:e>
-              <m:r>
-                <m:rPr>
-                  <m:sty m:val="p"/>
-                </m:rPr>
-                <m:t>L</m:t>
-              </m:r>
-            </m:e>
-            <m:sup>
-              <m:r>
-                <m:rPr>
-                  <m:sty m:val="p"/>
-                </m:rPr>
-                <m:t>−</m:t>
-              </m:r>
-              <m:r>
-                <m:rPr>
-                  <m:sty m:val="p"/>
-                </m:rPr>
-                <m:t>1</m:t>
-              </m:r>
-            </m:sup>
-          </m:sSup>
-          <m:r>
-            <m:rPr>
-              <m:sty m:val="p"/>
-            </m:rPr>
-            <m:t>,</m:t>
-          </m:r>
-          <m:r>
-            <m:t>  </m:t>
-          </m:r>
-          <m:r>
-            <m:rPr>
-              <m:sty m:val="p"/>
-            </m:rPr>
-            <m:t>[</m:t>
-          </m:r>
-          <m:sSub>
-            <m:e>
-              <m:r>
-                <m:rPr>
-                  <m:sty m:val="p"/>
-                </m:rPr>
-                <m:t>C</m:t>
-              </m:r>
-            </m:e>
-            <m:sub>
-              <m:r>
-                <m:rPr>
-                  <m:sty m:val="p"/>
-                </m:rPr>
-                <m:t>2</m:t>
-              </m:r>
-            </m:sub>
-          </m:sSub>
-          <m:sSubSup>
-            <m:e>
-              <m:r>
-                <m:rPr>
-                  <m:sty m:val="p"/>
-                </m:rPr>
-                <m:t>O</m:t>
-              </m:r>
-            </m:e>
-            <m:sub>
-              <m:r>
-                <m:rPr>
-                  <m:sty m:val="p"/>
-                </m:rPr>
-                <m:t>4</m:t>
-              </m:r>
-            </m:sub>
-            <m:sup>
-              <m:r>
-                <m:rPr>
-                  <m:sty m:val="p"/>
-                </m:rPr>
-                <m:t>2</m:t>
-              </m:r>
-              <m:r>
-                <m:rPr>
-                  <m:sty m:val="p"/>
-                </m:rPr>
-                <m:t>−</m:t>
-              </m:r>
-            </m:sup>
-          </m:sSubSup>
-          <m:r>
-            <m:rPr>
-              <m:sty m:val="p"/>
-            </m:rPr>
-            <m:t>]</m:t>
-          </m:r>
-          <m:r>
-            <m:rPr>
-              <m:sty m:val="p"/>
-            </m:rPr>
-            <m:t>=</m:t>
-          </m:r>
-          <m:r>
-            <m:t>0.010</m:t>
-          </m:r>
-          <m:r>
-            <m:t> </m:t>
-          </m:r>
-          <m:r>
-            <m:rPr>
-              <m:sty m:val="p"/>
-            </m:rPr>
-            <m:t>m</m:t>
-          </m:r>
-          <m:r>
-            <m:rPr>
-              <m:sty m:val="p"/>
-            </m:rPr>
-            <m:t>o</m:t>
-          </m:r>
-          <m:r>
-            <m:rPr>
-              <m:sty m:val="p"/>
-            </m:rPr>
-            <m:t>l</m:t>
-          </m:r>
-          <m:r>
-            <m:rPr>
-              <m:sty m:val="p"/>
-            </m:rPr>
-            <m:t>⋅</m:t>
-          </m:r>
-          <m:sSup>
-            <m:e>
-              <m:r>
-                <m:rPr>
-                  <m:sty m:val="p"/>
-                </m:rPr>
-                <m:t>L</m:t>
-              </m:r>
-            </m:e>
-            <m:sup>
-              <m:r>
-                <m:rPr>
-                  <m:sty m:val="p"/>
-                </m:rPr>
-                <m:t>−</m:t>
-              </m:r>
-              <m:r>
-                <m:rPr>
-                  <m:sty m:val="p"/>
-                </m:rPr>
-                <m:t>1</m:t>
-              </m:r>
-            </m:sup>
-          </m:sSup>
-        </m:oMath>
-      </m:oMathPara>
-    </w:p>
-    <w:p>
-      <w:pPr>
-        <w:pStyle w:val="FirstParagraph"/>
-        <w:ind w:firstLine="420"/>
-      </w:pPr>
-      <w:r>
-        <w:rPr>
-          <w:rFonts w:hint="eastAsia" w:ascii="Times New Roman" w:hAnsi="Times New Roman" w:eastAsia="FangSong" w:cs="Times New Roman"/>
-        </w:rPr>
-        <w:t>计算离子积</w:t>
-      </w:r>
-      <w:r>
-        <w:rPr>
-          <w:rFonts w:hint="eastAsia" w:ascii="Times New Roman" w:hAnsi="Times New Roman" w:eastAsia="Times New Roman" w:cs="Times New Roman"/>
-        </w:rPr>
-        <w:t>：</w:t>
-      </w:r>
-    </w:p>
-    <w:p>
-      <w:pPr>
-        <w:pStyle w:val="BodyText"/>
-      </w:pPr>
-      <m:oMathPara>
-        <m:oMathParaPr>
-          <m:jc m:val="center"/>
-          <m:ctrlPr>
-            <w:rPr>
-              <w:sz w:val="28"/>
-              <w:szCs w:val="28"/>
-            </w:rPr>
-          </m:ctrlPr>
-        </m:oMathParaPr>
-        <m:oMath>
-          <m:r>
-            <m:t>Q</m:t>
-          </m:r>
-          <m:r>
-            <m:rPr>
-              <m:sty m:val="p"/>
-            </m:rPr>
-            <m:t>=</m:t>
-          </m:r>
-          <m:r>
-            <m:rPr>
-              <m:sty m:val="p"/>
-            </m:rPr>
-            <m:t>[</m:t>
-          </m:r>
-          <m:r>
-            <m:rPr>
-              <m:sty m:val="p"/>
-            </m:rPr>
-            <m:t>C</m:t>
-          </m:r>
-          <m:sSup>
-            <m:e>
-              <m:r>
-                <m:rPr>
-                  <m:sty m:val="p"/>
-                </m:rPr>
-                <m:t>a</m:t>
-              </m:r>
-            </m:e>
-            <m:sup>
-              <m:r>
-                <m:rPr>
-                  <m:sty m:val="p"/>
-                </m:rPr>
-                <m:t>2</m:t>
-              </m:r>
-              <m:r>
-                <m:rPr>
-                  <m:sty m:val="p"/>
-                </m:rPr>
-                <m:t>+</m:t>
-              </m:r>
-            </m:sup>
-          </m:sSup>
-          <m:r>
-            <m:rPr>
-              <m:sty m:val="p"/>
-            </m:rPr>
-            <m:t>]</m:t>
-          </m:r>
-          <m:r>
-            <m:rPr>
-              <m:sty m:val="p"/>
-            </m:rPr>
-            <m:t>[</m:t>
-          </m:r>
-          <m:sSub>
-            <m:e>
-              <m:r>
-                <m:rPr>
-                  <m:sty m:val="p"/>
-                </m:rPr>
-                <m:t>C</m:t>
-              </m:r>
-            </m:e>
-            <m:sub>
-              <m:r>
-                <m:rPr>
-                  <m:sty m:val="p"/>
-                </m:rPr>
-                <m:t>2</m:t>
-              </m:r>
-            </m:sub>
-          </m:sSub>
-          <m:sSubSup>
-            <m:e>
-              <m:r>
-                <m:rPr>
-                  <m:sty m:val="p"/>
-                </m:rPr>
-                <m:t>O</m:t>
-              </m:r>
-            </m:e>
-            <m:sub>
-              <m:r>
-                <m:rPr>
-                  <m:sty m:val="p"/>
-                </m:rPr>
-                <m:t>4</m:t>
-              </m:r>
-            </m:sub>
-            <m:sup>
-              <m:r>
-                <m:rPr>
-                  <m:sty m:val="p"/>
-                </m:rPr>
-                <m:t>2</m:t>
-              </m:r>
-              <m:r>
-                <m:rPr>
-                  <m:sty m:val="p"/>
-                </m:rPr>
-                <m:t>−</m:t>
-              </m:r>
-            </m:sup>
-          </m:sSubSup>
-          <m:r>
-            <m:rPr>
-              <m:sty m:val="p"/>
-            </m:rPr>
-            <m:t>]</m:t>
-          </m:r>
-          <m:r>
-            <m:rPr>
-              <m:sty m:val="p"/>
-            </m:rPr>
-            <m:t>=</m:t>
-          </m:r>
-          <m:r>
-            <m:t>0.010</m:t>
-          </m:r>
-          <m:r>
-            <m:rPr>
-              <m:sty m:val="p"/>
-            </m:rPr>
-            <m:t>×</m:t>
-          </m:r>
-          <m:r>
-            <m:t>0.010</m:t>
-          </m:r>
-          <m:r>
-            <m:rPr>
-              <m:sty m:val="p"/>
-            </m:rPr>
-            <m:t>=</m:t>
-          </m:r>
-          <m:r>
-            <m:t>1.0</m:t>
-          </m:r>
-          <m:r>
-            <m:rPr>
-              <m:sty m:val="p"/>
-            </m:rPr>
-            <m:t>×</m:t>
-          </m:r>
-          <m:sSup>
-            <m:e>
-              <m:r>
-                <m:t>10</m:t>
-              </m:r>
-            </m:e>
-            <m:sup>
-              <m:r>
-                <m:rPr>
-                  <m:sty m:val="p"/>
-                </m:rPr>
-                <m:t>−</m:t>
-              </m:r>
-              <m:r>
-                <m:t>4</m:t>
-              </m:r>
-            </m:sup>
-          </m:sSup>
-        </m:oMath>
-      </m:oMathPara>
-    </w:p>
-    <w:p>
-      <w:pPr>
-        <w:pStyle w:val="FirstParagraph"/>
-        <w:ind w:firstLine="420"/>
-      </w:pPr>
-      <w:r>
-        <w:rPr>
-          <w:rFonts w:hint="eastAsia" w:ascii="Times New Roman" w:hAnsi="Times New Roman" w:eastAsia="FangSong" w:cs="Times New Roman"/>
-        </w:rPr>
-        <w:t>比较</w:t>
-      </w:r>
-      <w:r>
-        <w:rPr>
-          <w:rFonts w:hint="eastAsia" w:ascii="Times New Roman" w:hAnsi="Times New Roman" w:eastAsia="Times New Roman" w:cs="Times New Roman"/>
-        </w:rPr>
-        <w:t>：</w:t>
-      </w:r>
-      <m:oMath>
-        <m:oMathPr>
-          <m:ctrlPr>
-            <w:rPr>
-              <w:sz w:val="28"/>
-              <w:szCs w:val="28"/>
-            </w:rPr>
-          </m:ctrlPr>
-        </m:oMathPr>
-        <m:r>
-          <m:t>Q</m:t>
-        </m:r>
-        <m:r>
-          <m:rPr>
-            <m:sty m:val="p"/>
-          </m:rPr>
-          <m:t>=</m:t>
-        </m:r>
-        <m:r>
-          <m:t>1.0</m:t>
-        </m:r>
-        <m:r>
-          <m:rPr>
-            <m:sty m:val="p"/>
-          </m:rPr>
-          <m:t>×</m:t>
-        </m:r>
-        <m:sSup>
-          <m:e>
-            <m:r>
-              <m:t>10</m:t>
-            </m:r>
-          </m:e>
-          <m:sup>
-            <m:r>
-              <m:rPr>
-                <m:sty m:val="p"/>
-              </m:rPr>
-              <m:t>−</m:t>
-            </m:r>
-            <m:r>
-              <m:t>4</m:t>
-            </m:r>
-          </m:sup>
-        </m:sSup>
-        <m:r>
-          <m:rPr>
-            <m:sty m:val="p"/>
-          </m:rPr>
-          <m:t>&gt;</m:t>
-        </m:r>
-        <m:sSub>
-          <m:e>
-            <m:r>
-              <m:t>K</m:t>
-            </m:r>
-          </m:e>
-          <m:sub>
-            <m:r>
-              <m:rPr>
-                <m:sty m:val="p"/>
-              </m:rPr>
-              <m:t>s</m:t>
-            </m:r>
-            <m:r>
-              <m:rPr>
-                <m:sty m:val="p"/>
-              </m:rPr>
-              <m:t>p</m:t>
-            </m:r>
-          </m:sub>
-        </m:sSub>
-        <m:r>
-          <m:rPr>
-            <m:sty m:val="p"/>
-          </m:rPr>
-          <m:t>=</m:t>
-        </m:r>
-        <m:r>
-          <m:t>2.3</m:t>
-        </m:r>
-        <m:r>
-          <m:rPr>
-            <m:sty m:val="p"/>
-          </m:rPr>
-          <m:t>×</m:t>
-        </m:r>
-        <m:sSup>
-          <m:e>
-            <m:r>
-              <m:t>10</m:t>
-            </m:r>
-          </m:e>
-          <m:sup>
-            <m:r>
-              <m:rPr>
-                <m:sty m:val="p"/>
-              </m:rPr>
-              <m:t>−</m:t>
-            </m:r>
-            <m:r>
-              <m:t>9</m:t>
-            </m:r>
-          </m:sup>
-        </m:sSup>
-      </m:oMath>
-      <w:r>
-        <w:rPr>
-          <w:rFonts w:hint="eastAsia" w:ascii="Times New Roman" w:hAnsi="Times New Roman" w:eastAsia="Times New Roman" w:cs="Times New Roman"/>
-        </w:rPr>
-        <w:t>，</w:t>
-      </w:r>
-      <w:r>
-        <w:rPr>
-          <w:rFonts w:hint="eastAsia" w:ascii="Times New Roman" w:hAnsi="Times New Roman" w:eastAsia="FangSong" w:cs="Times New Roman"/>
-        </w:rPr>
-        <w:t>因此</w:t>
-      </w:r>
-      <w:r>
-        <w:rPr>
-          <w:rFonts w:hint="eastAsia" w:ascii="Times New Roman" w:hAnsi="Times New Roman" w:eastAsia="FangSong" w:cs="Times New Roman"/>
-          <w:b/>
-          <w:bCs/>
-        </w:rPr>
-        <w:t xml:space="preserve">有</w:t>
-      </w:r>
-      <w:r>
-        <w:rPr>
-          <w:rFonts w:ascii="Times New Roman" w:hAnsi="Times New Roman" w:eastAsia="Times New Roman" w:cs="Times New Roman"/>
-          <w:b/>
-          <w:bCs/>
-        </w:rPr>
-        <w:t xml:space="preserve"> </w:t>
-      </w:r>
-      <m:oMath>
-        <m:oMathPr>
-          <m:ctrlPr>
-            <w:rPr>
-              <w:sz w:val="28"/>
-              <w:szCs w:val="28"/>
-            </w:rPr>
-          </m:ctrlPr>
-        </m:oMathPr>
-        <m:r>
-          <m:rPr>
-            <m:sty m:val="p"/>
-          </m:rPr>
-          <m:t>C</m:t>
-        </m:r>
-        <m:r>
-          <m:rPr>
-            <m:sty m:val="p"/>
-          </m:rPr>
-          <m:t>a</m:t>
-        </m:r>
-        <m:sSub>
-          <m:e>
-            <m:r>
-              <m:rPr>
-                <m:sty m:val="p"/>
-              </m:rPr>
-              <m:t>C</m:t>
-            </m:r>
-          </m:e>
-          <m:sub>
-            <m:r>
-              <m:rPr>
-                <m:sty m:val="p"/>
-              </m:rPr>
-              <m:t>2</m:t>
-            </m:r>
-          </m:sub>
-        </m:sSub>
-        <m:sSub>
-          <m:e>
-            <m:r>
-              <m:rPr>
-                <m:sty m:val="p"/>
-              </m:rPr>
-              <m:t>O</m:t>
-            </m:r>
-          </m:e>
-          <m:sub>
-            <m:r>
-              <m:rPr>
-                <m:sty m:val="p"/>
-              </m:rPr>
-              <m:t>4</m:t>
-            </m:r>
-          </m:sub>
-        </m:sSub>
-      </m:oMath>
-      <w:r>
-        <w:rPr>
-          <w:rFonts w:ascii="Times New Roman" w:hAnsi="Times New Roman" w:eastAsia="Times New Roman" w:cs="Times New Roman"/>
-          <w:b/>
-          <w:bCs/>
-        </w:rPr>
-        <w:t xml:space="preserve"> </w:t>
-      </w:r>
-      <w:r>
-        <w:rPr>
-          <w:rFonts w:hint="eastAsia" w:ascii="Times New Roman" w:hAnsi="Times New Roman" w:eastAsia="FangSong" w:cs="Times New Roman"/>
-          <w:b/>
-          <w:bCs/>
-        </w:rPr>
-        <w:t xml:space="preserve">沉淀生成</w:t>
-      </w:r>
-      <w:r>
-        <w:rPr>
-          <w:rFonts w:ascii="Times New Roman" w:hAnsi="Times New Roman" w:eastAsia="Times New Roman" w:cs="Times New Roman"/>
-        </w:rPr>
-        <w:t xml:space="preserve">。</w:t>
-      </w:r>
-    </w:p>
-    <w:p>
-      <w:pPr>
-        <w:pStyle w:val="BodyText"/>
-        <w:ind w:firstLine="420"/>
-      </w:pPr>
-      <w:r>
-        <w:rPr>
-          <w:rFonts w:hint="eastAsia" w:ascii="Times New Roman" w:hAnsi="Times New Roman" w:eastAsia="FangSong" w:cs="Times New Roman"/>
-        </w:rPr>
-        <w:t>如果忘了等体积混合浓度要减半</w:t>
-      </w:r>
-      <w:r>
-        <w:rPr>
-          <w:rFonts w:hint="eastAsia" w:ascii="Times New Roman" w:hAnsi="Times New Roman" w:eastAsia="Times New Roman" w:cs="Times New Roman"/>
-        </w:rPr>
-        <w:t>，</w:t>
-      </w:r>
-      <w:r>
-        <w:rPr>
-          <w:rFonts w:hint="eastAsia" w:ascii="Times New Roman" w:hAnsi="Times New Roman" w:eastAsia="FangSong" w:cs="Times New Roman"/>
-        </w:rPr>
-        <w:t>会算出</w:t>
-      </w:r>
-      <w:r>
-        <w:rPr>
-          <w:rFonts w:ascii="Times New Roman" w:hAnsi="Times New Roman" w:eastAsia="Times New Roman" w:cs="Times New Roman"/>
-        </w:rPr>
-        <w:t xml:space="preserve"> </w:t>
-      </w:r>
-      <m:oMath>
-        <m:oMathPr>
-          <m:ctrlPr>
-            <w:rPr>
-              <w:sz w:val="28"/>
-              <w:szCs w:val="28"/>
-            </w:rPr>
-          </m:ctrlPr>
-        </m:oMathPr>
-        <m:r>
-          <m:t>Q</m:t>
-        </m:r>
-        <m:r>
-          <m:rPr>
-            <m:sty m:val="p"/>
-          </m:rPr>
-          <m:t>=</m:t>
-        </m:r>
-        <m:r>
-          <m:t>4.0</m:t>
-        </m:r>
-        <m:r>
-          <m:rPr>
-            <m:sty m:val="p"/>
-          </m:rPr>
-          <m:t>×</m:t>
-        </m:r>
-        <m:sSup>
-          <m:e>
-            <m:r>
-              <m:t>10</m:t>
-            </m:r>
-          </m:e>
-          <m:sup>
-            <m:r>
-              <m:rPr>
-                <m:sty m:val="p"/>
-              </m:rPr>
-              <m:t>−</m:t>
-            </m:r>
-            <m:r>
-              <m:t>4</m:t>
-            </m:r>
-          </m:sup>
-        </m:sSup>
-      </m:oMath>
-      <w:r>
-        <w:rPr>
-          <w:rFonts w:hint="eastAsia" w:ascii="Times New Roman" w:hAnsi="Times New Roman" w:eastAsia="Times New Roman" w:cs="Times New Roman"/>
-        </w:rPr>
-        <w:t>。</w:t>
-      </w:r>
-      <w:r>
-        <w:rPr>
-          <w:rFonts w:hint="eastAsia" w:ascii="Times New Roman" w:hAnsi="Times New Roman" w:eastAsia="FangSong" w:cs="Times New Roman"/>
-        </w:rPr>
-        <w:t>虽然结论相同</w:t>
-      </w:r>
-      <w:r>
-        <w:rPr>
-          <w:rFonts w:hint="eastAsia" w:ascii="Times New Roman" w:hAnsi="Times New Roman" w:eastAsia="Times New Roman" w:cs="Times New Roman"/>
-        </w:rPr>
-        <w:t>，</w:t>
-      </w:r>
-      <w:r>
-        <w:rPr>
-          <w:rFonts w:hint="eastAsia" w:ascii="Times New Roman" w:hAnsi="Times New Roman" w:eastAsia="FangSong" w:cs="Times New Roman"/>
-        </w:rPr>
-        <w:t>但数值错了</w:t>
-      </w:r>
-      <w:r>
-        <w:rPr>
-          <w:rFonts w:ascii="Times New Roman" w:hAnsi="Times New Roman" w:eastAsia="Times New Roman" w:cs="Times New Roman"/>
-        </w:rPr>
-        <w:t xml:space="preserve"> 4 </w:t>
-      </w:r>
-      <w:r>
-        <w:rPr>
-          <w:rFonts w:hint="eastAsia" w:ascii="Times New Roman" w:hAnsi="Times New Roman" w:eastAsia="FangSong" w:cs="Times New Roman"/>
-        </w:rPr>
-        <w:t>倍</w:t>
-      </w:r>
-      <w:r>
-        <w:rPr>
-          <w:rFonts w:hint="eastAsia" w:ascii="Times New Roman" w:hAnsi="Times New Roman" w:eastAsia="Times New Roman" w:cs="Times New Roman"/>
-        </w:rPr>
-        <w:t>。</w:t>
-      </w:r>
-      <w:r>
-        <w:rPr>
-          <w:rFonts w:hint="eastAsia" w:ascii="Times New Roman" w:hAnsi="Times New Roman" w:eastAsia="FangSong" w:cs="Times New Roman"/>
-        </w:rPr>
-        <w:t>在临界情形下</w:t>
-      </w:r>
-      <w:r>
-        <w:rPr>
-          <w:rFonts w:hint="eastAsia" w:ascii="Times New Roman" w:hAnsi="Times New Roman" w:eastAsia="Times New Roman" w:cs="Times New Roman"/>
-        </w:rPr>
-        <w:t>（</w:t>
-      </w:r>
-      <m:oMath>
-        <m:r>
-          <m:t>Q</m:t>
-        </m:r>
-      </m:oMath>
-      <w:r>
-        <w:rPr>
-          <w:rFonts w:ascii="Times New Roman" w:hAnsi="Times New Roman" w:eastAsia="Times New Roman" w:cs="Times New Roman"/>
-        </w:rPr>
-        <w:t xml:space="preserve"> </w:t>
-      </w:r>
-      <w:r>
-        <w:rPr>
-          <w:rFonts w:hint="eastAsia" w:ascii="Times New Roman" w:hAnsi="Times New Roman" w:eastAsia="FangSong" w:cs="Times New Roman"/>
-        </w:rPr>
-        <w:t xml:space="preserve">与</w:t>
-      </w:r>
-      <w:r>
-        <w:rPr>
-          <w:rFonts w:ascii="Times New Roman" w:hAnsi="Times New Roman" w:eastAsia="Times New Roman" w:cs="Times New Roman"/>
-        </w:rPr>
-        <w:t xml:space="preserve"> </w:t>
-      </w:r>
-      <m:oMath>
-        <m:sSub>
-          <m:e>
-            <m:r>
-              <m:t>K</m:t>
-            </m:r>
-          </m:e>
-          <m:sub>
-            <m:r>
-              <m:rPr>
-                <m:sty m:val="p"/>
-              </m:rPr>
-              <m:t>s</m:t>
-            </m:r>
-            <m:r>
-              <m:rPr>
-                <m:sty m:val="p"/>
-              </m:rPr>
-              <m:t>p</m:t>
-            </m:r>
-          </m:sub>
-        </m:sSub>
-      </m:oMath>
-      <w:r>
-        <w:rPr>
-          <w:rFonts w:ascii="Times New Roman" w:hAnsi="Times New Roman" w:eastAsia="Times New Roman" w:cs="Times New Roman"/>
-        </w:rPr>
-        <w:t xml:space="preserve"> </w:t>
-      </w:r>
-      <w:r>
-        <w:rPr>
-          <w:rFonts w:hint="eastAsia" w:ascii="Times New Roman" w:hAnsi="Times New Roman" w:eastAsia="FangSong" w:cs="Times New Roman"/>
-        </w:rPr>
-        <w:t>接近时</w:t>
-      </w:r>
-      <w:r>
-        <w:rPr>
-          <w:rFonts w:hint="eastAsia" w:ascii="Times New Roman" w:hAnsi="Times New Roman" w:eastAsia="Times New Roman" w:cs="Times New Roman"/>
-        </w:rPr>
-        <w:t>）</w:t>
-      </w:r>
-      <w:r>
-        <w:rPr>
-          <w:rFonts w:hint="eastAsia" w:ascii="Times New Roman" w:hAnsi="Times New Roman" w:eastAsia="FangSong" w:cs="Times New Roman"/>
-        </w:rPr>
-        <w:t>这种错误会直接导致判断错误</w:t>
-      </w:r>
-      <w:r>
-        <w:rPr>
-          <w:rFonts w:hint="eastAsia" w:ascii="Times New Roman" w:hAnsi="Times New Roman" w:eastAsia="Times New Roman" w:cs="Times New Roman"/>
-        </w:rPr>
-        <w:t>。</w:t>
-      </w:r>
     </w:p>
     <w:p>
       <w:pPr>
@@ -17880,894 +16952,7 @@
     <w:p>
       <w:pPr>
         <w:pStyle w:val="BodyText"/>
-        <w:ind w:firstLine="420"/>
       </w:pPr>
-      <w:r>
-        <w:rPr>
-          <w:rFonts w:hint="eastAsia" w:ascii="Times New Roman" w:hAnsi="Times New Roman" w:eastAsia="FangSong" w:cs="Times New Roman"/>
-          <w:b/>
-          <w:bCs/>
-        </w:rPr>
-        <w:t xml:space="preserve">解</w:t>
-      </w:r>
-      <w:r>
-        <w:rPr>
-          <w:rFonts w:hint="eastAsia" w:ascii="Times New Roman" w:hAnsi="Times New Roman" w:eastAsia="Times New Roman" w:cs="Times New Roman"/>
-        </w:rPr>
-        <w:t>：</w:t>
-      </w:r>
-      <w:r>
-        <w:rPr>
-          <w:rFonts w:hint="eastAsia" w:ascii="Times New Roman" w:hAnsi="Times New Roman" w:eastAsia="FangSong" w:cs="Times New Roman"/>
-        </w:rPr>
-        <w:t>设溶解度为</w:t>
-      </w:r>
-      <w:r>
-        <w:rPr>
-          <w:rFonts w:ascii="Times New Roman" w:hAnsi="Times New Roman" w:eastAsia="Times New Roman" w:cs="Times New Roman"/>
-        </w:rPr>
-        <w:t xml:space="preserve"> </w:t>
-      </w:r>
-      <m:oMath>
-        <m:r>
-          <m:t>s</m:t>
-        </m:r>
-      </m:oMath>
-      <w:r>
-        <w:rPr>
-          <w:rFonts w:hint="eastAsia" w:ascii="Times New Roman" w:hAnsi="Times New Roman" w:eastAsia="Times New Roman" w:cs="Times New Roman"/>
-        </w:rPr>
-        <w:t>，</w:t>
-      </w:r>
-      <w:r>
-        <w:rPr>
-          <w:rFonts w:hint="eastAsia" w:ascii="Times New Roman" w:hAnsi="Times New Roman" w:eastAsia="FangSong" w:cs="Times New Roman"/>
-        </w:rPr>
-        <w:t>由于背景</w:t>
-      </w:r>
-      <w:r>
-        <w:rPr>
-          <w:rFonts w:ascii="Times New Roman" w:hAnsi="Times New Roman" w:eastAsia="Times New Roman" w:cs="Times New Roman"/>
-        </w:rPr>
-        <w:t xml:space="preserve"> </w:t>
-      </w:r>
-      <m:oMath>
-        <m:oMathPr>
-          <m:ctrlPr>
-            <w:rPr>
-              <w:sz w:val="28"/>
-              <w:szCs w:val="28"/>
-            </w:rPr>
-          </m:ctrlPr>
-        </m:oMathPr>
-        <m:r>
-          <m:rPr>
-            <m:sty m:val="p"/>
-          </m:rPr>
-          <m:t>C</m:t>
-        </m:r>
-        <m:r>
-          <m:rPr>
-            <m:sty m:val="p"/>
-          </m:rPr>
-          <m:t>r</m:t>
-        </m:r>
-        <m:sSubSup>
-          <m:e>
-            <m:r>
-              <m:rPr>
-                <m:sty m:val="p"/>
-              </m:rPr>
-              <m:t>O</m:t>
-            </m:r>
-          </m:e>
-          <m:sub>
-            <m:r>
-              <m:rPr>
-                <m:sty m:val="p"/>
-              </m:rPr>
-              <m:t>4</m:t>
-            </m:r>
-          </m:sub>
-          <m:sup>
-            <m:r>
-              <m:rPr>
-                <m:sty m:val="p"/>
-              </m:rPr>
-              <m:t>2</m:t>
-            </m:r>
-            <m:r>
-              <m:rPr>
-                <m:sty m:val="p"/>
-              </m:rPr>
-              <m:t>−</m:t>
-            </m:r>
-          </m:sup>
-        </m:sSubSup>
-      </m:oMath>
-      <w:r>
-        <w:rPr>
-          <w:rFonts w:ascii="Times New Roman" w:hAnsi="Times New Roman" w:eastAsia="Times New Roman" w:cs="Times New Roman"/>
-        </w:rPr>
-        <w:t xml:space="preserve"> </w:t>
-      </w:r>
-      <w:r>
-        <w:rPr>
-          <w:rFonts w:hint="eastAsia" w:ascii="Times New Roman" w:hAnsi="Times New Roman" w:eastAsia="FangSong" w:cs="Times New Roman"/>
-        </w:rPr>
-        <w:t>浓度远大于其自身溶解贡献</w:t>
-      </w:r>
-      <w:r>
-        <w:rPr>
-          <w:rFonts w:hint="eastAsia" w:ascii="Times New Roman" w:hAnsi="Times New Roman" w:eastAsia="Times New Roman" w:cs="Times New Roman"/>
-        </w:rPr>
-        <w:t>，</w:t>
-      </w:r>
-      <w:r>
-        <w:rPr>
-          <w:rFonts w:hint="eastAsia" w:ascii="Times New Roman" w:hAnsi="Times New Roman" w:eastAsia="FangSong" w:cs="Times New Roman"/>
-        </w:rPr>
-        <w:t>近似取</w:t>
-      </w:r>
-      <w:r>
-        <w:rPr>
-          <w:rFonts w:ascii="Times New Roman" w:hAnsi="Times New Roman" w:eastAsia="Times New Roman" w:cs="Times New Roman"/>
-        </w:rPr>
-        <w:t xml:space="preserve"> </w:t>
-      </w:r>
-      <m:oMath>
-        <m:oMathPr>
-          <m:ctrlPr>
-            <w:rPr>
-              <w:sz w:val="28"/>
-              <w:szCs w:val="28"/>
-            </w:rPr>
-          </m:ctrlPr>
-        </m:oMathPr>
-        <m:r>
-          <m:rPr>
-            <m:sty m:val="p"/>
-          </m:rPr>
-          <m:t>[</m:t>
-        </m:r>
-        <m:r>
-          <m:rPr>
-            <m:sty m:val="p"/>
-          </m:rPr>
-          <m:t>C</m:t>
-        </m:r>
-        <m:r>
-          <m:rPr>
-            <m:sty m:val="p"/>
-          </m:rPr>
-          <m:t>r</m:t>
-        </m:r>
-        <m:sSubSup>
-          <m:e>
-            <m:r>
-              <m:rPr>
-                <m:sty m:val="p"/>
-              </m:rPr>
-              <m:t>O</m:t>
-            </m:r>
-          </m:e>
-          <m:sub>
-            <m:r>
-              <m:rPr>
-                <m:sty m:val="p"/>
-              </m:rPr>
-              <m:t>4</m:t>
-            </m:r>
-          </m:sub>
-          <m:sup>
-            <m:r>
-              <m:rPr>
-                <m:sty m:val="p"/>
-              </m:rPr>
-              <m:t>2</m:t>
-            </m:r>
-            <m:r>
-              <m:rPr>
-                <m:sty m:val="p"/>
-              </m:rPr>
-              <m:t>−</m:t>
-            </m:r>
-          </m:sup>
-        </m:sSubSup>
-        <m:r>
-          <m:rPr>
-            <m:sty m:val="p"/>
-          </m:rPr>
-          <m:t>]</m:t>
-        </m:r>
-        <m:r>
-          <m:rPr>
-            <m:sty m:val="p"/>
-          </m:rPr>
-          <m:t>≈</m:t>
-        </m:r>
-        <m:r>
-          <m:t>0.10</m:t>
-        </m:r>
-        <m:r>
-          <m:t> </m:t>
-        </m:r>
-        <m:r>
-          <m:rPr>
-            <m:sty m:val="p"/>
-          </m:rPr>
-          <m:t>m</m:t>
-        </m:r>
-        <m:r>
-          <m:rPr>
-            <m:sty m:val="p"/>
-          </m:rPr>
-          <m:t>o</m:t>
-        </m:r>
-        <m:r>
-          <m:rPr>
-            <m:sty m:val="p"/>
-          </m:rPr>
-          <m:t>l</m:t>
-        </m:r>
-        <m:r>
-          <m:rPr>
-            <m:sty m:val="p"/>
-          </m:rPr>
-          <m:t>⋅</m:t>
-        </m:r>
-        <m:sSup>
-          <m:e>
-            <m:r>
-              <m:rPr>
-                <m:sty m:val="p"/>
-              </m:rPr>
-              <m:t>L</m:t>
-            </m:r>
-          </m:e>
-          <m:sup>
-            <m:r>
-              <m:rPr>
-                <m:sty m:val="p"/>
-              </m:rPr>
-              <m:t>−</m:t>
-            </m:r>
-            <m:r>
-              <m:rPr>
-                <m:sty m:val="p"/>
-              </m:rPr>
-              <m:t>1</m:t>
-            </m:r>
-          </m:sup>
-        </m:sSup>
-      </m:oMath>
-      <w:r>
-        <w:rPr>
-          <w:rFonts w:ascii="Times New Roman" w:hAnsi="Times New Roman" w:eastAsia="Times New Roman" w:cs="Times New Roman"/>
-        </w:rPr>
-        <w:t xml:space="preserve">。</w:t>
-      </w:r>
-    </w:p>
-    <w:p>
-      <w:pPr>
-        <w:pStyle w:val="BodyText"/>
-      </w:pPr>
-      <m:oMathPara>
-        <m:oMathParaPr>
-          <m:jc m:val="center"/>
-          <m:ctrlPr>
-            <w:rPr>
-              <w:sz w:val="28"/>
-              <w:szCs w:val="28"/>
-            </w:rPr>
-          </m:ctrlPr>
-        </m:oMathParaPr>
-        <m:oMath>
-          <m:sSub>
-            <m:e>
-              <m:r>
-                <m:t>K</m:t>
-              </m:r>
-            </m:e>
-            <m:sub>
-              <m:r>
-                <m:rPr>
-                  <m:sty m:val="p"/>
-                </m:rPr>
-                <m:t>s</m:t>
-              </m:r>
-              <m:r>
-                <m:rPr>
-                  <m:sty m:val="p"/>
-                </m:rPr>
-                <m:t>p</m:t>
-              </m:r>
-            </m:sub>
-          </m:sSub>
-          <m:r>
-            <m:rPr>
-              <m:sty m:val="p"/>
-            </m:rPr>
-            <m:t>=</m:t>
-          </m:r>
-          <m:r>
-            <m:rPr>
-              <m:sty m:val="p"/>
-            </m:rPr>
-            <m:t>(</m:t>
-          </m:r>
-          <m:r>
-            <m:t>2</m:t>
-          </m:r>
-          <m:r>
-            <m:t>s</m:t>
-          </m:r>
-          <m:sSup>
-            <m:e>
-              <m:r>
-                <m:rPr>
-                  <m:sty m:val="p"/>
-                </m:rPr>
-                <m:t>)</m:t>
-              </m:r>
-            </m:e>
-            <m:sup>
-              <m:r>
-                <m:t>2</m:t>
-              </m:r>
-            </m:sup>
-          </m:sSup>
-          <m:r>
-            <m:rPr>
-              <m:sty m:val="p"/>
-            </m:rPr>
-            <m:t>×</m:t>
-          </m:r>
-          <m:r>
-            <m:t>0.10</m:t>
-          </m:r>
-          <m:r>
-            <m:rPr>
-              <m:sty m:val="p"/>
-            </m:rPr>
-            <m:t>=</m:t>
-          </m:r>
-          <m:r>
-            <m:t>0.40</m:t>
-          </m:r>
-          <m:r>
-            <m:t> </m:t>
-          </m:r>
-          <m:sSup>
-            <m:e>
-              <m:r>
-                <m:t>s</m:t>
-              </m:r>
-            </m:e>
-            <m:sup>
-              <m:r>
-                <m:t>2</m:t>
-              </m:r>
-            </m:sup>
-          </m:sSup>
-        </m:oMath>
-      </m:oMathPara>
-    </w:p>
-    <w:p>
-      <w:pPr>
-        <w:pStyle w:val="FirstParagraph"/>
-      </w:pPr>
-      <m:oMathPara>
-        <m:oMathParaPr>
-          <m:jc m:val="center"/>
-          <m:ctrlPr>
-            <w:rPr>
-              <w:sz w:val="28"/>
-              <w:szCs w:val="28"/>
-            </w:rPr>
-          </m:ctrlPr>
-        </m:oMathParaPr>
-        <m:oMath>
-          <m:r>
-            <m:t>s</m:t>
-          </m:r>
-          <m:r>
-            <m:rPr>
-              <m:sty m:val="p"/>
-            </m:rPr>
-            <m:t>=</m:t>
-          </m:r>
-          <m:rad>
-            <m:radPr>
-              <m:degHide m:val="on"/>
-            </m:radPr>
-            <m:deg/>
-            <m:e>
-              <m:f>
-                <m:fPr>
-                  <m:type m:val="bar"/>
-                </m:fPr>
-                <m:num>
-                  <m:r>
-                    <m:t>1.1</m:t>
-                  </m:r>
-                  <m:r>
-                    <m:rPr>
-                      <m:sty m:val="p"/>
-                    </m:rPr>
-                    <m:t>×</m:t>
-                  </m:r>
-                  <m:sSup>
-                    <m:e>
-                      <m:r>
-                        <m:t>10</m:t>
-                      </m:r>
-                    </m:e>
-                    <m:sup>
-                      <m:r>
-                        <m:rPr>
-                          <m:sty m:val="p"/>
-                        </m:rPr>
-                        <m:t>−</m:t>
-                      </m:r>
-                      <m:r>
-                        <m:t>12</m:t>
-                      </m:r>
-                    </m:sup>
-                  </m:sSup>
-                </m:num>
-                <m:den>
-                  <m:r>
-                    <m:t>0.40</m:t>
-                  </m:r>
-                </m:den>
-              </m:f>
-            </m:e>
-          </m:rad>
-          <m:r>
-            <m:rPr>
-              <m:sty m:val="p"/>
-            </m:rPr>
-            <m:t>=</m:t>
-          </m:r>
-          <m:rad>
-            <m:radPr>
-              <m:degHide m:val="on"/>
-            </m:radPr>
-            <m:deg/>
-            <m:e>
-              <m:r>
-                <m:t>2.75</m:t>
-              </m:r>
-              <m:r>
-                <m:rPr>
-                  <m:sty m:val="p"/>
-                </m:rPr>
-                <m:t>×</m:t>
-              </m:r>
-              <m:sSup>
-                <m:e>
-                  <m:r>
-                    <m:t>10</m:t>
-                  </m:r>
-                </m:e>
-                <m:sup>
-                  <m:r>
-                    <m:rPr>
-                      <m:sty m:val="p"/>
-                    </m:rPr>
-                    <m:t>−</m:t>
-                  </m:r>
-                  <m:r>
-                    <m:t>12</m:t>
-                  </m:r>
-                </m:sup>
-              </m:sSup>
-            </m:e>
-          </m:rad>
-          <m:r>
-            <m:rPr>
-              <m:sty m:val="p"/>
-            </m:rPr>
-            <m:t>=</m:t>
-          </m:r>
-          <m:r>
-            <m:t>1.7</m:t>
-          </m:r>
-          <m:r>
-            <m:rPr>
-              <m:sty m:val="p"/>
-            </m:rPr>
-            <m:t>×</m:t>
-          </m:r>
-          <m:sSup>
-            <m:e>
-              <m:r>
-                <m:t>10</m:t>
-              </m:r>
-            </m:e>
-            <m:sup>
-              <m:r>
-                <m:rPr>
-                  <m:sty m:val="p"/>
-                </m:rPr>
-                <m:t>−</m:t>
-              </m:r>
-              <m:r>
-                <m:t>6</m:t>
-              </m:r>
-            </m:sup>
-          </m:sSup>
-          <m:r>
-            <m:t> </m:t>
-          </m:r>
-          <m:r>
-            <m:rPr>
-              <m:sty m:val="p"/>
-            </m:rPr>
-            <m:t>m</m:t>
-          </m:r>
-          <m:r>
-            <m:rPr>
-              <m:sty m:val="p"/>
-            </m:rPr>
-            <m:t>o</m:t>
-          </m:r>
-          <m:r>
-            <m:rPr>
-              <m:sty m:val="p"/>
-            </m:rPr>
-            <m:t>l</m:t>
-          </m:r>
-          <m:r>
-            <m:rPr>
-              <m:sty m:val="p"/>
-            </m:rPr>
-            <m:t>⋅</m:t>
-          </m:r>
-          <m:sSup>
-            <m:e>
-              <m:r>
-                <m:rPr>
-                  <m:sty m:val="p"/>
-                </m:rPr>
-                <m:t>L</m:t>
-              </m:r>
-            </m:e>
-            <m:sup>
-              <m:r>
-                <m:rPr>
-                  <m:sty m:val="p"/>
-                </m:rPr>
-                <m:t>−</m:t>
-              </m:r>
-              <m:r>
-                <m:rPr>
-                  <m:sty m:val="p"/>
-                </m:rPr>
-                <m:t>1</m:t>
-              </m:r>
-            </m:sup>
-          </m:sSup>
-        </m:oMath>
-      </m:oMathPara>
-    </w:p>
-    <w:p>
-      <w:pPr>
-        <w:pStyle w:val="FirstParagraph"/>
-        <w:ind w:firstLine="420"/>
-      </w:pPr>
-      <w:r>
-        <w:rPr>
-          <w:rFonts w:hint="eastAsia" w:ascii="Times New Roman" w:hAnsi="Times New Roman" w:eastAsia="FangSong" w:cs="Times New Roman"/>
-        </w:rPr>
-        <w:t xml:space="preserve">对比纯水中的</w:t>
-      </w:r>
-      <w:r>
-        <w:rPr>
-          <w:rFonts w:ascii="Times New Roman" w:hAnsi="Times New Roman" w:eastAsia="Times New Roman" w:cs="Times New Roman"/>
-        </w:rPr>
-        <w:t xml:space="preserve"> </w:t>
-      </w:r>
-      <m:oMath>
-        <m:oMathPr>
-          <m:ctrlPr>
-            <w:rPr>
-              <w:sz w:val="28"/>
-              <w:szCs w:val="28"/>
-            </w:rPr>
-          </m:ctrlPr>
-        </m:oMathPr>
-        <m:r>
-          <m:t>s</m:t>
-        </m:r>
-        <m:r>
-          <m:rPr>
-            <m:sty m:val="p"/>
-          </m:rPr>
-          <m:t>=</m:t>
-        </m:r>
-        <m:r>
-          <m:t>6.5</m:t>
-        </m:r>
-        <m:r>
-          <m:rPr>
-            <m:sty m:val="p"/>
-          </m:rPr>
-          <m:t>×</m:t>
-        </m:r>
-        <m:sSup>
-          <m:e>
-            <m:r>
-              <m:t>10</m:t>
-            </m:r>
-          </m:e>
-          <m:sup>
-            <m:r>
-              <m:rPr>
-                <m:sty m:val="p"/>
-              </m:rPr>
-              <m:t>−</m:t>
-            </m:r>
-            <m:r>
-              <m:t>5</m:t>
-            </m:r>
-          </m:sup>
-        </m:sSup>
-      </m:oMath>
-      <w:r>
-        <w:rPr>
-          <w:rFonts w:hint="eastAsia" w:ascii="Times New Roman" w:hAnsi="Times New Roman" w:eastAsia="Times New Roman" w:cs="Times New Roman"/>
-        </w:rPr>
-        <w:t>，</w:t>
-      </w:r>
-      <w:r>
-        <w:rPr>
-          <w:rFonts w:hint="eastAsia" w:ascii="Times New Roman" w:hAnsi="Times New Roman" w:eastAsia="FangSong" w:cs="Times New Roman"/>
-        </w:rPr>
-        <w:t>溶解度下降了约</w:t>
-      </w:r>
-      <w:r>
-        <w:rPr>
-          <w:rFonts w:ascii="Times New Roman" w:hAnsi="Times New Roman" w:eastAsia="Times New Roman" w:cs="Times New Roman"/>
-        </w:rPr>
-        <w:t xml:space="preserve"> 40 </w:t>
-      </w:r>
-      <w:r>
-        <w:rPr>
-          <w:rFonts w:hint="eastAsia" w:ascii="Times New Roman" w:hAnsi="Times New Roman" w:eastAsia="FangSong" w:cs="Times New Roman"/>
-        </w:rPr>
-        <w:t>倍</w:t>
-      </w:r>
-      <w:r>
-        <w:rPr>
-          <w:rFonts w:hint="eastAsia" w:ascii="Times New Roman" w:hAnsi="Times New Roman" w:eastAsia="Times New Roman" w:cs="Times New Roman"/>
-        </w:rPr>
-        <w:t>。</w:t>
-      </w:r>
-    </w:p>
-    <w:p>
-      <w:pPr>
-        <w:pStyle w:val="BodyText"/>
-        <w:ind w:firstLine="420"/>
-      </w:pPr>
-      <w:r>
-        <w:rPr>
-          <w:rFonts w:hint="eastAsia" w:ascii="Times New Roman" w:hAnsi="Times New Roman" w:eastAsia="FangSong" w:cs="Times New Roman"/>
-          <w:b/>
-          <w:bCs/>
-        </w:rPr>
-        <w:t xml:space="preserve">验算</w:t>
-      </w:r>
-      <w:r>
-        <w:rPr>
-          <w:rFonts w:hint="eastAsia" w:ascii="Times New Roman" w:hAnsi="Times New Roman" w:eastAsia="Times New Roman" w:cs="Times New Roman"/>
-        </w:rPr>
-        <w:t xml:space="preserve">：</w:t>
-      </w:r>
-      <m:oMath>
-        <m:oMathPr>
-          <m:ctrlPr>
-            <w:rPr>
-              <w:sz w:val="28"/>
-              <w:szCs w:val="28"/>
-            </w:rPr>
-          </m:ctrlPr>
-        </m:oMathPr>
-        <m:r>
-          <m:t>s</m:t>
-        </m:r>
-        <m:r>
-          <m:rPr>
-            <m:sty m:val="p"/>
-          </m:rPr>
-          <m:t>=</m:t>
-        </m:r>
-        <m:r>
-          <m:t>1.7</m:t>
-        </m:r>
-        <m:r>
-          <m:rPr>
-            <m:sty m:val="p"/>
-          </m:rPr>
-          <m:t>×</m:t>
-        </m:r>
-        <m:sSup>
-          <m:e>
-            <m:r>
-              <m:t>10</m:t>
-            </m:r>
-          </m:e>
-          <m:sup>
-            <m:r>
-              <m:rPr>
-                <m:sty m:val="p"/>
-              </m:rPr>
-              <m:t>−</m:t>
-            </m:r>
-            <m:r>
-              <m:t>6</m:t>
-            </m:r>
-          </m:sup>
-        </m:sSup>
-      </m:oMath>
-      <w:r>
-        <w:rPr>
-          <w:rFonts w:hint="eastAsia" w:ascii="Times New Roman" w:hAnsi="Times New Roman" w:eastAsia="Times New Roman" w:cs="Times New Roman"/>
-        </w:rPr>
-        <w:t>，</w:t>
-      </w:r>
-      <w:r>
-        <w:rPr>
-          <w:rFonts w:hint="eastAsia" w:ascii="Times New Roman" w:hAnsi="Times New Roman" w:eastAsia="FangSong" w:cs="Times New Roman"/>
-        </w:rPr>
-        <w:t>故</w:t>
-      </w:r>
-      <w:r>
-        <w:rPr>
-          <w:rFonts w:ascii="Times New Roman" w:hAnsi="Times New Roman" w:eastAsia="Times New Roman" w:cs="Times New Roman"/>
-        </w:rPr>
-        <w:t xml:space="preserve"> </w:t>
-      </w:r>
-      <m:oMath>
-        <m:oMathPr>
-          <m:ctrlPr>
-            <w:rPr>
-              <w:sz w:val="28"/>
-              <w:szCs w:val="28"/>
-            </w:rPr>
-          </m:ctrlPr>
-        </m:oMathPr>
-        <m:r>
-          <m:rPr>
-            <m:sty m:val="p"/>
-          </m:rPr>
-          <m:t>[</m:t>
-        </m:r>
-        <m:r>
-          <m:rPr>
-            <m:sty m:val="p"/>
-          </m:rPr>
-          <m:t>A</m:t>
-        </m:r>
-        <m:sSup>
-          <m:e>
-            <m:r>
-              <m:rPr>
-                <m:sty m:val="p"/>
-              </m:rPr>
-              <m:t>g</m:t>
-            </m:r>
-          </m:e>
-          <m:sup>
-            <m:r>
-              <m:rPr>
-                <m:sty m:val="p"/>
-              </m:rPr>
-              <m:t>+</m:t>
-            </m:r>
-          </m:sup>
-        </m:sSup>
-        <m:r>
-          <m:rPr>
-            <m:sty m:val="p"/>
-          </m:rPr>
-          <m:t>]</m:t>
-        </m:r>
-        <m:r>
-          <m:rPr>
-            <m:sty m:val="p"/>
-          </m:rPr>
-          <m:t>=</m:t>
-        </m:r>
-        <m:r>
-          <m:t>3.4</m:t>
-        </m:r>
-        <m:r>
-          <m:rPr>
-            <m:sty m:val="p"/>
-          </m:rPr>
-          <m:t>×</m:t>
-        </m:r>
-        <m:sSup>
-          <m:e>
-            <m:r>
-              <m:t>10</m:t>
-            </m:r>
-          </m:e>
-          <m:sup>
-            <m:r>
-              <m:rPr>
-                <m:sty m:val="p"/>
-              </m:rPr>
-              <m:t>−</m:t>
-            </m:r>
-            <m:r>
-              <m:t>6</m:t>
-            </m:r>
-          </m:sup>
-        </m:sSup>
-      </m:oMath>
-      <w:r>
-        <w:rPr>
-          <w:rFonts w:hint="eastAsia" w:ascii="Times New Roman" w:hAnsi="Times New Roman" w:eastAsia="Times New Roman" w:cs="Times New Roman"/>
-        </w:rPr>
-        <w:t>。</w:t>
-      </w:r>
-      <w:r>
-        <w:rPr>
-          <w:rFonts w:hint="eastAsia" w:ascii="Times New Roman" w:hAnsi="Times New Roman" w:eastAsia="FangSong" w:cs="Times New Roman"/>
-        </w:rPr>
-        <w:t>这远小于</w:t>
-      </w:r>
-      <w:r>
-        <w:rPr>
-          <w:rFonts w:ascii="Times New Roman" w:hAnsi="Times New Roman" w:eastAsia="Times New Roman" w:cs="Times New Roman"/>
-        </w:rPr>
-        <w:t xml:space="preserve"> </w:t>
-      </w:r>
-      <w:r>
-        <w:rPr>
-          <w:rFonts w:hint="eastAsia" w:ascii="Times New Roman" w:hAnsi="Times New Roman" w:eastAsia="Times New Roman" w:cs="Times New Roman"/>
-        </w:rPr>
-        <w:t>0.10，</w:t>
-      </w:r>
-      <w:r>
-        <w:rPr>
-          <w:rFonts w:hint="eastAsia" w:ascii="Times New Roman" w:hAnsi="Times New Roman" w:eastAsia="FangSong" w:cs="Times New Roman"/>
-        </w:rPr>
-        <w:t>说明</w:t>
-      </w:r>
-      <w:r>
-        <w:rPr>
-          <w:rFonts w:hint="eastAsia" w:ascii="Times New Roman" w:hAnsi="Times New Roman" w:eastAsia="Times New Roman" w:cs="Times New Roman"/>
-        </w:rPr>
-        <w:t>”</w:t>
-      </w:r>
-      <w:r>
-        <w:rPr>
-          <w:rFonts w:hint="eastAsia" w:ascii="Times New Roman" w:hAnsi="Times New Roman" w:eastAsia="FangSong" w:cs="Times New Roman"/>
-        </w:rPr>
-        <w:t>忽略自身贡献</w:t>
-      </w:r>
-      <w:r>
-        <w:rPr>
-          <w:rFonts w:hint="eastAsia" w:ascii="Times New Roman" w:hAnsi="Times New Roman" w:eastAsia="Times New Roman" w:cs="Times New Roman"/>
-        </w:rPr>
-        <w:t>”</w:t>
-      </w:r>
-      <w:r>
-        <w:rPr>
-          <w:rFonts w:hint="eastAsia" w:ascii="Times New Roman" w:hAnsi="Times New Roman" w:eastAsia="FangSong" w:cs="Times New Roman"/>
-        </w:rPr>
-        <w:t>的近似成立</w:t>
-      </w:r>
-      <w:r>
-        <w:rPr>
-          <w:rFonts w:hint="eastAsia" w:ascii="Times New Roman" w:hAnsi="Times New Roman" w:eastAsia="Times New Roman" w:cs="Times New Roman"/>
-        </w:rPr>
-        <w:t>。</w:t>
-      </w:r>
     </w:p>
     <w:bookmarkEnd w:id="27"/>
     <w:bookmarkStart w:id="28" w:name="酸溶沉淀让难溶物消失的本质"/>
@@ -25852,1589 +24037,7 @@
     <w:p>
       <w:pPr>
         <w:pStyle w:val="BodyText"/>
-        <w:ind w:firstLine="420"/>
       </w:pPr>
-      <w:r>
-        <w:rPr>
-          <w:rFonts w:hint="eastAsia" w:ascii="Times New Roman" w:hAnsi="Times New Roman" w:eastAsia="FangSong" w:cs="Times New Roman"/>
-          <w:b/>
-          <w:bCs/>
-        </w:rPr>
-        <w:t xml:space="preserve">解</w:t>
-      </w:r>
-      <w:r>
-        <w:rPr>
-          <w:rFonts w:hint="eastAsia" w:ascii="Times New Roman" w:hAnsi="Times New Roman" w:eastAsia="Times New Roman" w:cs="Times New Roman"/>
-        </w:rPr>
-        <w:t xml:space="preserve">：</w:t>
-      </w:r>
-    </w:p>
-    <w:p>
-      <w:pPr>
-        <w:pStyle w:val="BodyText"/>
-        <w:ind w:firstLine="420"/>
-      </w:pPr>
-      <w:r>
-        <w:rPr>
-          <w:rFonts w:hint="eastAsia" w:ascii="Times New Roman" w:hAnsi="Times New Roman" w:eastAsia="Times New Roman" w:cs="Times New Roman"/>
-          <w:b/>
-          <w:bCs/>
-        </w:rPr>
-        <w:t>（1）</w:t>
-      </w:r>
-      <w:r>
-        <w:rPr>
-          <w:rFonts w:hint="eastAsia" w:ascii="Times New Roman" w:hAnsi="Times New Roman" w:eastAsia="FangSong" w:cs="Times New Roman"/>
-          <w:b/>
-          <w:bCs/>
-        </w:rPr>
-        <w:t>求</w:t>
-      </w:r>
-      <w:r>
-        <w:rPr>
-          <w:rFonts w:ascii="Times New Roman" w:hAnsi="Times New Roman" w:eastAsia="Times New Roman" w:cs="Times New Roman"/>
-          <w:b/>
-          <w:bCs/>
-        </w:rPr>
-        <w:t xml:space="preserve"> </w:t>
-      </w:r>
-      <m:oMath>
-        <m:r>
-          <m:rPr>
-            <m:sty m:val="p"/>
-          </m:rPr>
-          <m:t>F</m:t>
-        </m:r>
-        <m:sSup>
-          <m:e>
-            <m:r>
-              <m:rPr>
-                <m:sty m:val="p"/>
-              </m:rPr>
-              <m:t>e</m:t>
-            </m:r>
-          </m:e>
-          <m:sup>
-            <m:r>
-              <m:rPr>
-                <m:sty m:val="p"/>
-              </m:rPr>
-              <m:t>3</m:t>
-            </m:r>
-            <m:r>
-              <m:rPr>
-                <m:sty m:val="p"/>
-              </m:rPr>
-              <m:t>+</m:t>
-            </m:r>
-          </m:sup>
-        </m:sSup>
-      </m:oMath>
-      <w:r>
-        <w:rPr>
-          <w:rFonts w:ascii="Times New Roman" w:hAnsi="Times New Roman" w:eastAsia="Times New Roman" w:cs="Times New Roman"/>
-          <w:b/>
-          <w:bCs/>
-        </w:rPr>
-        <w:t xml:space="preserve"> </w:t>
-      </w:r>
-      <w:r>
-        <w:rPr>
-          <w:rFonts w:hint="eastAsia" w:ascii="Times New Roman" w:hAnsi="Times New Roman" w:eastAsia="FangSong" w:cs="Times New Roman"/>
-          <w:b/>
-          <w:bCs/>
-        </w:rPr>
-        <w:t xml:space="preserve">沉淀完全所需的最低</w:t>
-      </w:r>
-      <w:r>
-        <w:rPr>
-          <w:rFonts w:ascii="Times New Roman" w:hAnsi="Times New Roman" w:eastAsia="Times New Roman" w:cs="Times New Roman"/>
-          <w:b/>
-          <w:bCs/>
-        </w:rPr>
-        <w:t xml:space="preserve"> pH</w:t>
-      </w:r>
-      <w:r>
-        <w:rPr>
-          <w:rFonts w:hint="eastAsia" w:ascii="Times New Roman" w:hAnsi="Times New Roman" w:eastAsia="Times New Roman" w:cs="Times New Roman"/>
-        </w:rPr>
-        <w:t>（</w:t>
-      </w:r>
-      <w:r>
-        <w:rPr>
-          <w:rFonts w:hint="eastAsia" w:ascii="Times New Roman" w:hAnsi="Times New Roman" w:eastAsia="FangSong" w:cs="Times New Roman"/>
-        </w:rPr>
-        <w:t>按残留</w:t>
-      </w:r>
-      <w:r>
-        <w:rPr>
-          <w:rFonts w:ascii="Times New Roman" w:hAnsi="Times New Roman" w:eastAsia="Times New Roman" w:cs="Times New Roman"/>
-        </w:rPr>
-        <w:t xml:space="preserve"> </w:t>
-      </w:r>
-      <m:oMath>
-        <m:oMathPr>
-          <m:ctrlPr>
-            <w:rPr>
-              <w:sz w:val="28"/>
-              <w:szCs w:val="28"/>
-            </w:rPr>
-          </m:ctrlPr>
-        </m:oMathPr>
-        <m:r>
-          <m:t>1</m:t>
-        </m:r>
-        <m:r>
-          <m:rPr>
-            <m:sty m:val="p"/>
-          </m:rPr>
-          <m:t>×</m:t>
-        </m:r>
-        <m:sSup>
-          <m:e>
-            <m:r>
-              <m:t>10</m:t>
-            </m:r>
-          </m:e>
-          <m:sup>
-            <m:r>
-              <m:rPr>
-                <m:sty m:val="p"/>
-              </m:rPr>
-              <m:t>−</m:t>
-            </m:r>
-            <m:r>
-              <m:t>6</m:t>
-            </m:r>
-          </m:sup>
-        </m:sSup>
-      </m:oMath>
-      <w:r>
-        <w:rPr>
-          <w:rFonts w:ascii="Times New Roman" w:hAnsi="Times New Roman" w:eastAsia="Times New Roman" w:cs="Times New Roman"/>
-        </w:rPr>
-        <w:t xml:space="preserve"> </w:t>
-      </w:r>
-      <w:r>
-        <w:rPr>
-          <w:rFonts w:hint="eastAsia" w:ascii="Times New Roman" w:hAnsi="Times New Roman" w:eastAsia="FangSong" w:cs="Times New Roman"/>
-        </w:rPr>
-        <w:t>计</w:t>
-      </w:r>
-      <w:r>
-        <w:rPr>
-          <w:rFonts w:hint="eastAsia" w:ascii="Times New Roman" w:hAnsi="Times New Roman" w:eastAsia="Times New Roman" w:cs="Times New Roman"/>
-        </w:rPr>
-        <w:t>）：</w:t>
-      </w:r>
-    </w:p>
-    <w:p>
-      <w:pPr>
-        <w:pStyle w:val="BodyText"/>
-      </w:pPr>
-      <m:oMathPara>
-        <m:oMathParaPr>
-          <m:jc m:val="center"/>
-          <m:ctrlPr>
-            <w:rPr>
-              <w:sz w:val="28"/>
-              <w:szCs w:val="28"/>
-            </w:rPr>
-          </m:ctrlPr>
-        </m:oMathParaPr>
-        <m:oMath>
-          <m:r>
-            <m:rPr>
-              <m:sty m:val="p"/>
-            </m:rPr>
-            <m:t>[</m:t>
-          </m:r>
-          <m:r>
-            <m:rPr>
-              <m:sty m:val="p"/>
-            </m:rPr>
-            <m:t>O</m:t>
-          </m:r>
-          <m:sSup>
-            <m:e>
-              <m:r>
-                <m:rPr>
-                  <m:sty m:val="p"/>
-                </m:rPr>
-                <m:t>H</m:t>
-              </m:r>
-            </m:e>
-            <m:sup>
-              <m:r>
-                <m:rPr>
-                  <m:sty m:val="p"/>
-                </m:rPr>
-                <m:t>−</m:t>
-              </m:r>
-            </m:sup>
-          </m:sSup>
-          <m:r>
-            <m:rPr>
-              <m:sty m:val="p"/>
-            </m:rPr>
-            <m:t>]</m:t>
-          </m:r>
-          <m:r>
-            <m:rPr>
-              <m:sty m:val="p"/>
-            </m:rPr>
-            <m:t>=</m:t>
-          </m:r>
-          <m:rad>
-            <m:deg>
-              <m:r>
-                <m:t>3</m:t>
-              </m:r>
-            </m:deg>
-            <m:e>
-              <m:f>
-                <m:fPr>
-                  <m:type m:val="bar"/>
-                </m:fPr>
-                <m:num>
-                  <m:sSub>
-                    <m:e>
-                      <m:r>
-                        <m:t>K</m:t>
-                      </m:r>
-                    </m:e>
-                    <m:sub>
-                      <m:r>
-                        <m:rPr>
-                          <m:sty m:val="p"/>
-                        </m:rPr>
-                        <m:t>s</m:t>
-                      </m:r>
-                      <m:r>
-                        <m:rPr>
-                          <m:sty m:val="p"/>
-                        </m:rPr>
-                        <m:t>p</m:t>
-                      </m:r>
-                    </m:sub>
-                  </m:sSub>
-                </m:num>
-                <m:den>
-                  <m:r>
-                    <m:rPr>
-                      <m:sty m:val="p"/>
-                    </m:rPr>
-                    <m:t>[</m:t>
-                  </m:r>
-                  <m:r>
-                    <m:rPr>
-                      <m:sty m:val="p"/>
-                    </m:rPr>
-                    <m:t>F</m:t>
-                  </m:r>
-                  <m:sSup>
-                    <m:e>
-                      <m:r>
-                        <m:rPr>
-                          <m:sty m:val="p"/>
-                        </m:rPr>
-                        <m:t>e</m:t>
-                      </m:r>
-                    </m:e>
-                    <m:sup>
-                      <m:r>
-                        <m:rPr>
-                          <m:sty m:val="p"/>
-                        </m:rPr>
-                        <m:t>3</m:t>
-                      </m:r>
-                      <m:r>
-                        <m:rPr>
-                          <m:sty m:val="p"/>
-                        </m:rPr>
-                        <m:t>+</m:t>
-                      </m:r>
-                    </m:sup>
-                  </m:sSup>
-                  <m:r>
-                    <m:rPr>
-                      <m:sty m:val="p"/>
-                    </m:rPr>
-                    <m:t>]</m:t>
-                  </m:r>
-                </m:den>
-              </m:f>
-            </m:e>
-          </m:rad>
-          <m:r>
-            <m:rPr>
-              <m:sty m:val="p"/>
-            </m:rPr>
-            <m:t>=</m:t>
-          </m:r>
-          <m:rad>
-            <m:deg>
-              <m:r>
-                <m:t>3</m:t>
-              </m:r>
-            </m:deg>
-            <m:e>
-              <m:f>
-                <m:fPr>
-                  <m:type m:val="bar"/>
-                </m:fPr>
-                <m:num>
-                  <m:r>
-                    <m:t>2.8</m:t>
-                  </m:r>
-                  <m:r>
-                    <m:rPr>
-                      <m:sty m:val="p"/>
-                    </m:rPr>
-                    <m:t>×</m:t>
-                  </m:r>
-                  <m:sSup>
-                    <m:e>
-                      <m:r>
-                        <m:t>10</m:t>
-                      </m:r>
-                    </m:e>
-                    <m:sup>
-                      <m:r>
-                        <m:rPr>
-                          <m:sty m:val="p"/>
-                        </m:rPr>
-                        <m:t>−</m:t>
-                      </m:r>
-                      <m:r>
-                        <m:t>39</m:t>
-                      </m:r>
-                    </m:sup>
-                  </m:sSup>
-                </m:num>
-                <m:den>
-                  <m:r>
-                    <m:t>1</m:t>
-                  </m:r>
-                  <m:r>
-                    <m:rPr>
-                      <m:sty m:val="p"/>
-                    </m:rPr>
-                    <m:t>×</m:t>
-                  </m:r>
-                  <m:sSup>
-                    <m:e>
-                      <m:r>
-                        <m:t>10</m:t>
-                      </m:r>
-                    </m:e>
-                    <m:sup>
-                      <m:r>
-                        <m:rPr>
-                          <m:sty m:val="p"/>
-                        </m:rPr>
-                        <m:t>−</m:t>
-                      </m:r>
-                      <m:r>
-                        <m:t>6</m:t>
-                      </m:r>
-                    </m:sup>
-                  </m:sSup>
-                </m:den>
-              </m:f>
-            </m:e>
-          </m:rad>
-          <m:r>
-            <m:rPr>
-              <m:sty m:val="p"/>
-            </m:rPr>
-            <m:t>=</m:t>
-          </m:r>
-          <m:r>
-            <m:t>1.4</m:t>
-          </m:r>
-          <m:r>
-            <m:rPr>
-              <m:sty m:val="p"/>
-            </m:rPr>
-            <m:t>×</m:t>
-          </m:r>
-          <m:sSup>
-            <m:e>
-              <m:r>
-                <m:t>10</m:t>
-              </m:r>
-            </m:e>
-            <m:sup>
-              <m:r>
-                <m:rPr>
-                  <m:sty m:val="p"/>
-                </m:rPr>
-                <m:t>−</m:t>
-              </m:r>
-              <m:r>
-                <m:t>11</m:t>
-              </m:r>
-            </m:sup>
-          </m:sSup>
-        </m:oMath>
-      </m:oMathPara>
-    </w:p>
-    <w:p>
-      <w:pPr>
-        <w:pStyle w:val="FirstParagraph"/>
-        <w:ind w:firstLine="420"/>
-      </w:pPr>
-      <m:oMath>
-        <m:oMathPr>
-          <m:ctrlPr>
-            <w:rPr>
-              <w:sz w:val="28"/>
-              <w:szCs w:val="28"/>
-            </w:rPr>
-          </m:ctrlPr>
-        </m:oMathPr>
-        <m:r>
-          <m:rPr>
-            <m:sty m:val="p"/>
-          </m:rPr>
-          <m:t>p</m:t>
-        </m:r>
-        <m:r>
-          <m:rPr>
-            <m:sty m:val="p"/>
-          </m:rPr>
-          <m:t>O</m:t>
-        </m:r>
-        <m:r>
-          <m:rPr>
-            <m:sty m:val="p"/>
-          </m:rPr>
-          <m:t>H</m:t>
-        </m:r>
-        <m:r>
-          <m:rPr>
-            <m:sty m:val="p"/>
-          </m:rPr>
-          <m:t>=</m:t>
-        </m:r>
-        <m:r>
-          <m:t>10.85</m:t>
-        </m:r>
-      </m:oMath>
-      <w:r>
-        <w:rPr>
-          <w:rFonts w:hint="eastAsia" w:ascii="Times New Roman" w:hAnsi="Times New Roman" w:eastAsia="Times New Roman" w:cs="Times New Roman"/>
-        </w:rPr>
-        <w:t>，</w:t>
-      </w:r>
-      <w:r>
-        <w:rPr>
-          <w:rFonts w:hint="eastAsia" w:ascii="Times New Roman" w:hAnsi="Times New Roman" w:eastAsia="FangSong" w:cs="Times New Roman"/>
-        </w:rPr>
-        <w:t>故</w:t>
-      </w:r>
-      <w:r>
-        <w:rPr>
-          <w:rFonts w:ascii="Times New Roman" w:hAnsi="Times New Roman" w:eastAsia="Times New Roman" w:cs="Times New Roman"/>
-        </w:rPr>
-        <w:t xml:space="preserve"> </w:t>
-      </w:r>
-      <m:oMath>
-        <m:oMathPr>
-          <m:ctrlPr>
-            <w:rPr>
-              <w:sz w:val="28"/>
-              <w:szCs w:val="28"/>
-            </w:rPr>
-          </m:ctrlPr>
-        </m:oMathPr>
-        <m:r>
-          <m:rPr>
-            <m:sty m:val="p"/>
-          </m:rPr>
-          <m:t>p</m:t>
-        </m:r>
-        <m:r>
-          <m:rPr>
-            <m:sty m:val="p"/>
-          </m:rPr>
-          <m:t>H</m:t>
-        </m:r>
-        <m:r>
-          <m:rPr>
-            <m:sty m:val="p"/>
-          </m:rPr>
-          <m:t>≈</m:t>
-        </m:r>
-        <m:r>
-          <m:t>3.15</m:t>
-        </m:r>
-      </m:oMath>
-      <w:r>
-        <w:rPr>
-          <w:rFonts w:ascii="Times New Roman" w:hAnsi="Times New Roman" w:eastAsia="Times New Roman" w:cs="Times New Roman"/>
-        </w:rPr>
-        <w:t xml:space="preserve">。</w:t>
-      </w:r>
-    </w:p>
-    <w:p>
-      <w:pPr>
-        <w:pStyle w:val="BodyText"/>
-        <w:ind w:firstLine="420"/>
-      </w:pPr>
-      <w:r>
-        <w:rPr>
-          <w:rFonts w:hint="eastAsia" w:ascii="Times New Roman" w:hAnsi="Times New Roman" w:eastAsia="Times New Roman" w:cs="Times New Roman"/>
-          <w:b/>
-          <w:bCs/>
-        </w:rPr>
-        <w:t>（2）</w:t>
-      </w:r>
-      <w:r>
-        <w:rPr>
-          <w:rFonts w:hint="eastAsia" w:ascii="Times New Roman" w:hAnsi="Times New Roman" w:eastAsia="FangSong" w:cs="Times New Roman"/>
-          <w:b/>
-          <w:bCs/>
-        </w:rPr>
-        <w:t>求</w:t>
-      </w:r>
-      <w:r>
-        <w:rPr>
-          <w:rFonts w:ascii="Times New Roman" w:hAnsi="Times New Roman" w:eastAsia="Times New Roman" w:cs="Times New Roman"/>
-          <w:b/>
-          <w:bCs/>
-        </w:rPr>
-        <w:t xml:space="preserve"> </w:t>
-      </w:r>
-      <m:oMath>
-        <m:r>
-          <m:rPr>
-            <m:sty m:val="p"/>
-          </m:rPr>
-          <m:t>M</m:t>
-        </m:r>
-        <m:sSup>
-          <m:e>
-            <m:r>
-              <m:rPr>
-                <m:sty m:val="p"/>
-              </m:rPr>
-              <m:t>g</m:t>
-            </m:r>
-          </m:e>
-          <m:sup>
-            <m:r>
-              <m:rPr>
-                <m:sty m:val="p"/>
-              </m:rPr>
-              <m:t>2</m:t>
-            </m:r>
-            <m:r>
-              <m:rPr>
-                <m:sty m:val="p"/>
-              </m:rPr>
-              <m:t>+</m:t>
-            </m:r>
-          </m:sup>
-        </m:sSup>
-      </m:oMath>
-      <w:r>
-        <w:rPr>
-          <w:rFonts w:ascii="Times New Roman" w:hAnsi="Times New Roman" w:eastAsia="Times New Roman" w:cs="Times New Roman"/>
-          <w:b/>
-          <w:bCs/>
-        </w:rPr>
-        <w:t xml:space="preserve"> </w:t>
-      </w:r>
-      <w:r>
-        <w:rPr>
-          <w:rFonts w:hint="eastAsia" w:ascii="Times New Roman" w:hAnsi="Times New Roman" w:eastAsia="FangSong" w:cs="Times New Roman"/>
-          <w:b/>
-          <w:bCs/>
-        </w:rPr>
-        <w:t xml:space="preserve">开始沉淀的最高</w:t>
-      </w:r>
-      <w:r>
-        <w:rPr>
-          <w:rFonts w:ascii="Times New Roman" w:hAnsi="Times New Roman" w:eastAsia="Times New Roman" w:cs="Times New Roman"/>
-          <w:b/>
-          <w:bCs/>
-        </w:rPr>
-        <w:t xml:space="preserve"> pH</w:t>
-      </w:r>
-      <w:r>
-        <w:rPr>
-          <w:rFonts w:hint="eastAsia" w:ascii="Times New Roman" w:hAnsi="Times New Roman" w:eastAsia="Times New Roman" w:cs="Times New Roman"/>
-        </w:rPr>
-        <w:t>（</w:t>
-      </w:r>
-      <w:r>
-        <w:rPr>
-          <w:rFonts w:hint="eastAsia" w:ascii="Times New Roman" w:hAnsi="Times New Roman" w:eastAsia="FangSong" w:cs="Times New Roman"/>
-        </w:rPr>
-        <w:t>按原始浓度</w:t>
-      </w:r>
-      <w:r>
-        <w:rPr>
-          <w:rFonts w:ascii="Times New Roman" w:hAnsi="Times New Roman" w:eastAsia="Times New Roman" w:cs="Times New Roman"/>
-        </w:rPr>
-        <w:t xml:space="preserve"> 0.010 </w:t>
-      </w:r>
-      <w:r>
-        <w:rPr>
-          <w:rFonts w:hint="eastAsia" w:ascii="Times New Roman" w:hAnsi="Times New Roman" w:eastAsia="FangSong" w:cs="Times New Roman"/>
-        </w:rPr>
-        <w:t>计</w:t>
-      </w:r>
-      <w:r>
-        <w:rPr>
-          <w:rFonts w:hint="eastAsia" w:ascii="Times New Roman" w:hAnsi="Times New Roman" w:eastAsia="Times New Roman" w:cs="Times New Roman"/>
-        </w:rPr>
-        <w:t>）：</w:t>
-      </w:r>
-    </w:p>
-    <w:p>
-      <w:pPr>
-        <w:pStyle w:val="BodyText"/>
-      </w:pPr>
-      <m:oMathPara>
-        <m:oMathParaPr>
-          <m:jc m:val="center"/>
-          <m:ctrlPr>
-            <w:rPr>
-              <w:sz w:val="28"/>
-              <w:szCs w:val="28"/>
-            </w:rPr>
-          </m:ctrlPr>
-        </m:oMathParaPr>
-        <m:oMath>
-          <m:r>
-            <m:rPr>
-              <m:sty m:val="p"/>
-            </m:rPr>
-            <m:t>[</m:t>
-          </m:r>
-          <m:r>
-            <m:rPr>
-              <m:sty m:val="p"/>
-            </m:rPr>
-            <m:t>O</m:t>
-          </m:r>
-          <m:sSup>
-            <m:e>
-              <m:r>
-                <m:rPr>
-                  <m:sty m:val="p"/>
-                </m:rPr>
-                <m:t>H</m:t>
-              </m:r>
-            </m:e>
-            <m:sup>
-              <m:r>
-                <m:rPr>
-                  <m:sty m:val="p"/>
-                </m:rPr>
-                <m:t>−</m:t>
-              </m:r>
-            </m:sup>
-          </m:sSup>
-          <m:r>
-            <m:rPr>
-              <m:sty m:val="p"/>
-            </m:rPr>
-            <m:t>]</m:t>
-          </m:r>
-          <m:r>
-            <m:rPr>
-              <m:sty m:val="p"/>
-            </m:rPr>
-            <m:t>=</m:t>
-          </m:r>
-          <m:rad>
-            <m:radPr>
-              <m:degHide m:val="on"/>
-            </m:radPr>
-            <m:deg/>
-            <m:e>
-              <m:f>
-                <m:fPr>
-                  <m:type m:val="bar"/>
-                </m:fPr>
-                <m:num>
-                  <m:sSub>
-                    <m:e>
-                      <m:r>
-                        <m:t>K</m:t>
-                      </m:r>
-                    </m:e>
-                    <m:sub>
-                      <m:r>
-                        <m:rPr>
-                          <m:sty m:val="p"/>
-                        </m:rPr>
-                        <m:t>s</m:t>
-                      </m:r>
-                      <m:r>
-                        <m:rPr>
-                          <m:sty m:val="p"/>
-                        </m:rPr>
-                        <m:t>p</m:t>
-                      </m:r>
-                    </m:sub>
-                  </m:sSub>
-                </m:num>
-                <m:den>
-                  <m:r>
-                    <m:rPr>
-                      <m:sty m:val="p"/>
-                    </m:rPr>
-                    <m:t>[</m:t>
-                  </m:r>
-                  <m:r>
-                    <m:rPr>
-                      <m:sty m:val="p"/>
-                    </m:rPr>
-                    <m:t>M</m:t>
-                  </m:r>
-                  <m:sSup>
-                    <m:e>
-                      <m:r>
-                        <m:rPr>
-                          <m:sty m:val="p"/>
-                        </m:rPr>
-                        <m:t>g</m:t>
-                      </m:r>
-                    </m:e>
-                    <m:sup>
-                      <m:r>
-                        <m:rPr>
-                          <m:sty m:val="p"/>
-                        </m:rPr>
-                        <m:t>2</m:t>
-                      </m:r>
-                      <m:r>
-                        <m:rPr>
-                          <m:sty m:val="p"/>
-                        </m:rPr>
-                        <m:t>+</m:t>
-                      </m:r>
-                    </m:sup>
-                  </m:sSup>
-                  <m:r>
-                    <m:rPr>
-                      <m:sty m:val="p"/>
-                    </m:rPr>
-                    <m:t>]</m:t>
-                  </m:r>
-                </m:den>
-              </m:f>
-            </m:e>
-          </m:rad>
-          <m:r>
-            <m:rPr>
-              <m:sty m:val="p"/>
-            </m:rPr>
-            <m:t>=</m:t>
-          </m:r>
-          <m:rad>
-            <m:radPr>
-              <m:degHide m:val="on"/>
-            </m:radPr>
-            <m:deg/>
-            <m:e>
-              <m:f>
-                <m:fPr>
-                  <m:type m:val="bar"/>
-                </m:fPr>
-                <m:num>
-                  <m:r>
-                    <m:t>5.6</m:t>
-                  </m:r>
-                  <m:r>
-                    <m:rPr>
-                      <m:sty m:val="p"/>
-                    </m:rPr>
-                    <m:t>×</m:t>
-                  </m:r>
-                  <m:sSup>
-                    <m:e>
-                      <m:r>
-                        <m:t>10</m:t>
-                      </m:r>
-                    </m:e>
-                    <m:sup>
-                      <m:r>
-                        <m:rPr>
-                          <m:sty m:val="p"/>
-                        </m:rPr>
-                        <m:t>−</m:t>
-                      </m:r>
-                      <m:r>
-                        <m:t>12</m:t>
-                      </m:r>
-                    </m:sup>
-                  </m:sSup>
-                </m:num>
-                <m:den>
-                  <m:r>
-                    <m:t>0.010</m:t>
-                  </m:r>
-                </m:den>
-              </m:f>
-            </m:e>
-          </m:rad>
-          <m:r>
-            <m:rPr>
-              <m:sty m:val="p"/>
-            </m:rPr>
-            <m:t>=</m:t>
-          </m:r>
-          <m:r>
-            <m:t>2.4</m:t>
-          </m:r>
-          <m:r>
-            <m:rPr>
-              <m:sty m:val="p"/>
-            </m:rPr>
-            <m:t>×</m:t>
-          </m:r>
-          <m:sSup>
-            <m:e>
-              <m:r>
-                <m:t>10</m:t>
-              </m:r>
-            </m:e>
-            <m:sup>
-              <m:r>
-                <m:rPr>
-                  <m:sty m:val="p"/>
-                </m:rPr>
-                <m:t>−</m:t>
-              </m:r>
-              <m:r>
-                <m:t>5</m:t>
-              </m:r>
-            </m:sup>
-          </m:sSup>
-        </m:oMath>
-      </m:oMathPara>
-    </w:p>
-    <w:p>
-      <w:pPr>
-        <w:pStyle w:val="FirstParagraph"/>
-        <w:ind w:firstLine="420"/>
-      </w:pPr>
-      <m:oMath>
-        <m:oMathPr>
-          <m:ctrlPr>
-            <w:rPr>
-              <w:sz w:val="28"/>
-              <w:szCs w:val="28"/>
-            </w:rPr>
-          </m:ctrlPr>
-        </m:oMathPr>
-        <m:r>
-          <m:rPr>
-            <m:sty m:val="p"/>
-          </m:rPr>
-          <m:t>p</m:t>
-        </m:r>
-        <m:r>
-          <m:rPr>
-            <m:sty m:val="p"/>
-          </m:rPr>
-          <m:t>O</m:t>
-        </m:r>
-        <m:r>
-          <m:rPr>
-            <m:sty m:val="p"/>
-          </m:rPr>
-          <m:t>H</m:t>
-        </m:r>
-        <m:r>
-          <m:rPr>
-            <m:sty m:val="p"/>
-          </m:rPr>
-          <m:t>=</m:t>
-        </m:r>
-        <m:r>
-          <m:t>4.63</m:t>
-        </m:r>
-      </m:oMath>
-      <w:r>
-        <w:rPr>
-          <w:rFonts w:hint="eastAsia" w:ascii="Times New Roman" w:hAnsi="Times New Roman" w:eastAsia="Times New Roman" w:cs="Times New Roman"/>
-        </w:rPr>
-        <w:t>，</w:t>
-      </w:r>
-      <w:r>
-        <w:rPr>
-          <w:rFonts w:hint="eastAsia" w:ascii="Times New Roman" w:hAnsi="Times New Roman" w:eastAsia="FangSong" w:cs="Times New Roman"/>
-        </w:rPr>
-        <w:t>故</w:t>
-      </w:r>
-      <w:r>
-        <w:rPr>
-          <w:rFonts w:ascii="Times New Roman" w:hAnsi="Times New Roman" w:eastAsia="Times New Roman" w:cs="Times New Roman"/>
-        </w:rPr>
-        <w:t xml:space="preserve"> </w:t>
-      </w:r>
-      <m:oMath>
-        <m:oMathPr>
-          <m:ctrlPr>
-            <w:rPr>
-              <w:sz w:val="28"/>
-              <w:szCs w:val="28"/>
-            </w:rPr>
-          </m:ctrlPr>
-        </m:oMathPr>
-        <m:r>
-          <m:rPr>
-            <m:sty m:val="p"/>
-          </m:rPr>
-          <m:t>p</m:t>
-        </m:r>
-        <m:r>
-          <m:rPr>
-            <m:sty m:val="p"/>
-          </m:rPr>
-          <m:t>H</m:t>
-        </m:r>
-        <m:r>
-          <m:rPr>
-            <m:sty m:val="p"/>
-          </m:rPr>
-          <m:t>≈</m:t>
-        </m:r>
-        <m:r>
-          <m:t>9.37</m:t>
-        </m:r>
-      </m:oMath>
-      <w:r>
-        <w:rPr>
-          <w:rFonts w:ascii="Times New Roman" w:hAnsi="Times New Roman" w:eastAsia="Times New Roman" w:cs="Times New Roman"/>
-        </w:rPr>
-        <w:t xml:space="preserve">。</w:t>
-      </w:r>
-    </w:p>
-    <w:p>
-      <w:pPr>
-        <w:pStyle w:val="BodyText"/>
-        <w:ind w:firstLine="420"/>
-      </w:pPr>
-      <w:r>
-        <w:rPr>
-          <w:rFonts w:hint="eastAsia" w:ascii="Times New Roman" w:hAnsi="Times New Roman" w:eastAsia="Times New Roman" w:cs="Times New Roman"/>
-          <w:b/>
-          <w:bCs/>
-        </w:rPr>
-        <w:t>（3）</w:t>
-      </w:r>
-      <w:r>
-        <w:rPr>
-          <w:rFonts w:hint="eastAsia" w:ascii="Times New Roman" w:hAnsi="Times New Roman" w:eastAsia="FangSong" w:cs="Times New Roman"/>
-          <w:b/>
-          <w:bCs/>
-        </w:rPr>
-        <w:t>结论</w:t>
-      </w:r>
-      <w:r>
-        <w:rPr>
-          <w:rFonts w:hint="eastAsia" w:ascii="Times New Roman" w:hAnsi="Times New Roman" w:eastAsia="Times New Roman" w:cs="Times New Roman"/>
-        </w:rPr>
-        <w:t>：</w:t>
-      </w:r>
-      <w:r>
-        <w:rPr>
-          <w:rFonts w:hint="eastAsia" w:ascii="Times New Roman" w:hAnsi="Times New Roman" w:eastAsia="FangSong" w:cs="Times New Roman"/>
-        </w:rPr>
-        <w:t>控制</w:t>
-      </w:r>
-      <w:r>
-        <w:rPr>
-          <w:rFonts w:ascii="Times New Roman" w:hAnsi="Times New Roman" w:eastAsia="Times New Roman" w:cs="Times New Roman"/>
-        </w:rPr>
-        <w:t xml:space="preserve"> pH </w:t>
-      </w:r>
-      <w:r>
-        <w:rPr>
-          <w:rFonts w:hint="eastAsia" w:ascii="Times New Roman" w:hAnsi="Times New Roman" w:eastAsia="FangSong" w:cs="Times New Roman"/>
-        </w:rPr>
-        <w:t xml:space="preserve">在</w:t>
-      </w:r>
-      <w:r>
-        <w:rPr>
-          <w:rFonts w:ascii="Times New Roman" w:hAnsi="Times New Roman" w:eastAsia="Times New Roman" w:cs="Times New Roman"/>
-        </w:rPr>
-        <w:t xml:space="preserve"> </w:t>
-      </w:r>
-      <w:r>
-        <w:rPr>
-          <w:rFonts w:ascii="Times New Roman" w:hAnsi="Times New Roman" w:eastAsia="Times New Roman" w:cs="Times New Roman"/>
-          <w:b/>
-          <w:bCs/>
-        </w:rPr>
-        <w:t xml:space="preserve">3.2 ~ 9.4</w:t>
-      </w:r>
-      <w:r>
-        <w:rPr>
-          <w:rFonts w:ascii="Times New Roman" w:hAnsi="Times New Roman" w:eastAsia="Times New Roman" w:cs="Times New Roman"/>
-        </w:rPr>
-        <w:t xml:space="preserve"> </w:t>
-      </w:r>
-      <w:r>
-        <w:rPr>
-          <w:rFonts w:hint="eastAsia" w:ascii="Times New Roman" w:hAnsi="Times New Roman" w:eastAsia="FangSong" w:cs="Times New Roman"/>
-        </w:rPr>
-        <w:t>之间</w:t>
-      </w:r>
-      <w:r>
-        <w:rPr>
-          <w:rFonts w:hint="eastAsia" w:ascii="Times New Roman" w:hAnsi="Times New Roman" w:eastAsia="Times New Roman" w:cs="Times New Roman"/>
-        </w:rPr>
-        <w:t>，</w:t>
-      </w:r>
-      <m:oMath>
-        <m:r>
-          <m:rPr>
-            <m:sty m:val="p"/>
-          </m:rPr>
-          <m:t>F</m:t>
-        </m:r>
-        <m:sSup>
-          <m:e>
-            <m:r>
-              <m:rPr>
-                <m:sty m:val="p"/>
-              </m:rPr>
-              <m:t>e</m:t>
-            </m:r>
-          </m:e>
-          <m:sup>
-            <m:r>
-              <m:rPr>
-                <m:sty m:val="p"/>
-              </m:rPr>
-              <m:t>3</m:t>
-            </m:r>
-            <m:r>
-              <m:rPr>
-                <m:sty m:val="p"/>
-              </m:rPr>
-              <m:t>+</m:t>
-            </m:r>
-          </m:sup>
-        </m:sSup>
-      </m:oMath>
-      <w:r>
-        <w:rPr>
-          <w:rFonts w:ascii="Times New Roman" w:hAnsi="Times New Roman" w:eastAsia="Times New Roman" w:cs="Times New Roman"/>
-        </w:rPr>
-        <w:t xml:space="preserve"> </w:t>
-      </w:r>
-      <w:r>
-        <w:rPr>
-          <w:rFonts w:hint="eastAsia" w:ascii="Times New Roman" w:hAnsi="Times New Roman" w:eastAsia="FangSong" w:cs="Times New Roman"/>
-        </w:rPr>
-        <w:t xml:space="preserve">已沉淀完全而</w:t>
-      </w:r>
-      <w:r>
-        <w:rPr>
-          <w:rFonts w:ascii="Times New Roman" w:hAnsi="Times New Roman" w:eastAsia="Times New Roman" w:cs="Times New Roman"/>
-        </w:rPr>
-        <w:t xml:space="preserve"> </w:t>
-      </w:r>
-      <m:oMath>
-        <m:r>
-          <m:rPr>
-            <m:sty m:val="p"/>
-          </m:rPr>
-          <m:t>M</m:t>
-        </m:r>
-        <m:sSup>
-          <m:e>
-            <m:r>
-              <m:rPr>
-                <m:sty m:val="p"/>
-              </m:rPr>
-              <m:t>g</m:t>
-            </m:r>
-          </m:e>
-          <m:sup>
-            <m:r>
-              <m:rPr>
-                <m:sty m:val="p"/>
-              </m:rPr>
-              <m:t>2</m:t>
-            </m:r>
-            <m:r>
-              <m:rPr>
-                <m:sty m:val="p"/>
-              </m:rPr>
-              <m:t>+</m:t>
-            </m:r>
-          </m:sup>
-        </m:sSup>
-      </m:oMath>
-      <w:r>
-        <w:rPr>
-          <w:rFonts w:ascii="Times New Roman" w:hAnsi="Times New Roman" w:eastAsia="Times New Roman" w:cs="Times New Roman"/>
-        </w:rPr>
-        <w:t xml:space="preserve"> </w:t>
-      </w:r>
-      <w:r>
-        <w:rPr>
-          <w:rFonts w:hint="eastAsia" w:ascii="Times New Roman" w:hAnsi="Times New Roman" w:eastAsia="FangSong" w:cs="Times New Roman"/>
-        </w:rPr>
-        <w:t>尚未开始沉淀</w:t>
-      </w:r>
-      <w:r>
-        <w:rPr>
-          <w:rFonts w:hint="eastAsia" w:ascii="Times New Roman" w:hAnsi="Times New Roman" w:eastAsia="Times New Roman" w:cs="Times New Roman"/>
-        </w:rPr>
-        <w:t>，</w:t>
-      </w:r>
-      <w:r>
-        <w:rPr>
-          <w:rFonts w:hint="eastAsia" w:ascii="Times New Roman" w:hAnsi="Times New Roman" w:eastAsia="FangSong" w:cs="Times New Roman"/>
-        </w:rPr>
-        <w:t>因此</w:t>
-      </w:r>
-      <w:r>
-        <w:rPr>
-          <w:rFonts w:hint="eastAsia" w:ascii="Times New Roman" w:hAnsi="Times New Roman" w:eastAsia="FangSong" w:cs="Times New Roman"/>
-          <w:b/>
-          <w:bCs/>
-        </w:rPr>
-        <w:t xml:space="preserve">可以定量分离</w:t>
-      </w:r>
-      <w:r>
-        <w:rPr>
-          <w:rFonts w:ascii="Times New Roman" w:hAnsi="Times New Roman" w:eastAsia="Times New Roman" w:cs="Times New Roman"/>
-        </w:rPr>
-        <w:t xml:space="preserve">。</w:t>
-      </w:r>
-    </w:p>
-    <w:p>
-      <w:pPr>
-        <w:pStyle w:val="BodyText"/>
-        <w:ind w:firstLine="420"/>
-      </w:pPr>
-      <w:r>
-        <w:rPr>
-          <w:rFonts w:hint="eastAsia" w:ascii="Times New Roman" w:hAnsi="Times New Roman" w:eastAsia="FangSong" w:cs="Times New Roman"/>
-          <w:b/>
-          <w:bCs/>
-        </w:rPr>
-        <w:t xml:space="preserve">要点</w:t>
-      </w:r>
-      <w:r>
-        <w:rPr>
-          <w:rFonts w:hint="eastAsia" w:ascii="Times New Roman" w:hAnsi="Times New Roman" w:eastAsia="Times New Roman" w:cs="Times New Roman"/>
-        </w:rPr>
-        <w:t xml:space="preserve">：①</w:t>
-      </w:r>
-      <w:r>
-        <w:rPr>
-          <w:rFonts w:ascii="Times New Roman" w:hAnsi="Times New Roman" w:eastAsia="Times New Roman" w:cs="Times New Roman"/>
-        </w:rPr>
-        <w:t xml:space="preserve"> </w:t>
-      </w:r>
-      <w:r>
-        <w:rPr>
-          <w:rFonts w:hint="eastAsia" w:ascii="Times New Roman" w:hAnsi="Times New Roman" w:eastAsia="Times New Roman" w:cs="Times New Roman"/>
-        </w:rPr>
-        <w:t>“</w:t>
-      </w:r>
-      <w:r>
-        <w:rPr>
-          <w:rFonts w:hint="eastAsia" w:ascii="Times New Roman" w:hAnsi="Times New Roman" w:eastAsia="FangSong" w:cs="Times New Roman"/>
-        </w:rPr>
-        <w:t>沉淀完全</w:t>
-      </w:r>
-      <w:r>
-        <w:rPr>
-          <w:rFonts w:hint="eastAsia" w:ascii="Times New Roman" w:hAnsi="Times New Roman" w:eastAsia="Times New Roman" w:cs="Times New Roman"/>
-        </w:rPr>
-        <w:t>”</w:t>
-      </w:r>
-      <w:r>
-        <w:rPr>
-          <w:rFonts w:hint="eastAsia" w:ascii="Times New Roman" w:hAnsi="Times New Roman" w:eastAsia="FangSong" w:cs="Times New Roman"/>
-        </w:rPr>
-        <w:t>是人为标准</w:t>
-      </w:r>
-      <w:r>
-        <w:rPr>
-          <w:rFonts w:hint="eastAsia" w:ascii="Times New Roman" w:hAnsi="Times New Roman" w:eastAsia="Times New Roman" w:cs="Times New Roman"/>
-        </w:rPr>
-        <w:t>，</w:t>
-      </w:r>
-      <w:r>
-        <w:rPr>
-          <w:rFonts w:hint="eastAsia" w:ascii="Times New Roman" w:hAnsi="Times New Roman" w:eastAsia="FangSong" w:cs="Times New Roman"/>
-        </w:rPr>
-        <w:t>不是绝对为零</w:t>
-      </w:r>
-      <w:r>
-        <w:rPr>
-          <w:rFonts w:hint="eastAsia" w:ascii="Times New Roman" w:hAnsi="Times New Roman" w:eastAsia="Times New Roman" w:cs="Times New Roman"/>
-        </w:rPr>
-        <w:t>；②</w:t>
-      </w:r>
-      <w:r>
-        <w:rPr>
-          <w:rFonts w:ascii="Times New Roman" w:hAnsi="Times New Roman" w:eastAsia="Times New Roman" w:cs="Times New Roman"/>
-        </w:rPr>
-        <w:t xml:space="preserve"> </w:t>
-      </w:r>
-      <w:r>
-        <w:rPr>
-          <w:rFonts w:hint="eastAsia" w:ascii="Times New Roman" w:hAnsi="Times New Roman" w:eastAsia="FangSong" w:cs="Times New Roman"/>
-        </w:rPr>
-        <w:t xml:space="preserve">两者</w:t>
-      </w:r>
-      <w:r>
-        <w:rPr>
-          <w:rFonts w:ascii="Times New Roman" w:hAnsi="Times New Roman" w:eastAsia="Times New Roman" w:cs="Times New Roman"/>
-        </w:rPr>
-        <w:t xml:space="preserve"> </w:t>
-      </w:r>
-      <m:oMath>
-        <m:sSub>
-          <m:e>
-            <m:r>
-              <m:t>K</m:t>
-            </m:r>
-          </m:e>
-          <m:sub>
-            <m:r>
-              <m:rPr>
-                <m:sty m:val="p"/>
-              </m:rPr>
-              <m:t>s</m:t>
-            </m:r>
-            <m:r>
-              <m:rPr>
-                <m:sty m:val="p"/>
-              </m:rPr>
-              <m:t>p</m:t>
-            </m:r>
-          </m:sub>
-        </m:sSub>
-      </m:oMath>
-      <w:r>
-        <w:rPr>
-          <w:rFonts w:ascii="Times New Roman" w:hAnsi="Times New Roman" w:eastAsia="Times New Roman" w:cs="Times New Roman"/>
-        </w:rPr>
-        <w:t xml:space="preserve"> </w:t>
-      </w:r>
-      <w:r>
-        <w:rPr>
-          <w:rFonts w:hint="eastAsia" w:ascii="Times New Roman" w:hAnsi="Times New Roman" w:eastAsia="FangSong" w:cs="Times New Roman"/>
-        </w:rPr>
-        <w:t xml:space="preserve">相差</w:t>
-      </w:r>
-      <w:r>
-        <w:rPr>
-          <w:rFonts w:ascii="Times New Roman" w:hAnsi="Times New Roman" w:eastAsia="Times New Roman" w:cs="Times New Roman"/>
-        </w:rPr>
-        <w:t xml:space="preserve"> 27 </w:t>
-      </w:r>
-      <w:r>
-        <w:rPr>
-          <w:rFonts w:hint="eastAsia" w:ascii="Times New Roman" w:hAnsi="Times New Roman" w:eastAsia="FangSong" w:cs="Times New Roman"/>
-        </w:rPr>
-        <w:t>个数量级</w:t>
-      </w:r>
-      <w:r>
-        <w:rPr>
-          <w:rFonts w:hint="eastAsia" w:ascii="Times New Roman" w:hAnsi="Times New Roman" w:eastAsia="Times New Roman" w:cs="Times New Roman"/>
-        </w:rPr>
-        <w:t>，</w:t>
-      </w:r>
-      <w:r>
-        <w:rPr>
-          <w:rFonts w:hint="eastAsia" w:ascii="Times New Roman" w:hAnsi="Times New Roman" w:eastAsia="FangSong" w:cs="Times New Roman"/>
-        </w:rPr>
-        <w:t>却仍能靠</w:t>
-      </w:r>
-      <w:r>
-        <w:rPr>
-          <w:rFonts w:ascii="Times New Roman" w:hAnsi="Times New Roman" w:eastAsia="Times New Roman" w:cs="Times New Roman"/>
-        </w:rPr>
-        <w:t xml:space="preserve"> pH </w:t>
-      </w:r>
-      <w:r>
-        <w:rPr>
-          <w:rFonts w:hint="eastAsia" w:ascii="Times New Roman" w:hAnsi="Times New Roman" w:eastAsia="FangSong" w:cs="Times New Roman"/>
-        </w:rPr>
-        <w:t>窗口分开</w:t>
-      </w:r>
-      <w:r>
-        <w:rPr>
-          <w:rFonts w:hint="eastAsia" w:ascii="Times New Roman" w:hAnsi="Times New Roman" w:eastAsia="Times New Roman" w:cs="Times New Roman"/>
-        </w:rPr>
-        <w:t>，</w:t>
-      </w:r>
-      <w:r>
-        <w:rPr>
-          <w:rFonts w:hint="eastAsia" w:ascii="Times New Roman" w:hAnsi="Times New Roman" w:eastAsia="FangSong" w:cs="Times New Roman"/>
-        </w:rPr>
-        <w:t>原因是换算时对</w:t>
-      </w:r>
-      <w:r>
-        <w:rPr>
-          <w:rFonts w:ascii="Times New Roman" w:hAnsi="Times New Roman" w:eastAsia="Times New Roman" w:cs="Times New Roman"/>
-        </w:rPr>
-        <w:t xml:space="preserve"> </w:t>
-      </w:r>
-      <m:oMath>
-        <m:sSub>
-          <m:e>
-            <m:r>
-              <m:t>K</m:t>
-            </m:r>
-          </m:e>
-          <m:sub>
-            <m:r>
-              <m:rPr>
-                <m:sty m:val="p"/>
-              </m:rPr>
-              <m:t>s</m:t>
-            </m:r>
-            <m:r>
-              <m:rPr>
-                <m:sty m:val="p"/>
-              </m:rPr>
-              <m:t>p</m:t>
-            </m:r>
-          </m:sub>
-        </m:sSub>
-      </m:oMath>
-      <w:r>
-        <w:rPr>
-          <w:rFonts w:ascii="Times New Roman" w:hAnsi="Times New Roman" w:eastAsia="Times New Roman" w:cs="Times New Roman"/>
-        </w:rPr>
-        <w:t xml:space="preserve"> </w:t>
-      </w:r>
-      <w:r>
-        <w:rPr>
-          <w:rFonts w:hint="eastAsia" w:ascii="Times New Roman" w:hAnsi="Times New Roman" w:eastAsia="FangSong" w:cs="Times New Roman"/>
-        </w:rPr>
-        <w:t>开的次方不同</w:t>
-      </w:r>
-      <w:r>
-        <w:rPr>
-          <w:rFonts w:hint="eastAsia" w:ascii="Times New Roman" w:hAnsi="Times New Roman" w:eastAsia="Times New Roman" w:cs="Times New Roman"/>
-        </w:rPr>
-        <w:t>（</w:t>
-      </w:r>
-      <w:r>
-        <w:rPr>
-          <w:rFonts w:hint="eastAsia" w:ascii="Times New Roman" w:hAnsi="Times New Roman" w:eastAsia="FangSong" w:cs="Times New Roman"/>
-        </w:rPr>
-        <w:t>三次方根</w:t>
-      </w:r>
-      <w:r>
-        <w:rPr>
-          <w:rFonts w:ascii="Times New Roman" w:hAnsi="Times New Roman" w:eastAsia="Times New Roman" w:cs="Times New Roman"/>
-        </w:rPr>
-        <w:t xml:space="preserve"> vs </w:t>
-      </w:r>
-      <w:r>
-        <w:rPr>
-          <w:rFonts w:hint="eastAsia" w:ascii="Times New Roman" w:hAnsi="Times New Roman" w:eastAsia="FangSong" w:cs="Times New Roman"/>
-        </w:rPr>
-        <w:t>平方根</w:t>
-      </w:r>
-      <w:r>
-        <w:rPr>
-          <w:rFonts w:hint="eastAsia" w:ascii="Times New Roman" w:hAnsi="Times New Roman" w:eastAsia="Times New Roman" w:cs="Times New Roman"/>
-        </w:rPr>
-        <w:t>）；③</w:t>
-      </w:r>
-      <w:r>
-        <w:rPr>
-          <w:rFonts w:ascii="Times New Roman" w:hAnsi="Times New Roman" w:eastAsia="Times New Roman" w:cs="Times New Roman"/>
-        </w:rPr>
-        <w:t xml:space="preserve"> </w:t>
-      </w:r>
-      <w:r>
-        <w:rPr>
-          <w:rFonts w:hint="eastAsia" w:ascii="Times New Roman" w:hAnsi="Times New Roman" w:eastAsia="FangSong" w:cs="Times New Roman"/>
-        </w:rPr>
-        <w:t>实际操作中还要考虑共沉淀</w:t>
-      </w:r>
-      <w:r>
-        <w:rPr>
-          <w:rFonts w:hint="eastAsia" w:ascii="Times New Roman" w:hAnsi="Times New Roman" w:eastAsia="Times New Roman" w:cs="Times New Roman"/>
-        </w:rPr>
-        <w:t>（</w:t>
-      </w:r>
-      <m:oMath>
-        <m:oMathPr>
-          <m:ctrlPr>
-            <w:rPr>
-              <w:sz w:val="28"/>
-              <w:szCs w:val="28"/>
-            </w:rPr>
-          </m:ctrlPr>
-        </m:oMathPr>
-        <m:r>
-          <m:rPr>
-            <m:sty m:val="p"/>
-          </m:rPr>
-          <m:t>F</m:t>
-        </m:r>
-        <m:r>
-          <m:rPr>
-            <m:sty m:val="p"/>
-          </m:rPr>
-          <m:t>e</m:t>
-        </m:r>
-        <m:r>
-          <m:rPr>
-            <m:sty m:val="p"/>
-          </m:rPr>
-          <m:t>(</m:t>
-        </m:r>
-        <m:r>
-          <m:rPr>
-            <m:sty m:val="p"/>
-          </m:rPr>
-          <m:t>O</m:t>
-        </m:r>
-        <m:r>
-          <m:rPr>
-            <m:sty m:val="p"/>
-          </m:rPr>
-          <m:t>H</m:t>
-        </m:r>
-        <m:sSub>
-          <m:e>
-            <m:r>
-              <m:rPr>
-                <m:sty m:val="p"/>
-              </m:rPr>
-              <m:t>)</m:t>
-            </m:r>
-          </m:e>
-          <m:sub>
-            <m:r>
-              <m:rPr>
-                <m:sty m:val="p"/>
-              </m:rPr>
-              <m:t>3</m:t>
-            </m:r>
-          </m:sub>
-        </m:sSub>
-      </m:oMath>
-      <w:r>
-        <w:rPr>
-          <w:rFonts w:ascii="Times New Roman" w:hAnsi="Times New Roman" w:eastAsia="Times New Roman" w:cs="Times New Roman"/>
-        </w:rPr>
-        <w:t xml:space="preserve"> </w:t>
-      </w:r>
-      <w:r>
-        <w:rPr>
-          <w:rFonts w:hint="eastAsia" w:ascii="Times New Roman" w:hAnsi="Times New Roman" w:eastAsia="FangSong" w:cs="Times New Roman"/>
-        </w:rPr>
-        <w:t xml:space="preserve">胶体吸附</w:t>
-      </w:r>
-      <w:r>
-        <w:rPr>
-          <w:rFonts w:ascii="Times New Roman" w:hAnsi="Times New Roman" w:eastAsia="Times New Roman" w:cs="Times New Roman"/>
-        </w:rPr>
-        <w:t xml:space="preserve"> </w:t>
-      </w:r>
-      <m:oMath>
-        <m:r>
-          <m:rPr>
-            <m:sty m:val="p"/>
-          </m:rPr>
-          <m:t>M</m:t>
-        </m:r>
-        <m:sSup>
-          <m:e>
-            <m:r>
-              <m:rPr>
-                <m:sty m:val="p"/>
-              </m:rPr>
-              <m:t>g</m:t>
-            </m:r>
-          </m:e>
-          <m:sup>
-            <m:r>
-              <m:rPr>
-                <m:sty m:val="p"/>
-              </m:rPr>
-              <m:t>2</m:t>
-            </m:r>
-            <m:r>
-              <m:rPr>
-                <m:sty m:val="p"/>
-              </m:rPr>
-              <m:t>+</m:t>
-            </m:r>
-          </m:sup>
-        </m:sSup>
-      </m:oMath>
-      <w:r>
-        <w:rPr>
-          <w:rFonts w:hint="eastAsia" w:ascii="Times New Roman" w:hAnsi="Times New Roman" w:eastAsia="Times New Roman" w:cs="Times New Roman"/>
-        </w:rPr>
-        <w:t>）</w:t>
-      </w:r>
-      <w:r>
-        <w:rPr>
-          <w:rFonts w:hint="eastAsia" w:ascii="Times New Roman" w:hAnsi="Times New Roman" w:eastAsia="FangSong" w:cs="Times New Roman"/>
-        </w:rPr>
-        <w:t>与局部过碱</w:t>
-      </w:r>
-      <w:r>
-        <w:rPr>
-          <w:rFonts w:hint="eastAsia" w:ascii="Times New Roman" w:hAnsi="Times New Roman" w:eastAsia="Times New Roman" w:cs="Times New Roman"/>
-        </w:rPr>
-        <w:t>，</w:t>
-      </w:r>
-      <w:r>
-        <w:rPr>
-          <w:rFonts w:hint="eastAsia" w:ascii="Times New Roman" w:hAnsi="Times New Roman" w:eastAsia="FangSong" w:cs="Times New Roman"/>
-        </w:rPr>
-        <w:t>故</w:t>
-      </w:r>
-      <w:r>
-        <w:rPr>
-          <w:rFonts w:ascii="Times New Roman" w:hAnsi="Times New Roman" w:eastAsia="Times New Roman" w:cs="Times New Roman"/>
-        </w:rPr>
-        <w:t xml:space="preserve"> pH </w:t>
-      </w:r>
-      <w:r>
-        <w:rPr>
-          <w:rFonts w:hint="eastAsia" w:ascii="Times New Roman" w:hAnsi="Times New Roman" w:eastAsia="FangSong" w:cs="Times New Roman"/>
-        </w:rPr>
-        <w:t>上限通常留有余量</w:t>
-      </w:r>
-      <w:r>
-        <w:rPr>
-          <w:rFonts w:hint="eastAsia" w:ascii="Times New Roman" w:hAnsi="Times New Roman" w:eastAsia="Times New Roman" w:cs="Times New Roman"/>
-        </w:rPr>
-        <w:t>，</w:t>
-      </w:r>
-      <w:r>
-        <w:rPr>
-          <w:rFonts w:hint="eastAsia" w:ascii="Times New Roman" w:hAnsi="Times New Roman" w:eastAsia="FangSong" w:cs="Times New Roman"/>
-        </w:rPr>
-        <w:t>控制在</w:t>
-      </w:r>
-      <w:r>
-        <w:rPr>
-          <w:rFonts w:ascii="Times New Roman" w:hAnsi="Times New Roman" w:eastAsia="Times New Roman" w:cs="Times New Roman"/>
-        </w:rPr>
-        <w:t xml:space="preserve"> 4~5。</w:t>
-      </w:r>
     </w:p>
     <w:p>
       <w:pPr>
@@ -27879,1006 +24482,7 @@
     <w:p>
       <w:pPr>
         <w:pStyle w:val="BodyText"/>
-        <w:ind w:firstLine="420"/>
       </w:pPr>
-      <w:r>
-        <w:rPr>
-          <w:rFonts w:hint="eastAsia" w:ascii="Times New Roman" w:hAnsi="Times New Roman" w:eastAsia="FangSong" w:cs="Times New Roman"/>
-          <w:b/>
-          <w:bCs/>
-        </w:rPr>
-        <w:t xml:space="preserve">解</w:t>
-      </w:r>
-      <w:r>
-        <w:rPr>
-          <w:rFonts w:hint="eastAsia" w:ascii="Times New Roman" w:hAnsi="Times New Roman" w:eastAsia="Times New Roman" w:cs="Times New Roman"/>
-        </w:rPr>
-        <w:t xml:space="preserve">：</w:t>
-      </w:r>
-    </w:p>
-    <w:p>
-      <w:pPr>
-        <w:pStyle w:val="BodyText"/>
-        <w:ind w:firstLine="420"/>
-      </w:pPr>
-      <w:r>
-        <w:rPr>
-          <w:rFonts w:ascii="Times New Roman" w:hAnsi="Times New Roman" w:eastAsia="Times New Roman" w:cs="Times New Roman"/>
-          <w:b/>
-          <w:bCs/>
-        </w:rPr>
-        <w:t xml:space="preserve">(a) </w:t>
-      </w:r>
-      <w:r>
-        <w:rPr>
-          <w:rFonts w:hint="eastAsia" w:ascii="Times New Roman" w:hAnsi="Times New Roman" w:eastAsia="FangSong" w:cs="Times New Roman"/>
-          <w:b/>
-          <w:bCs/>
-        </w:rPr>
-        <w:t xml:space="preserve">纯水</w:t>
-      </w:r>
-      <w:r>
-        <w:rPr>
-          <w:rFonts w:hint="eastAsia" w:ascii="Times New Roman" w:hAnsi="Times New Roman" w:eastAsia="Times New Roman" w:cs="Times New Roman"/>
-        </w:rPr>
-        <w:t xml:space="preserve">：</w:t>
-      </w:r>
-    </w:p>
-    <w:p>
-      <w:pPr>
-        <w:pStyle w:val="BodyText"/>
-      </w:pPr>
-      <m:oMathPara>
-        <m:oMathParaPr>
-          <m:jc m:val="center"/>
-          <m:ctrlPr>
-            <w:rPr>
-              <w:sz w:val="28"/>
-              <w:szCs w:val="28"/>
-            </w:rPr>
-          </m:ctrlPr>
-        </m:oMathParaPr>
-        <m:oMath>
-          <m:r>
-            <m:t>s</m:t>
-          </m:r>
-          <m:r>
-            <m:rPr>
-              <m:sty m:val="p"/>
-            </m:rPr>
-            <m:t>=</m:t>
-          </m:r>
-          <m:rad>
-            <m:radPr>
-              <m:degHide m:val="on"/>
-            </m:radPr>
-            <m:deg/>
-            <m:e>
-              <m:sSub>
-                <m:e>
-                  <m:r>
-                    <m:t>K</m:t>
-                  </m:r>
-                </m:e>
-                <m:sub>
-                  <m:r>
-                    <m:rPr>
-                      <m:sty m:val="p"/>
-                    </m:rPr>
-                    <m:t>s</m:t>
-                  </m:r>
-                  <m:r>
-                    <m:rPr>
-                      <m:sty m:val="p"/>
-                    </m:rPr>
-                    <m:t>p</m:t>
-                  </m:r>
-                </m:sub>
-              </m:sSub>
-            </m:e>
-          </m:rad>
-          <m:r>
-            <m:rPr>
-              <m:sty m:val="p"/>
-            </m:rPr>
-            <m:t>=</m:t>
-          </m:r>
-          <m:rad>
-            <m:radPr>
-              <m:degHide m:val="on"/>
-            </m:radPr>
-            <m:deg/>
-            <m:e>
-              <m:r>
-                <m:t>1.1</m:t>
-              </m:r>
-              <m:r>
-                <m:rPr>
-                  <m:sty m:val="p"/>
-                </m:rPr>
-                <m:t>×</m:t>
-              </m:r>
-              <m:sSup>
-                <m:e>
-                  <m:r>
-                    <m:t>10</m:t>
-                  </m:r>
-                </m:e>
-                <m:sup>
-                  <m:r>
-                    <m:rPr>
-                      <m:sty m:val="p"/>
-                    </m:rPr>
-                    <m:t>−</m:t>
-                  </m:r>
-                  <m:r>
-                    <m:t>10</m:t>
-                  </m:r>
-                </m:sup>
-              </m:sSup>
-            </m:e>
-          </m:rad>
-          <m:r>
-            <m:rPr>
-              <m:sty m:val="p"/>
-            </m:rPr>
-            <m:t>=</m:t>
-          </m:r>
-          <m:r>
-            <m:t>1.0</m:t>
-          </m:r>
-          <m:r>
-            <m:rPr>
-              <m:sty m:val="p"/>
-            </m:rPr>
-            <m:t>×</m:t>
-          </m:r>
-          <m:sSup>
-            <m:e>
-              <m:r>
-                <m:t>10</m:t>
-              </m:r>
-            </m:e>
-            <m:sup>
-              <m:r>
-                <m:rPr>
-                  <m:sty m:val="p"/>
-                </m:rPr>
-                <m:t>−</m:t>
-              </m:r>
-              <m:r>
-                <m:t>5</m:t>
-              </m:r>
-            </m:sup>
-          </m:sSup>
-          <m:r>
-            <m:t> </m:t>
-          </m:r>
-          <m:r>
-            <m:rPr>
-              <m:sty m:val="p"/>
-            </m:rPr>
-            <m:t>m</m:t>
-          </m:r>
-          <m:r>
-            <m:rPr>
-              <m:sty m:val="p"/>
-            </m:rPr>
-            <m:t>o</m:t>
-          </m:r>
-          <m:r>
-            <m:rPr>
-              <m:sty m:val="p"/>
-            </m:rPr>
-            <m:t>l</m:t>
-          </m:r>
-          <m:r>
-            <m:rPr>
-              <m:sty m:val="p"/>
-            </m:rPr>
-            <m:t>⋅</m:t>
-          </m:r>
-          <m:sSup>
-            <m:e>
-              <m:r>
-                <m:rPr>
-                  <m:sty m:val="p"/>
-                </m:rPr>
-                <m:t>L</m:t>
-              </m:r>
-            </m:e>
-            <m:sup>
-              <m:r>
-                <m:rPr>
-                  <m:sty m:val="p"/>
-                </m:rPr>
-                <m:t>−</m:t>
-              </m:r>
-              <m:r>
-                <m:rPr>
-                  <m:sty m:val="p"/>
-                </m:rPr>
-                <m:t>1</m:t>
-              </m:r>
-            </m:sup>
-          </m:sSup>
-        </m:oMath>
-      </m:oMathPara>
-    </w:p>
-    <w:p>
-      <w:pPr>
-        <w:pStyle w:val="FirstParagraph"/>
-        <w:ind w:firstLine="420"/>
-      </w:pPr>
-      <w:r>
-        <w:rPr>
-          <w:rFonts w:ascii="Times New Roman" w:hAnsi="Times New Roman" w:eastAsia="Times New Roman" w:cs="Times New Roman"/>
-          <w:b/>
-          <w:bCs/>
-        </w:rPr>
-        <w:t xml:space="preserve">(b)</w:t>
-      </w:r>
-      <w:r>
-        <w:rPr>
-          <w:rFonts w:ascii="Times New Roman" w:hAnsi="Times New Roman" w:eastAsia="Times New Roman" w:cs="Times New Roman"/>
-        </w:rPr>
-        <w:t xml:space="preserve"> </w:t>
-      </w:r>
-      <w:r>
-        <w:rPr>
-          <w:rFonts w:hint="eastAsia" w:ascii="Times New Roman" w:hAnsi="Times New Roman" w:eastAsia="FangSong" w:cs="Times New Roman"/>
-        </w:rPr>
-        <w:t xml:space="preserve">设溶解度为</w:t>
-      </w:r>
-      <w:r>
-        <w:rPr>
-          <w:rFonts w:ascii="Times New Roman" w:hAnsi="Times New Roman" w:eastAsia="Times New Roman" w:cs="Times New Roman"/>
-        </w:rPr>
-        <w:t xml:space="preserve"> </w:t>
-      </w:r>
-      <m:oMath>
-        <m:r>
-          <m:t>s</m:t>
-        </m:r>
-      </m:oMath>
-      <w:r>
-        <w:rPr>
-          <w:rFonts w:hint="eastAsia" w:ascii="Times New Roman" w:hAnsi="Times New Roman" w:eastAsia="Times New Roman" w:cs="Times New Roman"/>
-        </w:rPr>
-        <w:t>。</w:t>
-      </w:r>
-      <w:r>
-        <w:rPr>
-          <w:rFonts w:hint="eastAsia" w:ascii="Times New Roman" w:hAnsi="Times New Roman" w:eastAsia="FangSong" w:cs="Times New Roman"/>
-        </w:rPr>
-        <w:t>平衡时</w:t>
-      </w:r>
-      <w:r>
-        <w:rPr>
-          <w:rFonts w:ascii="Times New Roman" w:hAnsi="Times New Roman" w:eastAsia="Times New Roman" w:cs="Times New Roman"/>
-        </w:rPr>
-        <w:t xml:space="preserve"> </w:t>
-      </w:r>
-      <m:oMath>
-        <m:oMathPr>
-          <m:ctrlPr>
-            <w:rPr>
-              <w:sz w:val="28"/>
-              <w:szCs w:val="28"/>
-            </w:rPr>
-          </m:ctrlPr>
-        </m:oMathPr>
-        <m:r>
-          <m:rPr>
-            <m:sty m:val="p"/>
-          </m:rPr>
-          <m:t>[</m:t>
-        </m:r>
-        <m:r>
-          <m:rPr>
-            <m:sty m:val="p"/>
-          </m:rPr>
-          <m:t>S</m:t>
-        </m:r>
-        <m:sSubSup>
-          <m:e>
-            <m:r>
-              <m:rPr>
-                <m:sty m:val="p"/>
-              </m:rPr>
-              <m:t>O</m:t>
-            </m:r>
-          </m:e>
-          <m:sub>
-            <m:r>
-              <m:rPr>
-                <m:sty m:val="p"/>
-              </m:rPr>
-              <m:t>4</m:t>
-            </m:r>
-          </m:sub>
-          <m:sup>
-            <m:r>
-              <m:rPr>
-                <m:sty m:val="p"/>
-              </m:rPr>
-              <m:t>2</m:t>
-            </m:r>
-            <m:r>
-              <m:rPr>
-                <m:sty m:val="p"/>
-              </m:rPr>
-              <m:t>−</m:t>
-            </m:r>
-          </m:sup>
-        </m:sSubSup>
-        <m:r>
-          <m:rPr>
-            <m:sty m:val="p"/>
-          </m:rPr>
-          <m:t>]</m:t>
-        </m:r>
-        <m:r>
-          <m:rPr>
-            <m:sty m:val="p"/>
-          </m:rPr>
-          <m:t>=</m:t>
-        </m:r>
-        <m:r>
-          <m:t>0.010</m:t>
-        </m:r>
-        <m:r>
-          <m:rPr>
-            <m:sty m:val="p"/>
-          </m:rPr>
-          <m:t>+</m:t>
-        </m:r>
-        <m:r>
-          <m:t>s</m:t>
-        </m:r>
-      </m:oMath>
-      <w:r>
-        <w:rPr>
-          <w:rFonts w:hint="eastAsia" w:ascii="Times New Roman" w:hAnsi="Times New Roman" w:eastAsia="Times New Roman" w:cs="Times New Roman"/>
-        </w:rPr>
-        <w:t xml:space="preserve">，</w:t>
-      </w:r>
-      <m:oMath>
-        <m:oMathPr>
-          <m:ctrlPr>
-            <w:rPr>
-              <w:sz w:val="28"/>
-              <w:szCs w:val="28"/>
-            </w:rPr>
-          </m:ctrlPr>
-        </m:oMathPr>
-        <m:r>
-          <m:rPr>
-            <m:sty m:val="p"/>
-          </m:rPr>
-          <m:t>[</m:t>
-        </m:r>
-        <m:r>
-          <m:rPr>
-            <m:sty m:val="p"/>
-          </m:rPr>
-          <m:t>B</m:t>
-        </m:r>
-        <m:sSup>
-          <m:e>
-            <m:r>
-              <m:rPr>
-                <m:sty m:val="p"/>
-              </m:rPr>
-              <m:t>a</m:t>
-            </m:r>
-          </m:e>
-          <m:sup>
-            <m:r>
-              <m:rPr>
-                <m:sty m:val="p"/>
-              </m:rPr>
-              <m:t>2</m:t>
-            </m:r>
-            <m:r>
-              <m:rPr>
-                <m:sty m:val="p"/>
-              </m:rPr>
-              <m:t>+</m:t>
-            </m:r>
-          </m:sup>
-        </m:sSup>
-        <m:r>
-          <m:rPr>
-            <m:sty m:val="p"/>
-          </m:rPr>
-          <m:t>]</m:t>
-        </m:r>
-        <m:r>
-          <m:rPr>
-            <m:sty m:val="p"/>
-          </m:rPr>
-          <m:t>=</m:t>
-        </m:r>
-        <m:r>
-          <m:t>s</m:t>
-        </m:r>
-      </m:oMath>
-      <w:r>
-        <w:rPr>
-          <w:rFonts w:hint="eastAsia" w:ascii="Times New Roman" w:hAnsi="Times New Roman" w:eastAsia="Times New Roman" w:cs="Times New Roman"/>
-        </w:rPr>
-        <w:t>，</w:t>
-      </w:r>
-      <w:r>
-        <w:rPr>
-          <w:rFonts w:hint="eastAsia" w:ascii="Times New Roman" w:hAnsi="Times New Roman" w:eastAsia="FangSong" w:cs="Times New Roman"/>
-        </w:rPr>
-        <w:t>故</w:t>
-      </w:r>
-    </w:p>
-    <w:p>
-      <w:pPr>
-        <w:pStyle w:val="BodyText"/>
-      </w:pPr>
-      <m:oMathPara>
-        <m:oMathParaPr>
-          <m:jc m:val="center"/>
-          <m:ctrlPr>
-            <w:rPr>
-              <w:sz w:val="28"/>
-              <w:szCs w:val="28"/>
-            </w:rPr>
-          </m:ctrlPr>
-        </m:oMathParaPr>
-        <m:oMath>
-          <m:r>
-            <m:t>s</m:t>
-          </m:r>
-          <m:r>
-            <m:rPr>
-              <m:sty m:val="p"/>
-            </m:rPr>
-            <m:t>(</m:t>
-          </m:r>
-          <m:r>
-            <m:t>0.010</m:t>
-          </m:r>
-          <m:r>
-            <m:rPr>
-              <m:sty m:val="p"/>
-            </m:rPr>
-            <m:t>+</m:t>
-          </m:r>
-          <m:r>
-            <m:t>s</m:t>
-          </m:r>
-          <m:r>
-            <m:rPr>
-              <m:sty m:val="p"/>
-            </m:rPr>
-            <m:t>)</m:t>
-          </m:r>
-          <m:r>
-            <m:rPr>
-              <m:sty m:val="p"/>
-            </m:rPr>
-            <m:t>=</m:t>
-          </m:r>
-          <m:r>
-            <m:t>1.1</m:t>
-          </m:r>
-          <m:r>
-            <m:rPr>
-              <m:sty m:val="p"/>
-            </m:rPr>
-            <m:t>×</m:t>
-          </m:r>
-          <m:sSup>
-            <m:e>
-              <m:r>
-                <m:t>10</m:t>
-              </m:r>
-            </m:e>
-            <m:sup>
-              <m:r>
-                <m:rPr>
-                  <m:sty m:val="p"/>
-                </m:rPr>
-                <m:t>−</m:t>
-              </m:r>
-              <m:r>
-                <m:t>10</m:t>
-              </m:r>
-            </m:sup>
-          </m:sSup>
-        </m:oMath>
-      </m:oMathPara>
-    </w:p>
-    <w:p>
-      <w:pPr>
-        <w:pStyle w:val="FirstParagraph"/>
-        <w:ind w:firstLine="420"/>
-      </w:pPr>
-      <w:r>
-        <w:rPr>
-          <w:rFonts w:hint="eastAsia" w:ascii="Times New Roman" w:hAnsi="Times New Roman" w:eastAsia="FangSong" w:cs="Times New Roman"/>
-        </w:rPr>
-        <w:t xml:space="preserve">由于</w:t>
-      </w:r>
-      <w:r>
-        <w:rPr>
-          <w:rFonts w:ascii="Times New Roman" w:hAnsi="Times New Roman" w:eastAsia="Times New Roman" w:cs="Times New Roman"/>
-        </w:rPr>
-        <w:t xml:space="preserve"> </w:t>
-      </w:r>
-      <m:oMath>
-        <m:r>
-          <m:t>s</m:t>
-        </m:r>
-      </m:oMath>
-      <w:r>
-        <w:rPr>
-          <w:rFonts w:ascii="Times New Roman" w:hAnsi="Times New Roman" w:eastAsia="Times New Roman" w:cs="Times New Roman"/>
-        </w:rPr>
-        <w:t xml:space="preserve"> </w:t>
-      </w:r>
-      <w:r>
-        <w:rPr>
-          <w:rFonts w:hint="eastAsia" w:ascii="Times New Roman" w:hAnsi="Times New Roman" w:eastAsia="FangSong" w:cs="Times New Roman"/>
-        </w:rPr>
-        <w:t xml:space="preserve">预计远小于</w:t>
-      </w:r>
-      <w:r>
-        <w:rPr>
-          <w:rFonts w:ascii="Times New Roman" w:hAnsi="Times New Roman" w:eastAsia="Times New Roman" w:cs="Times New Roman"/>
-        </w:rPr>
-        <w:t xml:space="preserve"> </w:t>
-      </w:r>
-      <w:r>
-        <w:rPr>
-          <w:rFonts w:hint="eastAsia" w:ascii="Times New Roman" w:hAnsi="Times New Roman" w:eastAsia="Times New Roman" w:cs="Times New Roman"/>
-        </w:rPr>
-        <w:t>0.010，</w:t>
-      </w:r>
-      <w:r>
-        <w:rPr>
-          <w:rFonts w:hint="eastAsia" w:ascii="Times New Roman" w:hAnsi="Times New Roman" w:eastAsia="FangSong" w:cs="Times New Roman"/>
-        </w:rPr>
-        <w:t>先按</w:t>
-      </w:r>
-      <w:r>
-        <w:rPr>
-          <w:rFonts w:ascii="Times New Roman" w:hAnsi="Times New Roman" w:eastAsia="Times New Roman" w:cs="Times New Roman"/>
-        </w:rPr>
-        <w:t xml:space="preserve"> </w:t>
-      </w:r>
-      <m:oMath>
-        <m:oMathPr>
-          <m:ctrlPr>
-            <w:rPr>
-              <w:sz w:val="28"/>
-              <w:szCs w:val="28"/>
-            </w:rPr>
-          </m:ctrlPr>
-        </m:oMathPr>
-        <m:r>
-          <m:t>0.010</m:t>
-        </m:r>
-        <m:r>
-          <m:rPr>
-            <m:sty m:val="p"/>
-          </m:rPr>
-          <m:t>+</m:t>
-        </m:r>
-        <m:r>
-          <m:t>s</m:t>
-        </m:r>
-        <m:r>
-          <m:rPr>
-            <m:sty m:val="p"/>
-          </m:rPr>
-          <m:t>≈</m:t>
-        </m:r>
-        <m:r>
-          <m:t>0.010</m:t>
-        </m:r>
-      </m:oMath>
-      <w:r>
-        <w:rPr>
-          <w:rFonts w:ascii="Times New Roman" w:hAnsi="Times New Roman" w:eastAsia="Times New Roman" w:cs="Times New Roman"/>
-        </w:rPr>
-        <w:t xml:space="preserve"> </w:t>
-      </w:r>
-      <w:r>
-        <w:rPr>
-          <w:rFonts w:hint="eastAsia" w:ascii="Times New Roman" w:hAnsi="Times New Roman" w:eastAsia="FangSong" w:cs="Times New Roman"/>
-        </w:rPr>
-        <w:t>近似</w:t>
-      </w:r>
-      <w:r>
-        <w:rPr>
-          <w:rFonts w:hint="eastAsia" w:ascii="Times New Roman" w:hAnsi="Times New Roman" w:eastAsia="Times New Roman" w:cs="Times New Roman"/>
-        </w:rPr>
-        <w:t>：</w:t>
-      </w:r>
-    </w:p>
-    <w:p>
-      <w:pPr>
-        <w:pStyle w:val="BodyText"/>
-      </w:pPr>
-      <m:oMathPara>
-        <m:oMathParaPr>
-          <m:jc m:val="center"/>
-          <m:ctrlPr>
-            <w:rPr>
-              <w:sz w:val="28"/>
-              <w:szCs w:val="28"/>
-            </w:rPr>
-          </m:ctrlPr>
-        </m:oMathParaPr>
-        <m:oMath>
-          <m:r>
-            <m:t>s</m:t>
-          </m:r>
-          <m:r>
-            <m:rPr>
-              <m:sty m:val="p"/>
-            </m:rPr>
-            <m:t>≈</m:t>
-          </m:r>
-          <m:f>
-            <m:fPr>
-              <m:type m:val="bar"/>
-            </m:fPr>
-            <m:num>
-              <m:r>
-                <m:t>1.1</m:t>
-              </m:r>
-              <m:r>
-                <m:rPr>
-                  <m:sty m:val="p"/>
-                </m:rPr>
-                <m:t>×</m:t>
-              </m:r>
-              <m:sSup>
-                <m:e>
-                  <m:r>
-                    <m:t>10</m:t>
-                  </m:r>
-                </m:e>
-                <m:sup>
-                  <m:r>
-                    <m:rPr>
-                      <m:sty m:val="p"/>
-                    </m:rPr>
-                    <m:t>−</m:t>
-                  </m:r>
-                  <m:r>
-                    <m:t>10</m:t>
-                  </m:r>
-                </m:sup>
-              </m:sSup>
-            </m:num>
-            <m:den>
-              <m:r>
-                <m:t>0.010</m:t>
-              </m:r>
-            </m:den>
-          </m:f>
-          <m:r>
-            <m:rPr>
-              <m:sty m:val="p"/>
-            </m:rPr>
-            <m:t>=</m:t>
-          </m:r>
-          <m:r>
-            <m:t>1.1</m:t>
-          </m:r>
-          <m:r>
-            <m:rPr>
-              <m:sty m:val="p"/>
-            </m:rPr>
-            <m:t>×</m:t>
-          </m:r>
-          <m:sSup>
-            <m:e>
-              <m:r>
-                <m:t>10</m:t>
-              </m:r>
-            </m:e>
-            <m:sup>
-              <m:r>
-                <m:rPr>
-                  <m:sty m:val="p"/>
-                </m:rPr>
-                <m:t>−</m:t>
-              </m:r>
-              <m:r>
-                <m:t>8</m:t>
-              </m:r>
-            </m:sup>
-          </m:sSup>
-          <m:r>
-            <m:t> </m:t>
-          </m:r>
-          <m:r>
-            <m:rPr>
-              <m:sty m:val="p"/>
-            </m:rPr>
-            <m:t>m</m:t>
-          </m:r>
-          <m:r>
-            <m:rPr>
-              <m:sty m:val="p"/>
-            </m:rPr>
-            <m:t>o</m:t>
-          </m:r>
-          <m:r>
-            <m:rPr>
-              <m:sty m:val="p"/>
-            </m:rPr>
-            <m:t>l</m:t>
-          </m:r>
-          <m:r>
-            <m:rPr>
-              <m:sty m:val="p"/>
-            </m:rPr>
-            <m:t>⋅</m:t>
-          </m:r>
-          <m:sSup>
-            <m:e>
-              <m:r>
-                <m:rPr>
-                  <m:sty m:val="p"/>
-                </m:rPr>
-                <m:t>L</m:t>
-              </m:r>
-            </m:e>
-            <m:sup>
-              <m:r>
-                <m:rPr>
-                  <m:sty m:val="p"/>
-                </m:rPr>
-                <m:t>−</m:t>
-              </m:r>
-              <m:r>
-                <m:rPr>
-                  <m:sty m:val="p"/>
-                </m:rPr>
-                <m:t>1</m:t>
-              </m:r>
-            </m:sup>
-          </m:sSup>
-        </m:oMath>
-      </m:oMathPara>
-    </w:p>
-    <w:p>
-      <w:pPr>
-        <w:pStyle w:val="FirstParagraph"/>
-        <w:ind w:firstLine="420"/>
-      </w:pPr>
-      <w:r>
-        <w:rPr>
-          <w:rFonts w:hint="eastAsia" w:ascii="Times New Roman" w:hAnsi="Times New Roman" w:eastAsia="FangSong" w:cs="Times New Roman"/>
-          <w:b/>
-          <w:bCs/>
-        </w:rPr>
-        <w:t xml:space="preserve">验算近似</w:t>
-      </w:r>
-      <w:r>
-        <w:rPr>
-          <w:rFonts w:hint="eastAsia" w:ascii="Times New Roman" w:hAnsi="Times New Roman" w:eastAsia="Times New Roman" w:cs="Times New Roman"/>
-        </w:rPr>
-        <w:t xml:space="preserve">：</w:t>
-      </w:r>
-      <m:oMath>
-        <m:oMathPr>
-          <m:ctrlPr>
-            <w:rPr>
-              <w:sz w:val="28"/>
-              <w:szCs w:val="28"/>
-            </w:rPr>
-          </m:ctrlPr>
-        </m:oMathPr>
-        <m:r>
-          <m:t>s</m:t>
-        </m:r>
-        <m:r>
-          <m:rPr>
-            <m:sty m:val="p"/>
-          </m:rPr>
-          <m:t>=</m:t>
-        </m:r>
-        <m:r>
-          <m:t>1.1</m:t>
-        </m:r>
-        <m:r>
-          <m:rPr>
-            <m:sty m:val="p"/>
-          </m:rPr>
-          <m:t>×</m:t>
-        </m:r>
-        <m:sSup>
-          <m:e>
-            <m:r>
-              <m:t>10</m:t>
-            </m:r>
-          </m:e>
-          <m:sup>
-            <m:r>
-              <m:rPr>
-                <m:sty m:val="p"/>
-              </m:rPr>
-              <m:t>−</m:t>
-            </m:r>
-            <m:r>
-              <m:t>8</m:t>
-            </m:r>
-          </m:sup>
-        </m:sSup>
-        <m:r>
-          <m:rPr>
-            <m:sty m:val="p"/>
-          </m:rPr>
-          <m:t>≪</m:t>
-        </m:r>
-        <m:r>
-          <m:t>0.010</m:t>
-        </m:r>
-      </m:oMath>
-      <w:r>
-        <w:rPr>
-          <w:rFonts w:hint="eastAsia" w:ascii="Times New Roman" w:hAnsi="Times New Roman" w:eastAsia="Times New Roman" w:cs="Times New Roman"/>
-        </w:rPr>
-        <w:t>，</w:t>
-      </w:r>
-      <w:r>
-        <w:rPr>
-          <w:rFonts w:hint="eastAsia" w:ascii="Times New Roman" w:hAnsi="Times New Roman" w:eastAsia="FangSong" w:cs="Times New Roman"/>
-        </w:rPr>
-        <w:t>近似成立</w:t>
-      </w:r>
-      <w:r>
-        <w:rPr>
-          <w:rFonts w:hint="eastAsia" w:ascii="Times New Roman" w:hAnsi="Times New Roman" w:eastAsia="Times New Roman" w:cs="Times New Roman"/>
-        </w:rPr>
-        <w:t>。</w:t>
-      </w:r>
-      <w:r>
-        <w:rPr>
-          <w:rFonts w:hint="eastAsia" w:ascii="Times New Roman" w:hAnsi="Times New Roman" w:eastAsia="FangSong" w:cs="Times New Roman"/>
-        </w:rPr>
-        <w:t>溶解度从</w:t>
-      </w:r>
-      <w:r>
-        <w:rPr>
-          <w:rFonts w:ascii="Times New Roman" w:hAnsi="Times New Roman" w:eastAsia="Times New Roman" w:cs="Times New Roman"/>
-        </w:rPr>
-        <w:t xml:space="preserve"> </w:t>
-      </w:r>
-      <m:oMath>
-        <m:oMathPr>
-          <m:ctrlPr>
-            <w:rPr>
-              <w:sz w:val="28"/>
-              <w:szCs w:val="28"/>
-            </w:rPr>
-          </m:ctrlPr>
-        </m:oMathPr>
-        <m:r>
-          <m:t>1.0</m:t>
-        </m:r>
-        <m:r>
-          <m:rPr>
-            <m:sty m:val="p"/>
-          </m:rPr>
-          <m:t>×</m:t>
-        </m:r>
-        <m:sSup>
-          <m:e>
-            <m:r>
-              <m:t>10</m:t>
-            </m:r>
-          </m:e>
-          <m:sup>
-            <m:r>
-              <m:rPr>
-                <m:sty m:val="p"/>
-              </m:rPr>
-              <m:t>−</m:t>
-            </m:r>
-            <m:r>
-              <m:t>5</m:t>
-            </m:r>
-          </m:sup>
-        </m:sSup>
-      </m:oMath>
-      <w:r>
-        <w:rPr>
-          <w:rFonts w:ascii="Times New Roman" w:hAnsi="Times New Roman" w:eastAsia="Times New Roman" w:cs="Times New Roman"/>
-        </w:rPr>
-        <w:t xml:space="preserve"> </w:t>
-      </w:r>
-      <w:r>
-        <w:rPr>
-          <w:rFonts w:hint="eastAsia" w:ascii="Times New Roman" w:hAnsi="Times New Roman" w:eastAsia="FangSong" w:cs="Times New Roman"/>
-        </w:rPr>
-        <w:t xml:space="preserve">降至</w:t>
-      </w:r>
-      <w:r>
-        <w:rPr>
-          <w:rFonts w:ascii="Times New Roman" w:hAnsi="Times New Roman" w:eastAsia="Times New Roman" w:cs="Times New Roman"/>
-        </w:rPr>
-        <w:t xml:space="preserve"> </w:t>
-      </w:r>
-      <m:oMath>
-        <m:oMathPr>
-          <m:ctrlPr>
-            <w:rPr>
-              <w:sz w:val="28"/>
-              <w:szCs w:val="28"/>
-            </w:rPr>
-          </m:ctrlPr>
-        </m:oMathPr>
-        <m:r>
-          <m:t>1.1</m:t>
-        </m:r>
-        <m:r>
-          <m:rPr>
-            <m:sty m:val="p"/>
-          </m:rPr>
-          <m:t>×</m:t>
-        </m:r>
-        <m:sSup>
-          <m:e>
-            <m:r>
-              <m:t>10</m:t>
-            </m:r>
-          </m:e>
-          <m:sup>
-            <m:r>
-              <m:rPr>
-                <m:sty m:val="p"/>
-              </m:rPr>
-              <m:t>−</m:t>
-            </m:r>
-            <m:r>
-              <m:t>8</m:t>
-            </m:r>
-          </m:sup>
-        </m:sSup>
-      </m:oMath>
-      <w:r>
-        <w:rPr>
-          <w:rFonts w:hint="eastAsia" w:ascii="Times New Roman" w:hAnsi="Times New Roman" w:eastAsia="Times New Roman" w:cs="Times New Roman"/>
-        </w:rPr>
-        <w:t>，</w:t>
-      </w:r>
-      <w:r>
-        <w:rPr>
-          <w:rFonts w:hint="eastAsia" w:ascii="Times New Roman" w:hAnsi="Times New Roman" w:eastAsia="FangSong" w:cs="Times New Roman"/>
-        </w:rPr>
-        <w:t>下降约</w:t>
-      </w:r>
-      <w:r>
-        <w:rPr>
-          <w:rFonts w:ascii="Times New Roman" w:hAnsi="Times New Roman" w:eastAsia="Times New Roman" w:cs="Times New Roman"/>
-        </w:rPr>
-        <w:t xml:space="preserve"> 900 </w:t>
-      </w:r>
-      <w:r>
-        <w:rPr>
-          <w:rFonts w:hint="eastAsia" w:ascii="Times New Roman" w:hAnsi="Times New Roman" w:eastAsia="FangSong" w:cs="Times New Roman"/>
-        </w:rPr>
-        <w:t>倍</w:t>
-      </w:r>
-      <w:r>
-        <w:rPr>
-          <w:rFonts w:hint="eastAsia" w:ascii="Times New Roman" w:hAnsi="Times New Roman" w:eastAsia="Times New Roman" w:cs="Times New Roman"/>
-        </w:rPr>
-        <w:t>。</w:t>
-      </w:r>
     </w:p>
     <w:p>
       <w:pPr>
@@ -35714,42 +31318,6 @@
       </w:r>
       <w:r>
         <w:rPr>
-          <w:rFonts w:hint="eastAsia" w:ascii="Times New Roman" w:hAnsi="Times New Roman" w:eastAsia="Times New Roman" w:cs="Times New Roman"/>
-        </w:rPr>
-        <w:t>[</w:t>
-      </w:r>
-      <w:r>
-        <w:rPr>
-          <w:rFonts w:hint="eastAsia" w:ascii="Times New Roman" w:hAnsi="Times New Roman" w:eastAsia="FangSong" w:cs="Times New Roman"/>
-        </w:rPr>
-        <w:t>普化原理</w:t>
-      </w:r>
-      <w:r>
-        <w:rPr>
-          <w:rFonts w:hint="eastAsia" w:ascii="Times New Roman" w:hAnsi="Times New Roman" w:eastAsia="Times New Roman" w:cs="Times New Roman"/>
-        </w:rPr>
-        <w:t>·</w:t>
-      </w:r>
-      <w:r>
-        <w:rPr>
-          <w:rFonts w:hint="eastAsia" w:ascii="Times New Roman" w:hAnsi="Times New Roman" w:eastAsia="FangSong" w:cs="Times New Roman"/>
-        </w:rPr>
-        <w:t>习题</w:t>
-      </w:r>
-      <w:r>
-        <w:rPr>
-          <w:rFonts w:hint="eastAsia" w:ascii="Times New Roman" w:hAnsi="Times New Roman" w:eastAsia="Times New Roman" w:cs="Times New Roman"/>
-        </w:rPr>
-        <w:t>9.1]</w:t>
-      </w:r>
-      <w:r>
-        <w:rPr>
-          <w:rFonts w:ascii="Times New Roman" w:hAnsi="Times New Roman" w:eastAsia="Times New Roman" w:cs="Times New Roman"/>
-        </w:rPr>
-        <w:t xml:space="preserve"> </w:t>
-      </w:r>
-      <w:r>
-        <w:rPr>
           <w:rFonts w:hint="eastAsia" w:ascii="Times New Roman" w:hAnsi="Times New Roman" w:eastAsia="FangSong" w:cs="Times New Roman"/>
         </w:rPr>
         <w:t xml:space="preserve">根据下列物质在</w:t>
@@ -36125,42 +31693,6 @@
       </w:r>
       <w:r>
         <w:rPr>
-          <w:rFonts w:hint="eastAsia" w:ascii="Times New Roman" w:hAnsi="Times New Roman" w:eastAsia="Times New Roman" w:cs="Times New Roman"/>
-        </w:rPr>
-        <w:t>[</w:t>
-      </w:r>
-      <w:r>
-        <w:rPr>
-          <w:rFonts w:hint="eastAsia" w:ascii="Times New Roman" w:hAnsi="Times New Roman" w:eastAsia="FangSong" w:cs="Times New Roman"/>
-        </w:rPr>
-        <w:t>普化原理</w:t>
-      </w:r>
-      <w:r>
-        <w:rPr>
-          <w:rFonts w:hint="eastAsia" w:ascii="Times New Roman" w:hAnsi="Times New Roman" w:eastAsia="Times New Roman" w:cs="Times New Roman"/>
-        </w:rPr>
-        <w:t>·</w:t>
-      </w:r>
-      <w:r>
-        <w:rPr>
-          <w:rFonts w:hint="eastAsia" w:ascii="Times New Roman" w:hAnsi="Times New Roman" w:eastAsia="FangSong" w:cs="Times New Roman"/>
-        </w:rPr>
-        <w:t>习题</w:t>
-      </w:r>
-      <w:r>
-        <w:rPr>
-          <w:rFonts w:hint="eastAsia" w:ascii="Times New Roman" w:hAnsi="Times New Roman" w:eastAsia="Times New Roman" w:cs="Times New Roman"/>
-        </w:rPr>
-        <w:t>9.2]</w:t>
-      </w:r>
-      <w:r>
-        <w:rPr>
-          <w:rFonts w:ascii="Times New Roman" w:hAnsi="Times New Roman" w:eastAsia="Times New Roman" w:cs="Times New Roman"/>
-        </w:rPr>
-        <w:t xml:space="preserve"> </w:t>
-      </w:r>
-      <w:r>
-        <w:rPr>
           <w:rFonts w:hint="eastAsia" w:ascii="Times New Roman" w:hAnsi="Times New Roman" w:eastAsia="FangSong" w:cs="Times New Roman"/>
         </w:rPr>
         <w:t xml:space="preserve">根据下列各物质的</w:t>
@@ -37047,42 +32579,6 @@
       </w:r>
       <w:r>
         <w:rPr>
-          <w:rFonts w:hint="eastAsia" w:ascii="Times New Roman" w:hAnsi="Times New Roman" w:eastAsia="Times New Roman" w:cs="Times New Roman"/>
-        </w:rPr>
-        <w:t>[</w:t>
-      </w:r>
-      <w:r>
-        <w:rPr>
-          <w:rFonts w:hint="eastAsia" w:ascii="Times New Roman" w:hAnsi="Times New Roman" w:eastAsia="FangSong" w:cs="Times New Roman"/>
-        </w:rPr>
-        <w:t>普化原理</w:t>
-      </w:r>
-      <w:r>
-        <w:rPr>
-          <w:rFonts w:hint="eastAsia" w:ascii="Times New Roman" w:hAnsi="Times New Roman" w:eastAsia="Times New Roman" w:cs="Times New Roman"/>
-        </w:rPr>
-        <w:t>·</w:t>
-      </w:r>
-      <w:r>
-        <w:rPr>
-          <w:rFonts w:hint="eastAsia" w:ascii="Times New Roman" w:hAnsi="Times New Roman" w:eastAsia="FangSong" w:cs="Times New Roman"/>
-        </w:rPr>
-        <w:t>习题</w:t>
-      </w:r>
-      <w:r>
-        <w:rPr>
-          <w:rFonts w:hint="eastAsia" w:ascii="Times New Roman" w:hAnsi="Times New Roman" w:eastAsia="Times New Roman" w:cs="Times New Roman"/>
-        </w:rPr>
-        <w:t>9.3]</w:t>
-      </w:r>
-      <w:r>
-        <w:rPr>
-          <w:rFonts w:ascii="Times New Roman" w:hAnsi="Times New Roman" w:eastAsia="Times New Roman" w:cs="Times New Roman"/>
-        </w:rPr>
-        <w:t xml:space="preserve"> </w:t>
-      </w:r>
-      <w:r>
-        <w:rPr>
           <w:rFonts w:hint="eastAsia" w:ascii="Times New Roman" w:hAnsi="Times New Roman" w:eastAsia="FangSong" w:cs="Times New Roman"/>
         </w:rPr>
         <w:t xml:space="preserve">当</w:t>
@@ -37452,42 +32948,6 @@
           <w:bCs/>
         </w:rPr>
         <w:t xml:space="preserve">4.</w:t>
-      </w:r>
-      <w:r>
-        <w:rPr>
-          <w:rFonts w:ascii="Times New Roman" w:hAnsi="Times New Roman" w:eastAsia="Times New Roman" w:cs="Times New Roman"/>
-        </w:rPr>
-        <w:t xml:space="preserve"> </w:t>
-      </w:r>
-      <w:r>
-        <w:rPr>
-          <w:rFonts w:hint="eastAsia" w:ascii="Times New Roman" w:hAnsi="Times New Roman" w:eastAsia="Times New Roman" w:cs="Times New Roman"/>
-        </w:rPr>
-        <w:t>[</w:t>
-      </w:r>
-      <w:r>
-        <w:rPr>
-          <w:rFonts w:hint="eastAsia" w:ascii="Times New Roman" w:hAnsi="Times New Roman" w:eastAsia="FangSong" w:cs="Times New Roman"/>
-        </w:rPr>
-        <w:t>普化原理</w:t>
-      </w:r>
-      <w:r>
-        <w:rPr>
-          <w:rFonts w:hint="eastAsia" w:ascii="Times New Roman" w:hAnsi="Times New Roman" w:eastAsia="Times New Roman" w:cs="Times New Roman"/>
-        </w:rPr>
-        <w:t>·</w:t>
-      </w:r>
-      <w:r>
-        <w:rPr>
-          <w:rFonts w:hint="eastAsia" w:ascii="Times New Roman" w:hAnsi="Times New Roman" w:eastAsia="FangSong" w:cs="Times New Roman"/>
-        </w:rPr>
-        <w:t>习题</w:t>
-      </w:r>
-      <w:r>
-        <w:rPr>
-          <w:rFonts w:hint="eastAsia" w:ascii="Times New Roman" w:hAnsi="Times New Roman" w:eastAsia="Times New Roman" w:cs="Times New Roman"/>
-        </w:rPr>
-        <w:t>9.4]</w:t>
       </w:r>
       <w:r>
         <w:rPr>
@@ -37910,7 +33370,7 @@
         <w:rPr>
           <w:rFonts w:ascii="Times New Roman" w:hAnsi="Times New Roman" w:eastAsia="Times New Roman" w:cs="Times New Roman"/>
         </w:rPr>
-        <w:br/>
+        <w:t xml:space="preserve"> </w:t>
       </w:r>
       <w:r>
         <w:rPr>
@@ -38073,12 +33533,6 @@
           <w:rFonts w:hint="eastAsia" w:ascii="Times New Roman" w:hAnsi="Times New Roman" w:eastAsia="Times New Roman" w:cs="Times New Roman"/>
         </w:rPr>
         <w:t>；</w:t>
-      </w:r>
-      <w:r>
-        <w:rPr>
-          <w:rFonts w:ascii="Times New Roman" w:hAnsi="Times New Roman" w:eastAsia="Times New Roman" w:cs="Times New Roman"/>
-        </w:rPr>
-        <w:br/>
       </w:r>
     </w:p>
     <w:p>
@@ -38303,42 +33757,6 @@
         </w:rPr>
         <w:t xml:space="preserve"> </w:t>
       </w:r>
-      <w:r>
-        <w:rPr>
-          <w:rFonts w:hint="eastAsia" w:ascii="Times New Roman" w:hAnsi="Times New Roman" w:eastAsia="Times New Roman" w:cs="Times New Roman"/>
-        </w:rPr>
-        <w:t>[</w:t>
-      </w:r>
-      <w:r>
-        <w:rPr>
-          <w:rFonts w:hint="eastAsia" w:ascii="Times New Roman" w:hAnsi="Times New Roman" w:eastAsia="FangSong" w:cs="Times New Roman"/>
-        </w:rPr>
-        <w:t>普化原理</w:t>
-      </w:r>
-      <w:r>
-        <w:rPr>
-          <w:rFonts w:hint="eastAsia" w:ascii="Times New Roman" w:hAnsi="Times New Roman" w:eastAsia="Times New Roman" w:cs="Times New Roman"/>
-        </w:rPr>
-        <w:t>·</w:t>
-      </w:r>
-      <w:r>
-        <w:rPr>
-          <w:rFonts w:hint="eastAsia" w:ascii="Times New Roman" w:hAnsi="Times New Roman" w:eastAsia="FangSong" w:cs="Times New Roman"/>
-        </w:rPr>
-        <w:t>习题</w:t>
-      </w:r>
-      <w:r>
-        <w:rPr>
-          <w:rFonts w:hint="eastAsia" w:ascii="Times New Roman" w:hAnsi="Times New Roman" w:eastAsia="Times New Roman" w:cs="Times New Roman"/>
-        </w:rPr>
-        <w:t>9.5]</w:t>
-      </w:r>
-      <w:r>
-        <w:rPr>
-          <w:rFonts w:ascii="Times New Roman" w:hAnsi="Times New Roman" w:eastAsia="Times New Roman" w:cs="Times New Roman"/>
-        </w:rPr>
-        <w:t xml:space="preserve"> </w:t>
-      </w:r>
       <m:oMath>
         <m:oMathPr>
           <m:ctrlPr>
@@ -38757,42 +34175,6 @@
       </w:r>
       <w:r>
         <w:rPr>
-          <w:rFonts w:hint="eastAsia" w:ascii="Times New Roman" w:hAnsi="Times New Roman" w:eastAsia="Times New Roman" w:cs="Times New Roman"/>
-        </w:rPr>
-        <w:t>[</w:t>
-      </w:r>
-      <w:r>
-        <w:rPr>
-          <w:rFonts w:hint="eastAsia" w:ascii="Times New Roman" w:hAnsi="Times New Roman" w:eastAsia="FangSong" w:cs="Times New Roman"/>
-        </w:rPr>
-        <w:t>普化原理</w:t>
-      </w:r>
-      <w:r>
-        <w:rPr>
-          <w:rFonts w:hint="eastAsia" w:ascii="Times New Roman" w:hAnsi="Times New Roman" w:eastAsia="Times New Roman" w:cs="Times New Roman"/>
-        </w:rPr>
-        <w:t>·</w:t>
-      </w:r>
-      <w:r>
-        <w:rPr>
-          <w:rFonts w:hint="eastAsia" w:ascii="Times New Roman" w:hAnsi="Times New Roman" w:eastAsia="FangSong" w:cs="Times New Roman"/>
-        </w:rPr>
-        <w:t>习题</w:t>
-      </w:r>
-      <w:r>
-        <w:rPr>
-          <w:rFonts w:hint="eastAsia" w:ascii="Times New Roman" w:hAnsi="Times New Roman" w:eastAsia="Times New Roman" w:cs="Times New Roman"/>
-        </w:rPr>
-        <w:t>9.6]</w:t>
-      </w:r>
-      <w:r>
-        <w:rPr>
-          <w:rFonts w:ascii="Times New Roman" w:hAnsi="Times New Roman" w:eastAsia="Times New Roman" w:cs="Times New Roman"/>
-        </w:rPr>
-        <w:t xml:space="preserve"> </w:t>
-      </w:r>
-      <w:r>
-        <w:rPr>
           <w:rFonts w:hint="eastAsia" w:ascii="Times New Roman" w:hAnsi="Times New Roman" w:eastAsia="FangSong" w:cs="Times New Roman"/>
         </w:rPr>
         <w:t xml:space="preserve">在</w:t>
@@ -39286,42 +34668,6 @@
       </w:r>
       <w:r>
         <w:rPr>
-          <w:rFonts w:hint="eastAsia" w:ascii="Times New Roman" w:hAnsi="Times New Roman" w:eastAsia="Times New Roman" w:cs="Times New Roman"/>
-        </w:rPr>
-        <w:t>[</w:t>
-      </w:r>
-      <w:r>
-        <w:rPr>
-          <w:rFonts w:hint="eastAsia" w:ascii="Times New Roman" w:hAnsi="Times New Roman" w:eastAsia="FangSong" w:cs="Times New Roman"/>
-        </w:rPr>
-        <w:t>普化原理</w:t>
-      </w:r>
-      <w:r>
-        <w:rPr>
-          <w:rFonts w:hint="eastAsia" w:ascii="Times New Roman" w:hAnsi="Times New Roman" w:eastAsia="Times New Roman" w:cs="Times New Roman"/>
-        </w:rPr>
-        <w:t>·</w:t>
-      </w:r>
-      <w:r>
-        <w:rPr>
-          <w:rFonts w:hint="eastAsia" w:ascii="Times New Roman" w:hAnsi="Times New Roman" w:eastAsia="FangSong" w:cs="Times New Roman"/>
-        </w:rPr>
-        <w:t>习题</w:t>
-      </w:r>
-      <w:r>
-        <w:rPr>
-          <w:rFonts w:hint="eastAsia" w:ascii="Times New Roman" w:hAnsi="Times New Roman" w:eastAsia="Times New Roman" w:cs="Times New Roman"/>
-        </w:rPr>
-        <w:t>9.7]</w:t>
-      </w:r>
-      <w:r>
-        <w:rPr>
-          <w:rFonts w:ascii="Times New Roman" w:hAnsi="Times New Roman" w:eastAsia="Times New Roman" w:cs="Times New Roman"/>
-        </w:rPr>
-        <w:t xml:space="preserve"> </w:t>
-      </w:r>
-      <w:r>
-        <w:rPr>
           <w:rFonts w:hint="eastAsia" w:ascii="Times New Roman" w:hAnsi="Times New Roman" w:eastAsia="FangSong" w:cs="Times New Roman"/>
         </w:rPr>
         <w:t xml:space="preserve">现有浓度可调的</w:t>
@@ -39713,42 +35059,6 @@
       </w:r>
       <w:r>
         <w:rPr>
-          <w:rFonts w:hint="eastAsia" w:ascii="Times New Roman" w:hAnsi="Times New Roman" w:eastAsia="Times New Roman" w:cs="Times New Roman"/>
-        </w:rPr>
-        <w:t>[</w:t>
-      </w:r>
-      <w:r>
-        <w:rPr>
-          <w:rFonts w:hint="eastAsia" w:ascii="Times New Roman" w:hAnsi="Times New Roman" w:eastAsia="FangSong" w:cs="Times New Roman"/>
-        </w:rPr>
-        <w:t>普化原理</w:t>
-      </w:r>
-      <w:r>
-        <w:rPr>
-          <w:rFonts w:hint="eastAsia" w:ascii="Times New Roman" w:hAnsi="Times New Roman" w:eastAsia="Times New Roman" w:cs="Times New Roman"/>
-        </w:rPr>
-        <w:t>·</w:t>
-      </w:r>
-      <w:r>
-        <w:rPr>
-          <w:rFonts w:hint="eastAsia" w:ascii="Times New Roman" w:hAnsi="Times New Roman" w:eastAsia="FangSong" w:cs="Times New Roman"/>
-        </w:rPr>
-        <w:t>习题</w:t>
-      </w:r>
-      <w:r>
-        <w:rPr>
-          <w:rFonts w:hint="eastAsia" w:ascii="Times New Roman" w:hAnsi="Times New Roman" w:eastAsia="Times New Roman" w:cs="Times New Roman"/>
-        </w:rPr>
-        <w:t>9.8]</w:t>
-      </w:r>
-      <w:r>
-        <w:rPr>
-          <w:rFonts w:ascii="Times New Roman" w:hAnsi="Times New Roman" w:eastAsia="Times New Roman" w:cs="Times New Roman"/>
-        </w:rPr>
-        <w:t xml:space="preserve"> </w:t>
-      </w:r>
-      <w:r>
-        <w:rPr>
           <w:rFonts w:hint="eastAsia" w:ascii="Times New Roman" w:hAnsi="Times New Roman" w:eastAsia="FangSong" w:cs="Times New Roman"/>
         </w:rPr>
         <w:t xml:space="preserve">当</w:t>
@@ -40149,42 +35459,6 @@
       </w:r>
       <w:r>
         <w:rPr>
-          <w:rFonts w:hint="eastAsia" w:ascii="Times New Roman" w:hAnsi="Times New Roman" w:eastAsia="Times New Roman" w:cs="Times New Roman"/>
-        </w:rPr>
-        <w:t>[</w:t>
-      </w:r>
-      <w:r>
-        <w:rPr>
-          <w:rFonts w:hint="eastAsia" w:ascii="Times New Roman" w:hAnsi="Times New Roman" w:eastAsia="FangSong" w:cs="Times New Roman"/>
-        </w:rPr>
-        <w:t>普化原理</w:t>
-      </w:r>
-      <w:r>
-        <w:rPr>
-          <w:rFonts w:hint="eastAsia" w:ascii="Times New Roman" w:hAnsi="Times New Roman" w:eastAsia="Times New Roman" w:cs="Times New Roman"/>
-        </w:rPr>
-        <w:t>·</w:t>
-      </w:r>
-      <w:r>
-        <w:rPr>
-          <w:rFonts w:hint="eastAsia" w:ascii="Times New Roman" w:hAnsi="Times New Roman" w:eastAsia="FangSong" w:cs="Times New Roman"/>
-        </w:rPr>
-        <w:t>习题</w:t>
-      </w:r>
-      <w:r>
-        <w:rPr>
-          <w:rFonts w:hint="eastAsia" w:ascii="Times New Roman" w:hAnsi="Times New Roman" w:eastAsia="Times New Roman" w:cs="Times New Roman"/>
-        </w:rPr>
-        <w:t>9.9]</w:t>
-      </w:r>
-      <w:r>
-        <w:rPr>
-          <w:rFonts w:ascii="Times New Roman" w:hAnsi="Times New Roman" w:eastAsia="Times New Roman" w:cs="Times New Roman"/>
-        </w:rPr>
-        <w:t xml:space="preserve"> </w:t>
-      </w:r>
-      <w:r>
-        <w:rPr>
           <w:rFonts w:hint="eastAsia" w:ascii="Times New Roman" w:hAnsi="Times New Roman" w:eastAsia="FangSong" w:cs="Times New Roman"/>
         </w:rPr>
         <w:t xml:space="preserve">往</w:t>
@@ -40513,42 +35787,6 @@
           <w:bCs/>
         </w:rPr>
         <w:t xml:space="preserve">10.</w:t>
-      </w:r>
-      <w:r>
-        <w:rPr>
-          <w:rFonts w:ascii="Times New Roman" w:hAnsi="Times New Roman" w:eastAsia="Times New Roman" w:cs="Times New Roman"/>
-        </w:rPr>
-        <w:t xml:space="preserve"> </w:t>
-      </w:r>
-      <w:r>
-        <w:rPr>
-          <w:rFonts w:hint="eastAsia" w:ascii="Times New Roman" w:hAnsi="Times New Roman" w:eastAsia="Times New Roman" w:cs="Times New Roman"/>
-        </w:rPr>
-        <w:t>[</w:t>
-      </w:r>
-      <w:r>
-        <w:rPr>
-          <w:rFonts w:hint="eastAsia" w:ascii="Times New Roman" w:hAnsi="Times New Roman" w:eastAsia="FangSong" w:cs="Times New Roman"/>
-        </w:rPr>
-        <w:t>普化原理</w:t>
-      </w:r>
-      <w:r>
-        <w:rPr>
-          <w:rFonts w:hint="eastAsia" w:ascii="Times New Roman" w:hAnsi="Times New Roman" w:eastAsia="Times New Roman" w:cs="Times New Roman"/>
-        </w:rPr>
-        <w:t>·</w:t>
-      </w:r>
-      <w:r>
-        <w:rPr>
-          <w:rFonts w:hint="eastAsia" w:ascii="Times New Roman" w:hAnsi="Times New Roman" w:eastAsia="FangSong" w:cs="Times New Roman"/>
-        </w:rPr>
-        <w:t>习题</w:t>
-      </w:r>
-      <w:r>
-        <w:rPr>
-          <w:rFonts w:hint="eastAsia" w:ascii="Times New Roman" w:hAnsi="Times New Roman" w:eastAsia="Times New Roman" w:cs="Times New Roman"/>
-        </w:rPr>
-        <w:t>9.10]</w:t>
       </w:r>
       <w:r>
         <w:rPr>
@@ -41270,42 +36508,6 @@
       </w:r>
       <w:r>
         <w:rPr>
-          <w:rFonts w:hint="eastAsia" w:ascii="Times New Roman" w:hAnsi="Times New Roman" w:eastAsia="Times New Roman" w:cs="Times New Roman"/>
-        </w:rPr>
-        <w:t>[</w:t>
-      </w:r>
-      <w:r>
-        <w:rPr>
-          <w:rFonts w:hint="eastAsia" w:ascii="Times New Roman" w:hAnsi="Times New Roman" w:eastAsia="FangSong" w:cs="Times New Roman"/>
-        </w:rPr>
-        <w:t>普化原理</w:t>
-      </w:r>
-      <w:r>
-        <w:rPr>
-          <w:rFonts w:hint="eastAsia" w:ascii="Times New Roman" w:hAnsi="Times New Roman" w:eastAsia="Times New Roman" w:cs="Times New Roman"/>
-        </w:rPr>
-        <w:t>·</w:t>
-      </w:r>
-      <w:r>
-        <w:rPr>
-          <w:rFonts w:hint="eastAsia" w:ascii="Times New Roman" w:hAnsi="Times New Roman" w:eastAsia="FangSong" w:cs="Times New Roman"/>
-        </w:rPr>
-        <w:t>习题</w:t>
-      </w:r>
-      <w:r>
-        <w:rPr>
-          <w:rFonts w:hint="eastAsia" w:ascii="Times New Roman" w:hAnsi="Times New Roman" w:eastAsia="Times New Roman" w:cs="Times New Roman"/>
-        </w:rPr>
-        <w:t>9.11]</w:t>
-      </w:r>
-      <w:r>
-        <w:rPr>
-          <w:rFonts w:ascii="Times New Roman" w:hAnsi="Times New Roman" w:eastAsia="Times New Roman" w:cs="Times New Roman"/>
-        </w:rPr>
-        <w:t xml:space="preserve"> </w:t>
-      </w:r>
-      <w:r>
-        <w:rPr>
           <w:rFonts w:hint="eastAsia" w:ascii="Times New Roman" w:hAnsi="Times New Roman" w:eastAsia="FangSong" w:cs="Times New Roman"/>
         </w:rPr>
         <w:t>分别计算下列各反应的多重平衡常数</w:t>
@@ -41489,7 +36691,7 @@
         <w:rPr>
           <w:rFonts w:ascii="Times New Roman" w:hAnsi="Times New Roman" w:eastAsia="Times New Roman" w:cs="Times New Roman"/>
         </w:rPr>
-        <w:br/>
+        <w:t xml:space="preserve">​</w:t>
       </w:r>
     </w:p>
     <w:p>
@@ -41687,7 +36889,7 @@
         <w:rPr>
           <w:rFonts w:ascii="Times New Roman" w:hAnsi="Times New Roman" w:eastAsia="Times New Roman" w:cs="Times New Roman"/>
         </w:rPr>
-        <w:br/>
+        <w:t xml:space="preserve">​</w:t>
       </w:r>
     </w:p>
     <w:p>
@@ -41891,42 +37093,6 @@
       </w:r>
       <w:r>
         <w:rPr>
-          <w:rFonts w:hint="eastAsia" w:ascii="Times New Roman" w:hAnsi="Times New Roman" w:eastAsia="Times New Roman" w:cs="Times New Roman"/>
-        </w:rPr>
-        <w:t>[</w:t>
-      </w:r>
-      <w:r>
-        <w:rPr>
-          <w:rFonts w:hint="eastAsia" w:ascii="Times New Roman" w:hAnsi="Times New Roman" w:eastAsia="FangSong" w:cs="Times New Roman"/>
-        </w:rPr>
-        <w:t>普化原理</w:t>
-      </w:r>
-      <w:r>
-        <w:rPr>
-          <w:rFonts w:hint="eastAsia" w:ascii="Times New Roman" w:hAnsi="Times New Roman" w:eastAsia="Times New Roman" w:cs="Times New Roman"/>
-        </w:rPr>
-        <w:t>·</w:t>
-      </w:r>
-      <w:r>
-        <w:rPr>
-          <w:rFonts w:hint="eastAsia" w:ascii="Times New Roman" w:hAnsi="Times New Roman" w:eastAsia="FangSong" w:cs="Times New Roman"/>
-        </w:rPr>
-        <w:t>习题</w:t>
-      </w:r>
-      <w:r>
-        <w:rPr>
-          <w:rFonts w:hint="eastAsia" w:ascii="Times New Roman" w:hAnsi="Times New Roman" w:eastAsia="Times New Roman" w:cs="Times New Roman"/>
-        </w:rPr>
-        <w:t>9.12]</w:t>
-      </w:r>
-      <w:r>
-        <w:rPr>
-          <w:rFonts w:ascii="Times New Roman" w:hAnsi="Times New Roman" w:eastAsia="Times New Roman" w:cs="Times New Roman"/>
-        </w:rPr>
-        <w:t xml:space="preserve"> </w:t>
-      </w:r>
-      <w:r>
-        <w:rPr>
           <w:rFonts w:hint="eastAsia" w:ascii="Times New Roman" w:hAnsi="Times New Roman" w:eastAsia="FangSong" w:cs="Times New Roman"/>
         </w:rPr>
         <w:t>已知</w:t>
@@ -42070,7 +37236,7 @@
         <w:rPr>
           <w:rFonts w:ascii="Times New Roman" w:hAnsi="Times New Roman" w:eastAsia="Times New Roman" w:cs="Times New Roman"/>
         </w:rPr>
-        <w:br/>
+        <w:t xml:space="preserve"> </w:t>
       </w:r>
       <w:r>
         <w:rPr>
@@ -42370,7 +37536,7 @@
         <w:rPr>
           <w:rFonts w:ascii="Times New Roman" w:hAnsi="Times New Roman" w:eastAsia="Times New Roman" w:cs="Times New Roman"/>
         </w:rPr>
-        <w:br/>
+        <w:t xml:space="preserve"> </w:t>
       </w:r>
       <w:r>
         <w:rPr>
@@ -42615,42 +37781,6 @@
         </w:rPr>
         <w:t xml:space="preserve"> </w:t>
       </w:r>
-      <w:r>
-        <w:rPr>
-          <w:rFonts w:hint="eastAsia" w:ascii="Times New Roman" w:hAnsi="Times New Roman" w:eastAsia="Times New Roman" w:cs="Times New Roman"/>
-        </w:rPr>
-        <w:t>[</w:t>
-      </w:r>
-      <w:r>
-        <w:rPr>
-          <w:rFonts w:hint="eastAsia" w:ascii="Times New Roman" w:hAnsi="Times New Roman" w:eastAsia="FangSong" w:cs="Times New Roman"/>
-        </w:rPr>
-        <w:t>普化原理</w:t>
-      </w:r>
-      <w:r>
-        <w:rPr>
-          <w:rFonts w:hint="eastAsia" w:ascii="Times New Roman" w:hAnsi="Times New Roman" w:eastAsia="Times New Roman" w:cs="Times New Roman"/>
-        </w:rPr>
-        <w:t>·</w:t>
-      </w:r>
-      <w:r>
-        <w:rPr>
-          <w:rFonts w:hint="eastAsia" w:ascii="Times New Roman" w:hAnsi="Times New Roman" w:eastAsia="FangSong" w:cs="Times New Roman"/>
-        </w:rPr>
-        <w:t>习题</w:t>
-      </w:r>
-      <w:r>
-        <w:rPr>
-          <w:rFonts w:hint="eastAsia" w:ascii="Times New Roman" w:hAnsi="Times New Roman" w:eastAsia="Times New Roman" w:cs="Times New Roman"/>
-        </w:rPr>
-        <w:t>9.13]</w:t>
-      </w:r>
-      <w:r>
-        <w:rPr>
-          <w:rFonts w:ascii="Times New Roman" w:hAnsi="Times New Roman" w:eastAsia="Times New Roman" w:cs="Times New Roman"/>
-        </w:rPr>
-        <w:t xml:space="preserve"> </w:t>
-      </w:r>
       <m:oMath>
         <m:r>
           <m:rPr>
@@ -43128,39 +38258,9 @@
       </w:r>
       <w:r>
         <w:rPr>
-          <w:rFonts w:hint="eastAsia" w:ascii="Times New Roman" w:hAnsi="Times New Roman" w:eastAsia="Times New Roman" w:cs="Times New Roman"/>
-        </w:rPr>
-        <w:t>[</w:t>
-      </w:r>
-      <w:r>
-        <w:rPr>
-          <w:rFonts w:hint="eastAsia" w:ascii="Times New Roman" w:hAnsi="Times New Roman" w:eastAsia="FangSong" w:cs="Times New Roman"/>
-        </w:rPr>
-        <w:t>普化原理</w:t>
-      </w:r>
-      <w:r>
-        <w:rPr>
-          <w:rFonts w:hint="eastAsia" w:ascii="Times New Roman" w:hAnsi="Times New Roman" w:eastAsia="Times New Roman" w:cs="Times New Roman"/>
-        </w:rPr>
-        <w:t>·</w:t>
-      </w:r>
-      <w:r>
-        <w:rPr>
-          <w:rFonts w:hint="eastAsia" w:ascii="Times New Roman" w:hAnsi="Times New Roman" w:eastAsia="FangSong" w:cs="Times New Roman"/>
-        </w:rPr>
-        <w:t>习题</w:t>
-      </w:r>
-      <w:r>
-        <w:rPr>
-          <w:rFonts w:hint="eastAsia" w:ascii="Times New Roman" w:hAnsi="Times New Roman" w:eastAsia="Times New Roman" w:cs="Times New Roman"/>
-        </w:rPr>
-        <w:t>9.14]</w:t>
-      </w:r>
-      <w:r>
-        <w:rPr>
-          <w:rFonts w:ascii="Times New Roman" w:hAnsi="Times New Roman" w:eastAsia="Times New Roman" w:cs="Times New Roman"/>
-        </w:rPr>
-        <w:t xml:space="preserve"> AgI </w:t>
+          <w:rFonts w:ascii="Times New Roman" w:hAnsi="Times New Roman" w:eastAsia="Times New Roman" w:cs="Times New Roman"/>
+        </w:rPr>
+        <w:t xml:space="preserve">AgI </w:t>
       </w:r>
       <w:r>
         <w:rPr>
@@ -43389,42 +38489,6 @@
       </w:r>
       <w:r>
         <w:rPr>
-          <w:rFonts w:hint="eastAsia" w:ascii="Times New Roman" w:hAnsi="Times New Roman" w:eastAsia="Times New Roman" w:cs="Times New Roman"/>
-        </w:rPr>
-        <w:t>[</w:t>
-      </w:r>
-      <w:r>
-        <w:rPr>
-          <w:rFonts w:hint="eastAsia" w:ascii="Times New Roman" w:hAnsi="Times New Roman" w:eastAsia="FangSong" w:cs="Times New Roman"/>
-        </w:rPr>
-        <w:t>普化原理</w:t>
-      </w:r>
-      <w:r>
-        <w:rPr>
-          <w:rFonts w:hint="eastAsia" w:ascii="Times New Roman" w:hAnsi="Times New Roman" w:eastAsia="Times New Roman" w:cs="Times New Roman"/>
-        </w:rPr>
-        <w:t>·</w:t>
-      </w:r>
-      <w:r>
-        <w:rPr>
-          <w:rFonts w:hint="eastAsia" w:ascii="Times New Roman" w:hAnsi="Times New Roman" w:eastAsia="FangSong" w:cs="Times New Roman"/>
-        </w:rPr>
-        <w:t>习题</w:t>
-      </w:r>
-      <w:r>
-        <w:rPr>
-          <w:rFonts w:hint="eastAsia" w:ascii="Times New Roman" w:hAnsi="Times New Roman" w:eastAsia="Times New Roman" w:cs="Times New Roman"/>
-        </w:rPr>
-        <w:t>9.15]</w:t>
-      </w:r>
-      <w:r>
-        <w:rPr>
-          <w:rFonts w:ascii="Times New Roman" w:hAnsi="Times New Roman" w:eastAsia="Times New Roman" w:cs="Times New Roman"/>
-        </w:rPr>
-        <w:t xml:space="preserve"> </w:t>
-      </w:r>
-      <w:r>
-        <w:rPr>
           <w:rFonts w:hint="eastAsia" w:ascii="Times New Roman" w:hAnsi="Times New Roman" w:eastAsia="FangSong" w:cs="Times New Roman"/>
         </w:rPr>
         <w:t xml:space="preserve">向</w:t>
@@ -43875,42 +38939,6 @@
       </w:r>
       <w:r>
         <w:rPr>
-          <w:rFonts w:hint="eastAsia" w:ascii="Times New Roman" w:hAnsi="Times New Roman" w:eastAsia="Times New Roman" w:cs="Times New Roman"/>
-        </w:rPr>
-        <w:t>[</w:t>
-      </w:r>
-      <w:r>
-        <w:rPr>
-          <w:rFonts w:hint="eastAsia" w:ascii="Times New Roman" w:hAnsi="Times New Roman" w:eastAsia="FangSong" w:cs="Times New Roman"/>
-        </w:rPr>
-        <w:t>普化原理</w:t>
-      </w:r>
-      <w:r>
-        <w:rPr>
-          <w:rFonts w:hint="eastAsia" w:ascii="Times New Roman" w:hAnsi="Times New Roman" w:eastAsia="Times New Roman" w:cs="Times New Roman"/>
-        </w:rPr>
-        <w:t>·</w:t>
-      </w:r>
-      <w:r>
-        <w:rPr>
-          <w:rFonts w:hint="eastAsia" w:ascii="Times New Roman" w:hAnsi="Times New Roman" w:eastAsia="FangSong" w:cs="Times New Roman"/>
-        </w:rPr>
-        <w:t>习题</w:t>
-      </w:r>
-      <w:r>
-        <w:rPr>
-          <w:rFonts w:hint="eastAsia" w:ascii="Times New Roman" w:hAnsi="Times New Roman" w:eastAsia="Times New Roman" w:cs="Times New Roman"/>
-        </w:rPr>
-        <w:t>9.16]</w:t>
-      </w:r>
-      <w:r>
-        <w:rPr>
-          <w:rFonts w:ascii="Times New Roman" w:hAnsi="Times New Roman" w:eastAsia="Times New Roman" w:cs="Times New Roman"/>
-        </w:rPr>
-        <w:t xml:space="preserve"> </w:t>
-      </w:r>
-      <w:r>
-        <w:rPr>
           <w:rFonts w:hint="eastAsia" w:ascii="Times New Roman" w:hAnsi="Times New Roman" w:eastAsia="FangSong" w:cs="Times New Roman"/>
         </w:rPr>
         <w:t xml:space="preserve">向含有</w:t>
@@ -44269,42 +39297,6 @@
         </w:rPr>
         <w:t xml:space="preserve"> </w:t>
       </w:r>
-      <w:r>
-        <w:rPr>
-          <w:rFonts w:hint="eastAsia" w:ascii="Times New Roman" w:hAnsi="Times New Roman" w:eastAsia="Times New Roman" w:cs="Times New Roman"/>
-        </w:rPr>
-        <w:t>[</w:t>
-      </w:r>
-      <w:r>
-        <w:rPr>
-          <w:rFonts w:hint="eastAsia" w:ascii="Times New Roman" w:hAnsi="Times New Roman" w:eastAsia="FangSong" w:cs="Times New Roman"/>
-        </w:rPr>
-        <w:t>普化原理</w:t>
-      </w:r>
-      <w:r>
-        <w:rPr>
-          <w:rFonts w:hint="eastAsia" w:ascii="Times New Roman" w:hAnsi="Times New Roman" w:eastAsia="Times New Roman" w:cs="Times New Roman"/>
-        </w:rPr>
-        <w:t>·</w:t>
-      </w:r>
-      <w:r>
-        <w:rPr>
-          <w:rFonts w:hint="eastAsia" w:ascii="Times New Roman" w:hAnsi="Times New Roman" w:eastAsia="FangSong" w:cs="Times New Roman"/>
-        </w:rPr>
-        <w:t>习题</w:t>
-      </w:r>
-      <w:r>
-        <w:rPr>
-          <w:rFonts w:hint="eastAsia" w:ascii="Times New Roman" w:hAnsi="Times New Roman" w:eastAsia="Times New Roman" w:cs="Times New Roman"/>
-        </w:rPr>
-        <w:t>9.17]</w:t>
-      </w:r>
-      <w:r>
-        <w:rPr>
-          <w:rFonts w:ascii="Times New Roman" w:hAnsi="Times New Roman" w:eastAsia="Times New Roman" w:cs="Times New Roman"/>
-        </w:rPr>
-        <w:t xml:space="preserve"> </w:t>
-      </w:r>
       <m:oMath>
         <m:oMathPr>
           <m:ctrlPr>
@@ -44758,42 +39750,6 @@
       </w:r>
       <w:r>
         <w:rPr>
-          <w:rFonts w:hint="eastAsia" w:ascii="Times New Roman" w:hAnsi="Times New Roman" w:eastAsia="Times New Roman" w:cs="Times New Roman"/>
-        </w:rPr>
-        <w:t>[</w:t>
-      </w:r>
-      <w:r>
-        <w:rPr>
-          <w:rFonts w:hint="eastAsia" w:ascii="Times New Roman" w:hAnsi="Times New Roman" w:eastAsia="FangSong" w:cs="Times New Roman"/>
-        </w:rPr>
-        <w:t>普化原理</w:t>
-      </w:r>
-      <w:r>
-        <w:rPr>
-          <w:rFonts w:hint="eastAsia" w:ascii="Times New Roman" w:hAnsi="Times New Roman" w:eastAsia="Times New Roman" w:cs="Times New Roman"/>
-        </w:rPr>
-        <w:t>·</w:t>
-      </w:r>
-      <w:r>
-        <w:rPr>
-          <w:rFonts w:hint="eastAsia" w:ascii="Times New Roman" w:hAnsi="Times New Roman" w:eastAsia="FangSong" w:cs="Times New Roman"/>
-        </w:rPr>
-        <w:t>习题</w:t>
-      </w:r>
-      <w:r>
-        <w:rPr>
-          <w:rFonts w:hint="eastAsia" w:ascii="Times New Roman" w:hAnsi="Times New Roman" w:eastAsia="Times New Roman" w:cs="Times New Roman"/>
-        </w:rPr>
-        <w:t>9.18]</w:t>
-      </w:r>
-      <w:r>
-        <w:rPr>
-          <w:rFonts w:ascii="Times New Roman" w:hAnsi="Times New Roman" w:eastAsia="Times New Roman" w:cs="Times New Roman"/>
-        </w:rPr>
-        <w:t xml:space="preserve"> </w:t>
-      </w:r>
-      <w:r>
-        <w:rPr>
           <w:rFonts w:hint="eastAsia" w:ascii="Times New Roman" w:hAnsi="Times New Roman" w:eastAsia="FangSong" w:cs="Times New Roman"/>
         </w:rPr>
         <w:t>牙形石是一种微型古生物遗体</w:t>
@@ -45163,42 +40119,6 @@
       </w:r>
       <w:r>
         <w:rPr>
-          <w:rFonts w:hint="eastAsia" w:ascii="Times New Roman" w:hAnsi="Times New Roman" w:eastAsia="Times New Roman" w:cs="Times New Roman"/>
-        </w:rPr>
-        <w:t>[</w:t>
-      </w:r>
-      <w:r>
-        <w:rPr>
-          <w:rFonts w:hint="eastAsia" w:ascii="Times New Roman" w:hAnsi="Times New Roman" w:eastAsia="FangSong" w:cs="Times New Roman"/>
-        </w:rPr>
-        <w:t>普化原理</w:t>
-      </w:r>
-      <w:r>
-        <w:rPr>
-          <w:rFonts w:hint="eastAsia" w:ascii="Times New Roman" w:hAnsi="Times New Roman" w:eastAsia="Times New Roman" w:cs="Times New Roman"/>
-        </w:rPr>
-        <w:t>·</w:t>
-      </w:r>
-      <w:r>
-        <w:rPr>
-          <w:rFonts w:hint="eastAsia" w:ascii="Times New Roman" w:hAnsi="Times New Roman" w:eastAsia="FangSong" w:cs="Times New Roman"/>
-        </w:rPr>
-        <w:t>补充题</w:t>
-      </w:r>
-      <w:r>
-        <w:rPr>
-          <w:rFonts w:hint="eastAsia" w:ascii="Times New Roman" w:hAnsi="Times New Roman" w:eastAsia="Times New Roman" w:cs="Times New Roman"/>
-        </w:rPr>
-        <w:t>9.19]</w:t>
-      </w:r>
-      <w:r>
-        <w:rPr>
-          <w:rFonts w:ascii="Times New Roman" w:hAnsi="Times New Roman" w:eastAsia="Times New Roman" w:cs="Times New Roman"/>
-        </w:rPr>
-        <w:t xml:space="preserve"> </w:t>
-      </w:r>
-      <w:r>
-        <w:rPr>
           <w:rFonts w:hint="eastAsia" w:ascii="Times New Roman" w:hAnsi="Times New Roman" w:eastAsia="FangSong" w:cs="Times New Roman"/>
         </w:rPr>
         <w:t xml:space="preserve">比较</w:t>
@@ -45616,42 +40536,6 @@
       </w:r>
       <w:r>
         <w:rPr>
-          <w:rFonts w:hint="eastAsia" w:ascii="Times New Roman" w:hAnsi="Times New Roman" w:eastAsia="Times New Roman" w:cs="Times New Roman"/>
-        </w:rPr>
-        <w:t>[</w:t>
-      </w:r>
-      <w:r>
-        <w:rPr>
-          <w:rFonts w:hint="eastAsia" w:ascii="Times New Roman" w:hAnsi="Times New Roman" w:eastAsia="FangSong" w:cs="Times New Roman"/>
-        </w:rPr>
-        <w:t>普化原理</w:t>
-      </w:r>
-      <w:r>
-        <w:rPr>
-          <w:rFonts w:hint="eastAsia" w:ascii="Times New Roman" w:hAnsi="Times New Roman" w:eastAsia="Times New Roman" w:cs="Times New Roman"/>
-        </w:rPr>
-        <w:t>·</w:t>
-      </w:r>
-      <w:r>
-        <w:rPr>
-          <w:rFonts w:hint="eastAsia" w:ascii="Times New Roman" w:hAnsi="Times New Roman" w:eastAsia="FangSong" w:cs="Times New Roman"/>
-        </w:rPr>
-        <w:t>补充题</w:t>
-      </w:r>
-      <w:r>
-        <w:rPr>
-          <w:rFonts w:hint="eastAsia" w:ascii="Times New Roman" w:hAnsi="Times New Roman" w:eastAsia="Times New Roman" w:cs="Times New Roman"/>
-        </w:rPr>
-        <w:t>9.20]</w:t>
-      </w:r>
-      <w:r>
-        <w:rPr>
-          <w:rFonts w:ascii="Times New Roman" w:hAnsi="Times New Roman" w:eastAsia="Times New Roman" w:cs="Times New Roman"/>
-        </w:rPr>
-        <w:t xml:space="preserve"> </w:t>
-      </w:r>
-      <w:r>
-        <w:rPr>
           <w:rFonts w:hint="eastAsia" w:ascii="Times New Roman" w:hAnsi="Times New Roman" w:eastAsia="FangSong" w:cs="Times New Roman"/>
         </w:rPr>
         <w:t xml:space="preserve">判断</w:t>
@@ -45954,42 +40838,6 @@
       </w:r>
       <w:r>
         <w:rPr>
-          <w:rFonts w:hint="eastAsia" w:ascii="Times New Roman" w:hAnsi="Times New Roman" w:eastAsia="Times New Roman" w:cs="Times New Roman"/>
-        </w:rPr>
-        <w:t>[</w:t>
-      </w:r>
-      <w:r>
-        <w:rPr>
-          <w:rFonts w:hint="eastAsia" w:ascii="Times New Roman" w:hAnsi="Times New Roman" w:eastAsia="FangSong" w:cs="Times New Roman"/>
-        </w:rPr>
-        <w:t>普化原理</w:t>
-      </w:r>
-      <w:r>
-        <w:rPr>
-          <w:rFonts w:hint="eastAsia" w:ascii="Times New Roman" w:hAnsi="Times New Roman" w:eastAsia="Times New Roman" w:cs="Times New Roman"/>
-        </w:rPr>
-        <w:t>·</w:t>
-      </w:r>
-      <w:r>
-        <w:rPr>
-          <w:rFonts w:hint="eastAsia" w:ascii="Times New Roman" w:hAnsi="Times New Roman" w:eastAsia="FangSong" w:cs="Times New Roman"/>
-        </w:rPr>
-        <w:t>补充题</w:t>
-      </w:r>
-      <w:r>
-        <w:rPr>
-          <w:rFonts w:hint="eastAsia" w:ascii="Times New Roman" w:hAnsi="Times New Roman" w:eastAsia="Times New Roman" w:cs="Times New Roman"/>
-        </w:rPr>
-        <w:t>9.21]</w:t>
-      </w:r>
-      <w:r>
-        <w:rPr>
-          <w:rFonts w:ascii="Times New Roman" w:hAnsi="Times New Roman" w:eastAsia="Times New Roman" w:cs="Times New Roman"/>
-        </w:rPr>
-        <w:t xml:space="preserve"> </w:t>
-      </w:r>
-      <w:r>
-        <w:rPr>
           <w:rFonts w:hint="eastAsia" w:ascii="Times New Roman" w:hAnsi="Times New Roman" w:eastAsia="FangSong" w:cs="Times New Roman"/>
         </w:rPr>
         <w:t xml:space="preserve">判断</w:t>
@@ -46374,42 +41222,6 @@
       </w:r>
       <w:r>
         <w:rPr>
-          <w:rFonts w:hint="eastAsia" w:ascii="Times New Roman" w:hAnsi="Times New Roman" w:eastAsia="Times New Roman" w:cs="Times New Roman"/>
-        </w:rPr>
-        <w:t>[</w:t>
-      </w:r>
-      <w:r>
-        <w:rPr>
-          <w:rFonts w:hint="eastAsia" w:ascii="Times New Roman" w:hAnsi="Times New Roman" w:eastAsia="FangSong" w:cs="Times New Roman"/>
-        </w:rPr>
-        <w:t>普化原理</w:t>
-      </w:r>
-      <w:r>
-        <w:rPr>
-          <w:rFonts w:hint="eastAsia" w:ascii="Times New Roman" w:hAnsi="Times New Roman" w:eastAsia="Times New Roman" w:cs="Times New Roman"/>
-        </w:rPr>
-        <w:t>·</w:t>
-      </w:r>
-      <w:r>
-        <w:rPr>
-          <w:rFonts w:hint="eastAsia" w:ascii="Times New Roman" w:hAnsi="Times New Roman" w:eastAsia="FangSong" w:cs="Times New Roman"/>
-        </w:rPr>
-        <w:t>补充题</w:t>
-      </w:r>
-      <w:r>
-        <w:rPr>
-          <w:rFonts w:hint="eastAsia" w:ascii="Times New Roman" w:hAnsi="Times New Roman" w:eastAsia="Times New Roman" w:cs="Times New Roman"/>
-        </w:rPr>
-        <w:t>9.23]</w:t>
-      </w:r>
-      <w:r>
-        <w:rPr>
-          <w:rFonts w:ascii="Times New Roman" w:hAnsi="Times New Roman" w:eastAsia="Times New Roman" w:cs="Times New Roman"/>
-        </w:rPr>
-        <w:t xml:space="preserve"> </w:t>
-      </w:r>
-      <w:r>
-        <w:rPr>
           <w:rFonts w:hint="eastAsia" w:ascii="Times New Roman" w:hAnsi="Times New Roman" w:eastAsia="FangSong" w:cs="Times New Roman"/>
         </w:rPr>
         <w:t xml:space="preserve">已知</w:t>
@@ -47001,42 +41813,6 @@
       </w:r>
       <w:r>
         <w:rPr>
-          <w:rFonts w:hint="eastAsia" w:ascii="Times New Roman" w:hAnsi="Times New Roman" w:eastAsia="Times New Roman" w:cs="Times New Roman"/>
-        </w:rPr>
-        <w:t>[</w:t>
-      </w:r>
-      <w:r>
-        <w:rPr>
-          <w:rFonts w:hint="eastAsia" w:ascii="Times New Roman" w:hAnsi="Times New Roman" w:eastAsia="FangSong" w:cs="Times New Roman"/>
-        </w:rPr>
-        <w:t>普化原理</w:t>
-      </w:r>
-      <w:r>
-        <w:rPr>
-          <w:rFonts w:hint="eastAsia" w:ascii="Times New Roman" w:hAnsi="Times New Roman" w:eastAsia="Times New Roman" w:cs="Times New Roman"/>
-        </w:rPr>
-        <w:t>·</w:t>
-      </w:r>
-      <w:r>
-        <w:rPr>
-          <w:rFonts w:hint="eastAsia" w:ascii="Times New Roman" w:hAnsi="Times New Roman" w:eastAsia="FangSong" w:cs="Times New Roman"/>
-        </w:rPr>
-        <w:t>补充题</w:t>
-      </w:r>
-      <w:r>
-        <w:rPr>
-          <w:rFonts w:hint="eastAsia" w:ascii="Times New Roman" w:hAnsi="Times New Roman" w:eastAsia="Times New Roman" w:cs="Times New Roman"/>
-        </w:rPr>
-        <w:t>9.24]</w:t>
-      </w:r>
-      <w:r>
-        <w:rPr>
-          <w:rFonts w:ascii="Times New Roman" w:hAnsi="Times New Roman" w:eastAsia="Times New Roman" w:cs="Times New Roman"/>
-        </w:rPr>
-        <w:t xml:space="preserve"> </w:t>
-      </w:r>
-      <w:r>
-        <w:rPr>
           <w:rFonts w:hint="eastAsia" w:ascii="Times New Roman" w:hAnsi="Times New Roman" w:eastAsia="FangSong" w:cs="Times New Roman"/>
         </w:rPr>
         <w:t xml:space="preserve">已知</w:t>
@@ -47584,42 +42360,6 @@
       </w:r>
       <w:r>
         <w:rPr>
-          <w:rFonts w:hint="eastAsia" w:ascii="Times New Roman" w:hAnsi="Times New Roman" w:eastAsia="Times New Roman" w:cs="Times New Roman"/>
-        </w:rPr>
-        <w:t>[</w:t>
-      </w:r>
-      <w:r>
-        <w:rPr>
-          <w:rFonts w:hint="eastAsia" w:ascii="Times New Roman" w:hAnsi="Times New Roman" w:eastAsia="FangSong" w:cs="Times New Roman"/>
-        </w:rPr>
-        <w:t>普化原理</w:t>
-      </w:r>
-      <w:r>
-        <w:rPr>
-          <w:rFonts w:hint="eastAsia" w:ascii="Times New Roman" w:hAnsi="Times New Roman" w:eastAsia="Times New Roman" w:cs="Times New Roman"/>
-        </w:rPr>
-        <w:t>·</w:t>
-      </w:r>
-      <w:r>
-        <w:rPr>
-          <w:rFonts w:hint="eastAsia" w:ascii="Times New Roman" w:hAnsi="Times New Roman" w:eastAsia="FangSong" w:cs="Times New Roman"/>
-        </w:rPr>
-        <w:t>补充题</w:t>
-      </w:r>
-      <w:r>
-        <w:rPr>
-          <w:rFonts w:hint="eastAsia" w:ascii="Times New Roman" w:hAnsi="Times New Roman" w:eastAsia="Times New Roman" w:cs="Times New Roman"/>
-        </w:rPr>
-        <w:t>9.26]</w:t>
-      </w:r>
-      <w:r>
-        <w:rPr>
-          <w:rFonts w:ascii="Times New Roman" w:hAnsi="Times New Roman" w:eastAsia="Times New Roman" w:cs="Times New Roman"/>
-        </w:rPr>
-        <w:t xml:space="preserve"> </w:t>
-      </w:r>
-      <w:r>
-        <w:rPr>
           <w:rFonts w:hint="eastAsia" w:ascii="Times New Roman" w:hAnsi="Times New Roman" w:eastAsia="FangSong" w:cs="Times New Roman"/>
         </w:rPr>
         <w:t xml:space="preserve">混合溶液中</w:t>
@@ -48547,42 +43287,6 @@
           <w:bCs/>
         </w:rPr>
         <w:t xml:space="preserve">25.</w:t>
-      </w:r>
-      <w:r>
-        <w:rPr>
-          <w:rFonts w:ascii="Times New Roman" w:hAnsi="Times New Roman" w:eastAsia="Times New Roman" w:cs="Times New Roman"/>
-        </w:rPr>
-        <w:t xml:space="preserve"> </w:t>
-      </w:r>
-      <w:r>
-        <w:rPr>
-          <w:rFonts w:hint="eastAsia" w:ascii="Times New Roman" w:hAnsi="Times New Roman" w:eastAsia="Times New Roman" w:cs="Times New Roman"/>
-        </w:rPr>
-        <w:t>[</w:t>
-      </w:r>
-      <w:r>
-        <w:rPr>
-          <w:rFonts w:hint="eastAsia" w:ascii="Times New Roman" w:hAnsi="Times New Roman" w:eastAsia="FangSong" w:cs="Times New Roman"/>
-        </w:rPr>
-        <w:t>普化原理</w:t>
-      </w:r>
-      <w:r>
-        <w:rPr>
-          <w:rFonts w:hint="eastAsia" w:ascii="Times New Roman" w:hAnsi="Times New Roman" w:eastAsia="Times New Roman" w:cs="Times New Roman"/>
-        </w:rPr>
-        <w:t>·</w:t>
-      </w:r>
-      <w:r>
-        <w:rPr>
-          <w:rFonts w:hint="eastAsia" w:ascii="Times New Roman" w:hAnsi="Times New Roman" w:eastAsia="FangSong" w:cs="Times New Roman"/>
-        </w:rPr>
-        <w:t>补充题</w:t>
-      </w:r>
-      <w:r>
-        <w:rPr>
-          <w:rFonts w:hint="eastAsia" w:ascii="Times New Roman" w:hAnsi="Times New Roman" w:eastAsia="Times New Roman" w:cs="Times New Roman"/>
-        </w:rPr>
-        <w:t>9.27]</w:t>
       </w:r>
       <w:r>
         <w:rPr>

--- a/06-学生侧材料/讲义/学生专用版/3-物理化学/沉淀溶解平衡-超级充实版（学生专用版）.docx
+++ b/06-学生侧材料/讲义/学生专用版/3-物理化学/沉淀溶解平衡-超级充实版（学生专用版）.docx
@@ -2,641 +2,7 @@
 <file path=word/document.xml><?xml version="1.0" encoding="utf-8"?>
 <w:document xmlns:w="http://schemas.openxmlformats.org/wordprocessingml/2006/main" xmlns:m="http://schemas.openxmlformats.org/officeDocument/2006/math" xmlns:r="http://schemas.openxmlformats.org/officeDocument/2006/relationships" xmlns:o="urn:schemas-microsoft-com:office:office" xmlns:v="urn:schemas-microsoft-com:vml" xmlns:w10="urn:schemas-microsoft-com:office:word" xmlns:a="http://schemas.openxmlformats.org/drawingml/2006/main" xmlns:pic="http://schemas.openxmlformats.org/drawingml/2006/picture" xmlns:wp="http://schemas.openxmlformats.org/drawingml/2006/wordprocessingDrawing">
   <w:body>
-    <w:bookmarkStart w:id="9" w:name="学习目标与考纲锚点"/>
-    <w:p>
-      <w:pPr>
-        <w:pStyle w:val="Heading2"/>
-        <w:spacing w:before="280" w:after="120"/>
-      </w:pPr>
-      <w:r>
-        <w:rPr>
-          <w:rFonts w:hint="eastAsia" w:ascii="Times New Roman" w:hAnsi="Times New Roman" w:eastAsia="SimHei" w:cs="Times New Roman"/>
-        </w:rPr>
-        <w:t xml:space="preserve">学习目标与考纲锚点</w:t>
-      </w:r>
-    </w:p>
-    <w:p>
-      <w:pPr>
-        <w:pStyle w:val="BlockText"/>
-        <w:spacing w:after="80"/>
-        <w:ind w:firstLine="420"/>
-      </w:pPr>
-      <w:r>
-        <w:rPr>
-          <w:rFonts w:hint="eastAsia" w:ascii="Times New Roman" w:hAnsi="Times New Roman" w:eastAsia="FangSong" w:cs="Times New Roman"/>
-        </w:rPr>
-        <w:t>对齐考纲</w:t>
-      </w:r>
-      <w:r>
-        <w:rPr>
-          <w:rFonts w:hint="eastAsia" w:ascii="Times New Roman" w:hAnsi="Times New Roman" w:eastAsia="Times New Roman" w:cs="Times New Roman"/>
-        </w:rPr>
-        <w:t>：§07</w:t>
-      </w:r>
-      <w:r>
-        <w:rPr>
-          <w:rFonts w:ascii="Times New Roman" w:hAnsi="Times New Roman" w:eastAsia="Times New Roman" w:cs="Times New Roman"/>
-        </w:rPr>
-        <w:t xml:space="preserve"> </w:t>
-      </w:r>
-      <w:r>
-        <w:rPr>
-          <w:rFonts w:hint="eastAsia" w:ascii="Times New Roman" w:hAnsi="Times New Roman" w:eastAsia="FangSong" w:cs="Times New Roman"/>
-        </w:rPr>
-        <w:t xml:space="preserve">化学平衡</w:t>
-      </w:r>
-    </w:p>
-    <w:tbl>
-      <w:tblPr>
-        <w:tblStyle w:val="Table"/>
-        <w:tblW w:type="pct" w:w="5000"/>
-        <w:tblLayout w:type="fixed"/>
-        <w:tblLook w:firstRow="1" w:lastRow="0" w:firstColumn="0" w:lastColumn="0" w:noHBand="0" w:noVBand="0" w:val="0020"/>
-        <w:jc w:val="center"/>
-        <w:tblBorders>
-          <w:top w:val="single" w:sz="12" w:space="0" w:color="333333"/>
-          <w:bottom w:val="single" w:sz="12" w:space="0" w:color="333333"/>
-          <w:left w:val="none"/>
-          <w:right w:val="none"/>
-          <w:insideH w:val="none"/>
-          <w:insideV w:val="none"/>
-        </w:tblBorders>
-      </w:tblPr>
-      <w:tblGrid>
-        <w:gridCol w:w="3960"/>
-        <w:gridCol w:w="3960"/>
-      </w:tblGrid>
-      <w:tr>
-        <w:trPr>
-          <w:tblHeader w:val="on"/>
-        </w:trPr>
-        <w:tc>
-          <w:tcPr>
-            <w:tcBorders>
-              <w:bottom w:val="single" w:sz="6" w:space="0" w:color="333333"/>
-            </w:tcBorders>
-          </w:tcPr>
-          <w:p>
-            <w:pPr>
-              <w:pStyle w:val="Compact"/>
-              <w:jc w:val="center"/>
-            </w:pPr>
-            <w:r>
-              <w:rPr>
-                <w:rFonts w:hint="eastAsia" w:ascii="Times New Roman" w:hAnsi="Times New Roman" w:eastAsia="SimHei" w:cs="Times New Roman"/>
-                <w:b/>
-              </w:rPr>
-              <w:t xml:space="preserve">考纲条目</w:t>
-            </w:r>
-          </w:p>
-        </w:tc>
-        <w:tc>
-          <w:tcPr>
-            <w:tcBorders>
-              <w:bottom w:val="single" w:sz="6" w:space="0" w:color="333333"/>
-            </w:tcBorders>
-          </w:tcPr>
-          <w:p>
-            <w:pPr>
-              <w:pStyle w:val="Compact"/>
-              <w:jc w:val="center"/>
-            </w:pPr>
-            <w:r>
-              <w:rPr>
-                <w:rFonts w:hint="eastAsia" w:ascii="Times New Roman" w:hAnsi="Times New Roman" w:eastAsia="SimHei" w:cs="Times New Roman"/>
-                <w:b/>
-              </w:rPr>
-              <w:t xml:space="preserve">学完本讲你应能</w:t>
-            </w:r>
-          </w:p>
-        </w:tc>
-      </w:tr>
-      <w:tr>
-        <w:tc>
-          <w:tcPr/>
-          <w:p>
-            <w:pPr>
-              <w:pStyle w:val="Compact"/>
-              <w:jc w:val="center"/>
-            </w:pPr>
-            <w:r>
-              <w:rPr>
-                <w:rFonts w:ascii="Times New Roman" w:hAnsi="Times New Roman" w:eastAsia="Times New Roman" w:cs="Times New Roman"/>
-              </w:rPr>
-              <w:t xml:space="preserve">§07 </w:t>
-            </w:r>
-            <w:r>
-              <w:rPr>
-                <w:rFonts w:hint="eastAsia" w:ascii="Times New Roman" w:hAnsi="Times New Roman" w:eastAsia="FangSong" w:cs="Times New Roman"/>
-              </w:rPr>
-              <w:t xml:space="preserve">化学平衡</w:t>
-            </w:r>
-            <w:r>
-              <w:rPr>
-                <w:rFonts w:ascii="Times New Roman" w:hAnsi="Times New Roman" w:eastAsia="Times New Roman" w:cs="Times New Roman"/>
-              </w:rPr>
-              <w:t xml:space="preserve"> · </w:t>
-            </w:r>
-            <w:r>
-              <w:rPr>
-                <w:rFonts w:hint="eastAsia" w:ascii="Times New Roman" w:hAnsi="Times New Roman" w:eastAsia="FangSong" w:cs="Times New Roman"/>
-              </w:rPr>
-              <w:t xml:space="preserve">多相平衡与溶度积</w:t>
-            </w:r>
-          </w:p>
-        </w:tc>
-        <w:tc>
-          <w:tcPr/>
-          <w:p>
-            <w:pPr>
-              <w:pStyle w:val="Compact"/>
-              <w:jc w:val="center"/>
-            </w:pPr>
-            <w:r>
-              <w:rPr>
-                <w:rFonts w:hint="eastAsia" w:ascii="Times New Roman" w:hAnsi="Times New Roman" w:eastAsia="FangSong" w:cs="Times New Roman"/>
-              </w:rPr>
-              <w:t xml:space="preserve">能正确书写难溶电解质的</w:t>
-            </w:r>
-            <w:r>
-              <w:rPr>
-                <w:rFonts w:ascii="Times New Roman" w:hAnsi="Times New Roman" w:eastAsia="Times New Roman" w:cs="Times New Roman"/>
-              </w:rPr>
-              <w:t xml:space="preserve"> </w:t>
-            </w:r>
-            <m:oMath>
-              <m:sSub>
-                <m:e>
-                  <m:r>
-                    <m:t>K</m:t>
-                  </m:r>
-                </m:e>
-                <m:sub>
-                  <m:r>
-                    <m:rPr>
-                      <m:sty m:val="p"/>
-                    </m:rPr>
-                    <m:t>s</m:t>
-                  </m:r>
-                  <m:r>
-                    <m:rPr>
-                      <m:sty m:val="p"/>
-                    </m:rPr>
-                    <m:t>p</m:t>
-                  </m:r>
-                </m:sub>
-              </m:sSub>
-            </m:oMath>
-            <w:r>
-              <w:rPr>
-                <w:rFonts w:ascii="Times New Roman" w:hAnsi="Times New Roman" w:eastAsia="Times New Roman" w:cs="Times New Roman"/>
-              </w:rPr>
-              <w:t xml:space="preserve"> </w:t>
-            </w:r>
-            <w:r>
-              <w:rPr>
-                <w:rFonts w:hint="eastAsia" w:ascii="Times New Roman" w:hAnsi="Times New Roman" w:eastAsia="FangSong" w:cs="Times New Roman"/>
-              </w:rPr>
-              <w:t>表达式</w:t>
-            </w:r>
-            <w:r>
-              <w:rPr>
-                <w:rFonts w:hint="eastAsia" w:ascii="Times New Roman" w:hAnsi="Times New Roman" w:eastAsia="Times New Roman" w:cs="Times New Roman"/>
-              </w:rPr>
-              <w:t>，</w:t>
-            </w:r>
-            <w:r>
-              <w:rPr>
-                <w:rFonts w:hint="eastAsia" w:ascii="Times New Roman" w:hAnsi="Times New Roman" w:eastAsia="FangSong" w:cs="Times New Roman"/>
-              </w:rPr>
-              <w:t>理解纯固体不写入表达式的约定</w:t>
-            </w:r>
-            <w:r>
-              <w:rPr>
-                <w:rFonts w:hint="eastAsia" w:ascii="Times New Roman" w:hAnsi="Times New Roman" w:eastAsia="Times New Roman" w:cs="Times New Roman"/>
-              </w:rPr>
-              <w:t>；</w:t>
-            </w:r>
-            <w:r>
-              <w:rPr>
-                <w:rFonts w:hint="eastAsia" w:ascii="Times New Roman" w:hAnsi="Times New Roman" w:eastAsia="FangSong" w:cs="Times New Roman"/>
-              </w:rPr>
-              <w:t>能推导并应用</w:t>
-            </w:r>
-            <w:r>
-              <w:rPr>
-                <w:rFonts w:ascii="Times New Roman" w:hAnsi="Times New Roman" w:eastAsia="Times New Roman" w:cs="Times New Roman"/>
-              </w:rPr>
-              <w:t xml:space="preserve"> AB </w:t>
-            </w:r>
-            <w:r>
-              <w:rPr>
-                <w:rFonts w:hint="eastAsia" w:ascii="Times New Roman" w:hAnsi="Times New Roman" w:eastAsia="FangSong" w:cs="Times New Roman"/>
-              </w:rPr>
-              <w:t>型</w:t>
-            </w:r>
-            <w:r>
-              <w:rPr>
-                <w:rFonts w:hint="eastAsia" w:ascii="Times New Roman" w:hAnsi="Times New Roman" w:eastAsia="Times New Roman" w:cs="Times New Roman"/>
-              </w:rPr>
-              <w:t>、AB</w:t>
-            </w:r>
-            <w:r>
-              <w:rPr>
-                <w:rFonts w:hint="eastAsia" w:ascii="Times New Roman" w:hAnsi="Times New Roman" w:eastAsia="Times New Roman" w:cs="Times New Roman"/>
-                <w:vertAlign w:val="subscript"/>
-              </w:rPr>
-              <w:t>2</w:t>
-            </w:r>
-            <w:r>
-              <w:rPr>
-                <w:rFonts w:ascii="Times New Roman" w:hAnsi="Times New Roman" w:eastAsia="Times New Roman" w:cs="Times New Roman"/>
-              </w:rPr>
-              <w:t xml:space="preserve"> </w:t>
-            </w:r>
-            <w:r>
-              <w:rPr>
-                <w:rFonts w:hint="eastAsia" w:ascii="Times New Roman" w:hAnsi="Times New Roman" w:eastAsia="FangSong" w:cs="Times New Roman"/>
-              </w:rPr>
-              <w:t>型</w:t>
-            </w:r>
-            <w:r>
-              <w:rPr>
-                <w:rFonts w:hint="eastAsia" w:ascii="Times New Roman" w:hAnsi="Times New Roman" w:eastAsia="Times New Roman" w:cs="Times New Roman"/>
-              </w:rPr>
-              <w:t>、AB</w:t>
-            </w:r>
-            <w:r>
-              <w:rPr>
-                <w:rFonts w:hint="eastAsia" w:ascii="Times New Roman" w:hAnsi="Times New Roman" w:eastAsia="Times New Roman" w:cs="Times New Roman"/>
-                <w:vertAlign w:val="subscript"/>
-              </w:rPr>
-              <w:t>3</w:t>
-            </w:r>
-            <w:r>
-              <w:rPr>
-                <w:rFonts w:ascii="Times New Roman" w:hAnsi="Times New Roman" w:eastAsia="Times New Roman" w:cs="Times New Roman"/>
-              </w:rPr>
-              <w:t xml:space="preserve"> </w:t>
-            </w:r>
-            <w:r>
-              <w:rPr>
-                <w:rFonts w:hint="eastAsia" w:ascii="Times New Roman" w:hAnsi="Times New Roman" w:eastAsia="FangSong" w:cs="Times New Roman"/>
-              </w:rPr>
-              <w:t xml:space="preserve">型沉淀的</w:t>
-            </w:r>
-            <w:r>
-              <w:rPr>
-                <w:rFonts w:ascii="Times New Roman" w:hAnsi="Times New Roman" w:eastAsia="Times New Roman" w:cs="Times New Roman"/>
-              </w:rPr>
-              <w:t xml:space="preserve"> </w:t>
-            </w:r>
-            <m:oMath>
-              <m:sSub>
-                <m:e>
-                  <m:r>
-                    <m:t>K</m:t>
-                  </m:r>
-                </m:e>
-                <m:sub>
-                  <m:r>
-                    <m:rPr>
-                      <m:sty m:val="p"/>
-                    </m:rPr>
-                    <m:t>s</m:t>
-                  </m:r>
-                  <m:r>
-                    <m:rPr>
-                      <m:sty m:val="p"/>
-                    </m:rPr>
-                    <m:t>p</m:t>
-                  </m:r>
-                </m:sub>
-              </m:sSub>
-            </m:oMath>
-            <w:r>
-              <w:rPr>
-                <w:rFonts w:ascii="Times New Roman" w:hAnsi="Times New Roman" w:eastAsia="Times New Roman" w:cs="Times New Roman"/>
-              </w:rPr>
-              <w:t xml:space="preserve"> </w:t>
-            </w:r>
-            <w:r>
-              <w:rPr>
-                <w:rFonts w:hint="eastAsia" w:ascii="Times New Roman" w:hAnsi="Times New Roman" w:eastAsia="FangSong" w:cs="Times New Roman"/>
-              </w:rPr>
-              <w:t>与溶解度的换算公式</w:t>
-            </w:r>
-            <w:r>
-              <w:rPr>
-                <w:rFonts w:hint="eastAsia" w:ascii="Times New Roman" w:hAnsi="Times New Roman" w:eastAsia="Times New Roman" w:cs="Times New Roman"/>
-              </w:rPr>
-              <w:t>；</w:t>
-            </w:r>
-            <w:r>
-              <w:rPr>
-                <w:rFonts w:hint="eastAsia" w:ascii="Times New Roman" w:hAnsi="Times New Roman" w:eastAsia="FangSong" w:cs="Times New Roman"/>
-              </w:rPr>
-              <w:t>能判断</w:t>
-            </w:r>
-            <w:r>
-              <w:rPr>
-                <w:rFonts w:hint="eastAsia" w:ascii="Times New Roman" w:hAnsi="Times New Roman" w:eastAsia="Times New Roman" w:cs="Times New Roman"/>
-              </w:rPr>
-              <w:t>”</w:t>
-            </w:r>
-            <m:oMath>
-              <m:sSub>
-                <m:e>
-                  <m:r>
-                    <m:t>K</m:t>
-                  </m:r>
-                </m:e>
-                <m:sub>
-                  <m:r>
-                    <m:rPr>
-                      <m:sty m:val="p"/>
-                    </m:rPr>
-                    <m:t>s</m:t>
-                  </m:r>
-                  <m:r>
-                    <m:rPr>
-                      <m:sty m:val="p"/>
-                    </m:rPr>
-                    <m:t>p</m:t>
-                  </m:r>
-                </m:sub>
-              </m:sSub>
-            </m:oMath>
-            <w:r>
-              <w:rPr>
-                <w:rFonts w:ascii="Times New Roman" w:hAnsi="Times New Roman" w:eastAsia="Times New Roman" w:cs="Times New Roman"/>
-              </w:rPr>
-              <w:t xml:space="preserve"> </w:t>
-            </w:r>
-            <w:r>
-              <w:rPr>
-                <w:rFonts w:hint="eastAsia" w:ascii="Times New Roman" w:hAnsi="Times New Roman" w:eastAsia="FangSong" w:cs="Times New Roman"/>
-              </w:rPr>
-              <w:t>大则溶解度大</w:t>
-            </w:r>
-            <w:r>
-              <w:rPr>
-                <w:rFonts w:hint="eastAsia" w:ascii="Times New Roman" w:hAnsi="Times New Roman" w:eastAsia="Times New Roman" w:cs="Times New Roman"/>
-              </w:rPr>
-              <w:t>”</w:t>
-            </w:r>
-            <w:r>
-              <w:rPr>
-                <w:rFonts w:hint="eastAsia" w:ascii="Times New Roman" w:hAnsi="Times New Roman" w:eastAsia="FangSong" w:cs="Times New Roman"/>
-              </w:rPr>
-              <w:t>这一说法在什么条件下成立</w:t>
-            </w:r>
-            <w:r>
-              <w:rPr>
-                <w:rFonts w:hint="eastAsia" w:ascii="Times New Roman" w:hAnsi="Times New Roman" w:eastAsia="Times New Roman" w:cs="Times New Roman"/>
-              </w:rPr>
-              <w:t>、</w:t>
-            </w:r>
-            <w:r>
-              <w:rPr>
-                <w:rFonts w:hint="eastAsia" w:ascii="Times New Roman" w:hAnsi="Times New Roman" w:eastAsia="FangSong" w:cs="Times New Roman"/>
-              </w:rPr>
-              <w:t>什么条件下失效</w:t>
-            </w:r>
-          </w:p>
-        </w:tc>
-      </w:tr>
-      <w:tr>
-        <w:tc>
-          <w:tcPr/>
-          <w:p>
-            <w:pPr>
-              <w:pStyle w:val="Compact"/>
-              <w:jc w:val="center"/>
-            </w:pPr>
-            <w:r>
-              <w:rPr>
-                <w:rFonts w:ascii="Times New Roman" w:hAnsi="Times New Roman" w:eastAsia="Times New Roman" w:cs="Times New Roman"/>
-              </w:rPr>
-              <w:t xml:space="preserve">§07 </w:t>
-            </w:r>
-            <w:r>
-              <w:rPr>
-                <w:rFonts w:hint="eastAsia" w:ascii="Times New Roman" w:hAnsi="Times New Roman" w:eastAsia="FangSong" w:cs="Times New Roman"/>
-              </w:rPr>
-              <w:t xml:space="preserve">化学平衡</w:t>
-            </w:r>
-            <w:r>
-              <w:rPr>
-                <w:rFonts w:ascii="Times New Roman" w:hAnsi="Times New Roman" w:eastAsia="Times New Roman" w:cs="Times New Roman"/>
-              </w:rPr>
-              <w:t xml:space="preserve"> · </w:t>
-            </w:r>
-            <w:r>
-              <w:rPr>
-                <w:rFonts w:hint="eastAsia" w:ascii="Times New Roman" w:hAnsi="Times New Roman" w:eastAsia="FangSong" w:cs="Times New Roman"/>
-              </w:rPr>
-              <w:t>沉淀的生成</w:t>
-            </w:r>
-            <w:r>
-              <w:rPr>
-                <w:rFonts w:hint="eastAsia" w:ascii="Times New Roman" w:hAnsi="Times New Roman" w:eastAsia="Times New Roman" w:cs="Times New Roman"/>
-              </w:rPr>
-              <w:t>、</w:t>
-            </w:r>
-            <w:r>
-              <w:rPr>
-                <w:rFonts w:hint="eastAsia" w:ascii="Times New Roman" w:hAnsi="Times New Roman" w:eastAsia="FangSong" w:cs="Times New Roman"/>
-              </w:rPr>
-              <w:t>溶解与转化</w:t>
-            </w:r>
-          </w:p>
-        </w:tc>
-        <w:tc>
-          <w:tcPr/>
-          <w:p>
-            <w:pPr>
-              <w:pStyle w:val="Compact"/>
-              <w:jc w:val="center"/>
-            </w:pPr>
-            <w:r>
-              <w:rPr>
-                <w:rFonts w:hint="eastAsia" w:ascii="Times New Roman" w:hAnsi="Times New Roman" w:eastAsia="FangSong" w:cs="Times New Roman"/>
-              </w:rPr>
-              <w:t>能计算同离子效应下难溶电解质的溶解度</w:t>
-            </w:r>
-            <w:r>
-              <w:rPr>
-                <w:rFonts w:hint="eastAsia" w:ascii="Times New Roman" w:hAnsi="Times New Roman" w:eastAsia="Times New Roman" w:cs="Times New Roman"/>
-              </w:rPr>
-              <w:t>，</w:t>
-            </w:r>
-            <w:r>
-              <w:rPr>
-                <w:rFonts w:hint="eastAsia" w:ascii="Times New Roman" w:hAnsi="Times New Roman" w:eastAsia="FangSong" w:cs="Times New Roman"/>
-              </w:rPr>
-              <w:t>并解释数量级的剧烈变化</w:t>
-            </w:r>
-            <w:r>
-              <w:rPr>
-                <w:rFonts w:hint="eastAsia" w:ascii="Times New Roman" w:hAnsi="Times New Roman" w:eastAsia="Times New Roman" w:cs="Times New Roman"/>
-              </w:rPr>
-              <w:t>；</w:t>
-            </w:r>
-            <w:r>
-              <w:rPr>
-                <w:rFonts w:hint="eastAsia" w:ascii="Times New Roman" w:hAnsi="Times New Roman" w:eastAsia="FangSong" w:cs="Times New Roman"/>
-              </w:rPr>
-              <w:t>能用</w:t>
-            </w:r>
-            <w:r>
-              <w:rPr>
-                <w:rFonts w:ascii="Times New Roman" w:hAnsi="Times New Roman" w:eastAsia="Times New Roman" w:cs="Times New Roman"/>
-              </w:rPr>
-              <w:t xml:space="preserve"> </w:t>
-            </w:r>
-            <m:oMath>
-              <m:r>
-                <m:t>Q</m:t>
-              </m:r>
-            </m:oMath>
-            <w:r>
-              <w:rPr>
-                <w:rFonts w:ascii="Times New Roman" w:hAnsi="Times New Roman" w:eastAsia="Times New Roman" w:cs="Times New Roman"/>
-              </w:rPr>
-              <w:t xml:space="preserve"> </w:t>
-            </w:r>
-            <w:r>
-              <w:rPr>
-                <w:rFonts w:hint="eastAsia" w:ascii="Times New Roman" w:hAnsi="Times New Roman" w:eastAsia="FangSong" w:cs="Times New Roman"/>
-              </w:rPr>
-              <w:t xml:space="preserve">与</w:t>
-            </w:r>
-            <w:r>
-              <w:rPr>
-                <w:rFonts w:ascii="Times New Roman" w:hAnsi="Times New Roman" w:eastAsia="Times New Roman" w:cs="Times New Roman"/>
-              </w:rPr>
-              <w:t xml:space="preserve"> </w:t>
-            </w:r>
-            <m:oMath>
-              <m:sSub>
-                <m:e>
-                  <m:r>
-                    <m:t>K</m:t>
-                  </m:r>
-                </m:e>
-                <m:sub>
-                  <m:r>
-                    <m:rPr>
-                      <m:sty m:val="p"/>
-                    </m:rPr>
-                    <m:t>s</m:t>
-                  </m:r>
-                  <m:r>
-                    <m:rPr>
-                      <m:sty m:val="p"/>
-                    </m:rPr>
-                    <m:t>p</m:t>
-                  </m:r>
-                </m:sub>
-              </m:sSub>
-            </m:oMath>
-            <w:r>
-              <w:rPr>
-                <w:rFonts w:ascii="Times New Roman" w:hAnsi="Times New Roman" w:eastAsia="Times New Roman" w:cs="Times New Roman"/>
-              </w:rPr>
-              <w:t xml:space="preserve"> </w:t>
-            </w:r>
-            <w:r>
-              <w:rPr>
-                <w:rFonts w:hint="eastAsia" w:ascii="Times New Roman" w:hAnsi="Times New Roman" w:eastAsia="FangSong" w:cs="Times New Roman"/>
-              </w:rPr>
-              <w:t>的比较判断沉淀的生成与溶解</w:t>
-            </w:r>
-            <w:r>
-              <w:rPr>
-                <w:rFonts w:hint="eastAsia" w:ascii="Times New Roman" w:hAnsi="Times New Roman" w:eastAsia="Times New Roman" w:cs="Times New Roman"/>
-              </w:rPr>
-              <w:t>；</w:t>
-            </w:r>
-            <w:r>
-              <w:rPr>
-                <w:rFonts w:hint="eastAsia" w:ascii="Times New Roman" w:hAnsi="Times New Roman" w:eastAsia="FangSong" w:cs="Times New Roman"/>
-              </w:rPr>
-              <w:t>能用多重平衡耦合的定性思路解释沉淀为什么能被酸或配体溶解</w:t>
-            </w:r>
-            <w:r>
-              <w:rPr>
-                <w:rFonts w:hint="eastAsia" w:ascii="Times New Roman" w:hAnsi="Times New Roman" w:eastAsia="Times New Roman" w:cs="Times New Roman"/>
-              </w:rPr>
-              <w:t>，</w:t>
-            </w:r>
-            <w:r>
-              <w:rPr>
-                <w:rFonts w:hint="eastAsia" w:ascii="Times New Roman" w:hAnsi="Times New Roman" w:eastAsia="FangSong" w:cs="Times New Roman"/>
-              </w:rPr>
-              <w:t>并会求简化条件下的平衡常数</w:t>
-            </w:r>
-            <w:r>
-              <w:rPr>
-                <w:rFonts w:hint="eastAsia" w:ascii="Times New Roman" w:hAnsi="Times New Roman" w:eastAsia="Times New Roman" w:cs="Times New Roman"/>
-              </w:rPr>
-              <w:t>；</w:t>
-            </w:r>
-            <w:r>
-              <w:rPr>
-                <w:rFonts w:hint="eastAsia" w:ascii="Times New Roman" w:hAnsi="Times New Roman" w:eastAsia="FangSong" w:cs="Times New Roman"/>
-              </w:rPr>
-              <w:t>了解沉淀转化与分步沉淀的判据</w:t>
-            </w:r>
-            <w:r>
-              <w:rPr>
-                <w:rFonts w:hint="eastAsia" w:ascii="Times New Roman" w:hAnsi="Times New Roman" w:eastAsia="Times New Roman" w:cs="Times New Roman"/>
-              </w:rPr>
-              <w:t>，</w:t>
-            </w:r>
-            <w:r>
-              <w:rPr>
-                <w:rFonts w:hint="eastAsia" w:ascii="Times New Roman" w:hAnsi="Times New Roman" w:eastAsia="FangSong" w:cs="Times New Roman"/>
-              </w:rPr>
-              <w:t>能完成方向判断而不必展开完整计算</w:t>
-            </w:r>
-          </w:p>
-        </w:tc>
-      </w:tr>
-    </w:tbl>
-    <w:p>
-      <w:pPr>
-        <w:spacing w:before="160" w:after="80"/>
-      </w:pPr>
-      <w:r>
-        <w:pict>
-          <v:rect style="width:0;height:1.5pt" o:hralign="center" o:hrstd="t" o:hr="t"/>
-        </w:pict>
-      </w:r>
-    </w:p>
-    <w:p>
-      <w:pPr>
-        <w:spacing w:before="160" w:after="80"/>
-      </w:pPr>
-      <w:r>
-        <w:pict>
-          <v:rect style="width:0;height:1.5pt" o:hralign="center" o:hrstd="t" o:hr="t"/>
-        </w:pict>
-      </w:r>
-    </w:p>
-    <w:p>
-      <w:pPr>
-        <w:spacing w:before="160" w:after="80"/>
-      </w:pPr>
-      <w:r>
-        <w:pict>
-          <v:rect style="width:0;height:1.5pt" o:hralign="center" o:hrstd="t" o:hr="t"/>
-        </w:pict>
-      </w:r>
-    </w:p>
-    <w:bookmarkEnd w:id="9"/>
-    <w:bookmarkStart w:id="11" w:name="从难溶这个词说起"/>
+    <w:bookmarkStart w:id="10" w:name="从难溶这个词说起"/>
     <w:p>
       <w:pPr>
         <w:pStyle w:val="Heading2"/>
@@ -1964,7 +1330,7 @@
         <w:t>。</w:t>
       </w:r>
     </w:p>
-    <w:bookmarkStart w:id="10" w:name="本讲先抓的四类题"/>
+    <w:bookmarkStart w:id="9" w:name="本讲先抓的四类题"/>
     <w:p>
       <w:pPr>
         <w:pStyle w:val="Heading3"/>
@@ -1985,7 +1351,6 @@
     </w:p>
     <w:p>
       <w:pPr>
-        <w:pStyle w:val="Compact"/>
         <w:numPr>
           <w:ilvl w:val="0"/>
           <w:numId w:val="1001"/>
@@ -2064,7 +1429,6 @@
     </w:p>
     <w:p>
       <w:pPr>
-        <w:pStyle w:val="Compact"/>
         <w:numPr>
           <w:ilvl w:val="0"/>
           <w:numId w:val="1001"/>
@@ -2182,7 +1546,6 @@
     </w:p>
     <w:p>
       <w:pPr>
-        <w:pStyle w:val="Compact"/>
         <w:numPr>
           <w:ilvl w:val="0"/>
           <w:numId w:val="1001"/>
@@ -2294,7 +1657,6 @@
     </w:p>
     <w:p>
       <w:pPr>
-        <w:pStyle w:val="Compact"/>
         <w:numPr>
           <w:ilvl w:val="0"/>
           <w:numId w:val="1001"/>
@@ -2512,9 +1874,9 @@
         </w:pict>
       </w:r>
     </w:p>
+    <w:bookmarkEnd w:id="9"/>
     <w:bookmarkEnd w:id="10"/>
-    <w:bookmarkEnd w:id="11"/>
-    <w:bookmarkStart w:id="15" w:name="溶度积-k_mathrmsp"/>
+    <w:bookmarkStart w:id="14" w:name="溶度积-k_mathrmsp"/>
     <w:p>
       <w:pPr>
         <w:pStyle w:val="Heading2"/>
@@ -2562,7 +1924,7 @@
         </m:sSub>
       </m:oMath>
     </w:p>
-    <w:bookmarkStart w:id="12" w:name="k_mathrmsp-就是平衡常数"/>
+    <w:bookmarkStart w:id="11" w:name="k_mathrmsp-就是平衡常数"/>
     <w:p>
       <w:pPr>
         <w:pStyle w:val="Heading3"/>
@@ -4265,8 +3627,8 @@
         <w:t>。</w:t>
       </w:r>
     </w:p>
-    <w:bookmarkEnd w:id="12"/>
-    <w:bookmarkStart w:id="13" w:name="严格地说应当用活度"/>
+    <w:bookmarkEnd w:id="11"/>
+    <w:bookmarkStart w:id="12" w:name="严格地说应当用活度"/>
     <w:p>
       <w:pPr>
         <w:pStyle w:val="Heading3"/>
@@ -4672,8 +4034,8 @@
         <w:t>。</w:t>
       </w:r>
     </w:p>
-    <w:bookmarkEnd w:id="13"/>
-    <w:bookmarkStart w:id="14" w:name="思考与快检"/>
+    <w:bookmarkEnd w:id="12"/>
+    <w:bookmarkStart w:id="13" w:name="思考题"/>
     <w:p>
       <w:pPr>
         <w:pStyle w:val="Heading3"/>
@@ -4683,7 +4045,7 @@
         <w:rPr>
           <w:rFonts w:hint="eastAsia" w:ascii="Times New Roman" w:hAnsi="Times New Roman" w:eastAsia="SimHei" w:cs="Times New Roman"/>
         </w:rPr>
-        <w:t xml:space="preserve">思考与快检</w:t>
+        <w:t xml:space="preserve">思考题</w:t>
       </w:r>
     </w:p>
     <w:p>
@@ -5693,9 +5055,9 @@
         </w:pict>
       </w:r>
     </w:p>
+    <w:bookmarkEnd w:id="13"/>
     <w:bookmarkEnd w:id="14"/>
-    <w:bookmarkEnd w:id="15"/>
-    <w:bookmarkStart w:id="21" w:name="k_mathrmsp-与溶解度的换算"/>
+    <w:bookmarkStart w:id="20" w:name="k_mathrmsp-与溶解度的换算"/>
     <w:p>
       <w:pPr>
         <w:pStyle w:val="Heading2"/>
@@ -5749,7 +5111,7 @@
         <w:t xml:space="preserve">与溶解度的换算</w:t>
       </w:r>
     </w:p>
-    <w:bookmarkStart w:id="16" w:name="换算的基本思路"/>
+    <w:bookmarkStart w:id="15" w:name="换算的基本思路"/>
     <w:p>
       <w:pPr>
         <w:pStyle w:val="Heading3"/>
@@ -7543,8 +6905,8 @@
         <w:t>。</w:t>
       </w:r>
     </w:p>
-    <w:bookmarkEnd w:id="16"/>
-    <w:bookmarkStart w:id="17" w:name="一个完整的-ab₂-型推导"/>
+    <w:bookmarkEnd w:id="15"/>
+    <w:bookmarkStart w:id="16" w:name="一个完整的-ab₂-型推导"/>
     <w:p>
       <w:pPr>
         <w:pStyle w:val="Heading3"/>
@@ -9768,8 +9130,8 @@
         <w:t>。</w:t>
       </w:r>
     </w:p>
-    <w:bookmarkEnd w:id="17"/>
-    <w:bookmarkStart w:id="18" w:name="由溶解度反推-k_mathrmsp"/>
+    <w:bookmarkEnd w:id="16"/>
+    <w:bookmarkStart w:id="17" w:name="由溶解度反推-k_mathrmsp"/>
     <w:p>
       <w:pPr>
         <w:pStyle w:val="Heading3"/>
@@ -10167,8 +9529,8 @@
         <w:t>。</w:t>
       </w:r>
     </w:p>
-    <w:bookmarkEnd w:id="18"/>
-    <w:bookmarkStart w:id="19" w:name="什么时候可以直接用-k_mathrmsp-比溶解度"/>
+    <w:bookmarkEnd w:id="17"/>
+    <w:bookmarkStart w:id="18" w:name="什么时候可以直接用-k_mathrmsp-比溶解度"/>
     <w:p>
       <w:pPr>
         <w:pStyle w:val="Heading3"/>
@@ -11827,8 +11189,8 @@
         <w:t>。</w:t>
       </w:r>
     </w:p>
-    <w:bookmarkEnd w:id="19"/>
-    <w:bookmarkStart w:id="20" w:name="换算公式的适用条件"/>
+    <w:bookmarkEnd w:id="18"/>
+    <w:bookmarkStart w:id="19" w:name="换算公式的适用条件"/>
     <w:p>
       <w:pPr>
         <w:pStyle w:val="Heading3"/>
@@ -12454,9 +11816,9 @@
         </w:pict>
       </w:r>
     </w:p>
+    <w:bookmarkEnd w:id="19"/>
     <w:bookmarkEnd w:id="20"/>
-    <w:bookmarkEnd w:id="21"/>
-    <w:bookmarkStart w:id="25" w:name="溶度积规则q-与-k_mathrmsp-的比较"/>
+    <w:bookmarkStart w:id="24" w:name="溶度积规则q-与-k_mathrmsp-的比较"/>
     <w:p>
       <w:pPr>
         <w:pStyle w:val="Heading2"/>
@@ -12539,7 +11901,7 @@
         <w:t xml:space="preserve">的比较</w:t>
       </w:r>
     </w:p>
-    <w:bookmarkStart w:id="22" w:name="判断逻辑与化学平衡完全一致"/>
+    <w:bookmarkStart w:id="21" w:name="判断逻辑与化学平衡完全一致"/>
     <w:p>
       <w:pPr>
         <w:pStyle w:val="Heading3"/>
@@ -13122,8 +12484,8 @@
         <w:t>。</w:t>
       </w:r>
     </w:p>
-    <w:bookmarkEnd w:id="22"/>
-    <w:bookmarkStart w:id="23" w:name="混合题先做三步"/>
+    <w:bookmarkEnd w:id="21"/>
+    <w:bookmarkStart w:id="22" w:name="混合题先做三步"/>
     <w:p>
       <w:pPr>
         <w:pStyle w:val="Heading3"/>
@@ -13493,8 +12855,8 @@
         <w:t>。</w:t>
       </w:r>
     </w:p>
-    <w:bookmarkEnd w:id="23"/>
-    <w:bookmarkStart w:id="24" w:name="例-1-混合后是否沉淀进阶"/>
+    <w:bookmarkEnd w:id="22"/>
+    <w:bookmarkStart w:id="23" w:name="例-1-混合后是否沉淀进阶"/>
     <w:p>
       <w:pPr>
         <w:pStyle w:val="Heading3"/>
@@ -14014,9 +13376,9 @@
         </w:pict>
       </w:r>
     </w:p>
+    <w:bookmarkEnd w:id="23"/>
     <w:bookmarkEnd w:id="24"/>
-    <w:bookmarkEnd w:id="25"/>
-    <w:bookmarkStart w:id="40" w:name="外界条件怎样推动沉淀平衡"/>
+    <w:bookmarkStart w:id="39" w:name="外界条件怎样推动沉淀平衡"/>
     <w:p>
       <w:pPr>
         <w:pStyle w:val="Heading2"/>
@@ -14035,7 +13397,7 @@
         <w:t xml:space="preserve">外界条件怎样推动沉淀平衡</w:t>
       </w:r>
     </w:p>
-    <w:bookmarkStart w:id="26" w:name="同离子效应"/>
+    <w:bookmarkStart w:id="25" w:name="同离子效应"/>
     <w:p>
       <w:pPr>
         <w:pStyle w:val="Heading3"/>
@@ -16499,8 +15861,8 @@
         <w:t xml:space="preserve">）。</w:t>
       </w:r>
     </w:p>
-    <w:bookmarkEnd w:id="26"/>
-    <w:bookmarkStart w:id="27" w:name="例-2-同离子效应定量计算挑战"/>
+    <w:bookmarkEnd w:id="25"/>
+    <w:bookmarkStart w:id="26" w:name="例-2-同离子效应定量计算挑战"/>
     <w:p>
       <w:pPr>
         <w:pStyle w:val="Heading3"/>
@@ -16954,8 +16316,8 @@
         <w:pStyle w:val="BodyText"/>
       </w:pPr>
     </w:p>
-    <w:bookmarkEnd w:id="27"/>
-    <w:bookmarkStart w:id="28" w:name="酸溶沉淀让难溶物消失的本质"/>
+    <w:bookmarkEnd w:id="26"/>
+    <w:bookmarkStart w:id="27" w:name="酸溶沉淀让难溶物消失的本质"/>
     <w:p>
       <w:pPr>
         <w:pStyle w:val="Heading3"/>
@@ -19021,8 +18383,8 @@
         <w:t>。</w:t>
       </w:r>
     </w:p>
-    <w:bookmarkEnd w:id="28"/>
-    <w:bookmarkStart w:id="32" w:name="配位溶解与氧化溶解"/>
+    <w:bookmarkEnd w:id="27"/>
+    <w:bookmarkStart w:id="31" w:name="配位溶解与氧化溶解"/>
     <w:p>
       <w:pPr>
         <w:pStyle w:val="Heading3"/>
@@ -19994,18 +19356,18 @@
           <wp:inline>
             <wp:extent cx="2667000" cy="580930"/>
             <wp:effectExtent b="0" l="0" r="0" t="0"/>
-            <wp:docPr descr="" title="" id="30" name="Picture"/>
+            <wp:docPr descr="" title="" id="29" name="Picture"/>
             <a:graphic>
               <a:graphicData uri="http://schemas.openxmlformats.org/drawingml/2006/picture">
                 <pic:pic>
                   <pic:nvPicPr>
-                    <pic:cNvPr descr="55e006f2eae54c23322f6677aef4040f47532e7d74ecef95cec75ed731d94245.jpg" id="31" name="Picture"/>
+                    <pic:cNvPr descr="55e006f2eae54c23322f6677aef4040f47532e7d74ecef95cec75ed731d94245.jpg" id="30" name="Picture"/>
                     <pic:cNvPicPr>
                       <a:picLocks noChangeArrowheads="1" noChangeAspect="1"/>
                     </pic:cNvPicPr>
                   </pic:nvPicPr>
                   <pic:blipFill>
-                    <a:blip r:embed="rId29"/>
+                    <a:blip r:embed="rId28"/>
                     <a:stretch>
                       <a:fillRect/>
                     </a:stretch>
@@ -20092,236 +19454,6 @@
         </w:rPr>
         <w:t>溶度积常数与溶解所需酸的对照表</w:t>
       </w:r>
-      <w:r>
-        <w:rPr>
-          <w:rFonts w:hint="eastAsia" w:ascii="Times New Roman" w:hAnsi="Times New Roman" w:eastAsia="FangSong" w:cs="Times New Roman"/>
-          <w:b w:val="0"/>
-          <w:i w:val="0"/>
-          <w:sz w:val="21"/>
-        </w:rPr>
-        <w:t>。</w:t>
-      </w:r>
-      <w:r>
-        <w:rPr>
-          <w:rFonts w:hint="eastAsia" w:ascii="Times New Roman" w:hAnsi="Times New Roman" w:eastAsia="FangSong" w:cs="Times New Roman"/>
-          <w:b w:val="0"/>
-          <w:i w:val="0"/>
-          <w:sz w:val="21"/>
-        </w:rPr>
-        <w:t>从上到下</w:t>
-      </w:r>
-      <w:r>
-        <w:rPr>
-          <w:rFonts w:ascii="Times New Roman" w:hAnsi="Times New Roman" w:eastAsia="FangSong" w:cs="Times New Roman"/>
-          <w:b w:val="0"/>
-          <w:i w:val="0"/>
-          <w:sz w:val="21"/>
-        </w:rPr>
-        <w:t xml:space="preserve"> </w:t>
-      </w:r>
-      <m:oMath>
-        <m:sSub>
-          <m:e>
-            <m:r>
-              <m:t>K</m:t>
-            </m:r>
-          </m:e>
-          <m:sub>
-            <m:r>
-              <m:rPr>
-                <m:sty m:val="p"/>
-              </m:rPr>
-              <m:t>s</m:t>
-            </m:r>
-            <m:r>
-              <m:rPr>
-                <m:sty m:val="p"/>
-              </m:rPr>
-              <m:t>p</m:t>
-            </m:r>
-          </m:sub>
-        </m:sSub>
-      </m:oMath>
-      <w:r>
-        <w:rPr>
-          <w:rFonts w:ascii="Times New Roman" w:hAnsi="Times New Roman" w:eastAsia="FangSong" w:cs="Times New Roman"/>
-          <w:b w:val="0"/>
-          <w:i w:val="0"/>
-          <w:sz w:val="21"/>
-        </w:rPr>
-        <w:t xml:space="preserve"> </w:t>
-      </w:r>
-      <w:r>
-        <w:rPr>
-          <w:rFonts w:hint="eastAsia" w:ascii="Times New Roman" w:hAnsi="Times New Roman" w:eastAsia="FangSong" w:cs="Times New Roman"/>
-          <w:b w:val="0"/>
-          <w:i w:val="0"/>
-          <w:sz w:val="21"/>
-        </w:rPr>
-        <w:t xml:space="preserve">依次减小约</w:t>
-      </w:r>
-      <w:r>
-        <w:rPr>
-          <w:rFonts w:ascii="Times New Roman" w:hAnsi="Times New Roman" w:eastAsia="FangSong" w:cs="Times New Roman"/>
-          <w:b w:val="0"/>
-          <w:i w:val="0"/>
-          <w:sz w:val="21"/>
-        </w:rPr>
-        <w:t xml:space="preserve"> 38 </w:t>
-      </w:r>
-      <w:r>
-        <w:rPr>
-          <w:rFonts w:hint="eastAsia" w:ascii="Times New Roman" w:hAnsi="Times New Roman" w:eastAsia="FangSong" w:cs="Times New Roman"/>
-          <w:b w:val="0"/>
-          <w:i w:val="0"/>
-          <w:sz w:val="21"/>
-        </w:rPr>
-        <w:t>个数量级</w:t>
-      </w:r>
-      <w:r>
-        <w:rPr>
-          <w:rFonts w:hint="eastAsia" w:ascii="Times New Roman" w:hAnsi="Times New Roman" w:eastAsia="FangSong" w:cs="Times New Roman"/>
-          <w:b w:val="0"/>
-          <w:i w:val="0"/>
-          <w:sz w:val="21"/>
-        </w:rPr>
-        <w:t>，</w:t>
-      </w:r>
-      <w:r>
-        <w:rPr>
-          <w:rFonts w:hint="eastAsia" w:ascii="Times New Roman" w:hAnsi="Times New Roman" w:eastAsia="FangSong" w:cs="Times New Roman"/>
-          <w:b w:val="0"/>
-          <w:i w:val="0"/>
-          <w:sz w:val="21"/>
-        </w:rPr>
-        <w:t>溶解所需酸的强度随之急剧上升</w:t>
-      </w:r>
-      <w:r>
-        <w:rPr>
-          <w:rFonts w:hint="eastAsia" w:ascii="Times New Roman" w:hAnsi="Times New Roman" w:eastAsia="FangSong" w:cs="Times New Roman"/>
-          <w:b w:val="0"/>
-          <w:i w:val="0"/>
-          <w:sz w:val="21"/>
-        </w:rPr>
-        <w:t>——MnS</w:t>
-      </w:r>
-      <w:r>
-        <w:rPr>
-          <w:rFonts w:ascii="Times New Roman" w:hAnsi="Times New Roman" w:eastAsia="FangSong" w:cs="Times New Roman"/>
-          <w:b w:val="0"/>
-          <w:i w:val="0"/>
-          <w:sz w:val="21"/>
-        </w:rPr>
-        <w:t xml:space="preserve"> </w:t>
-      </w:r>
-      <w:r>
-        <w:rPr>
-          <w:rFonts w:hint="eastAsia" w:ascii="Times New Roman" w:hAnsi="Times New Roman" w:eastAsia="FangSong" w:cs="Times New Roman"/>
-          <w:b w:val="0"/>
-          <w:i w:val="0"/>
-          <w:sz w:val="21"/>
-        </w:rPr>
-        <w:t>可溶于醋酸</w:t>
-      </w:r>
-      <w:r>
-        <w:rPr>
-          <w:rFonts w:hint="eastAsia" w:ascii="Times New Roman" w:hAnsi="Times New Roman" w:eastAsia="FangSong" w:cs="Times New Roman"/>
-          <w:b w:val="0"/>
-          <w:i w:val="0"/>
-          <w:sz w:val="21"/>
-        </w:rPr>
-        <w:t>，</w:t>
-      </w:r>
-      <w:r>
-        <w:rPr>
-          <w:rFonts w:hint="eastAsia" w:ascii="Times New Roman" w:hAnsi="Times New Roman" w:eastAsia="FangSong" w:cs="Times New Roman"/>
-          <w:b w:val="0"/>
-          <w:i w:val="0"/>
-          <w:sz w:val="21"/>
-        </w:rPr>
-        <w:t>而</w:t>
-      </w:r>
-      <w:r>
-        <w:rPr>
-          <w:rFonts w:ascii="Times New Roman" w:hAnsi="Times New Roman" w:eastAsia="FangSong" w:cs="Times New Roman"/>
-          <w:b w:val="0"/>
-          <w:i w:val="0"/>
-          <w:sz w:val="21"/>
-        </w:rPr>
-        <w:t xml:space="preserve"> HgS </w:t>
-      </w:r>
-      <w:r>
-        <w:rPr>
-          <w:rFonts w:hint="eastAsia" w:ascii="Times New Roman" w:hAnsi="Times New Roman" w:eastAsia="FangSong" w:cs="Times New Roman"/>
-          <w:b w:val="0"/>
-          <w:i w:val="0"/>
-          <w:sz w:val="21"/>
-        </w:rPr>
-        <w:t>需要王水</w:t>
-      </w:r>
-      <w:r>
-        <w:rPr>
-          <w:rFonts w:hint="eastAsia" w:ascii="Times New Roman" w:hAnsi="Times New Roman" w:eastAsia="FangSong" w:cs="Times New Roman"/>
-          <w:b w:val="0"/>
-          <w:i w:val="0"/>
-          <w:sz w:val="21"/>
-        </w:rPr>
-        <w:t>。（</w:t>
-      </w:r>
-      <w:r>
-        <w:rPr>
-          <w:rFonts w:hint="eastAsia" w:ascii="Times New Roman" w:hAnsi="Times New Roman" w:eastAsia="FangSong" w:cs="Times New Roman"/>
-          <w:b w:val="0"/>
-          <w:i w:val="0"/>
-          <w:sz w:val="21"/>
-        </w:rPr>
-        <w:t>来源</w:t>
-      </w:r>
-      <w:r>
-        <w:rPr>
-          <w:rFonts w:hint="eastAsia" w:ascii="Times New Roman" w:hAnsi="Times New Roman" w:eastAsia="FangSong" w:cs="Times New Roman"/>
-          <w:b w:val="0"/>
-          <w:i w:val="0"/>
-          <w:sz w:val="21"/>
-        </w:rPr>
-        <w:t>：</w:t>
-      </w:r>
-      <w:r>
-        <w:rPr>
-          <w:rFonts w:hint="eastAsia" w:ascii="Times New Roman" w:hAnsi="Times New Roman" w:eastAsia="FangSong" w:cs="Times New Roman"/>
-          <w:b w:val="0"/>
-          <w:i w:val="0"/>
-          <w:sz w:val="21"/>
-        </w:rPr>
-        <w:t>赵鑫光</w:t>
-      </w:r>
-      <w:r>
-        <w:rPr>
-          <w:rFonts w:hint="eastAsia" w:ascii="Times New Roman" w:hAnsi="Times New Roman" w:eastAsia="FangSong" w:cs="Times New Roman"/>
-          <w:b w:val="0"/>
-          <w:i w:val="0"/>
-          <w:sz w:val="21"/>
-        </w:rPr>
-        <w:t>《</w:t>
-      </w:r>
-      <w:r>
-        <w:rPr>
-          <w:rFonts w:hint="eastAsia" w:ascii="Times New Roman" w:hAnsi="Times New Roman" w:eastAsia="FangSong" w:cs="Times New Roman"/>
-          <w:b w:val="0"/>
-          <w:i w:val="0"/>
-          <w:sz w:val="21"/>
-        </w:rPr>
-        <w:t>高中化学竞赛基本理论学习笔记</w:t>
-      </w:r>
-      <w:r>
-        <w:rPr>
-          <w:rFonts w:hint="eastAsia" w:ascii="Times New Roman" w:hAnsi="Times New Roman" w:eastAsia="FangSong" w:cs="Times New Roman"/>
-          <w:b w:val="0"/>
-          <w:i w:val="0"/>
-          <w:sz w:val="21"/>
-        </w:rPr>
-        <w:t>》Ch8）</w:t>
-      </w:r>
     </w:p>
     <w:p>
       <w:pPr>
@@ -20764,8 +19896,8 @@
         <w:t>。</w:t>
       </w:r>
     </w:p>
-    <w:bookmarkEnd w:id="32"/>
-    <w:bookmarkStart w:id="33" w:name="沉淀转化"/>
+    <w:bookmarkEnd w:id="31"/>
+    <w:bookmarkStart w:id="32" w:name="沉淀转化"/>
     <w:p>
       <w:pPr>
         <w:pStyle w:val="Heading3"/>
@@ -22278,8 +21410,8 @@
         <w:t>。</w:t>
       </w:r>
     </w:p>
-    <w:bookmarkEnd w:id="33"/>
-    <w:bookmarkStart w:id="37" w:name="分步沉淀与-ph-控制"/>
+    <w:bookmarkEnd w:id="32"/>
+    <w:bookmarkStart w:id="36" w:name="分步沉淀与-ph-控制"/>
     <w:p>
       <w:pPr>
         <w:pStyle w:val="Heading3"/>
@@ -22846,18 +21978,18 @@
           <wp:inline>
             <wp:extent cx="2667000" cy="499189"/>
             <wp:effectExtent b="0" l="0" r="0" t="0"/>
-            <wp:docPr descr="" title="" id="35" name="Picture"/>
+            <wp:docPr descr="" title="" id="34" name="Picture"/>
             <a:graphic>
               <a:graphicData uri="http://schemas.openxmlformats.org/drawingml/2006/picture">
                 <pic:pic>
                   <pic:nvPicPr>
-                    <pic:cNvPr descr="67713132f4b254e2e8d32d9f9acef8323f4a964806053a0032e7b782e4b8b0d3.jpg" id="36" name="Picture"/>
+                    <pic:cNvPr descr="67713132f4b254e2e8d32d9f9acef8323f4a964806053a0032e7b782e4b8b0d3.jpg" id="35" name="Picture"/>
                     <pic:cNvPicPr>
                       <a:picLocks noChangeArrowheads="1" noChangeAspect="1"/>
                     </pic:cNvPicPr>
                   </pic:nvPicPr>
                   <pic:blipFill>
-                    <a:blip r:embed="rId34"/>
+                    <a:blip r:embed="rId33"/>
                     <a:stretch>
                       <a:fillRect/>
                     </a:stretch>
@@ -23086,158 +22218,237 @@
           <w:i w:val="0"/>
           <w:sz w:val="21"/>
         </w:rPr>
-        <w:t>的过程</w:t>
-      </w:r>
-      <w:r>
-        <w:rPr>
-          <w:rFonts w:hint="eastAsia" w:ascii="Times New Roman" w:hAnsi="Times New Roman" w:eastAsia="FangSong" w:cs="Times New Roman"/>
-          <w:b w:val="0"/>
-          <w:i w:val="0"/>
-          <w:sz w:val="21"/>
+        <w:t xml:space="preserve">的过程</w:t>
+      </w:r>
+    </w:p>
+    <w:bookmarkEnd w:id="36"/>
+    <w:bookmarkStart w:id="37" w:name="例-3-ph-控制分离挑战"/>
+    <w:p>
+      <w:pPr>
+        <w:pStyle w:val="Heading3"/>
+        <w:spacing w:before="280" w:after="120"/>
+      </w:pPr>
+      <w:r>
+        <w:rPr>
+          <w:rFonts w:hint="eastAsia" w:ascii="Times New Roman" w:hAnsi="Times New Roman" w:eastAsia="SimHei" w:cs="Times New Roman"/>
+        </w:rPr>
+        <w:t xml:space="preserve">例</w:t>
+      </w:r>
+      <w:r>
+        <w:rPr>
+          <w:rFonts w:ascii="Times New Roman" w:hAnsi="Times New Roman" w:eastAsia="Times New Roman" w:cs="Times New Roman"/>
+        </w:rPr>
+        <w:t xml:space="preserve"> 3 [pH </w:t>
+      </w:r>
+      <w:r>
+        <w:rPr>
+          <w:rFonts w:hint="eastAsia" w:ascii="Times New Roman" w:hAnsi="Times New Roman" w:eastAsia="SimHei" w:cs="Times New Roman"/>
+        </w:rPr>
+        <w:t>控制分离</w:t>
+      </w:r>
+      <w:r>
+        <w:rPr>
+          <w:rFonts w:hint="eastAsia" w:ascii="Times New Roman" w:hAnsi="Times New Roman" w:eastAsia="Times New Roman" w:cs="Times New Roman"/>
+        </w:rPr>
+        <w:t>]（</w:t>
+      </w:r>
+      <w:r>
+        <w:rPr>
+          <w:rFonts w:hint="eastAsia" w:ascii="Times New Roman" w:hAnsi="Times New Roman" w:eastAsia="SimHei" w:cs="Times New Roman"/>
+        </w:rPr>
+        <w:t>挑战</w:t>
+      </w:r>
+      <w:r>
+        <w:rPr>
+          <w:rFonts w:hint="eastAsia" w:ascii="Times New Roman" w:hAnsi="Times New Roman" w:eastAsia="Times New Roman" w:cs="Times New Roman"/>
+        </w:rPr>
+        <w:t>）</w:t>
+      </w:r>
+    </w:p>
+    <w:p>
+      <w:pPr>
+        <w:pStyle w:val="FirstParagraph"/>
+        <w:ind w:firstLine="420"/>
+      </w:pPr>
+      <w:r>
+        <w:rPr>
+          <w:rFonts w:hint="eastAsia" w:ascii="Times New Roman" w:hAnsi="Times New Roman" w:eastAsia="FangSong" w:cs="Times New Roman"/>
+        </w:rPr>
+        <w:t xml:space="preserve">某混合液中</w:t>
+      </w:r>
+      <w:r>
+        <w:rPr>
+          <w:rFonts w:ascii="Times New Roman" w:hAnsi="Times New Roman" w:eastAsia="Times New Roman" w:cs="Times New Roman"/>
+        </w:rPr>
+        <w:t xml:space="preserve"> </w:t>
+      </w:r>
+      <m:oMath>
+        <m:r>
+          <m:rPr>
+            <m:sty m:val="p"/>
+          </m:rPr>
+          <m:t>F</m:t>
+        </m:r>
+        <m:sSup>
+          <m:e>
+            <m:r>
+              <m:rPr>
+                <m:sty m:val="p"/>
+              </m:rPr>
+              <m:t>e</m:t>
+            </m:r>
+          </m:e>
+          <m:sup>
+            <m:r>
+              <m:rPr>
+                <m:sty m:val="p"/>
+              </m:rPr>
+              <m:t>3</m:t>
+            </m:r>
+            <m:r>
+              <m:rPr>
+                <m:sty m:val="p"/>
+              </m:rPr>
+              <m:t>+</m:t>
+            </m:r>
+          </m:sup>
+        </m:sSup>
+      </m:oMath>
+      <w:r>
+        <w:rPr>
+          <w:rFonts w:ascii="Times New Roman" w:hAnsi="Times New Roman" w:eastAsia="Times New Roman" w:cs="Times New Roman"/>
+        </w:rPr>
+        <w:t xml:space="preserve">、</w:t>
+      </w:r>
+      <m:oMath>
+        <m:r>
+          <m:rPr>
+            <m:sty m:val="p"/>
+          </m:rPr>
+          <m:t>M</m:t>
+        </m:r>
+        <m:sSup>
+          <m:e>
+            <m:r>
+              <m:rPr>
+                <m:sty m:val="p"/>
+              </m:rPr>
+              <m:t>g</m:t>
+            </m:r>
+          </m:e>
+          <m:sup>
+            <m:r>
+              <m:rPr>
+                <m:sty m:val="p"/>
+              </m:rPr>
+              <m:t>2</m:t>
+            </m:r>
+            <m:r>
+              <m:rPr>
+                <m:sty m:val="p"/>
+              </m:rPr>
+              <m:t>+</m:t>
+            </m:r>
+          </m:sup>
+        </m:sSup>
+      </m:oMath>
+      <w:r>
+        <w:rPr>
+          <w:rFonts w:ascii="Times New Roman" w:hAnsi="Times New Roman" w:eastAsia="Times New Roman" w:cs="Times New Roman"/>
+        </w:rPr>
+        <w:t xml:space="preserve"> </w:t>
+      </w:r>
+      <w:r>
+        <w:rPr>
+          <w:rFonts w:hint="eastAsia" w:ascii="Times New Roman" w:hAnsi="Times New Roman" w:eastAsia="FangSong" w:cs="Times New Roman"/>
+        </w:rPr>
+        <w:t xml:space="preserve">浓度均为</w:t>
+      </w:r>
+      <w:r>
+        <w:rPr>
+          <w:rFonts w:ascii="Times New Roman" w:hAnsi="Times New Roman" w:eastAsia="Times New Roman" w:cs="Times New Roman"/>
+        </w:rPr>
+        <w:t xml:space="preserve"> </w:t>
+      </w:r>
+      <m:oMath>
+        <m:oMathPr>
+          <m:ctrlPr>
+            <w:rPr>
+              <w:sz w:val="28"/>
+              <w:szCs w:val="28"/>
+            </w:rPr>
+          </m:ctrlPr>
+        </m:oMathPr>
+        <m:r>
+          <m:t>0.010</m:t>
+        </m:r>
+        <m:r>
+          <m:t> </m:t>
+        </m:r>
+        <m:r>
+          <m:rPr>
+            <m:sty m:val="p"/>
+          </m:rPr>
+          <m:t>m</m:t>
+        </m:r>
+        <m:r>
+          <m:rPr>
+            <m:sty m:val="p"/>
+          </m:rPr>
+          <m:t>o</m:t>
+        </m:r>
+        <m:r>
+          <m:rPr>
+            <m:sty m:val="p"/>
+          </m:rPr>
+          <m:t>l</m:t>
+        </m:r>
+        <m:r>
+          <m:rPr>
+            <m:sty m:val="p"/>
+          </m:rPr>
+          <m:t>⋅</m:t>
+        </m:r>
+        <m:sSup>
+          <m:e>
+            <m:r>
+              <m:rPr>
+                <m:sty m:val="p"/>
+              </m:rPr>
+              <m:t>L</m:t>
+            </m:r>
+          </m:e>
+          <m:sup>
+            <m:r>
+              <m:rPr>
+                <m:sty m:val="p"/>
+              </m:rPr>
+              <m:t>−</m:t>
+            </m:r>
+            <m:r>
+              <m:rPr>
+                <m:sty m:val="p"/>
+              </m:rPr>
+              <m:t>1</m:t>
+            </m:r>
+          </m:sup>
+        </m:sSup>
+      </m:oMath>
+      <w:r>
+        <w:rPr>
+          <w:rFonts w:hint="eastAsia" w:ascii="Times New Roman" w:hAnsi="Times New Roman" w:eastAsia="Times New Roman" w:cs="Times New Roman"/>
         </w:rPr>
         <w:t>。</w:t>
       </w:r>
       <w:r>
         <w:rPr>
           <w:rFonts w:hint="eastAsia" w:ascii="Times New Roman" w:hAnsi="Times New Roman" w:eastAsia="FangSong" w:cs="Times New Roman"/>
-          <w:b w:val="0"/>
-          <w:i w:val="0"/>
-          <w:sz w:val="21"/>
-        </w:rPr>
-        <w:t>沉淀的生成改变了游离离子的浓度</w:t>
-      </w:r>
-      <w:r>
-        <w:rPr>
-          <w:rFonts w:hint="eastAsia" w:ascii="Times New Roman" w:hAnsi="Times New Roman" w:eastAsia="FangSong" w:cs="Times New Roman"/>
-          <w:b w:val="0"/>
-          <w:i w:val="0"/>
-          <w:sz w:val="21"/>
-        </w:rPr>
-        <w:t>，</w:t>
-      </w:r>
-      <w:r>
-        <w:rPr>
-          <w:rFonts w:hint="eastAsia" w:ascii="Times New Roman" w:hAnsi="Times New Roman" w:eastAsia="FangSong" w:cs="Times New Roman"/>
-          <w:b w:val="0"/>
-          <w:i w:val="0"/>
-          <w:sz w:val="21"/>
-        </w:rPr>
-        <w:t>从而改变电极电势</w:t>
-      </w:r>
-      <w:r>
-        <w:rPr>
-          <w:rFonts w:hint="eastAsia" w:ascii="Times New Roman" w:hAnsi="Times New Roman" w:eastAsia="FangSong" w:cs="Times New Roman"/>
-          <w:b w:val="0"/>
-          <w:i w:val="0"/>
-          <w:sz w:val="21"/>
-        </w:rPr>
-        <w:t>——</w:t>
-      </w:r>
-      <w:r>
-        <w:rPr>
-          <w:rFonts w:hint="eastAsia" w:ascii="Times New Roman" w:hAnsi="Times New Roman" w:eastAsia="FangSong" w:cs="Times New Roman"/>
-          <w:b w:val="0"/>
-          <w:i w:val="0"/>
-          <w:sz w:val="21"/>
-        </w:rPr>
-        <w:t>这是沉淀平衡与电化学联动的典型形式</w:t>
-      </w:r>
-      <w:r>
-        <w:rPr>
-          <w:rFonts w:hint="eastAsia" w:ascii="Times New Roman" w:hAnsi="Times New Roman" w:eastAsia="FangSong" w:cs="Times New Roman"/>
-          <w:b w:val="0"/>
-          <w:i w:val="0"/>
-          <w:sz w:val="21"/>
-        </w:rPr>
-        <w:t>，</w:t>
-      </w:r>
-      <w:r>
-        <w:rPr>
-          <w:rFonts w:hint="eastAsia" w:ascii="Times New Roman" w:hAnsi="Times New Roman" w:eastAsia="FangSong" w:cs="Times New Roman"/>
-          <w:b w:val="0"/>
-          <w:i w:val="0"/>
-          <w:sz w:val="21"/>
-        </w:rPr>
-        <w:t>也是决赛的高频综合题型</w:t>
-      </w:r>
-      <w:r>
-        <w:rPr>
-          <w:rFonts w:hint="eastAsia" w:ascii="Times New Roman" w:hAnsi="Times New Roman" w:eastAsia="FangSong" w:cs="Times New Roman"/>
-          <w:b w:val="0"/>
-          <w:i w:val="0"/>
-          <w:sz w:val="21"/>
-        </w:rPr>
-        <w:t>。（</w:t>
-      </w:r>
-      <w:r>
-        <w:rPr>
-          <w:rFonts w:hint="eastAsia" w:ascii="Times New Roman" w:hAnsi="Times New Roman" w:eastAsia="FangSong" w:cs="Times New Roman"/>
-          <w:b w:val="0"/>
-          <w:i w:val="0"/>
-          <w:sz w:val="21"/>
-        </w:rPr>
-        <w:t>来源</w:t>
-      </w:r>
-      <w:r>
-        <w:rPr>
-          <w:rFonts w:hint="eastAsia" w:ascii="Times New Roman" w:hAnsi="Times New Roman" w:eastAsia="FangSong" w:cs="Times New Roman"/>
-          <w:b w:val="0"/>
-          <w:i w:val="0"/>
-          <w:sz w:val="21"/>
-        </w:rPr>
-        <w:t>：</w:t>
-      </w:r>
-      <w:r>
-        <w:rPr>
-          <w:rFonts w:hint="eastAsia" w:ascii="Times New Roman" w:hAnsi="Times New Roman" w:eastAsia="FangSong" w:cs="Times New Roman"/>
-          <w:b w:val="0"/>
-          <w:i w:val="0"/>
-          <w:sz w:val="21"/>
-        </w:rPr>
-        <w:t>赵鑫光</w:t>
-      </w:r>
-      <w:r>
-        <w:rPr>
-          <w:rFonts w:hint="eastAsia" w:ascii="Times New Roman" w:hAnsi="Times New Roman" w:eastAsia="FangSong" w:cs="Times New Roman"/>
-          <w:b w:val="0"/>
-          <w:i w:val="0"/>
-          <w:sz w:val="21"/>
-        </w:rPr>
-        <w:t>《</w:t>
-      </w:r>
-      <w:r>
-        <w:rPr>
-          <w:rFonts w:hint="eastAsia" w:ascii="Times New Roman" w:hAnsi="Times New Roman" w:eastAsia="FangSong" w:cs="Times New Roman"/>
-          <w:b w:val="0"/>
-          <w:i w:val="0"/>
-          <w:sz w:val="21"/>
-        </w:rPr>
-        <w:t>高中化学竞赛基本理论学习笔记</w:t>
-      </w:r>
-      <w:r>
-        <w:rPr>
-          <w:rFonts w:hint="eastAsia" w:ascii="Times New Roman" w:hAnsi="Times New Roman" w:eastAsia="FangSong" w:cs="Times New Roman"/>
-          <w:b w:val="0"/>
-          <w:i w:val="0"/>
-          <w:sz w:val="21"/>
-        </w:rPr>
-        <w:t>》；</w:t>
-      </w:r>
-      <w:r>
-        <w:rPr>
-          <w:rFonts w:hint="eastAsia" w:ascii="Times New Roman" w:hAnsi="Times New Roman" w:eastAsia="FangSong" w:cs="Times New Roman"/>
-          <w:b w:val="0"/>
-          <w:i w:val="0"/>
-          <w:sz w:val="21"/>
-        </w:rPr>
-        <w:t>注意图中</w:t>
-      </w:r>
-      <w:r>
-        <w:rPr>
-          <w:rFonts w:ascii="Times New Roman" w:hAnsi="Times New Roman" w:eastAsia="FangSong" w:cs="Times New Roman"/>
-          <w:b w:val="0"/>
-          <w:i w:val="0"/>
-          <w:sz w:val="21"/>
+        </w:rPr>
+        <w:t>已知</w:t>
+      </w:r>
+      <w:r>
+        <w:rPr>
+          <w:rFonts w:ascii="Times New Roman" w:hAnsi="Times New Roman" w:eastAsia="Times New Roman" w:cs="Times New Roman"/>
         </w:rPr>
         <w:t xml:space="preserve"> </w:t>
       </w:r>
@@ -23275,71 +22486,70 @@
           <m:rPr>
             <m:sty m:val="p"/>
           </m:rPr>
+          <m:t>[</m:t>
+        </m:r>
+        <m:r>
+          <m:rPr>
+            <m:sty m:val="p"/>
+          </m:rPr>
+          <m:t>F</m:t>
+        </m:r>
+        <m:r>
+          <m:rPr>
+            <m:sty m:val="p"/>
+          </m:rPr>
+          <m:t>e</m:t>
+        </m:r>
+        <m:r>
+          <m:rPr>
+            <m:sty m:val="p"/>
+          </m:rPr>
           <m:t>(</m:t>
         </m:r>
         <m:r>
           <m:rPr>
             <m:sty m:val="p"/>
           </m:rPr>
-          <m:t>C</m:t>
-        </m:r>
-        <m:r>
-          <m:rPr>
-            <m:sty m:val="p"/>
-          </m:rPr>
-          <m:t>u</m:t>
-        </m:r>
-        <m:r>
-          <m:rPr>
-            <m:sty m:val="p"/>
-          </m:rPr>
-          <m:t>S</m:t>
-        </m:r>
-        <m:r>
-          <m:rPr>
-            <m:sty m:val="p"/>
-          </m:rPr>
-          <m:t>)</m:t>
-        </m:r>
-      </m:oMath>
-      <w:r>
-        <w:rPr>
-          <w:rFonts w:ascii="Times New Roman" w:hAnsi="Times New Roman" w:eastAsia="FangSong" w:cs="Times New Roman"/>
-          <w:b w:val="0"/>
-          <w:i w:val="0"/>
-          <w:sz w:val="21"/>
-        </w:rPr>
-        <w:t xml:space="preserve"> </w:t>
-      </w:r>
-      <w:r>
-        <w:rPr>
-          <w:rFonts w:hint="eastAsia" w:ascii="Times New Roman" w:hAnsi="Times New Roman" w:eastAsia="FangSong" w:cs="Times New Roman"/>
-          <w:b w:val="0"/>
-          <w:i w:val="0"/>
-          <w:sz w:val="21"/>
-        </w:rPr>
-        <w:t xml:space="preserve">取</w:t>
-      </w:r>
-      <w:r>
-        <w:rPr>
-          <w:rFonts w:ascii="Times New Roman" w:hAnsi="Times New Roman" w:eastAsia="FangSong" w:cs="Times New Roman"/>
-          <w:b w:val="0"/>
-          <w:i w:val="0"/>
-          <w:sz w:val="21"/>
-        </w:rPr>
-        <w:t xml:space="preserve"> </w:t>
-      </w:r>
-      <m:oMath>
-        <m:oMathPr>
-          <m:ctrlPr>
-            <w:rPr>
-              <w:sz w:val="28"/>
-              <w:szCs w:val="28"/>
-            </w:rPr>
-          </m:ctrlPr>
-        </m:oMathPr>
-        <m:r>
-          <m:t>1.3</m:t>
+          <m:t>O</m:t>
+        </m:r>
+        <m:r>
+          <m:rPr>
+            <m:sty m:val="p"/>
+          </m:rPr>
+          <m:t>H</m:t>
+        </m:r>
+        <m:sSub>
+          <m:e>
+            <m:r>
+              <m:rPr>
+                <m:sty m:val="p"/>
+              </m:rPr>
+              <m:t>)</m:t>
+            </m:r>
+          </m:e>
+          <m:sub>
+            <m:r>
+              <m:rPr>
+                <m:sty m:val="p"/>
+              </m:rPr>
+              <m:t>3</m:t>
+            </m:r>
+          </m:sub>
+        </m:sSub>
+        <m:r>
+          <m:rPr>
+            <m:sty m:val="p"/>
+          </m:rPr>
+          <m:t>]</m:t>
+        </m:r>
+        <m:r>
+          <m:rPr>
+            <m:sty m:val="p"/>
+          </m:rPr>
+          <m:t>=</m:t>
+        </m:r>
+        <m:r>
+          <m:t>2.8</m:t>
         </m:r>
         <m:r>
           <m:rPr>
@@ -23361,369 +22571,16 @@
               <m:t>−</m:t>
             </m:r>
             <m:r>
-              <m:t>36</m:t>
+              <m:t>39</m:t>
             </m:r>
           </m:sup>
         </m:sSup>
       </m:oMath>
       <w:r>
         <w:rPr>
-          <w:rFonts w:hint="eastAsia" w:ascii="Times New Roman" w:hAnsi="Times New Roman" w:eastAsia="FangSong" w:cs="Times New Roman"/>
-          <w:b w:val="0"/>
-          <w:i w:val="0"/>
-          <w:sz w:val="21"/>
-        </w:rPr>
-        <w:t>，</w:t>
-      </w:r>
-      <w:r>
-        <w:rPr>
-          <w:rFonts w:hint="eastAsia" w:ascii="Times New Roman" w:hAnsi="Times New Roman" w:eastAsia="FangSong" w:cs="Times New Roman"/>
-          <w:b w:val="0"/>
-          <w:i w:val="0"/>
-          <w:sz w:val="21"/>
-        </w:rPr>
-        <w:t>与本讲题</w:t>
-      </w:r>
-      <w:r>
-        <w:rPr>
-          <w:rFonts w:ascii="Times New Roman" w:hAnsi="Times New Roman" w:eastAsia="FangSong" w:cs="Times New Roman"/>
-          <w:b w:val="0"/>
-          <w:i w:val="0"/>
-          <w:sz w:val="21"/>
-        </w:rPr>
-        <w:t xml:space="preserve"> 25 </w:t>
-      </w:r>
-      <w:r>
-        <w:rPr>
-          <w:rFonts w:hint="eastAsia" w:ascii="Times New Roman" w:hAnsi="Times New Roman" w:eastAsia="FangSong" w:cs="Times New Roman"/>
-          <w:b w:val="0"/>
-          <w:i w:val="0"/>
-          <w:sz w:val="21"/>
-        </w:rPr>
-        <w:t xml:space="preserve">的</w:t>
-      </w:r>
-      <w:r>
-        <w:rPr>
-          <w:rFonts w:ascii="Times New Roman" w:hAnsi="Times New Roman" w:eastAsia="FangSong" w:cs="Times New Roman"/>
-          <w:b w:val="0"/>
-          <w:i w:val="0"/>
-          <w:sz w:val="21"/>
-        </w:rPr>
-        <w:t xml:space="preserve"> </w:t>
-      </w:r>
-      <m:oMath>
-        <m:oMathPr>
-          <m:ctrlPr>
-            <w:rPr>
-              <w:sz w:val="28"/>
-              <w:szCs w:val="28"/>
-            </w:rPr>
-          </m:ctrlPr>
-        </m:oMathPr>
-        <m:r>
-          <m:t>8.0</m:t>
-        </m:r>
-        <m:r>
-          <m:rPr>
-            <m:sty m:val="p"/>
-          </m:rPr>
-          <m:t>×</m:t>
-        </m:r>
-        <m:sSup>
-          <m:e>
-            <m:r>
-              <m:t>10</m:t>
-            </m:r>
-          </m:e>
-          <m:sup>
-            <m:r>
-              <m:rPr>
-                <m:sty m:val="p"/>
-              </m:rPr>
-              <m:t>−</m:t>
-            </m:r>
-            <m:r>
-              <m:t>36</m:t>
-            </m:r>
-          </m:sup>
-        </m:sSup>
-      </m:oMath>
-      <w:r>
-        <w:rPr>
-          <w:rFonts w:ascii="Times New Roman" w:hAnsi="Times New Roman" w:eastAsia="FangSong" w:cs="Times New Roman"/>
-          <w:b w:val="0"/>
-          <w:i w:val="0"/>
-          <w:sz w:val="21"/>
-        </w:rPr>
-        <w:t xml:space="preserve"> </w:t>
-      </w:r>
-      <w:r>
-        <w:rPr>
-          <w:rFonts w:hint="eastAsia" w:ascii="Times New Roman" w:hAnsi="Times New Roman" w:eastAsia="FangSong" w:cs="Times New Roman"/>
-          <w:b w:val="0"/>
-          <w:i w:val="0"/>
-          <w:sz w:val="21"/>
-        </w:rPr>
-        <w:t>为不同文献取值</w:t>
-      </w:r>
-      <w:r>
-        <w:rPr>
-          <w:rFonts w:hint="eastAsia" w:ascii="Times New Roman" w:hAnsi="Times New Roman" w:eastAsia="FangSong" w:cs="Times New Roman"/>
-          <w:b w:val="0"/>
-          <w:i w:val="0"/>
-          <w:sz w:val="21"/>
-        </w:rPr>
-        <w:t>——</w:t>
-      </w:r>
-      <w:r>
-        <w:rPr>
-          <w:rFonts w:hint="eastAsia" w:ascii="Times New Roman" w:hAnsi="Times New Roman" w:eastAsia="FangSong" w:cs="Times New Roman"/>
-          <w:b w:val="0"/>
-          <w:i w:val="0"/>
-          <w:sz w:val="21"/>
-        </w:rPr>
-        <w:t>做题时一律以题目给出的数据为准</w:t>
-      </w:r>
-      <w:r>
-        <w:rPr>
-          <w:rFonts w:hint="eastAsia" w:ascii="Times New Roman" w:hAnsi="Times New Roman" w:eastAsia="FangSong" w:cs="Times New Roman"/>
-          <w:b w:val="0"/>
-          <w:i w:val="0"/>
-          <w:sz w:val="21"/>
-        </w:rPr>
-        <w:t>。）</w:t>
-      </w:r>
-    </w:p>
-    <w:bookmarkEnd w:id="37"/>
-    <w:bookmarkStart w:id="38" w:name="例-3-ph-控制分离挑战"/>
-    <w:p>
-      <w:pPr>
-        <w:pStyle w:val="Heading3"/>
-        <w:spacing w:before="280" w:after="120"/>
-      </w:pPr>
-      <w:r>
-        <w:rPr>
-          <w:rFonts w:hint="eastAsia" w:ascii="Times New Roman" w:hAnsi="Times New Roman" w:eastAsia="SimHei" w:cs="Times New Roman"/>
-        </w:rPr>
-        <w:t xml:space="preserve">例</w:t>
-      </w:r>
-      <w:r>
-        <w:rPr>
-          <w:rFonts w:ascii="Times New Roman" w:hAnsi="Times New Roman" w:eastAsia="Times New Roman" w:cs="Times New Roman"/>
-        </w:rPr>
-        <w:t xml:space="preserve"> 3 [pH </w:t>
-      </w:r>
-      <w:r>
-        <w:rPr>
-          <w:rFonts w:hint="eastAsia" w:ascii="Times New Roman" w:hAnsi="Times New Roman" w:eastAsia="SimHei" w:cs="Times New Roman"/>
-        </w:rPr>
-        <w:t>控制分离</w:t>
-      </w:r>
-      <w:r>
-        <w:rPr>
-          <w:rFonts w:hint="eastAsia" w:ascii="Times New Roman" w:hAnsi="Times New Roman" w:eastAsia="Times New Roman" w:cs="Times New Roman"/>
-        </w:rPr>
-        <w:t>]（</w:t>
-      </w:r>
-      <w:r>
-        <w:rPr>
-          <w:rFonts w:hint="eastAsia" w:ascii="Times New Roman" w:hAnsi="Times New Roman" w:eastAsia="SimHei" w:cs="Times New Roman"/>
-        </w:rPr>
-        <w:t>挑战</w:t>
-      </w:r>
-      <w:r>
-        <w:rPr>
-          <w:rFonts w:hint="eastAsia" w:ascii="Times New Roman" w:hAnsi="Times New Roman" w:eastAsia="Times New Roman" w:cs="Times New Roman"/>
-        </w:rPr>
-        <w:t>）</w:t>
-      </w:r>
-    </w:p>
-    <w:p>
-      <w:pPr>
-        <w:pStyle w:val="FirstParagraph"/>
-        <w:ind w:firstLine="420"/>
-      </w:pPr>
-      <w:r>
-        <w:rPr>
-          <w:rFonts w:hint="eastAsia" w:ascii="Times New Roman" w:hAnsi="Times New Roman" w:eastAsia="FangSong" w:cs="Times New Roman"/>
-        </w:rPr>
-        <w:t xml:space="preserve">某混合液中</w:t>
-      </w:r>
-      <w:r>
-        <w:rPr>
-          <w:rFonts w:ascii="Times New Roman" w:hAnsi="Times New Roman" w:eastAsia="Times New Roman" w:cs="Times New Roman"/>
-        </w:rPr>
-        <w:t xml:space="preserve"> </w:t>
-      </w:r>
-      <m:oMath>
-        <m:r>
-          <m:rPr>
-            <m:sty m:val="p"/>
-          </m:rPr>
-          <m:t>F</m:t>
-        </m:r>
-        <m:sSup>
-          <m:e>
-            <m:r>
-              <m:rPr>
-                <m:sty m:val="p"/>
-              </m:rPr>
-              <m:t>e</m:t>
-            </m:r>
-          </m:e>
-          <m:sup>
-            <m:r>
-              <m:rPr>
-                <m:sty m:val="p"/>
-              </m:rPr>
-              <m:t>3</m:t>
-            </m:r>
-            <m:r>
-              <m:rPr>
-                <m:sty m:val="p"/>
-              </m:rPr>
-              <m:t>+</m:t>
-            </m:r>
-          </m:sup>
-        </m:sSup>
-      </m:oMath>
-      <w:r>
-        <w:rPr>
           <w:rFonts w:ascii="Times New Roman" w:hAnsi="Times New Roman" w:eastAsia="Times New Roman" w:cs="Times New Roman"/>
         </w:rPr>
         <w:t xml:space="preserve">、</w:t>
-      </w:r>
-      <m:oMath>
-        <m:r>
-          <m:rPr>
-            <m:sty m:val="p"/>
-          </m:rPr>
-          <m:t>M</m:t>
-        </m:r>
-        <m:sSup>
-          <m:e>
-            <m:r>
-              <m:rPr>
-                <m:sty m:val="p"/>
-              </m:rPr>
-              <m:t>g</m:t>
-            </m:r>
-          </m:e>
-          <m:sup>
-            <m:r>
-              <m:rPr>
-                <m:sty m:val="p"/>
-              </m:rPr>
-              <m:t>2</m:t>
-            </m:r>
-            <m:r>
-              <m:rPr>
-                <m:sty m:val="p"/>
-              </m:rPr>
-              <m:t>+</m:t>
-            </m:r>
-          </m:sup>
-        </m:sSup>
-      </m:oMath>
-      <w:r>
-        <w:rPr>
-          <w:rFonts w:ascii="Times New Roman" w:hAnsi="Times New Roman" w:eastAsia="Times New Roman" w:cs="Times New Roman"/>
-        </w:rPr>
-        <w:t xml:space="preserve"> </w:t>
-      </w:r>
-      <w:r>
-        <w:rPr>
-          <w:rFonts w:hint="eastAsia" w:ascii="Times New Roman" w:hAnsi="Times New Roman" w:eastAsia="FangSong" w:cs="Times New Roman"/>
-        </w:rPr>
-        <w:t xml:space="preserve">浓度均为</w:t>
-      </w:r>
-      <w:r>
-        <w:rPr>
-          <w:rFonts w:ascii="Times New Roman" w:hAnsi="Times New Roman" w:eastAsia="Times New Roman" w:cs="Times New Roman"/>
-        </w:rPr>
-        <w:t xml:space="preserve"> </w:t>
-      </w:r>
-      <m:oMath>
-        <m:oMathPr>
-          <m:ctrlPr>
-            <w:rPr>
-              <w:sz w:val="28"/>
-              <w:szCs w:val="28"/>
-            </w:rPr>
-          </m:ctrlPr>
-        </m:oMathPr>
-        <m:r>
-          <m:t>0.010</m:t>
-        </m:r>
-        <m:r>
-          <m:t> </m:t>
-        </m:r>
-        <m:r>
-          <m:rPr>
-            <m:sty m:val="p"/>
-          </m:rPr>
-          <m:t>m</m:t>
-        </m:r>
-        <m:r>
-          <m:rPr>
-            <m:sty m:val="p"/>
-          </m:rPr>
-          <m:t>o</m:t>
-        </m:r>
-        <m:r>
-          <m:rPr>
-            <m:sty m:val="p"/>
-          </m:rPr>
-          <m:t>l</m:t>
-        </m:r>
-        <m:r>
-          <m:rPr>
-            <m:sty m:val="p"/>
-          </m:rPr>
-          <m:t>⋅</m:t>
-        </m:r>
-        <m:sSup>
-          <m:e>
-            <m:r>
-              <m:rPr>
-                <m:sty m:val="p"/>
-              </m:rPr>
-              <m:t>L</m:t>
-            </m:r>
-          </m:e>
-          <m:sup>
-            <m:r>
-              <m:rPr>
-                <m:sty m:val="p"/>
-              </m:rPr>
-              <m:t>−</m:t>
-            </m:r>
-            <m:r>
-              <m:rPr>
-                <m:sty m:val="p"/>
-              </m:rPr>
-              <m:t>1</m:t>
-            </m:r>
-          </m:sup>
-        </m:sSup>
-      </m:oMath>
-      <w:r>
-        <w:rPr>
-          <w:rFonts w:hint="eastAsia" w:ascii="Times New Roman" w:hAnsi="Times New Roman" w:eastAsia="Times New Roman" w:cs="Times New Roman"/>
-        </w:rPr>
-        <w:t>。</w:t>
-      </w:r>
-      <w:r>
-        <w:rPr>
-          <w:rFonts w:hint="eastAsia" w:ascii="Times New Roman" w:hAnsi="Times New Roman" w:eastAsia="FangSong" w:cs="Times New Roman"/>
-        </w:rPr>
-        <w:t>已知</w:t>
-      </w:r>
-      <w:r>
-        <w:rPr>
-          <w:rFonts w:ascii="Times New Roman" w:hAnsi="Times New Roman" w:eastAsia="Times New Roman" w:cs="Times New Roman"/>
-        </w:rPr>
-        <w:t xml:space="preserve"> </w:t>
       </w:r>
       <m:oMath>
         <m:oMathPr>
@@ -23765,13 +22622,13 @@
           <m:rPr>
             <m:sty m:val="p"/>
           </m:rPr>
-          <m:t>F</m:t>
-        </m:r>
-        <m:r>
-          <m:rPr>
-            <m:sty m:val="p"/>
-          </m:rPr>
-          <m:t>e</m:t>
+          <m:t>M</m:t>
+        </m:r>
+        <m:r>
+          <m:rPr>
+            <m:sty m:val="p"/>
+          </m:rPr>
+          <m:t>g</m:t>
         </m:r>
         <m:r>
           <m:rPr>
@@ -23805,7 +22662,7 @@
               <m:rPr>
                 <m:sty m:val="p"/>
               </m:rPr>
-              <m:t>3</m:t>
+              <m:t>2</m:t>
             </m:r>
           </m:sub>
         </m:sSub>
@@ -23822,7 +22679,7 @@
           <m:t>=</m:t>
         </m:r>
         <m:r>
-          <m:t>2.8</m:t>
+          <m:t>5.6</m:t>
         </m:r>
         <m:r>
           <m:rPr>
@@ -23844,16 +22701,147 @@
               <m:t>−</m:t>
             </m:r>
             <m:r>
-              <m:t>39</m:t>
+              <m:t>12</m:t>
             </m:r>
           </m:sup>
         </m:sSup>
       </m:oMath>
       <w:r>
         <w:rPr>
-          <w:rFonts w:ascii="Times New Roman" w:hAnsi="Times New Roman" w:eastAsia="Times New Roman" w:cs="Times New Roman"/>
-        </w:rPr>
-        <w:t xml:space="preserve">、</w:t>
+          <w:rFonts w:hint="eastAsia" w:ascii="Times New Roman" w:hAnsi="Times New Roman" w:eastAsia="Times New Roman" w:cs="Times New Roman"/>
+        </w:rPr>
+        <w:t>。</w:t>
+      </w:r>
+      <w:r>
+        <w:rPr>
+          <w:rFonts w:hint="eastAsia" w:ascii="Times New Roman" w:hAnsi="Times New Roman" w:eastAsia="FangSong" w:cs="Times New Roman"/>
+        </w:rPr>
+        <w:t>能否通过控制</w:t>
+      </w:r>
+      <w:r>
+        <w:rPr>
+          <w:rFonts w:ascii="Times New Roman" w:hAnsi="Times New Roman" w:eastAsia="Times New Roman" w:cs="Times New Roman"/>
+        </w:rPr>
+        <w:t xml:space="preserve"> pH </w:t>
+      </w:r>
+      <w:r>
+        <w:rPr>
+          <w:rFonts w:hint="eastAsia" w:ascii="Times New Roman" w:hAnsi="Times New Roman" w:eastAsia="FangSong" w:cs="Times New Roman"/>
+        </w:rPr>
+        <w:t>使两者分离</w:t>
+      </w:r>
+      <w:r>
+        <w:rPr>
+          <w:rFonts w:hint="eastAsia" w:ascii="Times New Roman" w:hAnsi="Times New Roman" w:eastAsia="Times New Roman" w:cs="Times New Roman"/>
+        </w:rPr>
+        <w:t>？</w:t>
+      </w:r>
+      <w:r>
+        <w:rPr>
+          <w:rFonts w:hint="eastAsia" w:ascii="Times New Roman" w:hAnsi="Times New Roman" w:eastAsia="FangSong" w:cs="Times New Roman"/>
+        </w:rPr>
+        <w:t>给出可操作的</w:t>
+      </w:r>
+      <w:r>
+        <w:rPr>
+          <w:rFonts w:ascii="Times New Roman" w:hAnsi="Times New Roman" w:eastAsia="Times New Roman" w:cs="Times New Roman"/>
+        </w:rPr>
+        <w:t xml:space="preserve"> pH </w:t>
+      </w:r>
+      <w:r>
+        <w:rPr>
+          <w:rFonts w:hint="eastAsia" w:ascii="Times New Roman" w:hAnsi="Times New Roman" w:eastAsia="FangSong" w:cs="Times New Roman"/>
+        </w:rPr>
+        <w:t>区间</w:t>
+      </w:r>
+      <w:r>
+        <w:rPr>
+          <w:rFonts w:hint="eastAsia" w:ascii="Times New Roman" w:hAnsi="Times New Roman" w:eastAsia="Times New Roman" w:cs="Times New Roman"/>
+        </w:rPr>
+        <w:t>。</w:t>
+      </w:r>
+    </w:p>
+    <w:p>
+      <w:pPr>
+        <w:pStyle w:val="BodyText"/>
+      </w:pPr>
+    </w:p>
+    <w:p>
+      <w:pPr>
+        <w:spacing w:before="160" w:after="80"/>
+      </w:pPr>
+      <w:r>
+        <w:pict>
+          <v:rect style="width:0;height:1.5pt" o:hralign="center" o:hrstd="t" o:hr="t"/>
+        </w:pict>
+      </w:r>
+    </w:p>
+    <w:bookmarkEnd w:id="37"/>
+    <w:bookmarkStart w:id="38" w:name="例-4-同离子效应与近似条件挑战"/>
+    <w:p>
+      <w:pPr>
+        <w:pStyle w:val="Heading3"/>
+        <w:spacing w:before="280" w:after="120"/>
+      </w:pPr>
+      <w:r>
+        <w:rPr>
+          <w:rFonts w:hint="eastAsia" w:ascii="Times New Roman" w:hAnsi="Times New Roman" w:eastAsia="SimHei" w:cs="Times New Roman"/>
+        </w:rPr>
+        <w:t xml:space="preserve">例</w:t>
+      </w:r>
+      <w:r>
+        <w:rPr>
+          <w:rFonts w:ascii="Times New Roman" w:hAnsi="Times New Roman" w:eastAsia="Times New Roman" w:cs="Times New Roman"/>
+        </w:rPr>
+        <w:t xml:space="preserve"> 4 </w:t>
+      </w:r>
+      <w:r>
+        <w:rPr>
+          <w:rFonts w:hint="eastAsia" w:ascii="Times New Roman" w:hAnsi="Times New Roman" w:eastAsia="Times New Roman" w:cs="Times New Roman"/>
+        </w:rPr>
+        <w:t>[</w:t>
+      </w:r>
+      <w:r>
+        <w:rPr>
+          <w:rFonts w:hint="eastAsia" w:ascii="Times New Roman" w:hAnsi="Times New Roman" w:eastAsia="SimHei" w:cs="Times New Roman"/>
+        </w:rPr>
+        <w:t>同离子效应与近似条件</w:t>
+      </w:r>
+      <w:r>
+        <w:rPr>
+          <w:rFonts w:hint="eastAsia" w:ascii="Times New Roman" w:hAnsi="Times New Roman" w:eastAsia="Times New Roman" w:cs="Times New Roman"/>
+        </w:rPr>
+        <w:t>]（</w:t>
+      </w:r>
+      <w:r>
+        <w:rPr>
+          <w:rFonts w:hint="eastAsia" w:ascii="Times New Roman" w:hAnsi="Times New Roman" w:eastAsia="SimHei" w:cs="Times New Roman"/>
+        </w:rPr>
+        <w:t>挑战</w:t>
+      </w:r>
+      <w:r>
+        <w:rPr>
+          <w:rFonts w:hint="eastAsia" w:ascii="Times New Roman" w:hAnsi="Times New Roman" w:eastAsia="Times New Roman" w:cs="Times New Roman"/>
+        </w:rPr>
+        <w:t>）</w:t>
+      </w:r>
+    </w:p>
+    <w:p>
+      <w:pPr>
+        <w:pStyle w:val="FirstParagraph"/>
+        <w:ind w:firstLine="420"/>
+      </w:pPr>
+      <w:r>
+        <w:rPr>
+          <w:rFonts w:hint="eastAsia" w:ascii="Times New Roman" w:hAnsi="Times New Roman" w:eastAsia="FangSong" w:cs="Times New Roman"/>
+        </w:rPr>
+        <w:t xml:space="preserve">已知</w:t>
+      </w:r>
+      <w:r>
+        <w:rPr>
+          <w:rFonts w:ascii="Times New Roman" w:hAnsi="Times New Roman" w:eastAsia="Times New Roman" w:cs="Times New Roman"/>
+        </w:rPr>
+        <w:t xml:space="preserve"> </w:t>
       </w:r>
       <m:oMath>
         <m:oMathPr>
@@ -23889,37 +22877,25 @@
           <m:rPr>
             <m:sty m:val="p"/>
           </m:rPr>
-          <m:t>[</m:t>
-        </m:r>
-        <m:r>
-          <m:rPr>
-            <m:sty m:val="p"/>
-          </m:rPr>
-          <m:t>M</m:t>
-        </m:r>
-        <m:r>
-          <m:rPr>
-            <m:sty m:val="p"/>
-          </m:rPr>
-          <m:t>g</m:t>
-        </m:r>
-        <m:r>
-          <m:rPr>
-            <m:sty m:val="p"/>
-          </m:rPr>
           <m:t>(</m:t>
         </m:r>
         <m:r>
           <m:rPr>
             <m:sty m:val="p"/>
           </m:rPr>
-          <m:t>O</m:t>
-        </m:r>
-        <m:r>
-          <m:rPr>
-            <m:sty m:val="p"/>
-          </m:rPr>
-          <m:t>H</m:t>
+          <m:t>B</m:t>
+        </m:r>
+        <m:r>
+          <m:rPr>
+            <m:sty m:val="p"/>
+          </m:rPr>
+          <m:t>a</m:t>
+        </m:r>
+        <m:r>
+          <m:rPr>
+            <m:sty m:val="p"/>
+          </m:rPr>
+          <m:t>S</m:t>
         </m:r>
         <m:sSub>
           <m:e>
@@ -23927,7 +22903,7 @@
               <m:rPr>
                 <m:sty m:val="p"/>
               </m:rPr>
-              <m:t>)</m:t>
+              <m:t>O</m:t>
             </m:r>
           </m:e>
           <m:sub>
@@ -23935,7 +22911,7 @@
               <m:rPr>
                 <m:sty m:val="p"/>
               </m:rPr>
-              <m:t>2</m:t>
+              <m:t>4</m:t>
             </m:r>
           </m:sub>
         </m:sSub>
@@ -23943,7 +22919,7 @@
           <m:rPr>
             <m:sty m:val="p"/>
           </m:rPr>
-          <m:t>]</m:t>
+          <m:t>)</m:t>
         </m:r>
         <m:r>
           <m:rPr>
@@ -23952,7 +22928,7 @@
           <m:t>=</m:t>
         </m:r>
         <m:r>
-          <m:t>5.6</m:t>
+          <m:t>1.1</m:t>
         </m:r>
         <m:r>
           <m:rPr>
@@ -23974,7 +22950,7 @@
               <m:t>−</m:t>
             </m:r>
             <m:r>
-              <m:t>12</m:t>
+              <m:t>10</m:t>
             </m:r>
           </m:sup>
         </m:sSup>
@@ -23989,43 +22965,239 @@
         <w:rPr>
           <w:rFonts w:hint="eastAsia" w:ascii="Times New Roman" w:hAnsi="Times New Roman" w:eastAsia="FangSong" w:cs="Times New Roman"/>
         </w:rPr>
-        <w:t>能否通过控制</w:t>
-      </w:r>
-      <w:r>
-        <w:rPr>
-          <w:rFonts w:ascii="Times New Roman" w:hAnsi="Times New Roman" w:eastAsia="Times New Roman" w:cs="Times New Roman"/>
-        </w:rPr>
-        <w:t xml:space="preserve"> pH </w:t>
-      </w:r>
-      <w:r>
-        <w:rPr>
-          <w:rFonts w:hint="eastAsia" w:ascii="Times New Roman" w:hAnsi="Times New Roman" w:eastAsia="FangSong" w:cs="Times New Roman"/>
-        </w:rPr>
-        <w:t>使两者分离</w:t>
-      </w:r>
-      <w:r>
-        <w:rPr>
-          <w:rFonts w:hint="eastAsia" w:ascii="Times New Roman" w:hAnsi="Times New Roman" w:eastAsia="Times New Roman" w:cs="Times New Roman"/>
-        </w:rPr>
-        <w:t>？</w:t>
-      </w:r>
-      <w:r>
-        <w:rPr>
-          <w:rFonts w:hint="eastAsia" w:ascii="Times New Roman" w:hAnsi="Times New Roman" w:eastAsia="FangSong" w:cs="Times New Roman"/>
-        </w:rPr>
-        <w:t>给出可操作的</w:t>
-      </w:r>
-      <w:r>
-        <w:rPr>
-          <w:rFonts w:ascii="Times New Roman" w:hAnsi="Times New Roman" w:eastAsia="Times New Roman" w:cs="Times New Roman"/>
-        </w:rPr>
-        <w:t xml:space="preserve"> pH </w:t>
-      </w:r>
-      <w:r>
-        <w:rPr>
-          <w:rFonts w:hint="eastAsia" w:ascii="Times New Roman" w:hAnsi="Times New Roman" w:eastAsia="FangSong" w:cs="Times New Roman"/>
-        </w:rPr>
-        <w:t>区间</w:t>
+        <w:t>计算</w:t>
+      </w:r>
+      <w:r>
+        <w:rPr>
+          <w:rFonts w:ascii="Times New Roman" w:hAnsi="Times New Roman" w:eastAsia="Times New Roman" w:cs="Times New Roman"/>
+        </w:rPr>
+        <w:t xml:space="preserve"> </w:t>
+      </w:r>
+      <m:oMath>
+        <m:r>
+          <m:rPr>
+            <m:sty m:val="p"/>
+          </m:rPr>
+          <m:t>B</m:t>
+        </m:r>
+        <m:r>
+          <m:rPr>
+            <m:sty m:val="p"/>
+          </m:rPr>
+          <m:t>a</m:t>
+        </m:r>
+        <m:r>
+          <m:rPr>
+            <m:sty m:val="p"/>
+          </m:rPr>
+          <m:t>S</m:t>
+        </m:r>
+        <m:sSub>
+          <m:e>
+            <m:r>
+              <m:rPr>
+                <m:sty m:val="p"/>
+              </m:rPr>
+              <m:t>O</m:t>
+            </m:r>
+          </m:e>
+          <m:sub>
+            <m:r>
+              <m:rPr>
+                <m:sty m:val="p"/>
+              </m:rPr>
+              <m:t>4</m:t>
+            </m:r>
+          </m:sub>
+        </m:sSub>
+      </m:oMath>
+      <w:r>
+        <w:rPr>
+          <w:rFonts w:ascii="Times New Roman" w:hAnsi="Times New Roman" w:eastAsia="Times New Roman" w:cs="Times New Roman"/>
+        </w:rPr>
+        <w:t xml:space="preserve"> </w:t>
+      </w:r>
+      <w:r>
+        <w:rPr>
+          <w:rFonts w:hint="eastAsia" w:ascii="Times New Roman" w:hAnsi="Times New Roman" w:eastAsia="FangSong" w:cs="Times New Roman"/>
+        </w:rPr>
+        <w:t xml:space="preserve">在</w:t>
+      </w:r>
+      <w:r>
+        <w:rPr>
+          <w:rFonts w:ascii="Times New Roman" w:hAnsi="Times New Roman" w:eastAsia="Times New Roman" w:cs="Times New Roman"/>
+        </w:rPr>
+        <w:t xml:space="preserve"> (a) </w:t>
+      </w:r>
+      <w:r>
+        <w:rPr>
+          <w:rFonts w:hint="eastAsia" w:ascii="Times New Roman" w:hAnsi="Times New Roman" w:eastAsia="FangSong" w:cs="Times New Roman"/>
+        </w:rPr>
+        <w:t>纯水</w:t>
+      </w:r>
+      <w:r>
+        <w:rPr>
+          <w:rFonts w:hint="eastAsia" w:ascii="Times New Roman" w:hAnsi="Times New Roman" w:eastAsia="Times New Roman" w:cs="Times New Roman"/>
+        </w:rPr>
+        <w:t>、(b)</w:t>
+      </w:r>
+      <w:r>
+        <w:rPr>
+          <w:rFonts w:ascii="Times New Roman" w:hAnsi="Times New Roman" w:eastAsia="Times New Roman" w:cs="Times New Roman"/>
+        </w:rPr>
+        <w:t xml:space="preserve"> </w:t>
+      </w:r>
+      <m:oMath>
+        <m:oMathPr>
+          <m:ctrlPr>
+            <w:rPr>
+              <w:sz w:val="28"/>
+              <w:szCs w:val="28"/>
+            </w:rPr>
+          </m:ctrlPr>
+        </m:oMathPr>
+        <m:r>
+          <m:t>0.010</m:t>
+        </m:r>
+        <m:r>
+          <m:t> </m:t>
+        </m:r>
+        <m:r>
+          <m:rPr>
+            <m:sty m:val="p"/>
+          </m:rPr>
+          <m:t>m</m:t>
+        </m:r>
+        <m:r>
+          <m:rPr>
+            <m:sty m:val="p"/>
+          </m:rPr>
+          <m:t>o</m:t>
+        </m:r>
+        <m:r>
+          <m:rPr>
+            <m:sty m:val="p"/>
+          </m:rPr>
+          <m:t>l</m:t>
+        </m:r>
+        <m:r>
+          <m:rPr>
+            <m:sty m:val="p"/>
+          </m:rPr>
+          <m:t>⋅</m:t>
+        </m:r>
+        <m:sSup>
+          <m:e>
+            <m:r>
+              <m:rPr>
+                <m:sty m:val="p"/>
+              </m:rPr>
+              <m:t>L</m:t>
+            </m:r>
+          </m:e>
+          <m:sup>
+            <m:r>
+              <m:rPr>
+                <m:sty m:val="p"/>
+              </m:rPr>
+              <m:t>−</m:t>
+            </m:r>
+            <m:r>
+              <m:rPr>
+                <m:sty m:val="p"/>
+              </m:rPr>
+              <m:t>1</m:t>
+            </m:r>
+          </m:sup>
+        </m:sSup>
+      </m:oMath>
+      <w:r>
+        <w:rPr>
+          <w:rFonts w:ascii="Times New Roman" w:hAnsi="Times New Roman" w:eastAsia="Times New Roman" w:cs="Times New Roman"/>
+        </w:rPr>
+        <w:t xml:space="preserve"> </w:t>
+      </w:r>
+      <m:oMath>
+        <m:oMathPr>
+          <m:ctrlPr>
+            <w:rPr>
+              <w:sz w:val="28"/>
+              <w:szCs w:val="28"/>
+            </w:rPr>
+          </m:ctrlPr>
+        </m:oMathPr>
+        <m:r>
+          <m:rPr>
+            <m:sty m:val="p"/>
+          </m:rPr>
+          <m:t>N</m:t>
+        </m:r>
+        <m:sSub>
+          <m:e>
+            <m:r>
+              <m:rPr>
+                <m:sty m:val="p"/>
+              </m:rPr>
+              <m:t>a</m:t>
+            </m:r>
+          </m:e>
+          <m:sub>
+            <m:r>
+              <m:rPr>
+                <m:sty m:val="p"/>
+              </m:rPr>
+              <m:t>2</m:t>
+            </m:r>
+          </m:sub>
+        </m:sSub>
+        <m:r>
+          <m:rPr>
+            <m:sty m:val="p"/>
+          </m:rPr>
+          <m:t>S</m:t>
+        </m:r>
+        <m:sSub>
+          <m:e>
+            <m:r>
+              <m:rPr>
+                <m:sty m:val="p"/>
+              </m:rPr>
+              <m:t>O</m:t>
+            </m:r>
+          </m:e>
+          <m:sub>
+            <m:r>
+              <m:rPr>
+                <m:sty m:val="p"/>
+              </m:rPr>
+              <m:t>4</m:t>
+            </m:r>
+          </m:sub>
+        </m:sSub>
+      </m:oMath>
+      <w:r>
+        <w:rPr>
+          <w:rFonts w:ascii="Times New Roman" w:hAnsi="Times New Roman" w:eastAsia="Times New Roman" w:cs="Times New Roman"/>
+        </w:rPr>
+        <w:t xml:space="preserve"> </w:t>
+      </w:r>
+      <w:r>
+        <w:rPr>
+          <w:rFonts w:hint="eastAsia" w:ascii="Times New Roman" w:hAnsi="Times New Roman" w:eastAsia="FangSong" w:cs="Times New Roman"/>
+        </w:rPr>
+        <w:t>溶液中的溶解度</w:t>
+      </w:r>
+      <w:r>
+        <w:rPr>
+          <w:rFonts w:hint="eastAsia" w:ascii="Times New Roman" w:hAnsi="Times New Roman" w:eastAsia="Times New Roman" w:cs="Times New Roman"/>
+        </w:rPr>
+        <w:t>，</w:t>
+      </w:r>
+      <w:r>
+        <w:rPr>
+          <w:rFonts w:hint="eastAsia" w:ascii="Times New Roman" w:hAnsi="Times New Roman" w:eastAsia="FangSong" w:cs="Times New Roman"/>
+        </w:rPr>
+        <w:t>并说明近似是否成立</w:t>
       </w:r>
       <w:r>
         <w:rPr>
@@ -24050,453 +23222,8 @@
       </w:r>
     </w:p>
     <w:bookmarkEnd w:id="38"/>
-    <w:bookmarkStart w:id="39" w:name="例-4-同离子效应与近似条件挑战"/>
-    <w:p>
-      <w:pPr>
-        <w:pStyle w:val="Heading3"/>
-        <w:spacing w:before="280" w:after="120"/>
-      </w:pPr>
-      <w:r>
-        <w:rPr>
-          <w:rFonts w:hint="eastAsia" w:ascii="Times New Roman" w:hAnsi="Times New Roman" w:eastAsia="SimHei" w:cs="Times New Roman"/>
-        </w:rPr>
-        <w:t xml:space="preserve">例</w:t>
-      </w:r>
-      <w:r>
-        <w:rPr>
-          <w:rFonts w:ascii="Times New Roman" w:hAnsi="Times New Roman" w:eastAsia="Times New Roman" w:cs="Times New Roman"/>
-        </w:rPr>
-        <w:t xml:space="preserve"> 4 </w:t>
-      </w:r>
-      <w:r>
-        <w:rPr>
-          <w:rFonts w:hint="eastAsia" w:ascii="Times New Roman" w:hAnsi="Times New Roman" w:eastAsia="Times New Roman" w:cs="Times New Roman"/>
-        </w:rPr>
-        <w:t>[</w:t>
-      </w:r>
-      <w:r>
-        <w:rPr>
-          <w:rFonts w:hint="eastAsia" w:ascii="Times New Roman" w:hAnsi="Times New Roman" w:eastAsia="SimHei" w:cs="Times New Roman"/>
-        </w:rPr>
-        <w:t>同离子效应与近似条件</w:t>
-      </w:r>
-      <w:r>
-        <w:rPr>
-          <w:rFonts w:hint="eastAsia" w:ascii="Times New Roman" w:hAnsi="Times New Roman" w:eastAsia="Times New Roman" w:cs="Times New Roman"/>
-        </w:rPr>
-        <w:t>]（</w:t>
-      </w:r>
-      <w:r>
-        <w:rPr>
-          <w:rFonts w:hint="eastAsia" w:ascii="Times New Roman" w:hAnsi="Times New Roman" w:eastAsia="SimHei" w:cs="Times New Roman"/>
-        </w:rPr>
-        <w:t>挑战</w:t>
-      </w:r>
-      <w:r>
-        <w:rPr>
-          <w:rFonts w:hint="eastAsia" w:ascii="Times New Roman" w:hAnsi="Times New Roman" w:eastAsia="Times New Roman" w:cs="Times New Roman"/>
-        </w:rPr>
-        <w:t>）</w:t>
-      </w:r>
-    </w:p>
-    <w:p>
-      <w:pPr>
-        <w:pStyle w:val="FirstParagraph"/>
-        <w:ind w:firstLine="420"/>
-      </w:pPr>
-      <w:r>
-        <w:rPr>
-          <w:rFonts w:hint="eastAsia" w:ascii="Times New Roman" w:hAnsi="Times New Roman" w:eastAsia="FangSong" w:cs="Times New Roman"/>
-        </w:rPr>
-        <w:t xml:space="preserve">已知</w:t>
-      </w:r>
-      <w:r>
-        <w:rPr>
-          <w:rFonts w:ascii="Times New Roman" w:hAnsi="Times New Roman" w:eastAsia="Times New Roman" w:cs="Times New Roman"/>
-        </w:rPr>
-        <w:t xml:space="preserve"> </w:t>
-      </w:r>
-      <m:oMath>
-        <m:oMathPr>
-          <m:ctrlPr>
-            <w:rPr>
-              <w:sz w:val="28"/>
-              <w:szCs w:val="28"/>
-            </w:rPr>
-          </m:ctrlPr>
-        </m:oMathPr>
-        <m:sSub>
-          <m:e>
-            <m:r>
-              <m:t>K</m:t>
-            </m:r>
-          </m:e>
-          <m:sub>
-            <m:r>
-              <m:rPr>
-                <m:sty m:val="p"/>
-              </m:rPr>
-              <m:t>s</m:t>
-            </m:r>
-            <m:r>
-              <m:rPr>
-                <m:sty m:val="p"/>
-              </m:rPr>
-              <m:t>p</m:t>
-            </m:r>
-          </m:sub>
-        </m:sSub>
-        <m:r>
-          <m:rPr>
-            <m:sty m:val="p"/>
-          </m:rPr>
-          <m:t>(</m:t>
-        </m:r>
-        <m:r>
-          <m:rPr>
-            <m:sty m:val="p"/>
-          </m:rPr>
-          <m:t>B</m:t>
-        </m:r>
-        <m:r>
-          <m:rPr>
-            <m:sty m:val="p"/>
-          </m:rPr>
-          <m:t>a</m:t>
-        </m:r>
-        <m:r>
-          <m:rPr>
-            <m:sty m:val="p"/>
-          </m:rPr>
-          <m:t>S</m:t>
-        </m:r>
-        <m:sSub>
-          <m:e>
-            <m:r>
-              <m:rPr>
-                <m:sty m:val="p"/>
-              </m:rPr>
-              <m:t>O</m:t>
-            </m:r>
-          </m:e>
-          <m:sub>
-            <m:r>
-              <m:rPr>
-                <m:sty m:val="p"/>
-              </m:rPr>
-              <m:t>4</m:t>
-            </m:r>
-          </m:sub>
-        </m:sSub>
-        <m:r>
-          <m:rPr>
-            <m:sty m:val="p"/>
-          </m:rPr>
-          <m:t>)</m:t>
-        </m:r>
-        <m:r>
-          <m:rPr>
-            <m:sty m:val="p"/>
-          </m:rPr>
-          <m:t>=</m:t>
-        </m:r>
-        <m:r>
-          <m:t>1.1</m:t>
-        </m:r>
-        <m:r>
-          <m:rPr>
-            <m:sty m:val="p"/>
-          </m:rPr>
-          <m:t>×</m:t>
-        </m:r>
-        <m:sSup>
-          <m:e>
-            <m:r>
-              <m:t>10</m:t>
-            </m:r>
-          </m:e>
-          <m:sup>
-            <m:r>
-              <m:rPr>
-                <m:sty m:val="p"/>
-              </m:rPr>
-              <m:t>−</m:t>
-            </m:r>
-            <m:r>
-              <m:t>10</m:t>
-            </m:r>
-          </m:sup>
-        </m:sSup>
-      </m:oMath>
-      <w:r>
-        <w:rPr>
-          <w:rFonts w:hint="eastAsia" w:ascii="Times New Roman" w:hAnsi="Times New Roman" w:eastAsia="Times New Roman" w:cs="Times New Roman"/>
-        </w:rPr>
-        <w:t>。</w:t>
-      </w:r>
-      <w:r>
-        <w:rPr>
-          <w:rFonts w:hint="eastAsia" w:ascii="Times New Roman" w:hAnsi="Times New Roman" w:eastAsia="FangSong" w:cs="Times New Roman"/>
-        </w:rPr>
-        <w:t>计算</w:t>
-      </w:r>
-      <w:r>
-        <w:rPr>
-          <w:rFonts w:ascii="Times New Roman" w:hAnsi="Times New Roman" w:eastAsia="Times New Roman" w:cs="Times New Roman"/>
-        </w:rPr>
-        <w:t xml:space="preserve"> </w:t>
-      </w:r>
-      <m:oMath>
-        <m:r>
-          <m:rPr>
-            <m:sty m:val="p"/>
-          </m:rPr>
-          <m:t>B</m:t>
-        </m:r>
-        <m:r>
-          <m:rPr>
-            <m:sty m:val="p"/>
-          </m:rPr>
-          <m:t>a</m:t>
-        </m:r>
-        <m:r>
-          <m:rPr>
-            <m:sty m:val="p"/>
-          </m:rPr>
-          <m:t>S</m:t>
-        </m:r>
-        <m:sSub>
-          <m:e>
-            <m:r>
-              <m:rPr>
-                <m:sty m:val="p"/>
-              </m:rPr>
-              <m:t>O</m:t>
-            </m:r>
-          </m:e>
-          <m:sub>
-            <m:r>
-              <m:rPr>
-                <m:sty m:val="p"/>
-              </m:rPr>
-              <m:t>4</m:t>
-            </m:r>
-          </m:sub>
-        </m:sSub>
-      </m:oMath>
-      <w:r>
-        <w:rPr>
-          <w:rFonts w:ascii="Times New Roman" w:hAnsi="Times New Roman" w:eastAsia="Times New Roman" w:cs="Times New Roman"/>
-        </w:rPr>
-        <w:t xml:space="preserve"> </w:t>
-      </w:r>
-      <w:r>
-        <w:rPr>
-          <w:rFonts w:hint="eastAsia" w:ascii="Times New Roman" w:hAnsi="Times New Roman" w:eastAsia="FangSong" w:cs="Times New Roman"/>
-        </w:rPr>
-        <w:t xml:space="preserve">在</w:t>
-      </w:r>
-      <w:r>
-        <w:rPr>
-          <w:rFonts w:ascii="Times New Roman" w:hAnsi="Times New Roman" w:eastAsia="Times New Roman" w:cs="Times New Roman"/>
-        </w:rPr>
-        <w:t xml:space="preserve"> (a) </w:t>
-      </w:r>
-      <w:r>
-        <w:rPr>
-          <w:rFonts w:hint="eastAsia" w:ascii="Times New Roman" w:hAnsi="Times New Roman" w:eastAsia="FangSong" w:cs="Times New Roman"/>
-        </w:rPr>
-        <w:t>纯水</w:t>
-      </w:r>
-      <w:r>
-        <w:rPr>
-          <w:rFonts w:hint="eastAsia" w:ascii="Times New Roman" w:hAnsi="Times New Roman" w:eastAsia="Times New Roman" w:cs="Times New Roman"/>
-        </w:rPr>
-        <w:t>、(b)</w:t>
-      </w:r>
-      <w:r>
-        <w:rPr>
-          <w:rFonts w:ascii="Times New Roman" w:hAnsi="Times New Roman" w:eastAsia="Times New Roman" w:cs="Times New Roman"/>
-        </w:rPr>
-        <w:t xml:space="preserve"> </w:t>
-      </w:r>
-      <m:oMath>
-        <m:oMathPr>
-          <m:ctrlPr>
-            <w:rPr>
-              <w:sz w:val="28"/>
-              <w:szCs w:val="28"/>
-            </w:rPr>
-          </m:ctrlPr>
-        </m:oMathPr>
-        <m:r>
-          <m:t>0.010</m:t>
-        </m:r>
-        <m:r>
-          <m:t> </m:t>
-        </m:r>
-        <m:r>
-          <m:rPr>
-            <m:sty m:val="p"/>
-          </m:rPr>
-          <m:t>m</m:t>
-        </m:r>
-        <m:r>
-          <m:rPr>
-            <m:sty m:val="p"/>
-          </m:rPr>
-          <m:t>o</m:t>
-        </m:r>
-        <m:r>
-          <m:rPr>
-            <m:sty m:val="p"/>
-          </m:rPr>
-          <m:t>l</m:t>
-        </m:r>
-        <m:r>
-          <m:rPr>
-            <m:sty m:val="p"/>
-          </m:rPr>
-          <m:t>⋅</m:t>
-        </m:r>
-        <m:sSup>
-          <m:e>
-            <m:r>
-              <m:rPr>
-                <m:sty m:val="p"/>
-              </m:rPr>
-              <m:t>L</m:t>
-            </m:r>
-          </m:e>
-          <m:sup>
-            <m:r>
-              <m:rPr>
-                <m:sty m:val="p"/>
-              </m:rPr>
-              <m:t>−</m:t>
-            </m:r>
-            <m:r>
-              <m:rPr>
-                <m:sty m:val="p"/>
-              </m:rPr>
-              <m:t>1</m:t>
-            </m:r>
-          </m:sup>
-        </m:sSup>
-      </m:oMath>
-      <w:r>
-        <w:rPr>
-          <w:rFonts w:ascii="Times New Roman" w:hAnsi="Times New Roman" w:eastAsia="Times New Roman" w:cs="Times New Roman"/>
-        </w:rPr>
-        <w:t xml:space="preserve"> </w:t>
-      </w:r>
-      <m:oMath>
-        <m:oMathPr>
-          <m:ctrlPr>
-            <w:rPr>
-              <w:sz w:val="28"/>
-              <w:szCs w:val="28"/>
-            </w:rPr>
-          </m:ctrlPr>
-        </m:oMathPr>
-        <m:r>
-          <m:rPr>
-            <m:sty m:val="p"/>
-          </m:rPr>
-          <m:t>N</m:t>
-        </m:r>
-        <m:sSub>
-          <m:e>
-            <m:r>
-              <m:rPr>
-                <m:sty m:val="p"/>
-              </m:rPr>
-              <m:t>a</m:t>
-            </m:r>
-          </m:e>
-          <m:sub>
-            <m:r>
-              <m:rPr>
-                <m:sty m:val="p"/>
-              </m:rPr>
-              <m:t>2</m:t>
-            </m:r>
-          </m:sub>
-        </m:sSub>
-        <m:r>
-          <m:rPr>
-            <m:sty m:val="p"/>
-          </m:rPr>
-          <m:t>S</m:t>
-        </m:r>
-        <m:sSub>
-          <m:e>
-            <m:r>
-              <m:rPr>
-                <m:sty m:val="p"/>
-              </m:rPr>
-              <m:t>O</m:t>
-            </m:r>
-          </m:e>
-          <m:sub>
-            <m:r>
-              <m:rPr>
-                <m:sty m:val="p"/>
-              </m:rPr>
-              <m:t>4</m:t>
-            </m:r>
-          </m:sub>
-        </m:sSub>
-      </m:oMath>
-      <w:r>
-        <w:rPr>
-          <w:rFonts w:ascii="Times New Roman" w:hAnsi="Times New Roman" w:eastAsia="Times New Roman" w:cs="Times New Roman"/>
-        </w:rPr>
-        <w:t xml:space="preserve"> </w:t>
-      </w:r>
-      <w:r>
-        <w:rPr>
-          <w:rFonts w:hint="eastAsia" w:ascii="Times New Roman" w:hAnsi="Times New Roman" w:eastAsia="FangSong" w:cs="Times New Roman"/>
-        </w:rPr>
-        <w:t>溶液中的溶解度</w:t>
-      </w:r>
-      <w:r>
-        <w:rPr>
-          <w:rFonts w:hint="eastAsia" w:ascii="Times New Roman" w:hAnsi="Times New Roman" w:eastAsia="Times New Roman" w:cs="Times New Roman"/>
-        </w:rPr>
-        <w:t>，</w:t>
-      </w:r>
-      <w:r>
-        <w:rPr>
-          <w:rFonts w:hint="eastAsia" w:ascii="Times New Roman" w:hAnsi="Times New Roman" w:eastAsia="FangSong" w:cs="Times New Roman"/>
-        </w:rPr>
-        <w:t>并说明近似是否成立</w:t>
-      </w:r>
-      <w:r>
-        <w:rPr>
-          <w:rFonts w:hint="eastAsia" w:ascii="Times New Roman" w:hAnsi="Times New Roman" w:eastAsia="Times New Roman" w:cs="Times New Roman"/>
-        </w:rPr>
-        <w:t>。</w:t>
-      </w:r>
-    </w:p>
-    <w:p>
-      <w:pPr>
-        <w:pStyle w:val="BodyText"/>
-      </w:pPr>
-    </w:p>
-    <w:p>
-      <w:pPr>
-        <w:spacing w:before="160" w:after="80"/>
-      </w:pPr>
-      <w:r>
-        <w:pict>
-          <v:rect style="width:0;height:1.5pt" o:hralign="center" o:hrstd="t" o:hr="t"/>
-        </w:pict>
-      </w:r>
-    </w:p>
     <w:bookmarkEnd w:id="39"/>
-    <w:bookmarkEnd w:id="40"/>
-    <w:bookmarkStart w:id="44" w:name="和酸碱配位电化学的接口"/>
+    <w:bookmarkStart w:id="43" w:name="和酸碱配位电化学的接口"/>
     <w:p>
       <w:pPr>
         <w:pStyle w:val="Heading2"/>
@@ -24539,7 +23266,7 @@
         <w:t>电化学的接口</w:t>
       </w:r>
     </w:p>
-    <w:bookmarkStart w:id="41" w:name="三个接口"/>
+    <w:bookmarkStart w:id="40" w:name="三个接口"/>
     <w:p>
       <w:pPr>
         <w:pStyle w:val="Heading3"/>
@@ -25426,8 +24153,8 @@
         </w:tc>
       </w:tr>
     </w:tbl>
-    <w:bookmarkEnd w:id="41"/>
-    <w:bookmarkStart w:id="42" w:name="多重平衡的通用处理法"/>
+    <w:bookmarkEnd w:id="40"/>
+    <w:bookmarkStart w:id="41" w:name="多重平衡的通用处理法"/>
     <w:p>
       <w:pPr>
         <w:pStyle w:val="Heading3"/>
@@ -26687,8 +25414,8 @@
         <w:t xml:space="preserve">。</w:t>
       </w:r>
     </w:p>
-    <w:bookmarkEnd w:id="42"/>
-    <w:bookmarkStart w:id="43" w:name="为什么这件事会继续接到电化学"/>
+    <w:bookmarkEnd w:id="41"/>
+    <w:bookmarkStart w:id="42" w:name="为什么这件事会继续接到电化学"/>
     <w:p>
       <w:pPr>
         <w:pStyle w:val="Heading3"/>
@@ -27244,1552 +25971,9 @@
         </w:pict>
       </w:r>
     </w:p>
+    <w:bookmarkEnd w:id="42"/>
     <w:bookmarkEnd w:id="43"/>
-    <w:bookmarkEnd w:id="44"/>
-    <w:bookmarkStart w:id="45" w:name="常见失分陷阱与认知冲突辨析"/>
-    <w:p>
-      <w:pPr>
-        <w:pStyle w:val="Heading2"/>
-        <w:spacing w:after="120" w:before="280"/>
-      </w:pPr>
-      <w:r>
-        <w:rPr>
-          <w:rFonts w:ascii="Times New Roman" w:hAnsi="Times New Roman" w:eastAsia="Times New Roman" w:cs="Times New Roman"/>
-        </w:rPr>
-        <w:t xml:space="preserve">§7 </w:t>
-      </w:r>
-      <w:r>
-        <w:rPr>
-          <w:rFonts w:hint="eastAsia" w:ascii="Times New Roman" w:hAnsi="Times New Roman" w:eastAsia="SimHei" w:cs="Times New Roman"/>
-        </w:rPr>
-        <w:t xml:space="preserve">常见失分陷阱与认知冲突辨析</w:t>
-      </w:r>
-    </w:p>
-    <w:tbl>
-      <w:tblPr>
-        <w:tblStyle w:val="Table"/>
-        <w:tblW w:type="pct" w:w="5000"/>
-        <w:tblLayout w:type="fixed"/>
-        <w:tblLook w:firstRow="1" w:lastRow="0" w:firstColumn="0" w:lastColumn="0" w:noHBand="0" w:noVBand="0" w:val="0020"/>
-        <w:jc w:val="center"/>
-        <w:tblBorders>
-          <w:top w:val="single" w:sz="12" w:space="0" w:color="333333"/>
-          <w:bottom w:val="single" w:sz="12" w:space="0" w:color="333333"/>
-          <w:left w:val="none"/>
-          <w:right w:val="none"/>
-          <w:insideH w:val="none"/>
-          <w:insideV w:val="none"/>
-        </w:tblBorders>
-      </w:tblPr>
-      <w:tblGrid>
-        <w:gridCol w:w="2640"/>
-        <w:gridCol w:w="2640"/>
-        <w:gridCol w:w="2640"/>
-      </w:tblGrid>
-      <w:tr>
-        <w:trPr>
-          <w:tblHeader w:val="on"/>
-        </w:trPr>
-        <w:tc>
-          <w:tcPr>
-            <w:tcBorders>
-              <w:bottom w:val="single" w:sz="6" w:space="0" w:color="333333"/>
-            </w:tcBorders>
-          </w:tcPr>
-          <w:p>
-            <w:pPr>
-              <w:pStyle w:val="Compact"/>
-              <w:jc w:val="center"/>
-            </w:pPr>
-            <w:r>
-              <w:rPr>
-                <w:rFonts w:hint="eastAsia" w:ascii="Times New Roman" w:hAnsi="Times New Roman" w:eastAsia="SimHei" w:cs="Times New Roman"/>
-                <w:b/>
-              </w:rPr>
-              <w:t xml:space="preserve">易错点</w:t>
-            </w:r>
-          </w:p>
-        </w:tc>
-        <w:tc>
-          <w:tcPr>
-            <w:tcBorders>
-              <w:bottom w:val="single" w:sz="6" w:space="0" w:color="333333"/>
-            </w:tcBorders>
-          </w:tcPr>
-          <w:p>
-            <w:pPr>
-              <w:pStyle w:val="Compact"/>
-              <w:jc w:val="center"/>
-            </w:pPr>
-            <w:r>
-              <w:rPr>
-                <w:rFonts w:hint="eastAsia" w:ascii="Times New Roman" w:hAnsi="Times New Roman" w:eastAsia="SimHei" w:cs="Times New Roman"/>
-                <w:b/>
-              </w:rPr>
-              <w:t xml:space="preserve">错误理解</w:t>
-            </w:r>
-          </w:p>
-        </w:tc>
-        <w:tc>
-          <w:tcPr>
-            <w:tcBorders>
-              <w:bottom w:val="single" w:sz="6" w:space="0" w:color="333333"/>
-            </w:tcBorders>
-          </w:tcPr>
-          <w:p>
-            <w:pPr>
-              <w:pStyle w:val="Compact"/>
-              <w:jc w:val="center"/>
-            </w:pPr>
-            <w:r>
-              <w:rPr>
-                <w:rFonts w:hint="eastAsia" w:ascii="Times New Roman" w:hAnsi="Times New Roman" w:eastAsia="SimHei" w:cs="Times New Roman"/>
-                <w:b/>
-              </w:rPr>
-              <w:t xml:space="preserve">正确理解</w:t>
-            </w:r>
-          </w:p>
-        </w:tc>
-      </w:tr>
-      <w:tr>
-        <w:tc>
-          <w:tcPr/>
-          <w:p>
-            <w:pPr>
-              <w:pStyle w:val="Compact"/>
-              <w:jc w:val="center"/>
-            </w:pPr>
-            <m:oMath>
-              <m:sSub>
-                <m:e>
-                  <m:r>
-                    <m:t>K</m:t>
-                  </m:r>
-                </m:e>
-                <m:sub>
-                  <m:r>
-                    <m:rPr>
-                      <m:sty m:val="p"/>
-                    </m:rPr>
-                    <m:t>s</m:t>
-                  </m:r>
-                  <m:r>
-                    <m:rPr>
-                      <m:sty m:val="p"/>
-                    </m:rPr>
-                    <m:t>p</m:t>
-                  </m:r>
-                </m:sub>
-              </m:sSub>
-            </m:oMath>
-            <w:r>
-              <w:rPr>
-                <w:rFonts w:ascii="Times New Roman" w:hAnsi="Times New Roman" w:eastAsia="Times New Roman" w:cs="Times New Roman"/>
-              </w:rPr>
-              <w:t xml:space="preserve"> </w:t>
-            </w:r>
-            <w:r>
-              <w:rPr>
-                <w:rFonts w:hint="eastAsia" w:ascii="Times New Roman" w:hAnsi="Times New Roman" w:eastAsia="FangSong" w:cs="Times New Roman"/>
-              </w:rPr>
-              <w:t xml:space="preserve">表达式</w:t>
-            </w:r>
-          </w:p>
-        </w:tc>
-        <w:tc>
-          <w:tcPr/>
-          <w:p>
-            <w:pPr>
-              <w:pStyle w:val="Compact"/>
-              <w:jc w:val="center"/>
-            </w:pPr>
-            <w:r>
-              <w:rPr>
-                <w:rFonts w:hint="eastAsia" w:ascii="Times New Roman" w:hAnsi="Times New Roman" w:eastAsia="FangSong" w:cs="Times New Roman"/>
-              </w:rPr>
-              <w:t xml:space="preserve">把固体写进表达式</w:t>
-            </w:r>
-          </w:p>
-        </w:tc>
-        <w:tc>
-          <w:tcPr/>
-          <w:p>
-            <w:pPr>
-              <w:pStyle w:val="Compact"/>
-              <w:jc w:val="center"/>
-            </w:pPr>
-            <w:r>
-              <w:rPr>
-                <w:rFonts w:hint="eastAsia" w:ascii="Times New Roman" w:hAnsi="Times New Roman" w:eastAsia="FangSong" w:cs="Times New Roman"/>
-              </w:rPr>
-              <w:t xml:space="preserve">纯固体活度为</w:t>
-            </w:r>
-            <w:r>
-              <w:rPr>
-                <w:rFonts w:ascii="Times New Roman" w:hAnsi="Times New Roman" w:eastAsia="Times New Roman" w:cs="Times New Roman"/>
-              </w:rPr>
-              <w:t xml:space="preserve"> </w:t>
-            </w:r>
-            <w:r>
-              <w:rPr>
-                <w:rFonts w:hint="eastAsia" w:ascii="Times New Roman" w:hAnsi="Times New Roman" w:eastAsia="Times New Roman" w:cs="Times New Roman"/>
-              </w:rPr>
-              <w:t>1，</w:t>
-            </w:r>
-            <w:r>
-              <w:rPr>
-                <w:rFonts w:hint="eastAsia" w:ascii="Times New Roman" w:hAnsi="Times New Roman" w:eastAsia="FangSong" w:cs="Times New Roman"/>
-              </w:rPr>
-              <w:t>不写入</w:t>
-            </w:r>
-            <w:r>
-              <w:rPr>
-                <w:rFonts w:hint="eastAsia" w:ascii="Times New Roman" w:hAnsi="Times New Roman" w:eastAsia="Times New Roman" w:cs="Times New Roman"/>
-              </w:rPr>
-              <w:t>。</w:t>
-            </w:r>
-            <m:oMath>
-              <m:sSub>
-                <m:e>
-                  <m:r>
-                    <m:t>K</m:t>
-                  </m:r>
-                </m:e>
-                <m:sub>
-                  <m:r>
-                    <m:rPr>
-                      <m:sty m:val="p"/>
-                    </m:rPr>
-                    <m:t>s</m:t>
-                  </m:r>
-                  <m:r>
-                    <m:rPr>
-                      <m:sty m:val="p"/>
-                    </m:rPr>
-                    <m:t>p</m:t>
-                  </m:r>
-                </m:sub>
-              </m:sSub>
-              <m:r>
-                <m:rPr>
-                  <m:sty m:val="p"/>
-                </m:rPr>
-                <m:t>=</m:t>
-              </m:r>
-              <m:r>
-                <m:rPr>
-                  <m:sty m:val="p"/>
-                </m:rPr>
-                <m:t>[</m:t>
-              </m:r>
-              <m:r>
-                <m:rPr>
-                  <m:sty m:val="p"/>
-                </m:rPr>
-                <m:t>A</m:t>
-              </m:r>
-              <m:sSup>
-                <m:e>
-                  <m:r>
-                    <m:rPr>
-                      <m:sty m:val="p"/>
-                    </m:rPr>
-                    <m:t>g</m:t>
-                  </m:r>
-                </m:e>
-                <m:sup>
-                  <m:r>
-                    <m:rPr>
-                      <m:sty m:val="p"/>
-                    </m:rPr>
-                    <m:t>+</m:t>
-                  </m:r>
-                </m:sup>
-              </m:sSup>
-              <m:r>
-                <m:rPr>
-                  <m:sty m:val="p"/>
-                </m:rPr>
-                <m:t>]</m:t>
-              </m:r>
-              <m:r>
-                <m:rPr>
-                  <m:sty m:val="p"/>
-                </m:rPr>
-                <m:t>[</m:t>
-              </m:r>
-              <m:r>
-                <m:rPr>
-                  <m:sty m:val="p"/>
-                </m:rPr>
-                <m:t>C</m:t>
-              </m:r>
-              <m:sSup>
-                <m:e>
-                  <m:r>
-                    <m:rPr>
-                      <m:sty m:val="p"/>
-                    </m:rPr>
-                    <m:t>l</m:t>
-                  </m:r>
-                </m:e>
-                <m:sup>
-                  <m:r>
-                    <m:rPr>
-                      <m:sty m:val="p"/>
-                    </m:rPr>
-                    <m:t>−</m:t>
-                  </m:r>
-                </m:sup>
-              </m:sSup>
-              <m:r>
-                <m:rPr>
-                  <m:sty m:val="p"/>
-                </m:rPr>
-                <m:t>]</m:t>
-              </m:r>
-            </m:oMath>
-          </w:p>
-        </w:tc>
-      </w:tr>
-      <w:tr>
-        <w:tc>
-          <w:tcPr/>
-          <w:p>
-            <w:pPr>
-              <w:pStyle w:val="Compact"/>
-              <w:jc w:val="center"/>
-            </w:pPr>
-            <w:r>
-              <w:rPr>
-                <w:rFonts w:hint="eastAsia" w:ascii="Times New Roman" w:hAnsi="Times New Roman" w:eastAsia="FangSong" w:cs="Times New Roman"/>
-              </w:rPr>
-              <w:t xml:space="preserve">化学计量数</w:t>
-            </w:r>
-          </w:p>
-        </w:tc>
-        <w:tc>
-          <w:tcPr/>
-          <w:p>
-            <w:pPr>
-              <w:pStyle w:val="Compact"/>
-              <w:jc w:val="center"/>
-            </w:pPr>
-            <w:r>
-              <w:rPr>
-                <w:rFonts w:ascii="Times New Roman" w:hAnsi="Times New Roman" w:eastAsia="Times New Roman" w:cs="Times New Roman"/>
-              </w:rPr>
-              <w:t>AB</w:t>
-            </w:r>
-            <w:r>
-              <w:rPr>
-                <w:rFonts w:ascii="Times New Roman" w:hAnsi="Times New Roman" w:eastAsia="Times New Roman" w:cs="Times New Roman"/>
-                <w:vertAlign w:val="subscript"/>
-              </w:rPr>
-              <w:t>2</w:t>
-            </w:r>
-            <w:r>
-              <w:rPr>
-                <w:rFonts w:ascii="Times New Roman" w:hAnsi="Times New Roman" w:eastAsia="Times New Roman" w:cs="Times New Roman"/>
-              </w:rPr>
-              <w:t xml:space="preserve"> </w:t>
-            </w:r>
-            <w:r>
-              <w:rPr>
-                <w:rFonts w:hint="eastAsia" w:ascii="Times New Roman" w:hAnsi="Times New Roman" w:eastAsia="FangSong" w:cs="Times New Roman"/>
-              </w:rPr>
-              <w:t xml:space="preserve">型写成</w:t>
-            </w:r>
-            <w:r>
-              <w:rPr>
-                <w:rFonts w:ascii="Times New Roman" w:hAnsi="Times New Roman" w:eastAsia="Times New Roman" w:cs="Times New Roman"/>
-              </w:rPr>
-              <w:t xml:space="preserve"> </w:t>
-            </w:r>
-            <m:oMath>
-              <m:sSub>
-                <m:e>
-                  <m:r>
-                    <m:t>K</m:t>
-                  </m:r>
-                </m:e>
-                <m:sub>
-                  <m:r>
-                    <m:rPr>
-                      <m:sty m:val="p"/>
-                    </m:rPr>
-                    <m:t>s</m:t>
-                  </m:r>
-                  <m:r>
-                    <m:rPr>
-                      <m:sty m:val="p"/>
-                    </m:rPr>
-                    <m:t>p</m:t>
-                  </m:r>
-                </m:sub>
-              </m:sSub>
-              <m:r>
-                <m:rPr>
-                  <m:sty m:val="p"/>
-                </m:rPr>
-                <m:t>=</m:t>
-              </m:r>
-              <m:sSup>
-                <m:e>
-                  <m:r>
-                    <m:t>s</m:t>
-                  </m:r>
-                </m:e>
-                <m:sup>
-                  <m:r>
-                    <m:t>2</m:t>
-                  </m:r>
-                </m:sup>
-              </m:sSup>
-            </m:oMath>
-            <w:r>
-              <w:rPr>
-                <w:rFonts w:ascii="Times New Roman" w:hAnsi="Times New Roman" w:eastAsia="Times New Roman" w:cs="Times New Roman"/>
-              </w:rPr>
-              <w:t xml:space="preserve"> </w:t>
-            </w:r>
-            <w:r>
-              <w:rPr>
-                <w:rFonts w:hint="eastAsia" w:ascii="Times New Roman" w:hAnsi="Times New Roman" w:eastAsia="FangSong" w:cs="Times New Roman"/>
-              </w:rPr>
-              <w:t xml:space="preserve">或</w:t>
-            </w:r>
-            <w:r>
-              <w:rPr>
-                <w:rFonts w:ascii="Times New Roman" w:hAnsi="Times New Roman" w:eastAsia="Times New Roman" w:cs="Times New Roman"/>
-              </w:rPr>
-              <w:t xml:space="preserve"> </w:t>
-            </w:r>
-            <m:oMath>
-              <m:r>
-                <m:t>2</m:t>
-              </m:r>
-              <m:sSup>
-                <m:e>
-                  <m:r>
-                    <m:t>s</m:t>
-                  </m:r>
-                </m:e>
-                <m:sup>
-                  <m:r>
-                    <m:t>3</m:t>
-                  </m:r>
-                </m:sup>
-              </m:sSup>
-            </m:oMath>
-          </w:p>
-        </w:tc>
-        <w:tc>
-          <w:tcPr/>
-          <w:p>
-            <w:pPr>
-              <w:pStyle w:val="Compact"/>
-              <w:jc w:val="center"/>
-            </w:pPr>
-            <m:oMath>
-              <m:r>
-                <m:rPr>
-                  <m:sty m:val="p"/>
-                </m:rPr>
-                <m:t>[</m:t>
-              </m:r>
-              <m:sSup>
-                <m:e>
-                  <m:r>
-                    <m:rPr>
-                      <m:sty m:val="p"/>
-                    </m:rPr>
-                    <m:t>B</m:t>
-                  </m:r>
-                </m:e>
-                <m:sup>
-                  <m:r>
-                    <m:rPr>
-                      <m:sty m:val="p"/>
-                    </m:rPr>
-                    <m:t>−</m:t>
-                  </m:r>
-                </m:sup>
-              </m:sSup>
-              <m:r>
-                <m:rPr>
-                  <m:sty m:val="p"/>
-                </m:rPr>
-                <m:t>]</m:t>
-              </m:r>
-              <m:r>
-                <m:rPr>
-                  <m:sty m:val="p"/>
-                </m:rPr>
-                <m:t>=</m:t>
-              </m:r>
-              <m:r>
-                <m:t>2</m:t>
-              </m:r>
-              <m:r>
-                <m:t>s</m:t>
-              </m:r>
-            </m:oMath>
-            <w:r>
-              <w:rPr>
-                <w:rFonts w:hint="eastAsia" w:ascii="Times New Roman" w:hAnsi="Times New Roman" w:eastAsia="Times New Roman" w:cs="Times New Roman"/>
-              </w:rPr>
-              <w:t>，</w:t>
-            </w:r>
-            <w:r>
-              <w:rPr>
-                <w:rFonts w:hint="eastAsia" w:ascii="Times New Roman" w:hAnsi="Times New Roman" w:eastAsia="FangSong" w:cs="Times New Roman"/>
-              </w:rPr>
-              <w:t>故</w:t>
-            </w:r>
-            <w:r>
-              <w:rPr>
-                <w:rFonts w:ascii="Times New Roman" w:hAnsi="Times New Roman" w:eastAsia="Times New Roman" w:cs="Times New Roman"/>
-              </w:rPr>
-              <w:t xml:space="preserve"> </w:t>
-            </w:r>
-            <m:oMath>
-              <m:sSub>
-                <m:e>
-                  <m:r>
-                    <m:t>K</m:t>
-                  </m:r>
-                </m:e>
-                <m:sub>
-                  <m:r>
-                    <m:rPr>
-                      <m:sty m:val="p"/>
-                    </m:rPr>
-                    <m:t>s</m:t>
-                  </m:r>
-                  <m:r>
-                    <m:rPr>
-                      <m:sty m:val="p"/>
-                    </m:rPr>
-                    <m:t>p</m:t>
-                  </m:r>
-                </m:sub>
-              </m:sSub>
-              <m:r>
-                <m:rPr>
-                  <m:sty m:val="p"/>
-                </m:rPr>
-                <m:t>=</m:t>
-              </m:r>
-              <m:r>
-                <m:t>s</m:t>
-              </m:r>
-              <m:r>
-                <m:rPr>
-                  <m:sty m:val="p"/>
-                </m:rPr>
-                <m:t>(</m:t>
-              </m:r>
-              <m:r>
-                <m:t>2</m:t>
-              </m:r>
-              <m:r>
-                <m:t>s</m:t>
-              </m:r>
-              <m:sSup>
-                <m:e>
-                  <m:r>
-                    <m:rPr>
-                      <m:sty m:val="p"/>
-                    </m:rPr>
-                    <m:t>)</m:t>
-                  </m:r>
-                </m:e>
-                <m:sup>
-                  <m:r>
-                    <m:t>2</m:t>
-                  </m:r>
-                </m:sup>
-              </m:sSup>
-              <m:r>
-                <m:rPr>
-                  <m:sty m:val="p"/>
-                </m:rPr>
-                <m:t>=</m:t>
-              </m:r>
-              <m:r>
-                <m:t>4</m:t>
-              </m:r>
-              <m:sSup>
-                <m:e>
-                  <m:r>
-                    <m:t>s</m:t>
-                  </m:r>
-                </m:e>
-                <m:sup>
-                  <m:r>
-                    <m:t>3</m:t>
-                  </m:r>
-                </m:sup>
-              </m:sSup>
-            </m:oMath>
-          </w:p>
-        </w:tc>
-      </w:tr>
-      <w:tr>
-        <w:tc>
-          <w:tcPr/>
-          <w:p>
-            <w:pPr>
-              <w:pStyle w:val="Compact"/>
-              <w:jc w:val="center"/>
-            </w:pPr>
-            <w:r>
-              <w:rPr>
-                <w:rFonts w:hint="eastAsia" w:ascii="Times New Roman" w:hAnsi="Times New Roman" w:eastAsia="FangSong" w:cs="Times New Roman"/>
-              </w:rPr>
-              <w:t xml:space="preserve">跨类型比较</w:t>
-            </w:r>
-          </w:p>
-        </w:tc>
-        <w:tc>
-          <w:tcPr/>
-          <w:p>
-            <w:pPr>
-              <w:pStyle w:val="Compact"/>
-              <w:jc w:val="center"/>
-            </w:pPr>
-            <m:oMath>
-              <m:sSub>
-                <m:e>
-                  <m:r>
-                    <m:t>K</m:t>
-                  </m:r>
-                </m:e>
-                <m:sub>
-                  <m:r>
-                    <m:rPr>
-                      <m:sty m:val="p"/>
-                    </m:rPr>
-                    <m:t>s</m:t>
-                  </m:r>
-                  <m:r>
-                    <m:rPr>
-                      <m:sty m:val="p"/>
-                    </m:rPr>
-                    <m:t>p</m:t>
-                  </m:r>
-                </m:sub>
-              </m:sSub>
-            </m:oMath>
-            <w:r>
-              <w:rPr>
-                <w:rFonts w:ascii="Times New Roman" w:hAnsi="Times New Roman" w:eastAsia="Times New Roman" w:cs="Times New Roman"/>
-              </w:rPr>
-              <w:t xml:space="preserve"> </w:t>
-            </w:r>
-            <w:r>
-              <w:rPr>
-                <w:rFonts w:hint="eastAsia" w:ascii="Times New Roman" w:hAnsi="Times New Roman" w:eastAsia="FangSong" w:cs="Times New Roman"/>
-              </w:rPr>
-              <w:t xml:space="preserve">小则溶解度小</w:t>
-            </w:r>
-          </w:p>
-        </w:tc>
-        <w:tc>
-          <w:tcPr/>
-          <w:p>
-            <w:pPr>
-              <w:pStyle w:val="Compact"/>
-              <w:jc w:val="center"/>
-            </w:pPr>
-            <w:r>
-              <w:rPr>
-                <w:rFonts w:hint="eastAsia" w:ascii="Times New Roman" w:hAnsi="Times New Roman" w:eastAsia="FangSong" w:cs="Times New Roman"/>
-              </w:rPr>
-              <w:t>只有同类型才能直接比</w:t>
-            </w:r>
-            <w:r>
-              <w:rPr>
-                <w:rFonts w:hint="eastAsia" w:ascii="Times New Roman" w:hAnsi="Times New Roman" w:eastAsia="Times New Roman" w:cs="Times New Roman"/>
-              </w:rPr>
-              <w:t>；</w:t>
-            </w:r>
-            <w:r>
-              <w:rPr>
-                <w:rFonts w:hint="eastAsia" w:ascii="Times New Roman" w:hAnsi="Times New Roman" w:eastAsia="FangSong" w:cs="Times New Roman"/>
-              </w:rPr>
-              <w:t>跨类型须换算为</w:t>
-            </w:r>
-            <w:r>
-              <w:rPr>
-                <w:rFonts w:ascii="Times New Roman" w:hAnsi="Times New Roman" w:eastAsia="Times New Roman" w:cs="Times New Roman"/>
-              </w:rPr>
-              <w:t xml:space="preserve"> </w:t>
-            </w:r>
-            <m:oMath>
-              <m:r>
-                <m:t>s</m:t>
-              </m:r>
-            </m:oMath>
-          </w:p>
-        </w:tc>
-      </w:tr>
-      <w:tr>
-        <w:tc>
-          <w:tcPr/>
-          <w:p>
-            <w:pPr>
-              <w:pStyle w:val="Compact"/>
-              <w:jc w:val="center"/>
-            </w:pPr>
-            <w:r>
-              <w:rPr>
-                <w:rFonts w:hint="eastAsia" w:ascii="Times New Roman" w:hAnsi="Times New Roman" w:eastAsia="FangSong" w:cs="Times New Roman"/>
-              </w:rPr>
-              <w:t xml:space="preserve">混合后浓度</w:t>
-            </w:r>
-          </w:p>
-        </w:tc>
-        <w:tc>
-          <w:tcPr/>
-          <w:p>
-            <w:pPr>
-              <w:pStyle w:val="Compact"/>
-              <w:jc w:val="center"/>
-            </w:pPr>
-            <w:r>
-              <w:rPr>
-                <w:rFonts w:hint="eastAsia" w:ascii="Times New Roman" w:hAnsi="Times New Roman" w:eastAsia="FangSong" w:cs="Times New Roman"/>
-              </w:rPr>
-              <w:t xml:space="preserve">直接用混合前浓度算</w:t>
-            </w:r>
-            <w:r>
-              <w:rPr>
-                <w:rFonts w:ascii="Times New Roman" w:hAnsi="Times New Roman" w:eastAsia="Times New Roman" w:cs="Times New Roman"/>
-              </w:rPr>
-              <w:t xml:space="preserve"> </w:t>
-            </w:r>
-            <m:oMath>
-              <m:r>
-                <m:t>Q</m:t>
-              </m:r>
-            </m:oMath>
-          </w:p>
-        </w:tc>
-        <w:tc>
-          <w:tcPr/>
-          <w:p>
-            <w:pPr>
-              <w:pStyle w:val="Compact"/>
-              <w:jc w:val="center"/>
-            </w:pPr>
-            <w:r>
-              <w:rPr>
-                <w:rFonts w:hint="eastAsia" w:ascii="Times New Roman" w:hAnsi="Times New Roman" w:eastAsia="FangSong" w:cs="Times New Roman"/>
-              </w:rPr>
-              <w:t>等体积混合浓度减半</w:t>
-            </w:r>
-            <w:r>
-              <w:rPr>
-                <w:rFonts w:hint="eastAsia" w:ascii="Times New Roman" w:hAnsi="Times New Roman" w:eastAsia="Times New Roman" w:cs="Times New Roman"/>
-              </w:rPr>
-              <w:t>，</w:t>
-            </w:r>
-            <w:r>
-              <w:rPr>
-                <w:rFonts w:hint="eastAsia" w:ascii="Times New Roman" w:hAnsi="Times New Roman" w:eastAsia="FangSong" w:cs="Times New Roman"/>
-              </w:rPr>
-              <w:t>必须先算稀释后浓度</w:t>
-            </w:r>
-          </w:p>
-        </w:tc>
-      </w:tr>
-      <w:tr>
-        <w:tc>
-          <w:tcPr/>
-          <w:p>
-            <w:pPr>
-              <w:pStyle w:val="Compact"/>
-              <w:jc w:val="center"/>
-            </w:pPr>
-            <w:r>
-              <w:rPr>
-                <w:rFonts w:hint="eastAsia" w:ascii="Times New Roman" w:hAnsi="Times New Roman" w:eastAsia="FangSong" w:cs="Times New Roman"/>
-              </w:rPr>
-              <w:t xml:space="preserve">同离子效应</w:t>
-            </w:r>
-          </w:p>
-        </w:tc>
-        <w:tc>
-          <w:tcPr/>
-          <w:p>
-            <w:pPr>
-              <w:pStyle w:val="Compact"/>
-              <w:jc w:val="center"/>
-            </w:pPr>
-            <w:r>
-              <w:rPr>
-                <w:rFonts w:hint="eastAsia" w:ascii="Times New Roman" w:hAnsi="Times New Roman" w:eastAsia="FangSong" w:cs="Times New Roman"/>
-              </w:rPr>
-              <w:t xml:space="preserve">忽略背景浓度远大于自身贡献的前提</w:t>
-            </w:r>
-          </w:p>
-        </w:tc>
-        <w:tc>
-          <w:tcPr/>
-          <w:p>
-            <w:pPr>
-              <w:pStyle w:val="Compact"/>
-              <w:jc w:val="center"/>
-            </w:pPr>
-            <w:r>
-              <w:rPr>
-                <w:rFonts w:hint="eastAsia" w:ascii="Times New Roman" w:hAnsi="Times New Roman" w:eastAsia="FangSong" w:cs="Times New Roman"/>
-              </w:rPr>
-              <w:t>背景浓度很低时不能近似</w:t>
-            </w:r>
-            <w:r>
-              <w:rPr>
-                <w:rFonts w:hint="eastAsia" w:ascii="Times New Roman" w:hAnsi="Times New Roman" w:eastAsia="Times New Roman" w:cs="Times New Roman"/>
-              </w:rPr>
-              <w:t>，</w:t>
-            </w:r>
-            <w:r>
-              <w:rPr>
-                <w:rFonts w:hint="eastAsia" w:ascii="Times New Roman" w:hAnsi="Times New Roman" w:eastAsia="FangSong" w:cs="Times New Roman"/>
-              </w:rPr>
-              <w:t>需解方程</w:t>
-            </w:r>
-          </w:p>
-        </w:tc>
-      </w:tr>
-      <w:tr>
-        <w:tc>
-          <w:tcPr/>
-          <w:p>
-            <w:pPr>
-              <w:pStyle w:val="Compact"/>
-              <w:jc w:val="center"/>
-            </w:pPr>
-            <w:r>
-              <w:rPr>
-                <w:rFonts w:hint="eastAsia" w:ascii="Times New Roman" w:hAnsi="Times New Roman" w:eastAsia="FangSong" w:cs="Times New Roman"/>
-              </w:rPr>
-              <w:t xml:space="preserve">同离子效应</w:t>
-            </w:r>
-          </w:p>
-        </w:tc>
-        <w:tc>
-          <w:tcPr/>
-          <w:p>
-            <w:pPr>
-              <w:pStyle w:val="Compact"/>
-              <w:jc w:val="center"/>
-            </w:pPr>
-            <w:r>
-              <w:rPr>
-                <w:rFonts w:hint="eastAsia" w:ascii="Times New Roman" w:hAnsi="Times New Roman" w:eastAsia="FangSong" w:cs="Times New Roman"/>
-              </w:rPr>
-              <w:t xml:space="preserve">加上系数时忘记平方</w:t>
-            </w:r>
-          </w:p>
-        </w:tc>
-        <w:tc>
-          <w:tcPr/>
-          <w:p>
-            <w:pPr>
-              <w:pStyle w:val="Compact"/>
-              <w:jc w:val="center"/>
-            </w:pPr>
-            <m:oMath>
-              <m:r>
-                <m:rPr>
-                  <m:sty m:val="p"/>
-                </m:rPr>
-                <m:t>A</m:t>
-              </m:r>
-              <m:sSub>
-                <m:e>
-                  <m:r>
-                    <m:rPr>
-                      <m:sty m:val="p"/>
-                    </m:rPr>
-                    <m:t>g</m:t>
-                  </m:r>
-                </m:e>
-                <m:sub>
-                  <m:r>
-                    <m:rPr>
-                      <m:sty m:val="p"/>
-                    </m:rPr>
-                    <m:t>2</m:t>
-                  </m:r>
-                </m:sub>
-              </m:sSub>
-              <m:r>
-                <m:rPr>
-                  <m:sty m:val="p"/>
-                </m:rPr>
-                <m:t>C</m:t>
-              </m:r>
-              <m:r>
-                <m:rPr>
-                  <m:sty m:val="p"/>
-                </m:rPr>
-                <m:t>r</m:t>
-              </m:r>
-              <m:sSub>
-                <m:e>
-                  <m:r>
-                    <m:rPr>
-                      <m:sty m:val="p"/>
-                    </m:rPr>
-                    <m:t>O</m:t>
-                  </m:r>
-                </m:e>
-                <m:sub>
-                  <m:r>
-                    <m:rPr>
-                      <m:sty m:val="p"/>
-                    </m:rPr>
-                    <m:t>4</m:t>
-                  </m:r>
-                </m:sub>
-              </m:sSub>
-            </m:oMath>
-            <w:r>
-              <w:rPr>
-                <w:rFonts w:ascii="Times New Roman" w:hAnsi="Times New Roman" w:eastAsia="Times New Roman" w:cs="Times New Roman"/>
-              </w:rPr>
-              <w:t xml:space="preserve"> </w:t>
-            </w:r>
-            <w:r>
-              <w:rPr>
-                <w:rFonts w:hint="eastAsia" w:ascii="Times New Roman" w:hAnsi="Times New Roman" w:eastAsia="FangSong" w:cs="Times New Roman"/>
-              </w:rPr>
-              <w:t xml:space="preserve">中</w:t>
-            </w:r>
-            <w:r>
-              <w:rPr>
-                <w:rFonts w:ascii="Times New Roman" w:hAnsi="Times New Roman" w:eastAsia="Times New Roman" w:cs="Times New Roman"/>
-              </w:rPr>
-              <w:t xml:space="preserve"> </w:t>
-            </w:r>
-            <m:oMath>
-              <m:sSub>
-                <m:e>
-                  <m:r>
-                    <m:t>K</m:t>
-                  </m:r>
-                </m:e>
-                <m:sub>
-                  <m:r>
-                    <m:rPr>
-                      <m:sty m:val="p"/>
-                    </m:rPr>
-                    <m:t>s</m:t>
-                  </m:r>
-                  <m:r>
-                    <m:rPr>
-                      <m:sty m:val="p"/>
-                    </m:rPr>
-                    <m:t>p</m:t>
-                  </m:r>
-                </m:sub>
-              </m:sSub>
-              <m:r>
-                <m:rPr>
-                  <m:sty m:val="p"/>
-                </m:rPr>
-                <m:t>=</m:t>
-              </m:r>
-              <m:r>
-                <m:t>4</m:t>
-              </m:r>
-              <m:sSup>
-                <m:e>
-                  <m:r>
-                    <m:t>s</m:t>
-                  </m:r>
-                </m:e>
-                <m:sup>
-                  <m:r>
-                    <m:t>2</m:t>
-                  </m:r>
-                </m:sup>
-              </m:sSup>
-              <m:r>
-                <m:t>c</m:t>
-              </m:r>
-            </m:oMath>
-            <w:r>
-              <w:rPr>
-                <w:rFonts w:hint="eastAsia" w:ascii="Times New Roman" w:hAnsi="Times New Roman" w:eastAsia="Times New Roman" w:cs="Times New Roman"/>
-              </w:rPr>
-              <w:t>，</w:t>
-            </w:r>
-            <w:r>
-              <w:rPr>
-                <w:rFonts w:hint="eastAsia" w:ascii="Times New Roman" w:hAnsi="Times New Roman" w:eastAsia="FangSong" w:cs="Times New Roman"/>
-              </w:rPr>
-              <w:t>那个</w:t>
-            </w:r>
-            <w:r>
-              <w:rPr>
-                <w:rFonts w:ascii="Times New Roman" w:hAnsi="Times New Roman" w:eastAsia="Times New Roman" w:cs="Times New Roman"/>
-              </w:rPr>
-              <w:t xml:space="preserve"> 4 </w:t>
-            </w:r>
-            <w:r>
-              <w:rPr>
-                <w:rFonts w:hint="eastAsia" w:ascii="Times New Roman" w:hAnsi="Times New Roman" w:eastAsia="FangSong" w:cs="Times New Roman"/>
-              </w:rPr>
-              <w:t xml:space="preserve">不能丢</w:t>
-            </w:r>
-          </w:p>
-        </w:tc>
-      </w:tr>
-      <w:tr>
-        <w:tc>
-          <w:tcPr/>
-          <w:p>
-            <w:pPr>
-              <w:pStyle w:val="Compact"/>
-              <w:jc w:val="center"/>
-            </w:pPr>
-            <w:r>
-              <w:rPr>
-                <w:rFonts w:hint="eastAsia" w:ascii="Times New Roman" w:hAnsi="Times New Roman" w:eastAsia="FangSong" w:cs="Times New Roman"/>
-              </w:rPr>
-              <w:t xml:space="preserve">酸溶机制</w:t>
-            </w:r>
-          </w:p>
-        </w:tc>
-        <w:tc>
-          <w:tcPr/>
-          <w:p>
-            <w:pPr>
-              <w:pStyle w:val="Compact"/>
-              <w:jc w:val="center"/>
-            </w:pPr>
-            <w:r>
-              <w:rPr>
-                <w:rFonts w:hint="eastAsia" w:ascii="Times New Roman" w:hAnsi="Times New Roman" w:eastAsia="FangSong" w:cs="Times New Roman"/>
-              </w:rPr>
-              <w:t>认为是酸</w:t>
-            </w:r>
-            <w:r>
-              <w:rPr>
-                <w:rFonts w:hint="eastAsia" w:ascii="Times New Roman" w:hAnsi="Times New Roman" w:eastAsia="Times New Roman" w:cs="Times New Roman"/>
-              </w:rPr>
-              <w:t>”</w:t>
-            </w:r>
-            <w:r>
-              <w:rPr>
-                <w:rFonts w:hint="eastAsia" w:ascii="Times New Roman" w:hAnsi="Times New Roman" w:eastAsia="FangSong" w:cs="Times New Roman"/>
-              </w:rPr>
-              <w:t>腐蚀</w:t>
-            </w:r>
-            <w:r>
-              <w:rPr>
-                <w:rFonts w:hint="eastAsia" w:ascii="Times New Roman" w:hAnsi="Times New Roman" w:eastAsia="Times New Roman" w:cs="Times New Roman"/>
-              </w:rPr>
-              <w:t>”</w:t>
-            </w:r>
-            <w:r>
-              <w:rPr>
-                <w:rFonts w:hint="eastAsia" w:ascii="Times New Roman" w:hAnsi="Times New Roman" w:eastAsia="FangSong" w:cs="Times New Roman"/>
-              </w:rPr>
-              <w:t>固体</w:t>
-            </w:r>
-          </w:p>
-        </w:tc>
-        <w:tc>
-          <w:tcPr/>
-          <w:p>
-            <w:pPr>
-              <w:pStyle w:val="Compact"/>
-              <w:jc w:val="center"/>
-            </w:pPr>
-            <w:r>
-              <w:rPr>
-                <w:rFonts w:hint="eastAsia" w:ascii="Times New Roman" w:hAnsi="Times New Roman" w:eastAsia="FangSong" w:cs="Times New Roman"/>
-              </w:rPr>
-              <w:t xml:space="preserve">本质是消耗产物离子使</w:t>
-            </w:r>
-            <w:r>
-              <w:rPr>
-                <w:rFonts w:ascii="Times New Roman" w:hAnsi="Times New Roman" w:eastAsia="Times New Roman" w:cs="Times New Roman"/>
-              </w:rPr>
-              <w:t xml:space="preserve"> </w:t>
-            </w:r>
-            <m:oMath>
-              <m:r>
-                <m:t>Q</m:t>
-              </m:r>
-              <m:r>
-                <m:rPr>
-                  <m:sty m:val="p"/>
-                </m:rPr>
-                <m:t>&lt;</m:t>
-              </m:r>
-              <m:sSub>
-                <m:e>
-                  <m:r>
-                    <m:t>K</m:t>
-                  </m:r>
-                </m:e>
-                <m:sub>
-                  <m:r>
-                    <m:rPr>
-                      <m:sty m:val="p"/>
-                    </m:rPr>
-                    <m:t>s</m:t>
-                  </m:r>
-                  <m:r>
-                    <m:rPr>
-                      <m:sty m:val="p"/>
-                    </m:rPr>
-                    <m:t>p</m:t>
-                  </m:r>
-                </m:sub>
-              </m:sSub>
-            </m:oMath>
-          </w:p>
-        </w:tc>
-      </w:tr>
-      <w:tr>
-        <w:tc>
-          <w:tcPr/>
-          <w:p>
-            <w:pPr>
-              <w:pStyle w:val="Compact"/>
-              <w:jc w:val="center"/>
-            </w:pPr>
-            <w:r>
-              <w:rPr>
-                <w:rFonts w:hint="eastAsia" w:ascii="Times New Roman" w:hAnsi="Times New Roman" w:eastAsia="FangSong" w:cs="Times New Roman"/>
-              </w:rPr>
-              <w:t xml:space="preserve">沉淀转化</w:t>
-            </w:r>
-          </w:p>
-        </w:tc>
-        <w:tc>
-          <w:tcPr/>
-          <w:p>
-            <w:pPr>
-              <w:pStyle w:val="Compact"/>
-              <w:jc w:val="center"/>
-            </w:pPr>
-            <w:r>
-              <w:rPr>
-                <w:rFonts w:hint="eastAsia" w:ascii="Times New Roman" w:hAnsi="Times New Roman" w:eastAsia="FangSong" w:cs="Times New Roman"/>
-              </w:rPr>
-              <w:t>认为</w:t>
-            </w:r>
-            <w:r>
-              <w:rPr>
-                <w:rFonts w:hint="eastAsia" w:ascii="Times New Roman" w:hAnsi="Times New Roman" w:eastAsia="Times New Roman" w:cs="Times New Roman"/>
-              </w:rPr>
-              <w:t>”</w:t>
-            </w:r>
-            <w:r>
-              <w:rPr>
-                <w:rFonts w:hint="eastAsia" w:ascii="Times New Roman" w:hAnsi="Times New Roman" w:eastAsia="FangSong" w:cs="Times New Roman"/>
-              </w:rPr>
-              <w:t>更难溶</w:t>
-            </w:r>
-            <w:r>
-              <w:rPr>
-                <w:rFonts w:hint="eastAsia" w:ascii="Times New Roman" w:hAnsi="Times New Roman" w:eastAsia="Times New Roman" w:cs="Times New Roman"/>
-              </w:rPr>
-              <w:t>”</w:t>
-            </w:r>
-            <w:r>
-              <w:rPr>
-                <w:rFonts w:hint="eastAsia" w:ascii="Times New Roman" w:hAnsi="Times New Roman" w:eastAsia="FangSong" w:cs="Times New Roman"/>
-              </w:rPr>
-              <w:t>就意味着完全转化</w:t>
-            </w:r>
-          </w:p>
-        </w:tc>
-        <w:tc>
-          <w:tcPr/>
-          <w:p>
-            <w:pPr>
-              <w:pStyle w:val="Compact"/>
-              <w:jc w:val="center"/>
-            </w:pPr>
-            <m:oMath>
-              <m:r>
-                <m:t>K</m:t>
-              </m:r>
-            </m:oMath>
-            <w:r>
-              <w:rPr>
-                <w:rFonts w:ascii="Times New Roman" w:hAnsi="Times New Roman" w:eastAsia="Times New Roman" w:cs="Times New Roman"/>
-              </w:rPr>
-              <w:t xml:space="preserve"> </w:t>
-            </w:r>
-            <w:r>
-              <w:rPr>
-                <w:rFonts w:hint="eastAsia" w:ascii="Times New Roman" w:hAnsi="Times New Roman" w:eastAsia="FangSong" w:cs="Times New Roman"/>
-              </w:rPr>
-              <w:t xml:space="preserve">接近</w:t>
-            </w:r>
-            <w:r>
-              <w:rPr>
-                <w:rFonts w:ascii="Times New Roman" w:hAnsi="Times New Roman" w:eastAsia="Times New Roman" w:cs="Times New Roman"/>
-              </w:rPr>
-              <w:t xml:space="preserve"> 1 </w:t>
-            </w:r>
-            <w:r>
-              <w:rPr>
-                <w:rFonts w:hint="eastAsia" w:ascii="Times New Roman" w:hAnsi="Times New Roman" w:eastAsia="FangSong" w:cs="Times New Roman"/>
-              </w:rPr>
-              <w:t>时转化不完全</w:t>
-            </w:r>
-            <w:r>
-              <w:rPr>
-                <w:rFonts w:hint="eastAsia" w:ascii="Times New Roman" w:hAnsi="Times New Roman" w:eastAsia="Times New Roman" w:cs="Times New Roman"/>
-              </w:rPr>
-              <w:t>，</w:t>
-            </w:r>
-            <w:r>
-              <w:rPr>
-                <w:rFonts w:hint="eastAsia" w:ascii="Times New Roman" w:hAnsi="Times New Roman" w:eastAsia="FangSong" w:cs="Times New Roman"/>
-              </w:rPr>
-              <w:t>需浓度控制</w:t>
-            </w:r>
-          </w:p>
-        </w:tc>
-      </w:tr>
-      <w:tr>
-        <w:tc>
-          <w:tcPr/>
-          <w:p>
-            <w:pPr>
-              <w:pStyle w:val="Compact"/>
-              <w:jc w:val="center"/>
-            </w:pPr>
-            <w:r>
-              <w:rPr>
-                <w:rFonts w:hint="eastAsia" w:ascii="Times New Roman" w:hAnsi="Times New Roman" w:eastAsia="FangSong" w:cs="Times New Roman"/>
-              </w:rPr>
-              <w:t xml:space="preserve">分步沉淀</w:t>
-            </w:r>
-          </w:p>
-        </w:tc>
-        <w:tc>
-          <w:tcPr/>
-          <w:p>
-            <w:pPr>
-              <w:pStyle w:val="Compact"/>
-              <w:jc w:val="center"/>
-            </w:pPr>
-            <w:r>
-              <w:rPr>
-                <w:rFonts w:hint="eastAsia" w:ascii="Times New Roman" w:hAnsi="Times New Roman" w:eastAsia="FangSong" w:cs="Times New Roman"/>
-              </w:rPr>
-              <w:t xml:space="preserve">直接按</w:t>
-            </w:r>
-            <w:r>
-              <w:rPr>
-                <w:rFonts w:ascii="Times New Roman" w:hAnsi="Times New Roman" w:eastAsia="Times New Roman" w:cs="Times New Roman"/>
-              </w:rPr>
-              <w:t xml:space="preserve"> </w:t>
-            </w:r>
-            <m:oMath>
-              <m:sSub>
-                <m:e>
-                  <m:r>
-                    <m:t>K</m:t>
-                  </m:r>
-                </m:e>
-                <m:sub>
-                  <m:r>
-                    <m:rPr>
-                      <m:sty m:val="p"/>
-                    </m:rPr>
-                    <m:t>s</m:t>
-                  </m:r>
-                  <m:r>
-                    <m:rPr>
-                      <m:sty m:val="p"/>
-                    </m:rPr>
-                    <m:t>p</m:t>
-                  </m:r>
-                </m:sub>
-              </m:sSub>
-            </m:oMath>
-            <w:r>
-              <w:rPr>
-                <w:rFonts w:ascii="Times New Roman" w:hAnsi="Times New Roman" w:eastAsia="Times New Roman" w:cs="Times New Roman"/>
-              </w:rPr>
-              <w:t xml:space="preserve"> </w:t>
-            </w:r>
-            <w:r>
-              <w:rPr>
-                <w:rFonts w:hint="eastAsia" w:ascii="Times New Roman" w:hAnsi="Times New Roman" w:eastAsia="FangSong" w:cs="Times New Roman"/>
-              </w:rPr>
-              <w:t xml:space="preserve">大小排序</w:t>
-            </w:r>
-          </w:p>
-        </w:tc>
-        <w:tc>
-          <w:tcPr/>
-          <w:p>
-            <w:pPr>
-              <w:pStyle w:val="Compact"/>
-              <w:jc w:val="center"/>
-            </w:pPr>
-            <w:r>
-              <w:rPr>
-                <w:rFonts w:hint="eastAsia" w:ascii="Times New Roman" w:hAnsi="Times New Roman" w:eastAsia="FangSong" w:cs="Times New Roman"/>
-              </w:rPr>
-              <w:t>应比较</w:t>
-            </w:r>
-            <w:r>
-              <w:rPr>
-                <w:rFonts w:hint="eastAsia" w:ascii="Times New Roman" w:hAnsi="Times New Roman" w:eastAsia="Times New Roman" w:cs="Times New Roman"/>
-              </w:rPr>
-              <w:t>”</w:t>
-            </w:r>
-            <w:r>
-              <w:rPr>
-                <w:rFonts w:hint="eastAsia" w:ascii="Times New Roman" w:hAnsi="Times New Roman" w:eastAsia="FangSong" w:cs="Times New Roman"/>
-              </w:rPr>
-              <w:t>开始沉淀所需试剂离子浓度</w:t>
-            </w:r>
-            <w:r>
-              <w:rPr>
-                <w:rFonts w:hint="eastAsia" w:ascii="Times New Roman" w:hAnsi="Times New Roman" w:eastAsia="Times New Roman" w:cs="Times New Roman"/>
-              </w:rPr>
-              <w:t>”</w:t>
-            </w:r>
-          </w:p>
-        </w:tc>
-      </w:tr>
-      <w:tr>
-        <w:tc>
-          <w:tcPr/>
-          <w:p>
-            <w:pPr>
-              <w:pStyle w:val="Compact"/>
-              <w:jc w:val="center"/>
-            </w:pPr>
-            <w:r>
-              <w:rPr>
-                <w:rFonts w:hint="eastAsia" w:ascii="Times New Roman" w:hAnsi="Times New Roman" w:eastAsia="FangSong" w:cs="Times New Roman"/>
-              </w:rPr>
-              <w:t xml:space="preserve">沉淀剂用量</w:t>
-            </w:r>
-          </w:p>
-        </w:tc>
-        <w:tc>
-          <w:tcPr/>
-          <w:p>
-            <w:pPr>
-              <w:pStyle w:val="Compact"/>
-              <w:jc w:val="center"/>
-            </w:pPr>
-            <w:r>
-              <w:rPr>
-                <w:rFonts w:hint="eastAsia" w:ascii="Times New Roman" w:hAnsi="Times New Roman" w:eastAsia="FangSong" w:cs="Times New Roman"/>
-              </w:rPr>
-              <w:t xml:space="preserve">认为越多越好</w:t>
-            </w:r>
-          </w:p>
-        </w:tc>
-        <w:tc>
-          <w:tcPr/>
-          <w:p>
-            <w:pPr>
-              <w:pStyle w:val="Compact"/>
-              <w:jc w:val="center"/>
-            </w:pPr>
-            <w:r>
-              <w:rPr>
-                <w:rFonts w:hint="eastAsia" w:ascii="Times New Roman" w:hAnsi="Times New Roman" w:eastAsia="FangSong" w:cs="Times New Roman"/>
-              </w:rPr>
-              <w:t>过量可能引起配位溶解或盐效应</w:t>
-            </w:r>
-            <w:r>
-              <w:rPr>
-                <w:rFonts w:hint="eastAsia" w:ascii="Times New Roman" w:hAnsi="Times New Roman" w:eastAsia="Times New Roman" w:cs="Times New Roman"/>
-              </w:rPr>
-              <w:t>，</w:t>
-            </w:r>
-            <w:r>
-              <w:rPr>
-                <w:rFonts w:hint="eastAsia" w:ascii="Times New Roman" w:hAnsi="Times New Roman" w:eastAsia="FangSong" w:cs="Times New Roman"/>
-              </w:rPr>
-              <w:t>反而增大溶解度</w:t>
-            </w:r>
-          </w:p>
-        </w:tc>
-      </w:tr>
-      <w:tr>
-        <w:tc>
-          <w:tcPr/>
-          <w:p>
-            <w:pPr>
-              <w:pStyle w:val="Compact"/>
-              <w:jc w:val="center"/>
-            </w:pPr>
-            <w:r>
-              <w:rPr>
-                <w:rFonts w:hint="eastAsia" w:ascii="Times New Roman" w:hAnsi="Times New Roman" w:eastAsia="FangSong" w:cs="Times New Roman"/>
-              </w:rPr>
-              <w:t xml:space="preserve">盐效应</w:t>
-            </w:r>
-          </w:p>
-        </w:tc>
-        <w:tc>
-          <w:tcPr/>
-          <w:p>
-            <w:pPr>
-              <w:pStyle w:val="Compact"/>
-              <w:jc w:val="center"/>
-            </w:pPr>
-            <w:r>
-              <w:rPr>
-                <w:rFonts w:hint="eastAsia" w:ascii="Times New Roman" w:hAnsi="Times New Roman" w:eastAsia="FangSong" w:cs="Times New Roman"/>
-              </w:rPr>
-              <w:t xml:space="preserve">忽略离子强度的影响</w:t>
-            </w:r>
-          </w:p>
-        </w:tc>
-        <w:tc>
-          <w:tcPr/>
-          <w:p>
-            <w:pPr>
-              <w:pStyle w:val="Compact"/>
-              <w:jc w:val="center"/>
-            </w:pPr>
-            <w:r>
-              <w:rPr>
-                <w:rFonts w:hint="eastAsia" w:ascii="Times New Roman" w:hAnsi="Times New Roman" w:eastAsia="FangSong" w:cs="Times New Roman"/>
-              </w:rPr>
-              <w:t>严格式用活度</w:t>
-            </w:r>
-            <w:r>
-              <w:rPr>
-                <w:rFonts w:hint="eastAsia" w:ascii="Times New Roman" w:hAnsi="Times New Roman" w:eastAsia="Times New Roman" w:cs="Times New Roman"/>
-              </w:rPr>
-              <w:t>；</w:t>
-            </w:r>
-            <w:r>
-              <w:rPr>
-                <w:rFonts w:hint="eastAsia" w:ascii="Times New Roman" w:hAnsi="Times New Roman" w:eastAsia="FangSong" w:cs="Times New Roman"/>
-              </w:rPr>
-              <w:t>高浓度电解质中表观溶解度会略增</w:t>
-            </w:r>
-          </w:p>
-        </w:tc>
-      </w:tr>
-      <w:tr>
-        <w:tc>
-          <w:tcPr/>
-          <w:p>
-            <w:pPr>
-              <w:pStyle w:val="Compact"/>
-              <w:jc w:val="center"/>
-            </w:pPr>
-            <w:r>
-              <w:rPr>
-                <w:rFonts w:hint="eastAsia" w:ascii="Times New Roman" w:hAnsi="Times New Roman" w:eastAsia="FangSong" w:cs="Times New Roman"/>
-              </w:rPr>
-              <w:t xml:space="preserve">适用范围</w:t>
-            </w:r>
-          </w:p>
-        </w:tc>
-        <w:tc>
-          <w:tcPr/>
-          <w:p>
-            <w:pPr>
-              <w:pStyle w:val="Compact"/>
-              <w:jc w:val="center"/>
-            </w:pPr>
-            <w:r>
-              <w:rPr>
-                <w:rFonts w:hint="eastAsia" w:ascii="Times New Roman" w:hAnsi="Times New Roman" w:eastAsia="FangSong" w:cs="Times New Roman"/>
-              </w:rPr>
-              <w:t xml:space="preserve">认为所有盐都有</w:t>
-            </w:r>
-            <w:r>
-              <w:rPr>
-                <w:rFonts w:ascii="Times New Roman" w:hAnsi="Times New Roman" w:eastAsia="Times New Roman" w:cs="Times New Roman"/>
-              </w:rPr>
-              <w:t xml:space="preserve"> </w:t>
-            </w:r>
-            <m:oMath>
-              <m:sSub>
-                <m:e>
-                  <m:r>
-                    <m:t>K</m:t>
-                  </m:r>
-                </m:e>
-                <m:sub>
-                  <m:r>
-                    <m:rPr>
-                      <m:sty m:val="p"/>
-                    </m:rPr>
-                    <m:t>s</m:t>
-                  </m:r>
-                  <m:r>
-                    <m:rPr>
-                      <m:sty m:val="p"/>
-                    </m:rPr>
-                    <m:t>p</m:t>
-                  </m:r>
-                </m:sub>
-              </m:sSub>
-            </m:oMath>
-          </w:p>
-        </w:tc>
-        <w:tc>
-          <w:tcPr/>
-          <w:p>
-            <w:pPr>
-              <w:pStyle w:val="Compact"/>
-              <w:jc w:val="center"/>
-            </w:pPr>
-            <w:r>
-              <w:rPr>
-                <w:rFonts w:hint="eastAsia" w:ascii="Times New Roman" w:hAnsi="Times New Roman" w:eastAsia="FangSong" w:cs="Times New Roman"/>
-              </w:rPr>
-              <w:t>只有难溶电解质才有</w:t>
-            </w:r>
-            <w:r>
-              <w:rPr>
-                <w:rFonts w:hint="eastAsia" w:ascii="Times New Roman" w:hAnsi="Times New Roman" w:eastAsia="Times New Roman" w:cs="Times New Roman"/>
-              </w:rPr>
-              <w:t>；</w:t>
-            </w:r>
-            <w:r>
-              <w:rPr>
-                <w:rFonts w:hint="eastAsia" w:ascii="Times New Roman" w:hAnsi="Times New Roman" w:eastAsia="FangSong" w:cs="Times New Roman"/>
-              </w:rPr>
-              <w:t>易溶盐用溶解度描述</w:t>
-            </w:r>
-          </w:p>
-        </w:tc>
-      </w:tr>
-    </w:tbl>
-    <w:p>
-      <w:pPr>
-        <w:spacing w:before="160" w:after="80"/>
-      </w:pPr>
-      <w:r>
-        <w:pict>
-          <v:rect style="width:0;height:1.5pt" o:hralign="center" o:hrstd="t" o:hr="t"/>
-        </w:pict>
-      </w:r>
-    </w:p>
-    <w:bookmarkEnd w:id="45"/>
-    <w:bookmarkStart w:id="48" w:name="核心公式与解题流程速查"/>
+    <w:bookmarkStart w:id="46" w:name="核心公式与解题流程速查"/>
     <w:p>
       <w:pPr>
         <w:pStyle w:val="Heading2"/>
@@ -28799,7 +25983,7 @@
         <w:rPr>
           <w:rFonts w:ascii="Times New Roman" w:hAnsi="Times New Roman" w:eastAsia="Times New Roman" w:cs="Times New Roman"/>
         </w:rPr>
-        <w:t xml:space="preserve">§8 </w:t>
+        <w:t xml:space="preserve">§7 </w:t>
       </w:r>
       <w:r>
         <w:rPr>
@@ -28808,7 +25992,7 @@
         <w:t xml:space="preserve">核心公式与解题流程速查</w:t>
       </w:r>
     </w:p>
-    <w:bookmarkStart w:id="46" w:name="核心公式速查"/>
+    <w:bookmarkStart w:id="44" w:name="核心公式速查"/>
     <w:p>
       <w:pPr>
         <w:pStyle w:val="Heading3"/>
@@ -28818,7 +26002,7 @@
         <w:rPr>
           <w:rFonts w:ascii="Times New Roman" w:hAnsi="Times New Roman" w:eastAsia="Times New Roman" w:cs="Times New Roman"/>
         </w:rPr>
-        <w:t xml:space="preserve">8.1 </w:t>
+        <w:t xml:space="preserve">7.1 </w:t>
       </w:r>
       <w:r>
         <w:rPr>
@@ -30539,8 +27723,8 @@
         </w:tc>
       </w:tr>
     </w:tbl>
-    <w:bookmarkEnd w:id="46"/>
-    <w:bookmarkStart w:id="47" w:name="解题流程"/>
+    <w:bookmarkEnd w:id="44"/>
+    <w:bookmarkStart w:id="45" w:name="解题流程"/>
     <w:p>
       <w:pPr>
         <w:pStyle w:val="Heading3"/>
@@ -30550,7 +27734,7 @@
         <w:rPr>
           <w:rFonts w:ascii="Times New Roman" w:hAnsi="Times New Roman" w:eastAsia="Times New Roman" w:cs="Times New Roman"/>
         </w:rPr>
-        <w:t xml:space="preserve">8.2 </w:t>
+        <w:t xml:space="preserve">7.2 </w:t>
       </w:r>
       <w:r>
         <w:rPr>
@@ -31061,9 +28245,9 @@
         </w:pict>
       </w:r>
     </w:p>
-    <w:bookmarkEnd w:id="47"/>
-    <w:bookmarkEnd w:id="48"/>
-    <w:bookmarkStart w:id="49" w:name="竞赛思考强化题与微观机理精解"/>
+    <w:bookmarkEnd w:id="45"/>
+    <w:bookmarkEnd w:id="46"/>
+    <w:bookmarkStart w:id="47" w:name="课后习题"/>
     <w:p>
       <w:pPr>
         <w:pStyle w:val="Heading2"/>
@@ -31073,233 +28257,18 @@
         <w:rPr>
           <w:rFonts w:ascii="Times New Roman" w:hAnsi="Times New Roman" w:eastAsia="Times New Roman" w:cs="Times New Roman"/>
         </w:rPr>
-        <w:t xml:space="preserve">§9 </w:t>
+        <w:t xml:space="preserve">§8 </w:t>
       </w:r>
       <w:r>
         <w:rPr>
           <w:rFonts w:hint="eastAsia" w:ascii="Times New Roman" w:hAnsi="Times New Roman" w:eastAsia="SimHei" w:cs="Times New Roman"/>
         </w:rPr>
-        <w:t xml:space="preserve">竞赛思考强化题与微观机理精解</w:t>
+        <w:t xml:space="preserve">课后习题</w:t>
       </w:r>
     </w:p>
     <w:p>
       <w:pPr>
         <w:pStyle w:val="FirstParagraph"/>
-        <w:ind w:firstLine="420"/>
-      </w:pPr>
-      <w:r>
-        <w:rPr>
-          <w:rFonts w:hint="eastAsia" w:ascii="Times New Roman" w:hAnsi="Times New Roman" w:eastAsia="FangSong" w:cs="Times New Roman"/>
-        </w:rPr>
-        <w:t>本组题目全部取自题库</w:t>
-      </w:r>
-      <w:r>
-        <w:rPr>
-          <w:rFonts w:hint="eastAsia" w:ascii="Times New Roman" w:hAnsi="Times New Roman" w:eastAsia="Times New Roman" w:cs="Times New Roman"/>
-        </w:rPr>
-        <w:t>（</w:t>
-      </w:r>
-      <w:r>
-        <w:rPr>
-          <w:rFonts w:hint="eastAsia" w:ascii="Times New Roman" w:hAnsi="Times New Roman" w:eastAsia="FangSong" w:cs="Times New Roman"/>
-        </w:rPr>
-        <w:t>北大</w:t>
-      </w:r>
-      <w:r>
-        <w:rPr>
-          <w:rFonts w:hint="eastAsia" w:ascii="Times New Roman" w:hAnsi="Times New Roman" w:eastAsia="Times New Roman" w:cs="Times New Roman"/>
-        </w:rPr>
-        <w:t>《</w:t>
-      </w:r>
-      <w:r>
-        <w:rPr>
-          <w:rFonts w:hint="eastAsia" w:ascii="Times New Roman" w:hAnsi="Times New Roman" w:eastAsia="FangSong" w:cs="Times New Roman"/>
-        </w:rPr>
-        <w:t>普通化学原理</w:t>
-      </w:r>
-      <w:r>
-        <w:rPr>
-          <w:rFonts w:hint="eastAsia" w:ascii="Times New Roman" w:hAnsi="Times New Roman" w:eastAsia="Times New Roman" w:cs="Times New Roman"/>
-        </w:rPr>
-        <w:t>》</w:t>
-      </w:r>
-      <w:r>
-        <w:rPr>
-          <w:rFonts w:hint="eastAsia" w:ascii="Times New Roman" w:hAnsi="Times New Roman" w:eastAsia="FangSong" w:cs="Times New Roman"/>
-        </w:rPr>
-        <w:t>第</w:t>
-      </w:r>
-      <w:r>
-        <w:rPr>
-          <w:rFonts w:ascii="Times New Roman" w:hAnsi="Times New Roman" w:eastAsia="Times New Roman" w:cs="Times New Roman"/>
-        </w:rPr>
-        <w:t xml:space="preserve"> 4 </w:t>
-      </w:r>
-      <w:r>
-        <w:rPr>
-          <w:rFonts w:hint="eastAsia" w:ascii="Times New Roman" w:hAnsi="Times New Roman" w:eastAsia="FangSong" w:cs="Times New Roman"/>
-        </w:rPr>
-        <w:t xml:space="preserve">版习题第</w:t>
-      </w:r>
-      <w:r>
-        <w:rPr>
-          <w:rFonts w:ascii="Times New Roman" w:hAnsi="Times New Roman" w:eastAsia="Times New Roman" w:cs="Times New Roman"/>
-        </w:rPr>
-        <w:t xml:space="preserve"> 9 </w:t>
-      </w:r>
-      <w:r>
-        <w:rPr>
-          <w:rFonts w:hint="eastAsia" w:ascii="Times New Roman" w:hAnsi="Times New Roman" w:eastAsia="FangSong" w:cs="Times New Roman"/>
-        </w:rPr>
-        <w:t>章</w:t>
-      </w:r>
-      <w:r>
-        <w:rPr>
-          <w:rFonts w:hint="eastAsia" w:ascii="Times New Roman" w:hAnsi="Times New Roman" w:eastAsia="Times New Roman" w:cs="Times New Roman"/>
-        </w:rPr>
-        <w:t>），</w:t>
-      </w:r>
-      <w:r>
-        <w:rPr>
-          <w:rFonts w:hint="eastAsia" w:ascii="Times New Roman" w:hAnsi="Times New Roman" w:eastAsia="FangSong" w:cs="Times New Roman"/>
-        </w:rPr>
-        <w:t>按题源顺序编排</w:t>
-      </w:r>
-      <w:r>
-        <w:rPr>
-          <w:rFonts w:hint="eastAsia" w:ascii="Times New Roman" w:hAnsi="Times New Roman" w:eastAsia="Times New Roman" w:cs="Times New Roman"/>
-        </w:rPr>
-        <w:t>，</w:t>
-      </w:r>
-      <w:r>
-        <w:rPr>
-          <w:rFonts w:hint="eastAsia" w:ascii="Times New Roman" w:hAnsi="Times New Roman" w:eastAsia="FangSong" w:cs="Times New Roman"/>
-        </w:rPr>
-        <w:t>覆盖</w:t>
-      </w:r>
-      <w:r>
-        <w:rPr>
-          <w:rFonts w:ascii="Times New Roman" w:hAnsi="Times New Roman" w:eastAsia="Times New Roman" w:cs="Times New Roman"/>
-        </w:rPr>
-        <w:t xml:space="preserve"> </w:t>
-      </w:r>
-      <m:oMath>
-        <m:sSub>
-          <m:e>
-            <m:r>
-              <m:t>K</m:t>
-            </m:r>
-          </m:e>
-          <m:sub>
-            <m:r>
-              <m:rPr>
-                <m:sty m:val="p"/>
-              </m:rPr>
-              <m:t>s</m:t>
-            </m:r>
-            <m:r>
-              <m:rPr>
-                <m:sty m:val="p"/>
-              </m:rPr>
-              <m:t>p</m:t>
-            </m:r>
-          </m:sub>
-        </m:sSub>
-      </m:oMath>
-      <w:r>
-        <w:rPr>
-          <w:rFonts w:ascii="Times New Roman" w:hAnsi="Times New Roman" w:eastAsia="Times New Roman" w:cs="Times New Roman"/>
-        </w:rPr>
-        <w:t xml:space="preserve"> </w:t>
-      </w:r>
-      <w:r>
-        <w:rPr>
-          <w:rFonts w:hint="eastAsia" w:ascii="Times New Roman" w:hAnsi="Times New Roman" w:eastAsia="FangSong" w:cs="Times New Roman"/>
-        </w:rPr>
-        <w:t>的求算与换算</w:t>
-      </w:r>
-      <w:r>
-        <w:rPr>
-          <w:rFonts w:hint="eastAsia" w:ascii="Times New Roman" w:hAnsi="Times New Roman" w:eastAsia="Times New Roman" w:cs="Times New Roman"/>
-        </w:rPr>
-        <w:t>、</w:t>
-      </w:r>
-      <w:r>
-        <w:rPr>
-          <w:rFonts w:hint="eastAsia" w:ascii="Times New Roman" w:hAnsi="Times New Roman" w:eastAsia="FangSong" w:cs="Times New Roman"/>
-        </w:rPr>
-        <w:t>溶度积规则</w:t>
-      </w:r>
-      <w:r>
-        <w:rPr>
-          <w:rFonts w:hint="eastAsia" w:ascii="Times New Roman" w:hAnsi="Times New Roman" w:eastAsia="Times New Roman" w:cs="Times New Roman"/>
-        </w:rPr>
-        <w:t>、</w:t>
-      </w:r>
-      <w:r>
-        <w:rPr>
-          <w:rFonts w:hint="eastAsia" w:ascii="Times New Roman" w:hAnsi="Times New Roman" w:eastAsia="FangSong" w:cs="Times New Roman"/>
-        </w:rPr>
-        <w:t>同离子效应</w:t>
-      </w:r>
-      <w:r>
-        <w:rPr>
-          <w:rFonts w:hint="eastAsia" w:ascii="Times New Roman" w:hAnsi="Times New Roman" w:eastAsia="Times New Roman" w:cs="Times New Roman"/>
-        </w:rPr>
-        <w:t>、</w:t>
-      </w:r>
-      <w:r>
-        <w:rPr>
-          <w:rFonts w:hint="eastAsia" w:ascii="Times New Roman" w:hAnsi="Times New Roman" w:eastAsia="FangSong" w:cs="Times New Roman"/>
-        </w:rPr>
-        <w:t>酸溶与多重平衡耦合</w:t>
-      </w:r>
-      <w:r>
-        <w:rPr>
-          <w:rFonts w:hint="eastAsia" w:ascii="Times New Roman" w:hAnsi="Times New Roman" w:eastAsia="Times New Roman" w:cs="Times New Roman"/>
-        </w:rPr>
-        <w:t>、</w:t>
-      </w:r>
-      <w:r>
-        <w:rPr>
-          <w:rFonts w:hint="eastAsia" w:ascii="Times New Roman" w:hAnsi="Times New Roman" w:eastAsia="FangSong" w:cs="Times New Roman"/>
-        </w:rPr>
-        <w:t>沉淀转化</w:t>
-      </w:r>
-      <w:r>
-        <w:rPr>
-          <w:rFonts w:hint="eastAsia" w:ascii="Times New Roman" w:hAnsi="Times New Roman" w:eastAsia="Times New Roman" w:cs="Times New Roman"/>
-        </w:rPr>
-        <w:t>、</w:t>
-      </w:r>
-      <w:r>
-        <w:rPr>
-          <w:rFonts w:hint="eastAsia" w:ascii="Times New Roman" w:hAnsi="Times New Roman" w:eastAsia="FangSong" w:cs="Times New Roman"/>
-        </w:rPr>
-        <w:t>分步沉淀与</w:t>
-      </w:r>
-      <w:r>
-        <w:rPr>
-          <w:rFonts w:ascii="Times New Roman" w:hAnsi="Times New Roman" w:eastAsia="Times New Roman" w:cs="Times New Roman"/>
-        </w:rPr>
-        <w:t xml:space="preserve"> pH </w:t>
-      </w:r>
-      <w:r>
-        <w:rPr>
-          <w:rFonts w:hint="eastAsia" w:ascii="Times New Roman" w:hAnsi="Times New Roman" w:eastAsia="FangSong" w:cs="Times New Roman"/>
-        </w:rPr>
-        <w:t>控制分离等本讲全部考点</w:t>
-      </w:r>
-      <w:r>
-        <w:rPr>
-          <w:rFonts w:hint="eastAsia" w:ascii="Times New Roman" w:hAnsi="Times New Roman" w:eastAsia="Times New Roman" w:cs="Times New Roman"/>
-        </w:rPr>
-        <w:t>。</w:t>
-      </w:r>
-    </w:p>
-    <w:p>
-      <w:pPr>
-        <w:pStyle w:val="BodyText"/>
         <w:ind w:firstLine="420"/>
       </w:pPr>
       <w:r>
@@ -43957,7 +40926,7 @@
         <w:pStyle w:val="BodyText"/>
       </w:pPr>
     </w:p>
-    <w:bookmarkEnd w:id="49"/>
+    <w:bookmarkEnd w:id="47"/>
     <w:sectPr>
       <w:footerReference w:type="default" r:id="rId9"/>
       <w:footnotePr>

--- a/06-学生侧材料/讲义/学生专用版/3-物理化学/沉淀溶解平衡-超级充实版（学生专用版）.docx
+++ b/06-学生侧材料/讲义/学生专用版/3-物理化学/沉淀溶解平衡-超级充实版（学生专用版）.docx
@@ -19274,6 +19274,7 @@
     <w:p>
       <w:pPr>
         <w:pStyle w:val="FirstParagraph"/>
+        <w:spacing w:after="80"/>
         <w:ind w:firstLine="420"/>
       </w:pPr>
       <w:r>
@@ -19342,122 +19343,164 @@
         <w:t>。</w:t>
       </w:r>
     </w:p>
+    <w:tbl>
+      <w:tblPr>
+        <w:tblStyle w:val="Table"/>
+        <w:tblW w:type="pct" w:w="5000"/>
+        <w:tblLayout w:type="fixed"/>
+        <w:tblLook w:firstRow="1" w:lastRow="0" w:firstColumn="0" w:lastColumn="0" w:noHBand="0" w:noVBand="0" w:val="0020"/>
+        <w:jc w:val="center"/>
+        <w:tblBorders>
+          <w:top w:val="single" w:sz="12" w:space="0" w:color="333333"/>
+          <w:bottom w:val="single" w:sz="12" w:space="0" w:color="333333"/>
+          <w:left w:val="none"/>
+          <w:right w:val="none"/>
+          <w:insideH w:val="none"/>
+          <w:insideV w:val="none"/>
+        </w:tblBorders>
+      </w:tblPr>
+      <w:tblGrid>
+        <w:gridCol w:w="7920"/>
+      </w:tblGrid>
+      <w:tr>
+        <w:trPr>
+          <w:tblHeader w:val="on"/>
+        </w:trPr>
+        <w:tc>
+          <w:tcPr>
+            <w:tcBorders>
+              <w:bottom w:val="single" w:sz="6" w:space="0" w:color="333333"/>
+            </w:tcBorders>
+          </w:tcPr>
+          <w:p>
+            <w:pPr>
+              <w:pStyle w:val="Compact"/>
+              <w:jc w:val="center"/>
+            </w:pPr>
+            <w:r>
+              <w:rPr>
+                <w:rFonts w:hint="eastAsia" w:ascii="Times New Roman" w:hAnsi="Times New Roman" w:eastAsia="SimHei" w:cs="Times New Roman"/>
+                <w:b/>
+              </w:rPr>
+              <w:t xml:space="preserve">常见难溶金属硫化物</w:t>
+            </w:r>
+          </w:p>
+        </w:tc>
+      </w:tr>
+      <w:tr>
+        <w:tc>
+          <w:tcPr/>
+          <w:p>
+            <w:pPr>
+              <w:pStyle w:val="Compact"/>
+              <w:jc w:val="center"/>
+            </w:pPr>
+            <w:r>
+              <w:rPr>
+                <w:rFonts w:ascii="Times New Roman" w:hAnsi="Times New Roman" w:eastAsia="Times New Roman" w:cs="Times New Roman"/>
+              </w:rPr>
+              <w:drawing>
+                <wp:inline>
+                  <wp:extent cx="2667000" cy="580930"/>
+                  <wp:effectExtent b="0" l="0" r="0" t="0"/>
+                  <wp:docPr descr="" title="" id="29" name="Picture"/>
+                  <a:graphic>
+                    <a:graphicData uri="http://schemas.openxmlformats.org/drawingml/2006/picture">
+                      <pic:pic>
+                        <pic:nvPicPr>
+                          <pic:cNvPr descr="55e006f2eae54c23322f6677aef4040f47532e7d74ecef95cec75ed731d94245.jpg" id="30" name="Picture"/>
+                          <pic:cNvPicPr>
+                            <a:picLocks noChangeArrowheads="1" noChangeAspect="1"/>
+                          </pic:cNvPicPr>
+                        </pic:nvPicPr>
+                        <pic:blipFill>
+                          <a:blip r:embed="rId28"/>
+                          <a:stretch>
+                            <a:fillRect/>
+                          </a:stretch>
+                        </pic:blipFill>
+                        <pic:spPr bwMode="auto">
+                          <a:xfrm>
+                            <a:off x="0" y="0"/>
+                            <a:ext cx="2667000" cy="580930"/>
+                          </a:xfrm>
+                          <a:prstGeom prst="rect">
+                            <a:avLst/>
+                          </a:prstGeom>
+                          <a:noFill/>
+                          <a:ln w="9525">
+                            <a:noFill/>
+                            <a:headEnd/>
+                            <a:tailEnd/>
+                          </a:ln>
+                        </pic:spPr>
+                      </pic:pic>
+                    </a:graphicData>
+                  </a:graphic>
+                </wp:inline>
+              </w:drawing>
+            </w:r>
+          </w:p>
+        </w:tc>
+      </w:tr>
+      <w:tr>
+        <w:tc>
+          <w:tcPr/>
+          <w:p>
+            <w:pPr>
+              <w:pStyle w:val="Compact"/>
+              <w:jc w:val="center"/>
+            </w:pPr>
+            <w:r>
+              <w:rPr>
+                <w:rFonts w:ascii="Times New Roman" w:hAnsi="Times New Roman" w:eastAsia="Times New Roman" w:cs="Times New Roman"/>
+              </w:rPr>
+              <w:t xml:space="preserve">&gt; </w:t>
+            </w:r>
+            <w:r>
+              <w:rPr>
+                <w:rFonts w:hint="eastAsia" w:ascii="Times New Roman" w:hAnsi="Times New Roman" w:eastAsia="FangSong" w:cs="Times New Roman"/>
+              </w:rPr>
+              <w:t xml:space="preserve">图</w:t>
+            </w:r>
+            <w:r>
+              <w:rPr>
+                <w:rFonts w:ascii="Times New Roman" w:hAnsi="Times New Roman" w:eastAsia="Times New Roman" w:cs="Times New Roman"/>
+              </w:rPr>
+              <w:t xml:space="preserve"> </w:t>
+            </w:r>
+            <w:r>
+              <w:rPr>
+                <w:rFonts w:hint="eastAsia" w:ascii="Times New Roman" w:hAnsi="Times New Roman" w:eastAsia="Times New Roman" w:cs="Times New Roman"/>
+              </w:rPr>
+              <w:t>9-1：</w:t>
+            </w:r>
+            <w:r>
+              <w:rPr>
+                <w:rFonts w:hint="eastAsia" w:ascii="Times New Roman" w:hAnsi="Times New Roman" w:eastAsia="FangSong" w:cs="Times New Roman"/>
+              </w:rPr>
+              <w:t>常见难溶金属硫化物的颜色</w:t>
+            </w:r>
+            <w:r>
+              <w:rPr>
+                <w:rFonts w:hint="eastAsia" w:ascii="Times New Roman" w:hAnsi="Times New Roman" w:eastAsia="Times New Roman" w:cs="Times New Roman"/>
+              </w:rPr>
+              <w:t>、</w:t>
+            </w:r>
+            <w:r>
+              <w:rPr>
+                <w:rFonts w:hint="eastAsia" w:ascii="Times New Roman" w:hAnsi="Times New Roman" w:eastAsia="FangSong" w:cs="Times New Roman"/>
+              </w:rPr>
+              <w:t>溶度积常数与溶解所需酸的对照表</w:t>
+            </w:r>
+          </w:p>
+        </w:tc>
+      </w:tr>
+    </w:tbl>
     <w:p>
       <w:pPr>
         <w:pStyle w:val="BodyText"/>
-        <w:spacing w:before="160" w:after="80"/>
-        <w:jc w:val="center"/>
-      </w:pPr>
-      <w:r>
-        <w:rPr>
-          <w:rFonts w:ascii="Times New Roman" w:hAnsi="Times New Roman" w:eastAsia="Times New Roman" w:cs="Times New Roman"/>
-        </w:rPr>
-        <w:drawing>
-          <wp:inline>
-            <wp:extent cx="2667000" cy="580930"/>
-            <wp:effectExtent b="0" l="0" r="0" t="0"/>
-            <wp:docPr descr="" title="" id="29" name="Picture"/>
-            <a:graphic>
-              <a:graphicData uri="http://schemas.openxmlformats.org/drawingml/2006/picture">
-                <pic:pic>
-                  <pic:nvPicPr>
-                    <pic:cNvPr descr="55e006f2eae54c23322f6677aef4040f47532e7d74ecef95cec75ed731d94245.jpg" id="30" name="Picture"/>
-                    <pic:cNvPicPr>
-                      <a:picLocks noChangeArrowheads="1" noChangeAspect="1"/>
-                    </pic:cNvPicPr>
-                  </pic:nvPicPr>
-                  <pic:blipFill>
-                    <a:blip r:embed="rId28"/>
-                    <a:stretch>
-                      <a:fillRect/>
-                    </a:stretch>
-                  </pic:blipFill>
-                  <pic:spPr bwMode="auto">
-                    <a:xfrm>
-                      <a:off x="0" y="0"/>
-                      <a:ext cx="2667000" cy="580930"/>
-                    </a:xfrm>
-                    <a:prstGeom prst="rect">
-                      <a:avLst/>
-                    </a:prstGeom>
-                    <a:noFill/>
-                    <a:ln w="9525">
-                      <a:noFill/>
-                      <a:headEnd/>
-                      <a:tailEnd/>
-                    </a:ln>
-                  </pic:spPr>
-                </pic:pic>
-              </a:graphicData>
-            </a:graphic>
-          </wp:inline>
-        </w:drawing>
-      </w:r>
-    </w:p>
-    <w:p>
-      <w:pPr>
-        <w:pStyle w:val="BlockText"/>
-        <w:spacing w:before="40" w:after="160"/>
-        <w:jc w:val="center"/>
-      </w:pPr>
-      <w:r>
-        <w:rPr>
-          <w:rFonts w:hint="eastAsia" w:ascii="Times New Roman" w:hAnsi="Times New Roman" w:eastAsia="FangSong" w:cs="Times New Roman"/>
-          <w:b w:val="0"/>
-          <w:i w:val="0"/>
-          <w:sz w:val="21"/>
-        </w:rPr>
-        <w:t xml:space="preserve">图</w:t>
-      </w:r>
-      <w:r>
-        <w:rPr>
-          <w:rFonts w:ascii="Times New Roman" w:hAnsi="Times New Roman" w:eastAsia="FangSong" w:cs="Times New Roman"/>
-          <w:b w:val="0"/>
-          <w:i w:val="0"/>
-          <w:sz w:val="21"/>
-        </w:rPr>
-        <w:t xml:space="preserve"> </w:t>
-      </w:r>
-      <w:r>
-        <w:rPr>
-          <w:rFonts w:hint="eastAsia" w:ascii="Times New Roman" w:hAnsi="Times New Roman" w:eastAsia="FangSong" w:cs="Times New Roman"/>
-          <w:b w:val="0"/>
-          <w:i w:val="0"/>
-          <w:sz w:val="21"/>
-        </w:rPr>
-        <w:t>9-1：</w:t>
-      </w:r>
-      <w:r>
-        <w:rPr>
-          <w:rFonts w:hint="eastAsia" w:ascii="Times New Roman" w:hAnsi="Times New Roman" w:eastAsia="FangSong" w:cs="Times New Roman"/>
-          <w:b w:val="0"/>
-          <w:i w:val="0"/>
-          <w:sz w:val="21"/>
-        </w:rPr>
-        <w:t>常见难溶金属硫化物的颜色</w:t>
-      </w:r>
-      <w:r>
-        <w:rPr>
-          <w:rFonts w:hint="eastAsia" w:ascii="Times New Roman" w:hAnsi="Times New Roman" w:eastAsia="FangSong" w:cs="Times New Roman"/>
-          <w:b w:val="0"/>
-          <w:i w:val="0"/>
-          <w:sz w:val="21"/>
-        </w:rPr>
-        <w:t>、</w:t>
-      </w:r>
-      <w:r>
-        <w:rPr>
-          <w:rFonts w:hint="eastAsia" w:ascii="Times New Roman" w:hAnsi="Times New Roman" w:eastAsia="FangSong" w:cs="Times New Roman"/>
-          <w:b w:val="0"/>
-          <w:i w:val="0"/>
-          <w:sz w:val="21"/>
-        </w:rPr>
-        <w:t>溶度积常数与溶解所需酸的对照表</w:t>
-      </w:r>
-    </w:p>
-    <w:p>
-      <w:pPr>
-        <w:pStyle w:val="FirstParagraph"/>
+        <w:spacing w:before="120"/>
         <w:ind w:firstLine="420"/>
       </w:pPr>
       <w:r>
@@ -21884,6 +21927,7 @@
     <w:p>
       <w:pPr>
         <w:pStyle w:val="BodyText"/>
+        <w:spacing w:after="80"/>
         <w:ind w:firstLine="420"/>
       </w:pPr>
       <w:r>
@@ -21964,263 +22008,278 @@
         <w:t>。</w:t>
       </w:r>
     </w:p>
-    <w:p>
-      <w:pPr>
-        <w:pStyle w:val="BodyText"/>
-        <w:spacing w:before="160" w:after="80"/>
+    <w:tbl>
+      <w:tblPr>
+        <w:tblStyle w:val="Table"/>
+        <w:tblW w:type="pct" w:w="5000"/>
+        <w:tblLayout w:type="fixed"/>
+        <w:tblLook w:firstRow="1" w:lastRow="0" w:firstColumn="0" w:lastColumn="0" w:noHBand="0" w:noVBand="0" w:val="0020"/>
         <w:jc w:val="center"/>
-      </w:pPr>
-      <w:r>
-        <w:rPr>
-          <w:rFonts w:ascii="Times New Roman" w:hAnsi="Times New Roman" w:eastAsia="Times New Roman" w:cs="Times New Roman"/>
-        </w:rPr>
-        <w:drawing>
-          <wp:inline>
-            <wp:extent cx="2667000" cy="499189"/>
-            <wp:effectExtent b="0" l="0" r="0" t="0"/>
-            <wp:docPr descr="" title="" id="34" name="Picture"/>
-            <a:graphic>
-              <a:graphicData uri="http://schemas.openxmlformats.org/drawingml/2006/picture">
-                <pic:pic>
-                  <pic:nvPicPr>
-                    <pic:cNvPr descr="67713132f4b254e2e8d32d9f9acef8323f4a964806053a0032e7b782e4b8b0d3.jpg" id="35" name="Picture"/>
-                    <pic:cNvPicPr>
-                      <a:picLocks noChangeArrowheads="1" noChangeAspect="1"/>
-                    </pic:cNvPicPr>
-                  </pic:nvPicPr>
-                  <pic:blipFill>
-                    <a:blip r:embed="rId33"/>
-                    <a:stretch>
-                      <a:fillRect/>
-                    </a:stretch>
-                  </pic:blipFill>
-                  <pic:spPr bwMode="auto">
-                    <a:xfrm>
-                      <a:off x="0" y="0"/>
-                      <a:ext cx="2667000" cy="499189"/>
-                    </a:xfrm>
-                    <a:prstGeom prst="rect">
-                      <a:avLst/>
-                    </a:prstGeom>
-                    <a:noFill/>
-                    <a:ln w="9525">
-                      <a:noFill/>
-                      <a:headEnd/>
-                      <a:tailEnd/>
-                    </a:ln>
-                  </pic:spPr>
-                </pic:pic>
-              </a:graphicData>
-            </a:graphic>
-          </wp:inline>
-        </w:drawing>
-      </w:r>
-    </w:p>
-    <w:p>
-      <w:pPr>
-        <w:pStyle w:val="BlockText"/>
-        <w:spacing w:before="40" w:after="160"/>
-        <w:jc w:val="center"/>
-      </w:pPr>
-      <w:r>
-        <w:rPr>
-          <w:rFonts w:hint="eastAsia" w:ascii="Times New Roman" w:hAnsi="Times New Roman" w:eastAsia="FangSong" w:cs="Times New Roman"/>
-          <w:b w:val="0"/>
-          <w:i w:val="0"/>
-          <w:sz w:val="21"/>
-        </w:rPr>
-        <w:t xml:space="preserve">图</w:t>
-      </w:r>
-      <w:r>
-        <w:rPr>
-          <w:rFonts w:ascii="Times New Roman" w:hAnsi="Times New Roman" w:eastAsia="FangSong" w:cs="Times New Roman"/>
-          <w:b w:val="0"/>
-          <w:i w:val="0"/>
-          <w:sz w:val="21"/>
-        </w:rPr>
-        <w:t xml:space="preserve"> </w:t>
-      </w:r>
-      <w:r>
-        <w:rPr>
-          <w:rFonts w:hint="eastAsia" w:ascii="Times New Roman" w:hAnsi="Times New Roman" w:eastAsia="FangSong" w:cs="Times New Roman"/>
-          <w:b w:val="0"/>
-          <w:i w:val="0"/>
-          <w:sz w:val="21"/>
-        </w:rPr>
-        <w:t>9-2：</w:t>
-      </w:r>
-      <w:r>
-        <w:rPr>
-          <w:rFonts w:hint="eastAsia" w:ascii="Times New Roman" w:hAnsi="Times New Roman" w:eastAsia="FangSong" w:cs="Times New Roman"/>
-          <w:b w:val="0"/>
-          <w:i w:val="0"/>
-          <w:sz w:val="21"/>
-        </w:rPr>
-        <w:t>用</w:t>
-      </w:r>
-      <w:r>
-        <w:rPr>
-          <w:rFonts w:ascii="Times New Roman" w:hAnsi="Times New Roman" w:eastAsia="FangSong" w:cs="Times New Roman"/>
-          <w:b w:val="0"/>
-          <w:i w:val="0"/>
-          <w:sz w:val="21"/>
-        </w:rPr>
-        <w:t xml:space="preserve"> </w:t>
-      </w:r>
-      <m:oMath>
-        <m:sSub>
-          <m:e>
-            <m:r>
-              <m:t>K</m:t>
-            </m:r>
-          </m:e>
-          <m:sub>
-            <m:r>
-              <m:rPr>
-                <m:sty m:val="p"/>
-              </m:rPr>
-              <m:t>s</m:t>
-            </m:r>
-            <m:r>
-              <m:rPr>
-                <m:sty m:val="p"/>
-              </m:rPr>
-              <m:t>p</m:t>
-            </m:r>
-          </m:sub>
-        </m:sSub>
-      </m:oMath>
-      <w:r>
-        <w:rPr>
-          <w:rFonts w:ascii="Times New Roman" w:hAnsi="Times New Roman" w:eastAsia="FangSong" w:cs="Times New Roman"/>
-          <w:b w:val="0"/>
-          <w:i w:val="0"/>
-          <w:sz w:val="21"/>
-        </w:rPr>
-        <w:t xml:space="preserve"> </w:t>
-      </w:r>
-      <w:r>
-        <w:rPr>
-          <w:rFonts w:hint="eastAsia" w:ascii="Times New Roman" w:hAnsi="Times New Roman" w:eastAsia="FangSong" w:cs="Times New Roman"/>
-          <w:b w:val="0"/>
-          <w:i w:val="0"/>
-          <w:sz w:val="21"/>
-        </w:rPr>
-        <w:t xml:space="preserve">与</w:t>
-      </w:r>
-      <w:r>
-        <w:rPr>
-          <w:rFonts w:ascii="Times New Roman" w:hAnsi="Times New Roman" w:eastAsia="FangSong" w:cs="Times New Roman"/>
-          <w:b w:val="0"/>
-          <w:i w:val="0"/>
-          <w:sz w:val="21"/>
-        </w:rPr>
-        <w:t xml:space="preserve"> Nernst </w:t>
-      </w:r>
-      <w:r>
-        <w:rPr>
-          <w:rFonts w:hint="eastAsia" w:ascii="Times New Roman" w:hAnsi="Times New Roman" w:eastAsia="FangSong" w:cs="Times New Roman"/>
-          <w:b w:val="0"/>
-          <w:i w:val="0"/>
-          <w:sz w:val="21"/>
-        </w:rPr>
-        <w:t xml:space="preserve">方程联立计算</w:t>
-      </w:r>
-      <w:r>
-        <w:rPr>
-          <w:rFonts w:ascii="Times New Roman" w:hAnsi="Times New Roman" w:eastAsia="FangSong" w:cs="Times New Roman"/>
-          <w:b w:val="0"/>
-          <w:i w:val="0"/>
-          <w:sz w:val="21"/>
-        </w:rPr>
-        <w:t xml:space="preserve"> </w:t>
-      </w:r>
-      <m:oMath>
-        <m:oMathPr>
-          <m:ctrlPr>
-            <w:rPr>
-              <w:sz w:val="28"/>
-              <w:szCs w:val="28"/>
-            </w:rPr>
-          </m:ctrlPr>
-        </m:oMathPr>
-        <m:sSup>
-          <m:e>
-            <m:r>
-              <m:t>E</m:t>
-            </m:r>
-          </m:e>
-          <m:sup>
-            <m:r>
-              <m:rPr>
-                <m:sty m:val="p"/>
-              </m:rPr>
-              <m:t>⊖</m:t>
-            </m:r>
-          </m:sup>
-        </m:sSup>
-        <m:r>
-          <m:rPr>
-            <m:sty m:val="p"/>
-          </m:rPr>
-          <m:t>(</m:t>
-        </m:r>
-        <m:r>
-          <m:rPr>
-            <m:sty m:val="p"/>
-          </m:rPr>
-          <m:t>S</m:t>
-        </m:r>
-        <m:r>
-          <m:rPr>
-            <m:sty m:val="p"/>
-          </m:rPr>
-          <m:t>/</m:t>
-        </m:r>
-        <m:r>
-          <m:rPr>
-            <m:sty m:val="p"/>
-          </m:rPr>
-          <m:t>C</m:t>
-        </m:r>
-        <m:r>
-          <m:rPr>
-            <m:sty m:val="p"/>
-          </m:rPr>
-          <m:t>u</m:t>
-        </m:r>
-        <m:r>
-          <m:rPr>
-            <m:sty m:val="p"/>
-          </m:rPr>
-          <m:t>S</m:t>
-        </m:r>
-        <m:r>
-          <m:rPr>
-            <m:sty m:val="p"/>
-          </m:rPr>
-          <m:t>)</m:t>
-        </m:r>
-      </m:oMath>
-      <w:r>
-        <w:rPr>
-          <w:rFonts w:ascii="Times New Roman" w:hAnsi="Times New Roman" w:eastAsia="FangSong" w:cs="Times New Roman"/>
-          <w:b w:val="0"/>
-          <w:i w:val="0"/>
-          <w:sz w:val="21"/>
-        </w:rPr>
-        <w:t xml:space="preserve"> </w:t>
-      </w:r>
-      <w:r>
-        <w:rPr>
-          <w:rFonts w:hint="eastAsia" w:ascii="Times New Roman" w:hAnsi="Times New Roman" w:eastAsia="FangSong" w:cs="Times New Roman"/>
-          <w:b w:val="0"/>
-          <w:i w:val="0"/>
-          <w:sz w:val="21"/>
-        </w:rPr>
-        <w:t xml:space="preserve">的过程</w:t>
-      </w:r>
-    </w:p>
+        <w:tblBorders>
+          <w:top w:val="single" w:sz="12" w:space="0" w:color="333333"/>
+          <w:bottom w:val="single" w:sz="12" w:space="0" w:color="333333"/>
+          <w:left w:val="none"/>
+          <w:right w:val="none"/>
+          <w:insideH w:val="none"/>
+          <w:insideV w:val="none"/>
+        </w:tblBorders>
+      </w:tblPr>
+      <w:tblGrid>
+        <w:gridCol w:w="7920"/>
+      </w:tblGrid>
+      <w:tr>
+        <w:trPr>
+          <w:tblHeader w:val="on"/>
+        </w:trPr>
+        <w:tc>
+          <w:tcPr>
+            <w:tcBorders>
+              <w:bottom w:val="single" w:sz="6" w:space="0" w:color="333333"/>
+            </w:tcBorders>
+          </w:tcPr>
+          <w:p>
+            <w:pPr>
+              <w:pStyle w:val="Compact"/>
+              <w:jc w:val="center"/>
+            </w:pPr>
+            <w:r>
+              <w:rPr>
+                <w:rFonts w:ascii="Times New Roman" w:hAnsi="Times New Roman" w:eastAsia="Times New Roman" w:cs="Times New Roman"/>
+                <w:b/>
+              </w:rPr>
+              <w:t xml:space="preserve">Nernst</w:t>
+            </w:r>
+          </w:p>
+        </w:tc>
+      </w:tr>
+      <w:tr>
+        <w:tc>
+          <w:tcPr/>
+          <w:p>
+            <w:pPr>
+              <w:pStyle w:val="Compact"/>
+              <w:jc w:val="center"/>
+            </w:pPr>
+            <w:r>
+              <w:rPr>
+                <w:rFonts w:ascii="Times New Roman" w:hAnsi="Times New Roman" w:eastAsia="Times New Roman" w:cs="Times New Roman"/>
+              </w:rPr>
+              <w:drawing>
+                <wp:inline>
+                  <wp:extent cx="2667000" cy="499189"/>
+                  <wp:effectExtent b="0" l="0" r="0" t="0"/>
+                  <wp:docPr descr="" title="" id="34" name="Picture"/>
+                  <a:graphic>
+                    <a:graphicData uri="http://schemas.openxmlformats.org/drawingml/2006/picture">
+                      <pic:pic>
+                        <pic:nvPicPr>
+                          <pic:cNvPr descr="67713132f4b254e2e8d32d9f9acef8323f4a964806053a0032e7b782e4b8b0d3.jpg" id="35" name="Picture"/>
+                          <pic:cNvPicPr>
+                            <a:picLocks noChangeArrowheads="1" noChangeAspect="1"/>
+                          </pic:cNvPicPr>
+                        </pic:nvPicPr>
+                        <pic:blipFill>
+                          <a:blip r:embed="rId33"/>
+                          <a:stretch>
+                            <a:fillRect/>
+                          </a:stretch>
+                        </pic:blipFill>
+                        <pic:spPr bwMode="auto">
+                          <a:xfrm>
+                            <a:off x="0" y="0"/>
+                            <a:ext cx="2667000" cy="499189"/>
+                          </a:xfrm>
+                          <a:prstGeom prst="rect">
+                            <a:avLst/>
+                          </a:prstGeom>
+                          <a:noFill/>
+                          <a:ln w="9525">
+                            <a:noFill/>
+                            <a:headEnd/>
+                            <a:tailEnd/>
+                          </a:ln>
+                        </pic:spPr>
+                      </pic:pic>
+                    </a:graphicData>
+                  </a:graphic>
+                </wp:inline>
+              </w:drawing>
+            </w:r>
+          </w:p>
+        </w:tc>
+      </w:tr>
+      <w:tr>
+        <w:tc>
+          <w:tcPr/>
+          <w:p>
+            <w:pPr>
+              <w:pStyle w:val="Compact"/>
+              <w:jc w:val="center"/>
+            </w:pPr>
+            <w:r>
+              <w:rPr>
+                <w:rFonts w:ascii="Times New Roman" w:hAnsi="Times New Roman" w:eastAsia="Times New Roman" w:cs="Times New Roman"/>
+              </w:rPr>
+              <w:t xml:space="preserve">&gt; </w:t>
+            </w:r>
+            <w:r>
+              <w:rPr>
+                <w:rFonts w:hint="eastAsia" w:ascii="Times New Roman" w:hAnsi="Times New Roman" w:eastAsia="FangSong" w:cs="Times New Roman"/>
+              </w:rPr>
+              <w:t xml:space="preserve">图</w:t>
+            </w:r>
+            <w:r>
+              <w:rPr>
+                <w:rFonts w:ascii="Times New Roman" w:hAnsi="Times New Roman" w:eastAsia="Times New Roman" w:cs="Times New Roman"/>
+              </w:rPr>
+              <w:t xml:space="preserve"> </w:t>
+            </w:r>
+            <w:r>
+              <w:rPr>
+                <w:rFonts w:hint="eastAsia" w:ascii="Times New Roman" w:hAnsi="Times New Roman" w:eastAsia="Times New Roman" w:cs="Times New Roman"/>
+              </w:rPr>
+              <w:t>9-2：</w:t>
+            </w:r>
+            <w:r>
+              <w:rPr>
+                <w:rFonts w:hint="eastAsia" w:ascii="Times New Roman" w:hAnsi="Times New Roman" w:eastAsia="FangSong" w:cs="Times New Roman"/>
+              </w:rPr>
+              <w:t>用</w:t>
+            </w:r>
+            <w:r>
+              <w:rPr>
+                <w:rFonts w:ascii="Times New Roman" w:hAnsi="Times New Roman" w:eastAsia="Times New Roman" w:cs="Times New Roman"/>
+              </w:rPr>
+              <w:t xml:space="preserve"> </w:t>
+            </w:r>
+            <m:oMath>
+              <m:sSub>
+                <m:e>
+                  <m:r>
+                    <m:t>K</m:t>
+                  </m:r>
+                </m:e>
+                <m:sub>
+                  <m:r>
+                    <m:rPr>
+                      <m:sty m:val="p"/>
+                    </m:rPr>
+                    <m:t>s</m:t>
+                  </m:r>
+                  <m:r>
+                    <m:rPr>
+                      <m:sty m:val="p"/>
+                    </m:rPr>
+                    <m:t>p</m:t>
+                  </m:r>
+                </m:sub>
+              </m:sSub>
+            </m:oMath>
+            <w:r>
+              <w:rPr>
+                <w:rFonts w:ascii="Times New Roman" w:hAnsi="Times New Roman" w:eastAsia="Times New Roman" w:cs="Times New Roman"/>
+              </w:rPr>
+              <w:t xml:space="preserve"> </w:t>
+            </w:r>
+            <w:r>
+              <w:rPr>
+                <w:rFonts w:hint="eastAsia" w:ascii="Times New Roman" w:hAnsi="Times New Roman" w:eastAsia="FangSong" w:cs="Times New Roman"/>
+              </w:rPr>
+              <w:t xml:space="preserve">与</w:t>
+            </w:r>
+            <w:r>
+              <w:rPr>
+                <w:rFonts w:ascii="Times New Roman" w:hAnsi="Times New Roman" w:eastAsia="Times New Roman" w:cs="Times New Roman"/>
+              </w:rPr>
+              <w:t xml:space="preserve"> Nernst </w:t>
+            </w:r>
+            <w:r>
+              <w:rPr>
+                <w:rFonts w:hint="eastAsia" w:ascii="Times New Roman" w:hAnsi="Times New Roman" w:eastAsia="FangSong" w:cs="Times New Roman"/>
+              </w:rPr>
+              <w:t xml:space="preserve">方程联立计算</w:t>
+            </w:r>
+            <w:r>
+              <w:rPr>
+                <w:rFonts w:ascii="Times New Roman" w:hAnsi="Times New Roman" w:eastAsia="Times New Roman" w:cs="Times New Roman"/>
+              </w:rPr>
+              <w:t xml:space="preserve"> </w:t>
+            </w:r>
+            <m:oMath>
+              <m:sSup>
+                <m:e>
+                  <m:r>
+                    <m:t>E</m:t>
+                  </m:r>
+                </m:e>
+                <m:sup>
+                  <m:r>
+                    <m:rPr>
+                      <m:sty m:val="p"/>
+                    </m:rPr>
+                    <m:t>⊖</m:t>
+                  </m:r>
+                </m:sup>
+              </m:sSup>
+              <m:r>
+                <m:rPr>
+                  <m:sty m:val="p"/>
+                </m:rPr>
+                <m:t>(</m:t>
+              </m:r>
+              <m:r>
+                <m:rPr>
+                  <m:sty m:val="p"/>
+                </m:rPr>
+                <m:t>S</m:t>
+              </m:r>
+              <m:r>
+                <m:rPr>
+                  <m:sty m:val="p"/>
+                </m:rPr>
+                <m:t>/</m:t>
+              </m:r>
+              <m:r>
+                <m:rPr>
+                  <m:sty m:val="p"/>
+                </m:rPr>
+                <m:t>C</m:t>
+              </m:r>
+              <m:r>
+                <m:rPr>
+                  <m:sty m:val="p"/>
+                </m:rPr>
+                <m:t>u</m:t>
+              </m:r>
+              <m:r>
+                <m:rPr>
+                  <m:sty m:val="p"/>
+                </m:rPr>
+                <m:t>S</m:t>
+              </m:r>
+              <m:r>
+                <m:rPr>
+                  <m:sty m:val="p"/>
+                </m:rPr>
+                <m:t>)</m:t>
+              </m:r>
+            </m:oMath>
+            <w:r>
+              <w:rPr>
+                <w:rFonts w:ascii="Times New Roman" w:hAnsi="Times New Roman" w:eastAsia="Times New Roman" w:cs="Times New Roman"/>
+              </w:rPr>
+              <w:t xml:space="preserve"> </w:t>
+            </w:r>
+            <w:r>
+              <w:rPr>
+                <w:rFonts w:hint="eastAsia" w:ascii="Times New Roman" w:hAnsi="Times New Roman" w:eastAsia="FangSong" w:cs="Times New Roman"/>
+              </w:rPr>
+              <w:t xml:space="preserve">的过程</w:t>
+            </w:r>
+          </w:p>
+        </w:tc>
+      </w:tr>
+    </w:tbl>
     <w:bookmarkEnd w:id="36"/>
     <w:bookmarkStart w:id="37" w:name="例-3-ph-控制分离挑战"/>
     <w:p>

--- a/06-学生侧材料/讲义/学生专用版/3-物理化学/沉淀溶解平衡-超级充实版（学生专用版）.docx
+++ b/06-学生侧材料/讲义/学生专用版/3-物理化学/沉淀溶解平衡-超级充实版（学生专用版）.docx
@@ -5415,11 +5415,11 @@
         </w:tblBorders>
       </w:tblPr>
       <w:tblGrid>
-        <w:gridCol w:w="1885"/>
-        <w:gridCol w:w="1508"/>
-        <w:gridCol w:w="1508"/>
-        <w:gridCol w:w="1508"/>
-        <w:gridCol w:w="1508"/>
+        <w:gridCol w:w="1188"/>
+        <w:gridCol w:w="2442"/>
+        <w:gridCol w:w="1188"/>
+        <w:gridCol w:w="1452"/>
+        <w:gridCol w:w="1650"/>
       </w:tblGrid>
       <w:tr>
         <w:trPr>
